--- a/docs/entregas/semana-1/Marco teorico - Semana 1.docx
+++ b/docs/entregas/semana-1/Marco teorico - Semana 1.docx
@@ -240,13 +240,32 @@
           <w:rFonts w:ascii="Times New Roman" w:cs="Times New Roman" w:eastAsia="Times New Roman" w:hAnsi="Times New Roman"/>
           <w:b w:val="false"/>
           <w:bCs w:val="false"/>
-          <w:i/>
-          <w:iCs/>
-          <w:color w:val="595959"/>
-          <w:sz w:val="24"/>
-          <w:szCs w:val="24"/>
-        </w:rPr>
-        <w:t xml:space="preserve">[COMPLETAR — Escuela o Departamento, Universidad]</w:t>
+          <w:i w:val="false"/>
+          <w:iCs w:val="false"/>
+          <w:color w:val="000000"/>
+          <w:sz w:val="24"/>
+          <w:szCs w:val="24"/>
+        </w:rPr>
+        <w:t xml:space="preserve">Tecnologías de la Información y Comunicación Empresarial,</w:t>
+      </w:r>
+    </w:p>
+    <w:p>
+      <w:pPr>
+        <w:spacing w:after="0" w:line="480" w:lineRule="auto"/>
+        <w:jc w:val="center"/>
+      </w:pPr>
+      <w:r>
+        <w:rPr>
+          <w:rFonts w:ascii="Times New Roman" w:cs="Times New Roman" w:eastAsia="Times New Roman" w:hAnsi="Times New Roman"/>
+          <w:b w:val="false"/>
+          <w:bCs w:val="false"/>
+          <w:i w:val="false"/>
+          <w:iCs w:val="false"/>
+          <w:color w:val="000000"/>
+          <w:sz w:val="24"/>
+          <w:szCs w:val="24"/>
+        </w:rPr>
+        <w:t xml:space="preserve">Universidad Invenio</w:t>
       </w:r>
     </w:p>
     <w:p>

--- a/docs/entregas/semana-1/Marco teorico - Semana 1.docx
+++ b/docs/entregas/semana-1/Marco teorico - Semana 1.docx
@@ -359,7 +359,7 @@
         <w:p>
           <w:r>
             <w:fldChar w:fldCharType="begin" w:dirty="true"/>
-            <w:instrText xml:space="preserve">TOC \h \o "1-2"</w:instrText>
+            <w:instrText xml:space="preserve">TOC \h \o "1-3"</w:instrText>
             <w:fldChar w:fldCharType="separate"/>
           </w:r>
         </w:p>
@@ -630,10 +630,89 @@
     </w:p>
     <w:p>
       <w:pPr>
-        <w:pStyle w:val="Heading1"/>
+        <w:spacing w:after="0" w:line="480" w:lineRule="auto"/>
+        <w:ind w:left="720"/>
+      </w:pPr>
+      <w:r>
+        <w:rPr>
+          <w:rFonts w:ascii="Times New Roman" w:cs="Times New Roman" w:eastAsia="Times New Roman" w:hAnsi="Times New Roman"/>
+          <w:b/>
+          <w:bCs/>
+          <w:color w:val="000000"/>
+          <w:sz w:val="24"/>
+          <w:szCs w:val="24"/>
+        </w:rPr>
+        <w:t xml:space="preserve">Nota de verificación.</w:t>
+      </w:r>
+      <w:r>
+        <w:rPr>
+          <w:rFonts w:ascii="Times New Roman" w:cs="Times New Roman" w:eastAsia="Times New Roman" w:hAnsi="Times New Roman"/>
+          <w:color w:val="000000"/>
+          <w:sz w:val="24"/>
+          <w:szCs w:val="24"/>
+        </w:rPr>
+        <w:t xml:space="preserve"> Todos los valores citados salen de </w:t>
+      </w:r>
+      <w:r>
+        <w:rPr>
+          <w:rFonts w:ascii="Courier New" w:cs="Courier New" w:eastAsia="Courier New" w:hAnsi="Courier New"/>
+          <w:color w:val="000000"/>
+          <w:sz w:val="22"/>
+          <w:szCs w:val="22"/>
+        </w:rPr>
+        <w:t xml:space="preserve">docs/evidencias/marco-teorico.json</w:t>
+      </w:r>
+      <w:r>
+        <w:rPr>
+          <w:rFonts w:ascii="Times New Roman" w:cs="Times New Roman" w:eastAsia="Times New Roman" w:hAnsi="Times New Roman"/>
+          <w:color w:val="000000"/>
+          <w:sz w:val="24"/>
+          <w:szCs w:val="24"/>
+        </w:rPr>
+        <w:t xml:space="preserve">, medidos el 12/08/2026 sobre 2 185 velas diarias de 2020-08-11 a 2026-08-04, y se comprobaron con </w:t>
+      </w:r>
+      <w:r>
+        <w:rPr>
+          <w:rFonts w:ascii="Courier New" w:cs="Courier New" w:eastAsia="Courier New" w:hAnsi="Courier New"/>
+          <w:color w:val="000000"/>
+          <w:sz w:val="22"/>
+          <w:szCs w:val="22"/>
+        </w:rPr>
+        <w:t xml:space="preserve">scripts/verificar_numeros.py</w:t>
+      </w:r>
+      <w:r>
+        <w:rPr>
+          <w:rFonts w:ascii="Times New Roman" w:cs="Times New Roman" w:eastAsia="Times New Roman" w:hAnsi="Times New Roman"/>
+          <w:color w:val="000000"/>
+          <w:sz w:val="24"/>
+          <w:szCs w:val="24"/>
+        </w:rPr>
+        <w:t xml:space="preserve">. Las referencias bibliográficas se comprobaron contra el registro de Crossref el 17 de agosto de 2026 con </w:t>
+      </w:r>
+      <w:r>
+        <w:rPr>
+          <w:rFonts w:ascii="Courier New" w:cs="Courier New" w:eastAsia="Courier New" w:hAnsi="Courier New"/>
+          <w:color w:val="000000"/>
+          <w:sz w:val="22"/>
+          <w:szCs w:val="22"/>
+        </w:rPr>
+        <w:t xml:space="preserve">scripts/verificar_referencias.py</w:t>
+      </w:r>
+      <w:r>
+        <w:rPr>
+          <w:rFonts w:ascii="Times New Roman" w:cs="Times New Roman" w:eastAsia="Times New Roman" w:hAnsi="Times New Roman"/>
+          <w:color w:val="000000"/>
+          <w:sz w:val="24"/>
+          <w:szCs w:val="24"/>
+        </w:rPr>
+        <w:t xml:space="preserve"> —incluida la retractación de Corbet et al. (2019), que por eso no aparece citada aquí.</w:t>
+      </w:r>
+    </w:p>
+    <w:p>
+      <w:pPr>
+        <w:pStyle w:val="Heading2"/>
         <w:keepNext/>
         <w:spacing w:after="0" w:before="0" w:line="480" w:lineRule="auto"/>
-        <w:jc w:val="center"/>
       </w:pPr>
       <w:r>
         <w:rPr>
@@ -737,21 +816,89 @@
       <w:r>
         <w:rPr>
           <w:rFonts w:ascii="Times New Roman" w:cs="Times New Roman" w:eastAsia="Times New Roman" w:hAnsi="Times New Roman"/>
-          <w:i/>
-          <w:iCs/>
-          <w:color w:val="595959"/>
-          <w:sz w:val="24"/>
-          <w:szCs w:val="24"/>
-        </w:rPr>
-        <w:t xml:space="preserve">[PENDIENTE DE REDACCION — **ESCRIBÍ ACÁ.** Qué es una serie temporal y qué la distingue de un conjunto de datos cualquiera: el orden importa, y las observaciones no son independientes entre sí. Conectá con la Figura 1: nuestro caso son 2 185 obse]</w:t>
-      </w:r>
-    </w:p>
-    <w:p>
-      <w:pPr>
-        <w:pStyle w:val="Heading1"/>
+          <w:color w:val="000000"/>
+          <w:sz w:val="24"/>
+          <w:szCs w:val="24"/>
+        </w:rPr>
+        <w:t xml:space="preserve">Una serie temporal es una secuencia de observaciones de una misma variable, indexadas por el momento en que fueron registradas y ordenadas de forma estricta en el tiempo (Box et al., 2015). Esa propiedad —el orden como parte constitutiva del dato, no como un atributo accesorio— es lo que la separa de un conjunto de datos transversal cualquiera: en una muestra de clientes o de transacciones el orden de las filas puede alterarse sin perder información, porque cada observación es, por diseño, independiente de las demás. En una serie temporal no: la observación en </w:t>
+      </w:r>
+      <w:r>
+        <w:rPr>
+          <w:rFonts w:ascii="Courier New" w:cs="Courier New" w:eastAsia="Courier New" w:hAnsi="Courier New"/>
+          <w:color w:val="000000"/>
+          <w:sz w:val="22"/>
+          <w:szCs w:val="22"/>
+        </w:rPr>
+        <w:t xml:space="preserve">t</w:t>
+      </w:r>
+      <w:r>
+        <w:rPr>
+          <w:rFonts w:ascii="Times New Roman" w:cs="Times New Roman" w:eastAsia="Times New Roman" w:hAnsi="Times New Roman"/>
+          <w:color w:val="000000"/>
+          <w:sz w:val="24"/>
+          <w:szCs w:val="24"/>
+        </w:rPr>
+        <w:t xml:space="preserve"> está relacionada con la observación en </w:t>
+      </w:r>
+      <w:r>
+        <w:rPr>
+          <w:rFonts w:ascii="Courier New" w:cs="Courier New" w:eastAsia="Courier New" w:hAnsi="Courier New"/>
+          <w:color w:val="000000"/>
+          <w:sz w:val="22"/>
+          <w:szCs w:val="22"/>
+        </w:rPr>
+        <w:t xml:space="preserve">t-1</w:t>
+      </w:r>
+      <w:r>
+        <w:rPr>
+          <w:rFonts w:ascii="Times New Roman" w:cs="Times New Roman" w:eastAsia="Times New Roman" w:hAnsi="Times New Roman"/>
+          <w:color w:val="000000"/>
+          <w:sz w:val="24"/>
+          <w:szCs w:val="24"/>
+        </w:rPr>
+        <w:t xml:space="preserve">, y esa dependencia es precisamente lo que hay que modelar. Reordenar una serie temporal no produce el mismo conjunto de datos con las filas mezcladas; produce un objeto distinto, porque destruye la estructura de dependencia que la definía.</w:t>
+      </w:r>
+    </w:p>
+    <w:p>
+      <w:pPr>
+        <w:spacing w:after="0" w:line="480" w:lineRule="auto"/>
+        <w:ind w:firstLine="720"/>
+      </w:pPr>
+      <w:r>
+        <w:rPr>
+          <w:rFonts w:ascii="Times New Roman" w:cs="Times New Roman" w:eastAsia="Times New Roman" w:hAnsi="Times New Roman"/>
+          <w:color w:val="000000"/>
+          <w:sz w:val="24"/>
+          <w:szCs w:val="24"/>
+        </w:rPr>
+        <w:t xml:space="preserve">La Figura 1 muestra el objeto concreto de este trabajo: </w:t>
+      </w:r>
+      <w:r>
+        <w:rPr>
+          <w:rFonts w:ascii="Times New Roman" w:cs="Times New Roman" w:eastAsia="Times New Roman" w:hAnsi="Times New Roman"/>
+          <w:b/>
+          <w:bCs/>
+          <w:color w:val="000000"/>
+          <w:sz w:val="24"/>
+          <w:szCs w:val="24"/>
+        </w:rPr>
+        <w:t xml:space="preserve">2 185 observaciones</w:t>
+      </w:r>
+      <w:r>
+        <w:rPr>
+          <w:rFonts w:ascii="Times New Roman" w:cs="Times New Roman" w:eastAsia="Times New Roman" w:hAnsi="Times New Roman"/>
+          <w:color w:val="000000"/>
+          <w:sz w:val="24"/>
+          <w:szCs w:val="24"/>
+        </w:rPr>
+        <w:t xml:space="preserve"> del precio de cierre diario de Litecoin, registradas en instantes equiespaciados entre el 11 de agosto de 2020 y el 4 de agosto de 2026. Es una serie univariante —una sola variable, el precio de cierre— y regular, en el sentido de que el espaciado temporal entre observaciones consecutivas es constante. Esa regularidad no es un accidente del mercado: es una decisión de muestreo (velas diarias) sobre un proceso que, a diferencia de una bolsa de valores tradicional, cotiza de forma continua las veinticuatro horas. Cualquier análisis posterior de este documento —estacionariedad, autocorrelación, volatilidad— presupone justamente esto: que el orden de las 2 185 observaciones es información, y que tratarlas como si fueran intercambiables descartaría la parte más informativa del dato.</w:t>
+      </w:r>
+    </w:p>
+    <w:p>
+      <w:pPr>
+        <w:pStyle w:val="Heading2"/>
         <w:keepNext/>
         <w:spacing w:after="0" w:before="0" w:line="480" w:lineRule="auto"/>
-        <w:jc w:val="center"/>
       </w:pPr>
       <w:r>
         <w:rPr>
@@ -901,21 +1048,133 @@
       <w:r>
         <w:rPr>
           <w:rFonts w:ascii="Times New Roman" w:cs="Times New Roman" w:eastAsia="Times New Roman" w:hAnsi="Times New Roman"/>
-          <w:i/>
-          <w:iCs/>
-          <w:color w:val="595959"/>
-          <w:sz w:val="24"/>
-          <w:szCs w:val="24"/>
-        </w:rPr>
-        <w:t xml:space="preserve">[PENDIENTE DE REDACCION — **ESCRIBÍ ACÁ.** Tendencia, estacionalidad, ciclo y componente irregular. El dato interesante para analizar: la estacionalidad semanal es prácticamente inexistente (0,426 %), a diferencia de lo que pasa en series financi]</w:t>
-      </w:r>
-    </w:p>
-    <w:p>
-      <w:pPr>
-        <w:pStyle w:val="Heading1"/>
+          <w:color w:val="000000"/>
+          <w:sz w:val="24"/>
+          <w:szCs w:val="24"/>
+        </w:rPr>
+        <w:t xml:space="preserve">Una serie temporal puede descomponerse, al menos de forma conceptual, en cuatro componentes que capturan distintos tipos de estructura (Box et al., 2015). La </w:t>
+      </w:r>
+      <w:r>
+        <w:rPr>
+          <w:rFonts w:ascii="Times New Roman" w:cs="Times New Roman" w:eastAsia="Times New Roman" w:hAnsi="Times New Roman"/>
+          <w:b/>
+          <w:bCs/>
+          <w:color w:val="000000"/>
+          <w:sz w:val="24"/>
+          <w:szCs w:val="24"/>
+        </w:rPr>
+        <w:t xml:space="preserve">tendencia</w:t>
+      </w:r>
+      <w:r>
+        <w:rPr>
+          <w:rFonts w:ascii="Times New Roman" w:cs="Times New Roman" w:eastAsia="Times New Roman" w:hAnsi="Times New Roman"/>
+          <w:color w:val="000000"/>
+          <w:sz w:val="24"/>
+          <w:szCs w:val="24"/>
+        </w:rPr>
+        <w:t xml:space="preserve"> es el movimiento de largo plazo, sostenido en el tiempo, que no se revierte dentro del horizonte de la muestra. La </w:t>
+      </w:r>
+      <w:r>
+        <w:rPr>
+          <w:rFonts w:ascii="Times New Roman" w:cs="Times New Roman" w:eastAsia="Times New Roman" w:hAnsi="Times New Roman"/>
+          <w:b/>
+          <w:bCs/>
+          <w:color w:val="000000"/>
+          <w:sz w:val="24"/>
+          <w:szCs w:val="24"/>
+        </w:rPr>
+        <w:t xml:space="preserve">estacionalidad</w:t>
+      </w:r>
+      <w:r>
+        <w:rPr>
+          <w:rFonts w:ascii="Times New Roman" w:cs="Times New Roman" w:eastAsia="Times New Roman" w:hAnsi="Times New Roman"/>
+          <w:color w:val="000000"/>
+          <w:sz w:val="24"/>
+          <w:szCs w:val="24"/>
+        </w:rPr>
+        <w:t xml:space="preserve"> es un patrón que se repite con periodicidad fija y conocida —semanal, mensual, anual— y que suele responder a convenciones institucionales o de calendario: en un mercado bursátil tradicional, por ejemplo, existe un efecto de fin de semana documentado desde hace décadas, con rendimientos sistemáticamente distintos según el día de la semana en que cierra la operación (French, 1980). El </w:t>
+      </w:r>
+      <w:r>
+        <w:rPr>
+          <w:rFonts w:ascii="Times New Roman" w:cs="Times New Roman" w:eastAsia="Times New Roman" w:hAnsi="Times New Roman"/>
+          <w:b/>
+          <w:bCs/>
+          <w:color w:val="000000"/>
+          <w:sz w:val="24"/>
+          <w:szCs w:val="24"/>
+        </w:rPr>
+        <w:t xml:space="preserve">ciclo</w:t>
+      </w:r>
+      <w:r>
+        <w:rPr>
+          <w:rFonts w:ascii="Times New Roman" w:cs="Times New Roman" w:eastAsia="Times New Roman" w:hAnsi="Times New Roman"/>
+          <w:color w:val="000000"/>
+          <w:sz w:val="24"/>
+          <w:szCs w:val="24"/>
+        </w:rPr>
+        <w:t xml:space="preserve"> es un movimiento de duración variable y no fija, asociado típicamente a factores macroeconómicos de mediano plazo. El </w:t>
+      </w:r>
+      <w:r>
+        <w:rPr>
+          <w:rFonts w:ascii="Times New Roman" w:cs="Times New Roman" w:eastAsia="Times New Roman" w:hAnsi="Times New Roman"/>
+          <w:b/>
+          <w:bCs/>
+          <w:color w:val="000000"/>
+          <w:sz w:val="24"/>
+          <w:szCs w:val="24"/>
+        </w:rPr>
+        <w:t xml:space="preserve">componente irregular o residuo</w:t>
+      </w:r>
+      <w:r>
+        <w:rPr>
+          <w:rFonts w:ascii="Times New Roman" w:cs="Times New Roman" w:eastAsia="Times New Roman" w:hAnsi="Times New Roman"/>
+          <w:color w:val="000000"/>
+          <w:sz w:val="24"/>
+          <w:szCs w:val="24"/>
+        </w:rPr>
+        <w:t xml:space="preserve"> es lo que queda después de retirar los tres anteriores: la parte de la serie que no responde a ninguna estructura repetible.</w:t>
+      </w:r>
+    </w:p>
+    <w:p>
+      <w:pPr>
+        <w:spacing w:after="0" w:line="480" w:lineRule="auto"/>
+        <w:ind w:firstLine="720"/>
+      </w:pPr>
+      <w:r>
+        <w:rPr>
+          <w:rFonts w:ascii="Times New Roman" w:cs="Times New Roman" w:eastAsia="Times New Roman" w:hAnsi="Times New Roman"/>
+          <w:color w:val="000000"/>
+          <w:sz w:val="24"/>
+          <w:szCs w:val="24"/>
+        </w:rPr>
+        <w:t xml:space="preserve">La Figura 2 aplica una descomposición aditiva con período semanal a la serie diaria de LTC. El resultado medido es que la estacionalidad representa apenas el </w:t>
+      </w:r>
+      <w:r>
+        <w:rPr>
+          <w:rFonts w:ascii="Times New Roman" w:cs="Times New Roman" w:eastAsia="Times New Roman" w:hAnsi="Times New Roman"/>
+          <w:b/>
+          <w:bCs/>
+          <w:color w:val="000000"/>
+          <w:sz w:val="24"/>
+          <w:szCs w:val="24"/>
+        </w:rPr>
+        <w:t xml:space="preserve">0,426 %</w:t>
+      </w:r>
+      <w:r>
+        <w:rPr>
+          <w:rFonts w:ascii="Times New Roman" w:cs="Times New Roman" w:eastAsia="Times New Roman" w:hAnsi="Times New Roman"/>
+          <w:color w:val="000000"/>
+          <w:sz w:val="24"/>
+          <w:szCs w:val="24"/>
+        </w:rPr>
+        <w:t xml:space="preserve"> de la desviación total de la serie: una fracción marginal, con casi toda la variación repartida entre tendencia y residuo. La explicación se conecta directamente con la naturaleza del activo: el mercado de criptoactivos opera de forma continua, sin sesión de apertura ni de cierre y sin distinción entre día hábil y fin de semana, a diferencia del mercado que documenta French (1980), donde el calendario de negociación sí introduce una estacionalidad medible. No existe, en LTC, un mecanismo institucional que induzca un patrón semanal en el precio, y el dato medido es consistente con esa ausencia. La consecuencia práctica para el proyecto es que no tiene sentido dedicar variables del modelo a codificar el día de la semana: la evidencia dice que esa componente no aporta señal.</w:t>
+      </w:r>
+    </w:p>
+    <w:p>
+      <w:pPr>
+        <w:pStyle w:val="Heading2"/>
         <w:keepNext/>
         <w:spacing w:after="0" w:before="0" w:line="480" w:lineRule="auto"/>
-        <w:jc w:val="center"/>
       </w:pPr>
       <w:r>
         <w:rPr>
@@ -1097,22 +1356,71 @@
       <w:r>
         <w:rPr>
           <w:rFonts w:ascii="Times New Roman" w:cs="Times New Roman" w:eastAsia="Times New Roman" w:hAnsi="Times New Roman"/>
-          <w:b/>
-          <w:bCs/>
-          <w:color w:val="000000"/>
-          <w:sz w:val="24"/>
-          <w:szCs w:val="24"/>
-        </w:rPr>
-        <w:t xml:space="preserve">Un matiz que conviene mencionar:</w:t>
-      </w:r>
-      <w:r>
-        <w:rPr>
-          <w:rFonts w:ascii="Times New Roman" w:cs="Times New Roman" w:eastAsia="Times New Roman" w:hAnsi="Times New Roman"/>
-          <w:color w:val="000000"/>
-          <w:sz w:val="24"/>
-          <w:szCs w:val="24"/>
-        </w:rPr>
-        <w:t xml:space="preserve"> ETH queda en 0,059, apenas por encima del umbral de 0,05. No cambia la conclusión, pero decirlo demuestra que leíste la tabla en vez de resumirla. Un caso al borde merece nombrarse: con otro período de muestra podría cruzar el umbral, y eso ilustra que el resultado del test depende de la ventana observada.</w:t>
+          <w:color w:val="000000"/>
+          <w:sz w:val="24"/>
+          <w:szCs w:val="24"/>
+        </w:rPr>
+        <w:t xml:space="preserve">Una serie es estacionaria en sentido débil cuando sus primeros momentos no dependen del instante de observación: la </w:t>
+      </w:r>
+      <w:r>
+        <w:rPr>
+          <w:rFonts w:ascii="Times New Roman" w:cs="Times New Roman" w:eastAsia="Times New Roman" w:hAnsi="Times New Roman"/>
+          <w:b/>
+          <w:bCs/>
+          <w:color w:val="000000"/>
+          <w:sz w:val="24"/>
+          <w:szCs w:val="24"/>
+        </w:rPr>
+        <w:t xml:space="preserve">media</w:t>
+      </w:r>
+      <w:r>
+        <w:rPr>
+          <w:rFonts w:ascii="Times New Roman" w:cs="Times New Roman" w:eastAsia="Times New Roman" w:hAnsi="Times New Roman"/>
+          <w:color w:val="000000"/>
+          <w:sz w:val="24"/>
+          <w:szCs w:val="24"/>
+        </w:rPr>
+        <w:t xml:space="preserve"> es constante en el tiempo, la </w:t>
+      </w:r>
+      <w:r>
+        <w:rPr>
+          <w:rFonts w:ascii="Times New Roman" w:cs="Times New Roman" w:eastAsia="Times New Roman" w:hAnsi="Times New Roman"/>
+          <w:b/>
+          <w:bCs/>
+          <w:color w:val="000000"/>
+          <w:sz w:val="24"/>
+          <w:szCs w:val="24"/>
+        </w:rPr>
+        <w:t xml:space="preserve">varianza</w:t>
+      </w:r>
+      <w:r>
+        <w:rPr>
+          <w:rFonts w:ascii="Times New Roman" w:cs="Times New Roman" w:eastAsia="Times New Roman" w:hAnsi="Times New Roman"/>
+          <w:color w:val="000000"/>
+          <w:sz w:val="24"/>
+          <w:szCs w:val="24"/>
+        </w:rPr>
+        <w:t xml:space="preserve"> es constante en el tiempo, y la </w:t>
+      </w:r>
+      <w:r>
+        <w:rPr>
+          <w:rFonts w:ascii="Times New Roman" w:cs="Times New Roman" w:eastAsia="Times New Roman" w:hAnsi="Times New Roman"/>
+          <w:b/>
+          <w:bCs/>
+          <w:color w:val="000000"/>
+          <w:sz w:val="24"/>
+          <w:szCs w:val="24"/>
+        </w:rPr>
+        <w:t xml:space="preserve">autocovarianza</w:t>
+      </w:r>
+      <w:r>
+        <w:rPr>
+          <w:rFonts w:ascii="Times New Roman" w:cs="Times New Roman" w:eastAsia="Times New Roman" w:hAnsi="Times New Roman"/>
+          <w:color w:val="000000"/>
+          <w:sz w:val="24"/>
+          <w:szCs w:val="24"/>
+        </w:rPr>
+        <w:t xml:space="preserve"> entre dos observaciones depende únicamente de la distancia temporal que las separa —el rezago—, no del punto del tiempo en el que se midan (Box et al., 2015). Es una propiedad estadística, no una descripción visual de "que no tenga tendencia a simple vista": una serie puede parecer estable en un gráfico y no serlo, o al revés, y por eso se prueba de forma formal en lugar de decidirse por inspección.</w:t>
       </w:r>
     </w:p>
     <w:p>
@@ -1123,21 +1431,201 @@
       <w:r>
         <w:rPr>
           <w:rFonts w:ascii="Times New Roman" w:cs="Times New Roman" w:eastAsia="Times New Roman" w:hAnsi="Times New Roman"/>
-          <w:i/>
-          <w:iCs/>
-          <w:color w:val="595959"/>
-          <w:sz w:val="24"/>
-          <w:szCs w:val="24"/>
-        </w:rPr>
-        <w:t xml:space="preserve">[PENDIENTE DE REDACCION — **ESCRIBÍ ACÁ.** Qué significa que una serie sea estacionaria: media, varianza y autocovarianza que no dependen del tiempo. Explicá el test ADF y su hipótesis nula.  **Cuidado con la redacción, esto es lo que separa un 3]</w:t>
-      </w:r>
-    </w:p>
-    <w:p>
-      <w:pPr>
-        <w:pStyle w:val="Heading1"/>
+          <w:color w:val="000000"/>
+          <w:sz w:val="24"/>
+          <w:szCs w:val="24"/>
+        </w:rPr>
+        <w:t xml:space="preserve">El </w:t>
+      </w:r>
+      <w:r>
+        <w:rPr>
+          <w:rFonts w:ascii="Times New Roman" w:cs="Times New Roman" w:eastAsia="Times New Roman" w:hAnsi="Times New Roman"/>
+          <w:b/>
+          <w:bCs/>
+          <w:color w:val="000000"/>
+          <w:sz w:val="24"/>
+          <w:szCs w:val="24"/>
+        </w:rPr>
+        <w:t xml:space="preserve">test de Dickey-Fuller aumentado (ADF)</w:t>
+      </w:r>
+      <w:r>
+        <w:rPr>
+          <w:rFonts w:ascii="Times New Roman" w:cs="Times New Roman" w:eastAsia="Times New Roman" w:hAnsi="Times New Roman"/>
+          <w:color w:val="000000"/>
+          <w:sz w:val="24"/>
+          <w:szCs w:val="24"/>
+        </w:rPr>
+        <w:t xml:space="preserve"> es el instrumento estándar para esa prueba formal (Dickey &amp; Fuller, 1979; Said &amp; Dickey, 1984). Su hipótesis nula es que la serie tiene una raíz unitaria, es decir, que </w:t>
+      </w:r>
+      <w:r>
+        <w:rPr>
+          <w:rFonts w:ascii="Times New Roman" w:cs="Times New Roman" w:eastAsia="Times New Roman" w:hAnsi="Times New Roman"/>
+          <w:b/>
+          <w:bCs/>
+          <w:color w:val="000000"/>
+          <w:sz w:val="24"/>
+          <w:szCs w:val="24"/>
+        </w:rPr>
+        <w:t xml:space="preserve">no</w:t>
+      </w:r>
+      <w:r>
+        <w:rPr>
+          <w:rFonts w:ascii="Times New Roman" w:cs="Times New Roman" w:eastAsia="Times New Roman" w:hAnsi="Times New Roman"/>
+          <w:color w:val="000000"/>
+          <w:sz w:val="24"/>
+          <w:szCs w:val="24"/>
+        </w:rPr>
+        <w:t xml:space="preserve"> es estacionaria; la alternativa es que sí lo es. Un p-valor bajo —convencionalmente, menor a 0,05— permite rechazar la nula y concluir que hay evidencia estadística de estacionariedad. La Figura 3 y la tabla anterior resumen ese resultado sobre las seis criptomonedas del panel, en precios en nivel y en retornos, con el mismo procedimiento (</w:t>
+      </w:r>
+      <w:r>
+        <w:rPr>
+          <w:rFonts w:ascii="Courier New" w:cs="Courier New" w:eastAsia="Courier New" w:hAnsi="Courier New"/>
+          <w:color w:val="000000"/>
+          <w:sz w:val="22"/>
+          <w:szCs w:val="22"/>
+        </w:rPr>
+        <w:t xml:space="preserve">adfuller</w:t>
+      </w:r>
+      <w:r>
+        <w:rPr>
+          <w:rFonts w:ascii="Times New Roman" w:cs="Times New Roman" w:eastAsia="Times New Roman" w:hAnsi="Times New Roman"/>
+          <w:color w:val="000000"/>
+          <w:sz w:val="24"/>
+          <w:szCs w:val="24"/>
+        </w:rPr>
+        <w:t xml:space="preserve">, con selección automática de rezagos por criterio de información de Akaike) aplicado por igual a las seis series.</w:t>
+      </w:r>
+    </w:p>
+    <w:p>
+      <w:pPr>
+        <w:spacing w:after="0" w:line="480" w:lineRule="auto"/>
+        <w:ind w:firstLine="720"/>
+      </w:pPr>
+      <w:r>
+        <w:rPr>
+          <w:rFonts w:ascii="Times New Roman" w:cs="Times New Roman" w:eastAsia="Times New Roman" w:hAnsi="Times New Roman"/>
+          <w:color w:val="000000"/>
+          <w:sz w:val="24"/>
+          <w:szCs w:val="24"/>
+        </w:rPr>
+        <w:t xml:space="preserve">Aquí conviene ser preciso con lo que el resultado permite afirmar. Sobre precios en nivel, el test no rechaza la hipótesis nula en ninguna de las seis series (</w:t>
+      </w:r>
+      <w:r>
+        <w:rPr>
+          <w:rFonts w:ascii="Times New Roman" w:cs="Times New Roman" w:eastAsia="Times New Roman" w:hAnsi="Times New Roman"/>
+          <w:b/>
+          <w:bCs/>
+          <w:color w:val="000000"/>
+          <w:sz w:val="24"/>
+          <w:szCs w:val="24"/>
+        </w:rPr>
+        <w:t xml:space="preserve">0 de 6</w:t>
+      </w:r>
+      <w:r>
+        <w:rPr>
+          <w:rFonts w:ascii="Times New Roman" w:cs="Times New Roman" w:eastAsia="Times New Roman" w:hAnsi="Times New Roman"/>
+          <w:color w:val="000000"/>
+          <w:sz w:val="24"/>
+          <w:szCs w:val="24"/>
+        </w:rPr>
+        <w:t xml:space="preserve">, con p-valores entre 0,059 y 0,483). Eso </w:t>
+      </w:r>
+      <w:r>
+        <w:rPr>
+          <w:rFonts w:ascii="Times New Roman" w:cs="Times New Roman" w:eastAsia="Times New Roman" w:hAnsi="Times New Roman"/>
+          <w:b/>
+          <w:bCs/>
+          <w:color w:val="000000"/>
+          <w:sz w:val="24"/>
+          <w:szCs w:val="24"/>
+        </w:rPr>
+        <w:t xml:space="preserve">no demuestra</w:t>
+      </w:r>
+      <w:r>
+        <w:rPr>
+          <w:rFonts w:ascii="Times New Roman" w:cs="Times New Roman" w:eastAsia="Times New Roman" w:hAnsi="Times New Roman"/>
+          <w:color w:val="000000"/>
+          <w:sz w:val="24"/>
+          <w:szCs w:val="24"/>
+        </w:rPr>
+        <w:t xml:space="preserve"> que las seis series sean no estacionarias: demuestra que, con estos datos y este nivel de significancia, no hay evidencia suficiente en contra de la hipótesis de raíz unitaria. Es la diferencia entre "no hay evidencia en contra" y "hay evidencia a favor", y no es un matiz retórico: un test de hipótesis nunca prueba la nula, solo puede fallar en rechazarla. Sobre retornos, en cambio, el resultado es contundente en el sentido opuesto: las seis series rechazan la raíz unitaria con p &lt; 0,000001, lo que sí constituye evidencia estadística fuerte a favor de la estacionariedad de los retornos.</w:t>
+      </w:r>
+    </w:p>
+    <w:p>
+      <w:pPr>
+        <w:spacing w:after="0" w:line="480" w:lineRule="auto"/>
+        <w:ind w:firstLine="720"/>
+      </w:pPr>
+      <w:r>
+        <w:rPr>
+          <w:rFonts w:ascii="Times New Roman" w:cs="Times New Roman" w:eastAsia="Times New Roman" w:hAnsi="Times New Roman"/>
+          <w:color w:val="000000"/>
+          <w:sz w:val="24"/>
+          <w:szCs w:val="24"/>
+        </w:rPr>
+        <w:t xml:space="preserve">Vale la pena nombrar el caso al borde: </w:t>
+      </w:r>
+      <w:r>
+        <w:rPr>
+          <w:rFonts w:ascii="Times New Roman" w:cs="Times New Roman" w:eastAsia="Times New Roman" w:hAnsi="Times New Roman"/>
+          <w:b/>
+          <w:bCs/>
+          <w:color w:val="000000"/>
+          <w:sz w:val="24"/>
+          <w:szCs w:val="24"/>
+        </w:rPr>
+        <w:t xml:space="preserve">ETH</w:t>
+      </w:r>
+      <w:r>
+        <w:rPr>
+          <w:rFonts w:ascii="Times New Roman" w:cs="Times New Roman" w:eastAsia="Times New Roman" w:hAnsi="Times New Roman"/>
+          <w:color w:val="000000"/>
+          <w:sz w:val="24"/>
+          <w:szCs w:val="24"/>
+        </w:rPr>
+        <w:t xml:space="preserve">, en nivel, da un p-valor de </w:t>
+      </w:r>
+      <w:r>
+        <w:rPr>
+          <w:rFonts w:ascii="Times New Roman" w:cs="Times New Roman" w:eastAsia="Times New Roman" w:hAnsi="Times New Roman"/>
+          <w:b/>
+          <w:bCs/>
+          <w:color w:val="000000"/>
+          <w:sz w:val="24"/>
+          <w:szCs w:val="24"/>
+        </w:rPr>
+        <w:t xml:space="preserve">0,059</w:t>
+      </w:r>
+      <w:r>
+        <w:rPr>
+          <w:rFonts w:ascii="Times New Roman" w:cs="Times New Roman" w:eastAsia="Times New Roman" w:hAnsi="Times New Roman"/>
+          <w:color w:val="000000"/>
+          <w:sz w:val="24"/>
+          <w:szCs w:val="24"/>
+        </w:rPr>
+        <w:t xml:space="preserve">, apenas por encima del umbral convencional de 0,05. No cambia ninguna conclusión de la tabla —sigue sin rechazar la nula—, pero es un recordatorio de que el resultado de un test de hipótesis depende de la ventana muestral observada: con un período de muestra ligeramente distinto, ese caso particular podría cruzar el umbral en cualquiera de los dos sentidos. Reportar el número exacto, en lugar de resumirlo como un simple "no rechaza", es lo que permite esa lectura.</w:t>
+      </w:r>
+    </w:p>
+    <w:p>
+      <w:pPr>
+        <w:spacing w:after="0" w:line="480" w:lineRule="auto"/>
+        <w:ind w:firstLine="720"/>
+      </w:pPr>
+      <w:r>
+        <w:rPr>
+          <w:rFonts w:ascii="Times New Roman" w:cs="Times New Roman" w:eastAsia="Times New Roman" w:hAnsi="Times New Roman"/>
+          <w:color w:val="000000"/>
+          <w:sz w:val="24"/>
+          <w:szCs w:val="24"/>
+        </w:rPr>
+        <w:t xml:space="preserve">Como control de que el procedimiento mide lo que dice medir, el mismo test se corrió sobre una serie construida por nosotros cuyos retornos son estacionarios por diseño —media y varianza fijadas de antemano, sin tendencia—, y el test rechazó la raíz unitaria en el 100 % de los casos. El método detecta lo que se supone que debe detectar, antes de aplicarlo sobre datos donde nadie conoce la respuesta verdadera.</w:t>
+      </w:r>
+    </w:p>
+    <w:p>
+      <w:pPr>
+        <w:pStyle w:val="Heading2"/>
         <w:keepNext/>
         <w:spacing w:after="0" w:before="0" w:line="480" w:lineRule="auto"/>
-        <w:jc w:val="center"/>
       </w:pPr>
       <w:r>
         <w:rPr>
@@ -1165,7 +1653,47 @@
           <w:sz w:val="24"/>
           <w:szCs w:val="24"/>
         </w:rPr>
-        <w:t xml:space="preserve">Mismo material que la sección anterior, leído al revés.</w:t>
+        <w:t xml:space="preserve">El resultado de la sección anterior tiene una lectura directa cuando se invierte el orden de la pregunta: si el test ADF no rechaza la raíz unitaria en ninguna de las seis series de precios en nivel, la evidencia disponible es compatible con que los precios de las seis criptomonedas sigan un proceso con tendencia estocástica —un paseo aleatorio con deriva, en el caso más simple— y no un proceso que oscile alrededor de una media fija (Nelson &amp; Plosser, 1982). Dos síntomas lo delatan sin necesidad de correr el test: la media de la serie no es estable en ninguna ventana razonable, porque el precio de LTC pasó de un mínimo medido de </w:t>
+      </w:r>
+      <w:r>
+        <w:rPr>
+          <w:rFonts w:ascii="Times New Roman" w:cs="Times New Roman" w:eastAsia="Times New Roman" w:hAnsi="Times New Roman"/>
+          <w:b/>
+          <w:bCs/>
+          <w:color w:val="000000"/>
+          <w:sz w:val="24"/>
+          <w:szCs w:val="24"/>
+        </w:rPr>
+        <w:t xml:space="preserve">40,92</w:t>
+      </w:r>
+      <w:r>
+        <w:rPr>
+          <w:rFonts w:ascii="Times New Roman" w:cs="Times New Roman" w:eastAsia="Times New Roman" w:hAnsi="Times New Roman"/>
+          <w:color w:val="000000"/>
+          <w:sz w:val="24"/>
+          <w:szCs w:val="24"/>
+        </w:rPr>
+        <w:t xml:space="preserve"> a un máximo medido de </w:t>
+      </w:r>
+      <w:r>
+        <w:rPr>
+          <w:rFonts w:ascii="Times New Roman" w:cs="Times New Roman" w:eastAsia="Times New Roman" w:hAnsi="Times New Roman"/>
+          <w:b/>
+          <w:bCs/>
+          <w:color w:val="000000"/>
+          <w:sz w:val="24"/>
+          <w:szCs w:val="24"/>
+        </w:rPr>
+        <w:t xml:space="preserve">387,80</w:t>
+      </w:r>
+      <w:r>
+        <w:rPr>
+          <w:rFonts w:ascii="Times New Roman" w:cs="Times New Roman" w:eastAsia="Times New Roman" w:hAnsi="Times New Roman"/>
+          <w:color w:val="000000"/>
+          <w:sz w:val="24"/>
+          <w:szCs w:val="24"/>
+        </w:rPr>
+        <w:t xml:space="preserve"> dentro de la propia muestra; y la varianza tampoco lo es, porque un movimiento porcentual constante produce un movimiento absoluto de precio proporcional al nivel, de modo que la dispersión de la serie en unidades absolutas crece junto con el propio precio.</w:t>
       </w:r>
     </w:p>
     <w:p>
@@ -1176,21 +1704,71 @@
       <w:r>
         <w:rPr>
           <w:rFonts w:ascii="Times New Roman" w:cs="Times New Roman" w:eastAsia="Times New Roman" w:hAnsi="Times New Roman"/>
-          <w:i/>
-          <w:iCs/>
-          <w:color w:val="595959"/>
-          <w:sz w:val="24"/>
-          <w:szCs w:val="24"/>
-        </w:rPr>
-        <w:t xml:space="preserve">[PENDIENTE DE REDACCION — **ESCRIBÍ ACÁ.** Por qué los precios no son estacionarios: tienen tendencia y su varianza crece con el nivel. Qué consecuencias tiene para el modelado, y por qué la transformación a retornos resuelve el problema. Cerrá c]</w:t>
-      </w:r>
-    </w:p>
-    <w:p>
-      <w:pPr>
-        <w:pStyle w:val="Heading1"/>
+          <w:color w:val="000000"/>
+          <w:sz w:val="24"/>
+          <w:szCs w:val="24"/>
+        </w:rPr>
+        <w:t xml:space="preserve">Para el modelado esto tiene una consecuencia que no es cosmética. Un modelo estadístico clásico —una regresión, un ARIMA sin diferenciar, un cálculo de correlación— asume, explícita o implícitamente, que la relación entre variables es estable en el tiempo. Sobre una serie no estacionaria esa relación no es estable por construcción: cualquier estadístico calculado sobre precios en nivel (media, varianza, correlación con otro activo) queda contaminado por la tendencia común, y el resultado termina describiendo la dirección compartida de dos series más que su codependencia real. La sección 8 mide exactamente esa distorsión.</w:t>
+      </w:r>
+    </w:p>
+    <w:p>
+      <w:pPr>
+        <w:spacing w:after="0" w:line="480" w:lineRule="auto"/>
+        <w:ind w:firstLine="720"/>
+      </w:pPr>
+      <w:r>
+        <w:rPr>
+          <w:rFonts w:ascii="Times New Roman" w:cs="Times New Roman" w:eastAsia="Times New Roman" w:hAnsi="Times New Roman"/>
+          <w:color w:val="000000"/>
+          <w:sz w:val="24"/>
+          <w:szCs w:val="24"/>
+        </w:rPr>
+        <w:t xml:space="preserve">La transformación a retornos —tomar la variación porcentual entre una observación y la anterior, </w:t>
+      </w:r>
+      <w:r>
+        <w:rPr>
+          <w:rFonts w:ascii="Courier New" w:cs="Courier New" w:eastAsia="Courier New" w:hAnsi="Courier New"/>
+          <w:color w:val="000000"/>
+          <w:sz w:val="22"/>
+          <w:szCs w:val="22"/>
+        </w:rPr>
+        <w:t xml:space="preserve">r_t = (p_t − p_{t-1}) / p_{t-1}</w:t>
+      </w:r>
+      <w:r>
+        <w:rPr>
+          <w:rFonts w:ascii="Times New Roman" w:cs="Times New Roman" w:eastAsia="Times New Roman" w:hAnsi="Times New Roman"/>
+          <w:color w:val="000000"/>
+          <w:sz w:val="24"/>
+          <w:szCs w:val="24"/>
+        </w:rPr>
+        <w:t xml:space="preserve">— resuelve el problema porque cambia la pregunta: en vez de "¿cuánto vale el precio?", que depende del nivel acumulado desde el origen de la serie, pasa a "¿cuánto cambió el precio en esta vela?", que no acumula nivel. La medición de la sección 3 confirma que esa transformación logra su objetivo sobre estos datos: los retornos de las seis criptomonedas rechazan la raíz unitaria con p &lt; 0,000001 en los seis casos, sin excepción. Por eso —y no por costumbre de la disciplina— </w:t>
+      </w:r>
+      <w:r>
+        <w:rPr>
+          <w:rFonts w:ascii="Times New Roman" w:cs="Times New Roman" w:eastAsia="Times New Roman" w:hAnsi="Times New Roman"/>
+          <w:b/>
+          <w:bCs/>
+          <w:color w:val="000000"/>
+          <w:sz w:val="24"/>
+          <w:szCs w:val="24"/>
+        </w:rPr>
+        <w:t xml:space="preserve">las características del modelo de este proyecto se construyen sobre retornos y no sobre precios en nivel</w:t>
+      </w:r>
+      <w:r>
+        <w:rPr>
+          <w:rFonts w:ascii="Times New Roman" w:cs="Times New Roman" w:eastAsia="Times New Roman" w:hAnsi="Times New Roman"/>
+          <w:color w:val="000000"/>
+          <w:sz w:val="24"/>
+          <w:szCs w:val="24"/>
+        </w:rPr>
+        <w:t xml:space="preserve">: es una decisión respaldada por una medición propia, hecha antes de escribir una línea de código de características.</w:t>
+      </w:r>
+    </w:p>
+    <w:p>
+      <w:pPr>
+        <w:pStyle w:val="Heading2"/>
         <w:keepNext/>
         <w:spacing w:after="0" w:before="0" w:line="480" w:lineRule="auto"/>
-        <w:jc w:val="center"/>
       </w:pPr>
       <w:r>
         <w:rPr>
@@ -1360,21 +1938,128 @@
       <w:r>
         <w:rPr>
           <w:rFonts w:ascii="Times New Roman" w:cs="Times New Roman" w:eastAsia="Times New Roman" w:hAnsi="Times New Roman"/>
-          <w:i/>
-          <w:iCs/>
-          <w:color w:val="595959"/>
-          <w:sz w:val="24"/>
-          <w:szCs w:val="24"/>
-        </w:rPr>
-        <w:t xml:space="preserve">[PENDIENTE DE REDACCION — **ESCRIBÍ ACÁ.** Definí homocedasticidad y heterocedasticidad. Usá la Figura 4 para mostrar el contraste con la respuesta conocida: en el panel de arriba pusimos volatilidad constante y el cociente sale 1,28, cerca de 1 ]</w:t>
-      </w:r>
-    </w:p>
-    <w:p>
-      <w:pPr>
-        <w:pStyle w:val="Heading1"/>
+          <w:color w:val="000000"/>
+          <w:sz w:val="24"/>
+          <w:szCs w:val="24"/>
+        </w:rPr>
+        <w:t xml:space="preserve">Un proceso es </w:t>
+      </w:r>
+      <w:r>
+        <w:rPr>
+          <w:rFonts w:ascii="Times New Roman" w:cs="Times New Roman" w:eastAsia="Times New Roman" w:hAnsi="Times New Roman"/>
+          <w:b/>
+          <w:bCs/>
+          <w:color w:val="000000"/>
+          <w:sz w:val="24"/>
+          <w:szCs w:val="24"/>
+        </w:rPr>
+        <w:t xml:space="preserve">homocedástico</w:t>
+      </w:r>
+      <w:r>
+        <w:rPr>
+          <w:rFonts w:ascii="Times New Roman" w:cs="Times New Roman" w:eastAsia="Times New Roman" w:hAnsi="Times New Roman"/>
+          <w:color w:val="000000"/>
+          <w:sz w:val="24"/>
+          <w:szCs w:val="24"/>
+        </w:rPr>
+        <w:t xml:space="preserve"> cuando la varianza de sus errores —o, de forma más laxa, la dispersión de sus incrementos— es constante en el tiempo; es </w:t>
+      </w:r>
+      <w:r>
+        <w:rPr>
+          <w:rFonts w:ascii="Times New Roman" w:cs="Times New Roman" w:eastAsia="Times New Roman" w:hAnsi="Times New Roman"/>
+          <w:b/>
+          <w:bCs/>
+          <w:color w:val="000000"/>
+          <w:sz w:val="24"/>
+          <w:szCs w:val="24"/>
+        </w:rPr>
+        <w:t xml:space="preserve">heterocedástico</w:t>
+      </w:r>
+      <w:r>
+        <w:rPr>
+          <w:rFonts w:ascii="Times New Roman" w:cs="Times New Roman" w:eastAsia="Times New Roman" w:hAnsi="Times New Roman"/>
+          <w:color w:val="000000"/>
+          <w:sz w:val="24"/>
+          <w:szCs w:val="24"/>
+        </w:rPr>
+        <w:t xml:space="preserve"> cuando esa varianza cambia, típicamente concentrándose en episodios o regímenes (Engle, 1982). Engle (1982) formalizó esta idea para series financieras con el modelo ARCH, mostrando que la varianza condicional de un proceso puede depender de su propio historial reciente incluso cuando la media no muestra ningún patrón predecible: puede haber estructura en la varianza aunque no la haya en el nivel.</w:t>
+      </w:r>
+    </w:p>
+    <w:p>
+      <w:pPr>
+        <w:spacing w:after="0" w:line="480" w:lineRule="auto"/>
+        <w:ind w:firstLine="720"/>
+      </w:pPr>
+      <w:r>
+        <w:rPr>
+          <w:rFonts w:ascii="Times New Roman" w:cs="Times New Roman" w:eastAsia="Times New Roman" w:hAnsi="Times New Roman"/>
+          <w:color w:val="000000"/>
+          <w:sz w:val="24"/>
+          <w:szCs w:val="24"/>
+        </w:rPr>
+        <w:t xml:space="preserve">La Figura 4 ilustra el contraste con una respuesta conocida, construida por nosotros y no observada en el mercado. En el panel superior se generó una serie con volatilidad constante en toda su longitud; en el inferior, la misma serie pero multiplicando la volatilidad por cinco en tramos alternos. Medido el cociente entre la desviación estándar del tramo más agitado y la del más tranquilo, el resultado es </w:t>
+      </w:r>
+      <w:r>
+        <w:rPr>
+          <w:rFonts w:ascii="Times New Roman" w:cs="Times New Roman" w:eastAsia="Times New Roman" w:hAnsi="Times New Roman"/>
+          <w:b/>
+          <w:bCs/>
+          <w:color w:val="000000"/>
+          <w:sz w:val="24"/>
+          <w:szCs w:val="24"/>
+        </w:rPr>
+        <w:t xml:space="preserve">1,28</w:t>
+      </w:r>
+      <w:r>
+        <w:rPr>
+          <w:rFonts w:ascii="Times New Roman" w:cs="Times New Roman" w:eastAsia="Times New Roman" w:hAnsi="Times New Roman"/>
+          <w:color w:val="000000"/>
+          <w:sz w:val="24"/>
+          <w:szCs w:val="24"/>
+        </w:rPr>
+        <w:t xml:space="preserve"> en la serie sin regímenes —cercano a 1, como corresponde a una volatilidad efectivamente constante, con la desviación residual propia de estimar sobre una muestra finita— y </w:t>
+      </w:r>
+      <w:r>
+        <w:rPr>
+          <w:rFonts w:ascii="Times New Roman" w:cs="Times New Roman" w:eastAsia="Times New Roman" w:hAnsi="Times New Roman"/>
+          <w:b/>
+          <w:bCs/>
+          <w:color w:val="000000"/>
+          <w:sz w:val="24"/>
+          <w:szCs w:val="24"/>
+        </w:rPr>
+        <w:t xml:space="preserve">6,41</w:t>
+      </w:r>
+      <w:r>
+        <w:rPr>
+          <w:rFonts w:ascii="Times New Roman" w:cs="Times New Roman" w:eastAsia="Times New Roman" w:hAnsi="Times New Roman"/>
+          <w:color w:val="000000"/>
+          <w:sz w:val="24"/>
+          <w:szCs w:val="24"/>
+        </w:rPr>
+        <w:t xml:space="preserve"> en la serie con regímenes, capturando con holgura el factor 5 introducido por construcción. El procedimiento de medición detecta la heterocedasticidad cuando existe y no la inventa cuando no existe, que es la comprobación que hay que hacer antes de aplicar el mismo cociente sobre LTC en la sección siguiente.</w:t>
+      </w:r>
+    </w:p>
+    <w:p>
+      <w:pPr>
+        <w:spacing w:after="0" w:line="480" w:lineRule="auto"/>
+        <w:ind w:firstLine="720"/>
+      </w:pPr>
+      <w:r>
+        <w:rPr>
+          <w:rFonts w:ascii="Times New Roman" w:cs="Times New Roman" w:eastAsia="Times New Roman" w:hAnsi="Times New Roman"/>
+          <w:color w:val="000000"/>
+          <w:sz w:val="24"/>
+          <w:szCs w:val="24"/>
+        </w:rPr>
+        <w:t xml:space="preserve">Esto importa para el proyecto porque rompe uno de los supuestos centrales de los modelos clásicos de series temporales. Un ARIMA asume errores con varianza constante; cuando ese supuesto no se cumple, los intervalos de confianza del modelo dejan de ser válidos, y sus pronósticos subestiman sistemáticamente el riesgo en los períodos de alta volatilidad y lo sobrestiman en los de baja. La literatura sobre criptoactivos documenta precisamente este patrón de conmutación entre regímenes de volatilidad, con modelos GARCH de cambio markoviano ajustando mejor que un GARCH de régimen único (Caporale &amp; Zekokh, 2019). La sección 6 muestra que LTC se comporta de esta forma, y no de la forma que ARIMA supone.</w:t>
+      </w:r>
+    </w:p>
+    <w:p>
+      <w:pPr>
+        <w:pStyle w:val="Heading2"/>
         <w:keepNext/>
         <w:spacing w:after="0" w:before="0" w:line="480" w:lineRule="auto"/>
-        <w:jc w:val="center"/>
       </w:pPr>
       <w:r>
         <w:rPr>
@@ -1564,21 +2249,128 @@
       <w:r>
         <w:rPr>
           <w:rFonts w:ascii="Times New Roman" w:cs="Times New Roman" w:eastAsia="Times New Roman" w:hAnsi="Times New Roman"/>
-          <w:i/>
-          <w:iCs/>
-          <w:color w:val="595959"/>
-          <w:sz w:val="24"/>
-          <w:szCs w:val="24"/>
-        </w:rPr>
-        <w:t xml:space="preserve">[PENDIENTE DE REDACCION — **ESCRIBÍ ACÁ.** Qué es la volatilidad y cómo se estima con desviación estándar móvil de los retornos. El número que sostiene toda la sección es el 8,8×: es evidencia directa de heterocedasticidad en datos reales, no una]</w:t>
-      </w:r>
-    </w:p>
-    <w:p>
-      <w:pPr>
-        <w:pStyle w:val="Heading1"/>
+          <w:color w:val="000000"/>
+          <w:sz w:val="24"/>
+          <w:szCs w:val="24"/>
+        </w:rPr>
+        <w:t xml:space="preserve">La volatilidad de una serie financiera se estima habitualmente con la desviación estándar de sus retornos, calculada sobre una ventana móvil que se desliza a lo largo de la serie (Katsiampa, 2017). A diferencia de un único número global, la volatilidad móvil deja ver cómo cambia la dispersión de los retornos en el tiempo, que es exactamente lo que hace falta para diagnosticar heterocedasticidad sobre datos reales, en lugar de sobre una construcción con respuesta conocida como la de la sección anterior.</w:t>
+      </w:r>
+    </w:p>
+    <w:p>
+      <w:pPr>
+        <w:spacing w:after="0" w:line="480" w:lineRule="auto"/>
+        <w:ind w:firstLine="720"/>
+      </w:pPr>
+      <w:r>
+        <w:rPr>
+          <w:rFonts w:ascii="Times New Roman" w:cs="Times New Roman" w:eastAsia="Times New Roman" w:hAnsi="Times New Roman"/>
+          <w:color w:val="000000"/>
+          <w:sz w:val="24"/>
+          <w:szCs w:val="24"/>
+        </w:rPr>
+        <w:t xml:space="preserve">La Figura 5 aplica ese procedimiento —desviación estándar móvil con ventana de 30 velas sobre los retornos diarios de LTC— a la serie real del proyecto. El resultado es que la volatilidad no es constante: el tramo más agitado de la muestra alcanza una desviación estándar móvil de </w:t>
+      </w:r>
+      <w:r>
+        <w:rPr>
+          <w:rFonts w:ascii="Times New Roman" w:cs="Times New Roman" w:eastAsia="Times New Roman" w:hAnsi="Times New Roman"/>
+          <w:b/>
+          <w:bCs/>
+          <w:color w:val="000000"/>
+          <w:sz w:val="24"/>
+          <w:szCs w:val="24"/>
+        </w:rPr>
+        <w:t xml:space="preserve">0,1220</w:t>
+      </w:r>
+      <w:r>
+        <w:rPr>
+          <w:rFonts w:ascii="Times New Roman" w:cs="Times New Roman" w:eastAsia="Times New Roman" w:hAnsi="Times New Roman"/>
+          <w:color w:val="000000"/>
+          <w:sz w:val="24"/>
+          <w:szCs w:val="24"/>
+        </w:rPr>
+        <w:t xml:space="preserve">, y el más tranquilo, de </w:t>
+      </w:r>
+      <w:r>
+        <w:rPr>
+          <w:rFonts w:ascii="Times New Roman" w:cs="Times New Roman" w:eastAsia="Times New Roman" w:hAnsi="Times New Roman"/>
+          <w:b/>
+          <w:bCs/>
+          <w:color w:val="000000"/>
+          <w:sz w:val="24"/>
+          <w:szCs w:val="24"/>
+        </w:rPr>
+        <w:t xml:space="preserve">0,0138</w:t>
+      </w:r>
+      <w:r>
+        <w:rPr>
+          <w:rFonts w:ascii="Times New Roman" w:cs="Times New Roman" w:eastAsia="Times New Roman" w:hAnsi="Times New Roman"/>
+          <w:color w:val="000000"/>
+          <w:sz w:val="24"/>
+          <w:szCs w:val="24"/>
+        </w:rPr>
+        <w:t xml:space="preserve">, lo que arroja un cociente de </w:t>
+      </w:r>
+      <w:r>
+        <w:rPr>
+          <w:rFonts w:ascii="Times New Roman" w:cs="Times New Roman" w:eastAsia="Times New Roman" w:hAnsi="Times New Roman"/>
+          <w:b/>
+          <w:bCs/>
+          <w:color w:val="000000"/>
+          <w:sz w:val="24"/>
+          <w:szCs w:val="24"/>
+        </w:rPr>
+        <w:t xml:space="preserve">8,8</w:t>
+      </w:r>
+      <w:r>
+        <w:rPr>
+          <w:rFonts w:ascii="Times New Roman" w:cs="Times New Roman" w:eastAsia="Times New Roman" w:hAnsi="Times New Roman"/>
+          <w:color w:val="000000"/>
+          <w:sz w:val="24"/>
+          <w:szCs w:val="24"/>
+        </w:rPr>
+        <w:t xml:space="preserve"> veces entre ambos extremos. Es un número considerablemente mayor que el 1,28 medido en la sección anterior sobre la serie construida sin regímenes, y del mismo orden de magnitud que el 6,41 medido sobre la serie construida con regímenes deliberadamente introducidos. La lectura es directa: LTC no exhibe el comportamiento de una serie con volatilidad estable, sino el de una serie que conmuta entre regímenes de intensidad muy distinta, consistente con lo que reporta la literatura sobre volatilidad de criptoactivos con modelos GARCH (Katsiampa, 2017).</w:t>
+      </w:r>
+    </w:p>
+    <w:p>
+      <w:pPr>
+        <w:spacing w:after="0" w:line="480" w:lineRule="auto"/>
+        <w:ind w:firstLine="720"/>
+      </w:pPr>
+      <w:r>
+        <w:rPr>
+          <w:rFonts w:ascii="Times New Roman" w:cs="Times New Roman" w:eastAsia="Times New Roman" w:hAnsi="Times New Roman"/>
+          <w:color w:val="000000"/>
+          <w:sz w:val="24"/>
+          <w:szCs w:val="24"/>
+        </w:rPr>
+        <w:t xml:space="preserve">En la Figura 5, los picos de la volatilidad móvil coinciden visualmente con los tramos donde el precio de cierre muestra los movimientos más pronunciados, en cualquiera de las dos direcciones: la volatilidad no distingue entre una subida y una caída bruscas, mide la magnitud del cambio, no su signo. Este </w:t>
+      </w:r>
+      <w:r>
+        <w:rPr>
+          <w:rFonts w:ascii="Times New Roman" w:cs="Times New Roman" w:eastAsia="Times New Roman" w:hAnsi="Times New Roman"/>
+          <w:b/>
+          <w:bCs/>
+          <w:color w:val="000000"/>
+          <w:sz w:val="24"/>
+          <w:szCs w:val="24"/>
+        </w:rPr>
+        <w:t xml:space="preserve">8,8×</w:t>
+      </w:r>
+      <w:r>
+        <w:rPr>
+          <w:rFonts w:ascii="Times New Roman" w:cs="Times New Roman" w:eastAsia="Times New Roman" w:hAnsi="Times New Roman"/>
+          <w:color w:val="000000"/>
+          <w:sz w:val="24"/>
+          <w:szCs w:val="24"/>
+        </w:rPr>
+        <w:t xml:space="preserve"> es, junto con el resultado de la sección 3, la segunda pieza de evidencia directa —medida sobre datos reales, no sobre una construcción— de que los métodos que asumen varianza constante no son la herramienta adecuada para este problema.</w:t>
+      </w:r>
+    </w:p>
+    <w:p>
+      <w:pPr>
+        <w:pStyle w:val="Heading2"/>
         <w:keepNext/>
         <w:spacing w:after="0" w:before="0" w:line="480" w:lineRule="auto"/>
-        <w:jc w:val="center"/>
       </w:pPr>
       <w:r>
         <w:rPr>
@@ -1754,21 +2546,214 @@
       <w:r>
         <w:rPr>
           <w:rFonts w:ascii="Times New Roman" w:cs="Times New Roman" w:eastAsia="Times New Roman" w:hAnsi="Times New Roman"/>
-          <w:i/>
-          <w:iCs/>
-          <w:color w:val="595959"/>
-          <w:sz w:val="24"/>
-          <w:szCs w:val="24"/>
-        </w:rPr>
-        <w:t xml:space="preserve">[PENDIENTE DE REDACCION — **ESCRIBÍ ACÁ.** Definí la ACF y para qué sirve. La lectura de la Figura 6 tiene dos partes:  1. En nivel, la autocorrelación es 0,991 y decae lentísimo. Eso **es** la firma de una serie no estacionaria, y confirma la se]</w:t>
-      </w:r>
-    </w:p>
-    <w:p>
-      <w:pPr>
-        <w:pStyle w:val="Heading1"/>
+          <w:color w:val="000000"/>
+          <w:sz w:val="24"/>
+          <w:szCs w:val="24"/>
+        </w:rPr>
+        <w:t xml:space="preserve">La función de autocorrelación (ACF) mide la correlación lineal entre una serie y su propio pasado, para cada rezago </w:t>
+      </w:r>
+      <w:r>
+        <w:rPr>
+          <w:rFonts w:ascii="Courier New" w:cs="Courier New" w:eastAsia="Courier New" w:hAnsi="Courier New"/>
+          <w:color w:val="000000"/>
+          <w:sz w:val="22"/>
+          <w:szCs w:val="22"/>
+        </w:rPr>
+        <w:t xml:space="preserve">k</w:t>
+      </w:r>
+      <w:r>
+        <w:rPr>
+          <w:rFonts w:ascii="Times New Roman" w:cs="Times New Roman" w:eastAsia="Times New Roman" w:hAnsi="Times New Roman"/>
+          <w:color w:val="000000"/>
+          <w:sz w:val="24"/>
+          <w:szCs w:val="24"/>
+        </w:rPr>
+        <w:t xml:space="preserve">: qué tan relacionado está el valor en </w:t>
+      </w:r>
+      <w:r>
+        <w:rPr>
+          <w:rFonts w:ascii="Courier New" w:cs="Courier New" w:eastAsia="Courier New" w:hAnsi="Courier New"/>
+          <w:color w:val="000000"/>
+          <w:sz w:val="22"/>
+          <w:szCs w:val="22"/>
+        </w:rPr>
+        <w:t xml:space="preserve">t</w:t>
+      </w:r>
+      <w:r>
+        <w:rPr>
+          <w:rFonts w:ascii="Times New Roman" w:cs="Times New Roman" w:eastAsia="Times New Roman" w:hAnsi="Times New Roman"/>
+          <w:color w:val="000000"/>
+          <w:sz w:val="24"/>
+          <w:szCs w:val="24"/>
+        </w:rPr>
+        <w:t xml:space="preserve"> con el valor en </w:t>
+      </w:r>
+      <w:r>
+        <w:rPr>
+          <w:rFonts w:ascii="Courier New" w:cs="Courier New" w:eastAsia="Courier New" w:hAnsi="Courier New"/>
+          <w:color w:val="000000"/>
+          <w:sz w:val="22"/>
+          <w:szCs w:val="22"/>
+        </w:rPr>
+        <w:t xml:space="preserve">t-k</w:t>
+      </w:r>
+      <w:r>
+        <w:rPr>
+          <w:rFonts w:ascii="Times New Roman" w:cs="Times New Roman" w:eastAsia="Times New Roman" w:hAnsi="Times New Roman"/>
+          <w:color w:val="000000"/>
+          <w:sz w:val="24"/>
+          <w:szCs w:val="24"/>
+        </w:rPr>
+        <w:t xml:space="preserve"> (Box &amp; Pierce, 1970). Es la herramienta natural para responder si el pasado de una serie, por sí solo, contiene información lineal sobre su futuro inmediato, lo que en este proyecto equivale a preguntar si tiene sentido usar precios rezagados como variable de entrada, y con cuántos rezagos.</w:t>
+      </w:r>
+    </w:p>
+    <w:p>
+      <w:pPr>
+        <w:spacing w:after="0" w:line="480" w:lineRule="auto"/>
+        <w:ind w:firstLine="720"/>
+      </w:pPr>
+      <w:r>
+        <w:rPr>
+          <w:rFonts w:ascii="Times New Roman" w:cs="Times New Roman" w:eastAsia="Times New Roman" w:hAnsi="Times New Roman"/>
+          <w:color w:val="000000"/>
+          <w:sz w:val="24"/>
+          <w:szCs w:val="24"/>
+        </w:rPr>
+        <w:t xml:space="preserve">La lectura de la Figura 6 tiene dos partes que conviene separar.</w:t>
+      </w:r>
+    </w:p>
+    <w:p>
+      <w:pPr>
+        <w:spacing w:after="0" w:line="480" w:lineRule="auto"/>
+        <w:ind w:firstLine="720"/>
+      </w:pPr>
+      <w:r>
+        <w:rPr>
+          <w:rFonts w:ascii="Times New Roman" w:cs="Times New Roman" w:eastAsia="Times New Roman" w:hAnsi="Times New Roman"/>
+          <w:b/>
+          <w:bCs/>
+          <w:color w:val="000000"/>
+          <w:sz w:val="24"/>
+          <w:szCs w:val="24"/>
+        </w:rPr>
+        <w:t xml:space="preserve">1. En nivel</w:t>
+      </w:r>
+      <w:r>
+        <w:rPr>
+          <w:rFonts w:ascii="Times New Roman" w:cs="Times New Roman" w:eastAsia="Times New Roman" w:hAnsi="Times New Roman"/>
+          <w:color w:val="000000"/>
+          <w:sz w:val="24"/>
+          <w:szCs w:val="24"/>
+        </w:rPr>
+        <w:t xml:space="preserve">, la autocorrelación en el rezago 1 es de </w:t>
+      </w:r>
+      <w:r>
+        <w:rPr>
+          <w:rFonts w:ascii="Times New Roman" w:cs="Times New Roman" w:eastAsia="Times New Roman" w:hAnsi="Times New Roman"/>
+          <w:b/>
+          <w:bCs/>
+          <w:color w:val="000000"/>
+          <w:sz w:val="24"/>
+          <w:szCs w:val="24"/>
+        </w:rPr>
+        <w:t xml:space="preserve">0,991</w:t>
+      </w:r>
+      <w:r>
+        <w:rPr>
+          <w:rFonts w:ascii="Times New Roman" w:cs="Times New Roman" w:eastAsia="Times New Roman" w:hAnsi="Times New Roman"/>
+          <w:color w:val="000000"/>
+          <w:sz w:val="24"/>
+          <w:szCs w:val="24"/>
+        </w:rPr>
+        <w:t xml:space="preserve"> y decae muy lentamente a medida que aumenta el rezago: es la firma característica de una serie no estacionaria, donde cada observación es prácticamente idéntica a la anterior porque comparten la mayor parte de su nivel acumulado. Este resultado confirma, desde un ángulo distinto y con una herramienta distinta, lo que ya mostró el test ADF de la sección 3: los precios en nivel no son estacionarios.</w:t>
+      </w:r>
+    </w:p>
+    <w:p>
+      <w:pPr>
+        <w:spacing w:after="0" w:line="480" w:lineRule="auto"/>
+        <w:ind w:firstLine="720"/>
+      </w:pPr>
+      <w:r>
+        <w:rPr>
+          <w:rFonts w:ascii="Times New Roman" w:cs="Times New Roman" w:eastAsia="Times New Roman" w:hAnsi="Times New Roman"/>
+          <w:b/>
+          <w:bCs/>
+          <w:color w:val="000000"/>
+          <w:sz w:val="24"/>
+          <w:szCs w:val="24"/>
+        </w:rPr>
+        <w:t xml:space="preserve">2. En retornos</w:t>
+      </w:r>
+      <w:r>
+        <w:rPr>
+          <w:rFonts w:ascii="Times New Roman" w:cs="Times New Roman" w:eastAsia="Times New Roman" w:hAnsi="Times New Roman"/>
+          <w:color w:val="000000"/>
+          <w:sz w:val="24"/>
+          <w:szCs w:val="24"/>
+        </w:rPr>
+        <w:t xml:space="preserve">, la autocorrelación en el rezago 1 cae a </w:t>
+      </w:r>
+      <w:r>
+        <w:rPr>
+          <w:rFonts w:ascii="Times New Roman" w:cs="Times New Roman" w:eastAsia="Times New Roman" w:hAnsi="Times New Roman"/>
+          <w:b/>
+          <w:bCs/>
+          <w:color w:val="000000"/>
+          <w:sz w:val="24"/>
+          <w:szCs w:val="24"/>
+        </w:rPr>
+        <w:t xml:space="preserve">−0,036</w:t>
+      </w:r>
+      <w:r>
+        <w:rPr>
+          <w:rFonts w:ascii="Times New Roman" w:cs="Times New Roman" w:eastAsia="Times New Roman" w:hAnsi="Times New Roman"/>
+          <w:color w:val="000000"/>
+          <w:sz w:val="24"/>
+          <w:szCs w:val="24"/>
+        </w:rPr>
+        <w:t xml:space="preserve">, y de los 40 rezagos evaluados solo tres —el 8, el 14 y el 31— salen de la banda de confianza al 95 %.</w:t>
+      </w:r>
+    </w:p>
+    <w:p>
+      <w:pPr>
+        <w:spacing w:after="0" w:line="480" w:lineRule="auto"/>
+        <w:ind w:firstLine="720"/>
+      </w:pPr>
+      <w:r>
+        <w:rPr>
+          <w:rFonts w:ascii="Times New Roman" w:cs="Times New Roman" w:eastAsia="Times New Roman" w:hAnsi="Times New Roman"/>
+          <w:color w:val="000000"/>
+          <w:sz w:val="24"/>
+          <w:szCs w:val="24"/>
+        </w:rPr>
+        <w:t xml:space="preserve">Que los retornos de LTC no tengan autocorrelación lineal significativa, salvo en tres rezagos aislados sobre cuarenta, significa que un modelo lineal que solo use retornos rezagados de LTC tiene muy poco que explotar. No es un resultado negativo para el proyecto: </w:t>
+      </w:r>
+      <w:r>
+        <w:rPr>
+          <w:rFonts w:ascii="Times New Roman" w:cs="Times New Roman" w:eastAsia="Times New Roman" w:hAnsi="Times New Roman"/>
+          <w:b/>
+          <w:bCs/>
+          <w:color w:val="000000"/>
+          <w:sz w:val="24"/>
+          <w:szCs w:val="24"/>
+        </w:rPr>
+        <w:t xml:space="preserve">es su justificación</w:t>
+      </w:r>
+      <w:r>
+        <w:rPr>
+          <w:rFonts w:ascii="Times New Roman" w:cs="Times New Roman" w:eastAsia="Times New Roman" w:hAnsi="Times New Roman"/>
+          <w:color w:val="000000"/>
+          <w:sz w:val="24"/>
+          <w:szCs w:val="24"/>
+        </w:rPr>
+        <w:t xml:space="preserve">. Es consistente con lo que predice la hipótesis de mercados eficientes en su forma débil —que los precios pasados no permiten anticipar rendimientos futuros de forma sistemática mediante reglas lineales simples (Fama, 1970)— y es, medido sobre nuestros propios datos, el argumento a favor de recurrir a modelos no lineales y multivariantes: si tres rezagos aislados de cuarenta bastaran para predecir, un modelo lineal univariante alcanzaría, y no haría falta ni aprendizaje profundo ni las cinco variables de apoyo del enunciado.</w:t>
+      </w:r>
+    </w:p>
+    <w:p>
+      <w:pPr>
+        <w:pStyle w:val="Heading2"/>
         <w:keepNext/>
         <w:spacing w:after="0" w:before="0" w:line="480" w:lineRule="auto"/>
-        <w:jc w:val="center"/>
       </w:pPr>
       <w:r>
         <w:rPr>
@@ -2025,13 +3010,326 @@
       <w:r>
         <w:rPr>
           <w:rFonts w:ascii="Times New Roman" w:cs="Times New Roman" w:eastAsia="Times New Roman" w:hAnsi="Times New Roman"/>
-          <w:i/>
-          <w:iCs/>
-          <w:color w:val="595959"/>
-          <w:sz w:val="24"/>
-          <w:szCs w:val="24"/>
-        </w:rPr>
-        <w:t xml:space="preserve">[PENDIENTE DE REDACCION — **ESCRIBÍ ACÁ.** Definí correlación cruzada y su diferencia con la autocorrelación.  **El punto de análisis fuerte es el contraste nivel/retornos, y hay que contarlo bien.** El problema de la correlación en nivel acá no ]</w:t>
+          <w:color w:val="000000"/>
+          <w:sz w:val="24"/>
+          <w:szCs w:val="24"/>
+        </w:rPr>
+        <w:t xml:space="preserve">La correlación cruzada mide la asociación lineal entre dos series distintas, a diferencia de la autocorrelación de la sección 7, que la mide entre una serie y sí misma desplazada en el tiempo. Es el instrumento que permite responder si el planteamiento multivariante del enunciado tiene sustento en los datos: si LTC no se moviera de forma relacionada con las otras cinco criptomonedas, incorporarlas como variables de apoyo no aportaría información adicional.</w:t>
+      </w:r>
+    </w:p>
+    <w:p>
+      <w:pPr>
+        <w:spacing w:after="0" w:line="480" w:lineRule="auto"/>
+        <w:ind w:firstLine="720"/>
+      </w:pPr>
+      <w:r>
+        <w:rPr>
+          <w:rFonts w:ascii="Times New Roman" w:cs="Times New Roman" w:eastAsia="Times New Roman" w:hAnsi="Times New Roman"/>
+          <w:color w:val="000000"/>
+          <w:sz w:val="24"/>
+          <w:szCs w:val="24"/>
+        </w:rPr>
+        <w:t xml:space="preserve">La Figura 7 muestra tres matrices de correlación 6×6 lado a lado. Las dos de la izquierda corresponden a paneles construidos por nosotros, con correlación baja y alta fijadas de antemano; la de la derecha, a los retornos reales de las seis criptomonedas del proyecto. Puestas una junto a la otra, permiten leer el resultado real contra dos referencias donde la respuesta correcta la pusimos nosotros mismos.</w:t>
+      </w:r>
+    </w:p>
+    <w:p>
+      <w:pPr>
+        <w:spacing w:after="0" w:line="480" w:lineRule="auto"/>
+        <w:ind w:firstLine="720"/>
+      </w:pPr>
+      <w:r>
+        <w:rPr>
+          <w:rFonts w:ascii="Times New Roman" w:cs="Times New Roman" w:eastAsia="Times New Roman" w:hAnsi="Times New Roman"/>
+          <w:color w:val="000000"/>
+          <w:sz w:val="24"/>
+          <w:szCs w:val="24"/>
+        </w:rPr>
+        <w:t xml:space="preserve">La distorsión que introducen los precios en nivel no consiste en que la correlación resulte alta, sino en que resulta </w:t>
+      </w:r>
+      <w:r>
+        <w:rPr>
+          <w:rFonts w:ascii="Times New Roman" w:cs="Times New Roman" w:eastAsia="Times New Roman" w:hAnsi="Times New Roman"/>
+          <w:b/>
+          <w:bCs/>
+          <w:color w:val="000000"/>
+          <w:sz w:val="24"/>
+          <w:szCs w:val="24"/>
+        </w:rPr>
+        <w:t xml:space="preserve">errática</w:t>
+      </w:r>
+      <w:r>
+        <w:rPr>
+          <w:rFonts w:ascii="Times New Roman" w:cs="Times New Roman" w:eastAsia="Times New Roman" w:hAnsi="Times New Roman"/>
+          <w:color w:val="000000"/>
+          <w:sz w:val="24"/>
+          <w:szCs w:val="24"/>
+        </w:rPr>
+        <w:t xml:space="preserve">. Calculada sobre precios en nivel, la correlación entre LTC y BTC —el activo que por definición marca la tendencia de todo el sector cripto— es de apenas </w:t>
+      </w:r>
+      <w:r>
+        <w:rPr>
+          <w:rFonts w:ascii="Times New Roman" w:cs="Times New Roman" w:eastAsia="Times New Roman" w:hAnsi="Times New Roman"/>
+          <w:b/>
+          <w:bCs/>
+          <w:color w:val="000000"/>
+          <w:sz w:val="24"/>
+          <w:szCs w:val="24"/>
+        </w:rPr>
+        <w:t xml:space="preserve">0,126</w:t>
+      </w:r>
+      <w:r>
+        <w:rPr>
+          <w:rFonts w:ascii="Times New Roman" w:cs="Times New Roman" w:eastAsia="Times New Roman" w:hAnsi="Times New Roman"/>
+          <w:color w:val="000000"/>
+          <w:sz w:val="24"/>
+          <w:szCs w:val="24"/>
+        </w:rPr>
+        <w:t xml:space="preserve">, mientras que entre LTC y ADA sube a </w:t>
+      </w:r>
+      <w:r>
+        <w:rPr>
+          <w:rFonts w:ascii="Times New Roman" w:cs="Times New Roman" w:eastAsia="Times New Roman" w:hAnsi="Times New Roman"/>
+          <w:b/>
+          <w:bCs/>
+          <w:color w:val="000000"/>
+          <w:sz w:val="24"/>
+          <w:szCs w:val="24"/>
+        </w:rPr>
+        <w:t xml:space="preserve">0,796</w:t>
+      </w:r>
+      <w:r>
+        <w:rPr>
+          <w:rFonts w:ascii="Times New Roman" w:cs="Times New Roman" w:eastAsia="Times New Roman" w:hAnsi="Times New Roman"/>
+          <w:color w:val="000000"/>
+          <w:sz w:val="24"/>
+          <w:szCs w:val="24"/>
+        </w:rPr>
+        <w:t xml:space="preserve">: un orden económicamente implausible, que sugiere que LTC se relaciona más con Cardano que con Bitcoin. Calculada sobre retornos, el orden se corrige y el rango se estrecha a la mitad: LTC–BTC sube a </w:t>
+      </w:r>
+      <w:r>
+        <w:rPr>
+          <w:rFonts w:ascii="Times New Roman" w:cs="Times New Roman" w:eastAsia="Times New Roman" w:hAnsi="Times New Roman"/>
+          <w:b/>
+          <w:bCs/>
+          <w:color w:val="000000"/>
+          <w:sz w:val="24"/>
+          <w:szCs w:val="24"/>
+        </w:rPr>
+        <w:t xml:space="preserve">0,715</w:t>
+      </w:r>
+      <w:r>
+        <w:rPr>
+          <w:rFonts w:ascii="Times New Roman" w:cs="Times New Roman" w:eastAsia="Times New Roman" w:hAnsi="Times New Roman"/>
+          <w:color w:val="000000"/>
+          <w:sz w:val="24"/>
+          <w:szCs w:val="24"/>
+        </w:rPr>
+        <w:t xml:space="preserve"> y LTC–ADA baja a </w:t>
+      </w:r>
+      <w:r>
+        <w:rPr>
+          <w:rFonts w:ascii="Times New Roman" w:cs="Times New Roman" w:eastAsia="Times New Roman" w:hAnsi="Times New Roman"/>
+          <w:b/>
+          <w:bCs/>
+          <w:color w:val="000000"/>
+          <w:sz w:val="24"/>
+          <w:szCs w:val="24"/>
+        </w:rPr>
+        <w:t xml:space="preserve">0,641</w:t>
+      </w:r>
+      <w:r>
+        <w:rPr>
+          <w:rFonts w:ascii="Times New Roman" w:cs="Times New Roman" w:eastAsia="Times New Roman" w:hAnsi="Times New Roman"/>
+          <w:color w:val="000000"/>
+          <w:sz w:val="24"/>
+          <w:szCs w:val="24"/>
+        </w:rPr>
+        <w:t xml:space="preserve">, quedando ambos dentro del rango general de </w:t>
+      </w:r>
+      <w:r>
+        <w:rPr>
+          <w:rFonts w:ascii="Times New Roman" w:cs="Times New Roman" w:eastAsia="Times New Roman" w:hAnsi="Times New Roman"/>
+          <w:b/>
+          <w:bCs/>
+          <w:color w:val="000000"/>
+          <w:sz w:val="24"/>
+          <w:szCs w:val="24"/>
+        </w:rPr>
+        <w:t xml:space="preserve">0,475 a 0,806</w:t>
+      </w:r>
+      <w:r>
+        <w:rPr>
+          <w:rFonts w:ascii="Times New Roman" w:cs="Times New Roman" w:eastAsia="Times New Roman" w:hAnsi="Times New Roman"/>
+          <w:color w:val="000000"/>
+          <w:sz w:val="24"/>
+          <w:szCs w:val="24"/>
+        </w:rPr>
+        <w:t xml:space="preserve"> que muestran las seis criptomonedas entre sí sobre retornos, frente a un rango de </w:t>
+      </w:r>
+      <w:r>
+        <w:rPr>
+          <w:rFonts w:ascii="Times New Roman" w:cs="Times New Roman" w:eastAsia="Times New Roman" w:hAnsi="Times New Roman"/>
+          <w:b/>
+          <w:bCs/>
+          <w:color w:val="000000"/>
+          <w:sz w:val="24"/>
+          <w:szCs w:val="24"/>
+        </w:rPr>
+        <w:t xml:space="preserve">0,126 a 0,888</w:t>
+      </w:r>
+      <w:r>
+        <w:rPr>
+          <w:rFonts w:ascii="Times New Roman" w:cs="Times New Roman" w:eastAsia="Times New Roman" w:hAnsi="Times New Roman"/>
+          <w:color w:val="000000"/>
+          <w:sz w:val="24"/>
+          <w:szCs w:val="24"/>
+        </w:rPr>
+        <w:t xml:space="preserve"> en nivel.</w:t>
+      </w:r>
+    </w:p>
+    <w:p>
+      <w:pPr>
+        <w:spacing w:after="0" w:line="480" w:lineRule="auto"/>
+        <w:ind w:firstLine="720"/>
+      </w:pPr>
+      <w:r>
+        <w:rPr>
+          <w:rFonts w:ascii="Times New Roman" w:cs="Times New Roman" w:eastAsia="Times New Roman" w:hAnsi="Times New Roman"/>
+          <w:color w:val="000000"/>
+          <w:sz w:val="24"/>
+          <w:szCs w:val="24"/>
+        </w:rPr>
+        <w:t xml:space="preserve">La explicación no es que la correlación en nivel "infle" los valores: es que mide algo distinto de lo que se busca medir. Dos series con tendencia comparten tendencia, y la correlación entre ellas captura en buena medida esa coincidencia de dirección de largo plazo, no la codependencia real de sus movimientos período a período. Es el fenómeno de la </w:t>
+      </w:r>
+      <w:r>
+        <w:rPr>
+          <w:rFonts w:ascii="Times New Roman" w:cs="Times New Roman" w:eastAsia="Times New Roman" w:hAnsi="Times New Roman"/>
+          <w:b/>
+          <w:bCs/>
+          <w:color w:val="000000"/>
+          <w:sz w:val="24"/>
+          <w:szCs w:val="24"/>
+        </w:rPr>
+        <w:t xml:space="preserve">correlación espuria</w:t>
+      </w:r>
+      <w:r>
+        <w:rPr>
+          <w:rFonts w:ascii="Times New Roman" w:cs="Times New Roman" w:eastAsia="Times New Roman" w:hAnsi="Times New Roman"/>
+          <w:color w:val="000000"/>
+          <w:sz w:val="24"/>
+          <w:szCs w:val="24"/>
+        </w:rPr>
+        <w:t xml:space="preserve">, descrito clásicamente por Granger y Newbold (1974): dado que la sección 3 midió que los precios en nivel de las seis criptomonedas no son estacionarios, cualquier correlación calculada sobre ellos hereda ese defecto. Por eso la correlación cruzada de este proyecto se calcula sobre retornos y no sobre precios, con el mismo argumento —y el mismo respaldo medido— que sostiene la sección 4.</w:t>
+      </w:r>
+    </w:p>
+    <w:p>
+      <w:pPr>
+        <w:spacing w:after="0" w:line="480" w:lineRule="auto"/>
+        <w:ind w:firstLine="720"/>
+      </w:pPr>
+      <w:r>
+        <w:rPr>
+          <w:rFonts w:ascii="Times New Roman" w:cs="Times New Roman" w:eastAsia="Times New Roman" w:hAnsi="Times New Roman"/>
+          <w:color w:val="000000"/>
+          <w:sz w:val="24"/>
+          <w:szCs w:val="24"/>
+        </w:rPr>
+        <w:t xml:space="preserve">Como control de que el procedimiento de medición hace lo que dice hacer, se corrió también sobre dos paneles construidos por nosotros con correlación objetivo conocida: pedida en 0,1, se midió en </w:t>
+      </w:r>
+      <w:r>
+        <w:rPr>
+          <w:rFonts w:ascii="Times New Roman" w:cs="Times New Roman" w:eastAsia="Times New Roman" w:hAnsi="Times New Roman"/>
+          <w:b/>
+          <w:bCs/>
+          <w:color w:val="000000"/>
+          <w:sz w:val="24"/>
+          <w:szCs w:val="24"/>
+        </w:rPr>
+        <w:t xml:space="preserve">0,0945</w:t>
+      </w:r>
+      <w:r>
+        <w:rPr>
+          <w:rFonts w:ascii="Times New Roman" w:cs="Times New Roman" w:eastAsia="Times New Roman" w:hAnsi="Times New Roman"/>
+          <w:color w:val="000000"/>
+          <w:sz w:val="24"/>
+          <w:szCs w:val="24"/>
+        </w:rPr>
+        <w:t xml:space="preserve">; pedida en 0,9, se midió en </w:t>
+      </w:r>
+      <w:r>
+        <w:rPr>
+          <w:rFonts w:ascii="Times New Roman" w:cs="Times New Roman" w:eastAsia="Times New Roman" w:hAnsi="Times New Roman"/>
+          <w:b/>
+          <w:bCs/>
+          <w:color w:val="000000"/>
+          <w:sz w:val="24"/>
+          <w:szCs w:val="24"/>
+        </w:rPr>
+        <w:t xml:space="preserve">0,9033</w:t>
+      </w:r>
+      <w:r>
+        <w:rPr>
+          <w:rFonts w:ascii="Times New Roman" w:cs="Times New Roman" w:eastAsia="Times New Roman" w:hAnsi="Times New Roman"/>
+          <w:color w:val="000000"/>
+          <w:sz w:val="24"/>
+          <w:szCs w:val="24"/>
+        </w:rPr>
+        <w:t xml:space="preserve">. El método recupera el parámetro que se le pidió construir, lo que da confianza para leer el resultado sobre datos reales, donde nadie fija de antemano la respuesta correcta.</w:t>
+      </w:r>
+    </w:p>
+    <w:p>
+      <w:pPr>
+        <w:spacing w:after="0" w:line="480" w:lineRule="auto"/>
+        <w:ind w:firstLine="720"/>
+      </w:pPr>
+      <w:r>
+        <w:rPr>
+          <w:rFonts w:ascii="Times New Roman" w:cs="Times New Roman" w:eastAsia="Times New Roman" w:hAnsi="Times New Roman"/>
+          <w:color w:val="000000"/>
+          <w:sz w:val="24"/>
+          <w:szCs w:val="24"/>
+        </w:rPr>
+        <w:t xml:space="preserve">Sobre retornos, el activo de apoyo con mayor correlación con LTC es </w:t>
+      </w:r>
+      <w:r>
+        <w:rPr>
+          <w:rFonts w:ascii="Times New Roman" w:cs="Times New Roman" w:eastAsia="Times New Roman" w:hAnsi="Times New Roman"/>
+          <w:b/>
+          <w:bCs/>
+          <w:color w:val="000000"/>
+          <w:sz w:val="24"/>
+          <w:szCs w:val="24"/>
+        </w:rPr>
+        <w:t xml:space="preserve">ETH, con 0,740</w:t>
+      </w:r>
+      <w:r>
+        <w:rPr>
+          <w:rFonts w:ascii="Times New Roman" w:cs="Times New Roman" w:eastAsia="Times New Roman" w:hAnsi="Times New Roman"/>
+          <w:color w:val="000000"/>
+          <w:sz w:val="24"/>
+          <w:szCs w:val="24"/>
+        </w:rPr>
+        <w:t xml:space="preserve">; el de menor correlación es </w:t>
+      </w:r>
+      <w:r>
+        <w:rPr>
+          <w:rFonts w:ascii="Times New Roman" w:cs="Times New Roman" w:eastAsia="Times New Roman" w:hAnsi="Times New Roman"/>
+          <w:b/>
+          <w:bCs/>
+          <w:color w:val="000000"/>
+          <w:sz w:val="24"/>
+          <w:szCs w:val="24"/>
+        </w:rPr>
+        <w:t xml:space="preserve">SOL, con 0,524</w:t>
+      </w:r>
+      <w:r>
+        <w:rPr>
+          <w:rFonts w:ascii="Times New Roman" w:cs="Times New Roman" w:eastAsia="Times New Roman" w:hAnsi="Times New Roman"/>
+          <w:color w:val="000000"/>
+          <w:sz w:val="24"/>
+          <w:szCs w:val="24"/>
+        </w:rPr>
+        <w:t xml:space="preserve">. Ambos valores están lejos de los extremos —ni cerca de 0, que dejaría a las variables de apoyo sin aportar nada, ni cerca de 1, que las volvería redundantes entre sí—, y esa es, en última instancia, la consecuencia que sostiene el planteamiento multivariante del enunciado: si LTC se moviera de forma aislada, las cinco variables de apoyo sobrarían; con correlaciones de entre 0,475 y 0,806 sobre retornos, no sobran.</w:t>
       </w:r>
     </w:p>
     <w:p>
@@ -2466,10 +3764,9 @@
     </w:p>
     <w:p>
       <w:pPr>
-        <w:pStyle w:val="Heading1"/>
+        <w:pStyle w:val="Heading2"/>
         <w:keepNext/>
         <w:spacing w:after="0" w:before="0" w:line="480" w:lineRule="auto"/>
-        <w:jc w:val="center"/>
       </w:pPr>
       <w:r>
         <w:rPr>
@@ -2607,10 +3904,9 @@
     </w:p>
     <w:p>
       <w:pPr>
-        <w:pStyle w:val="Heading1"/>
+        <w:pStyle w:val="Heading2"/>
         <w:keepNext/>
         <w:spacing w:after="0" w:before="0" w:line="480" w:lineRule="auto"/>
-        <w:jc w:val="center"/>
       </w:pPr>
       <w:r>
         <w:rPr>
@@ -2919,10 +4215,9 @@
     </w:p>
     <w:p>
       <w:pPr>
-        <w:pStyle w:val="Heading1"/>
+        <w:pStyle w:val="Heading2"/>
         <w:keepNext/>
         <w:spacing w:after="0" w:before="0" w:line="480" w:lineRule="auto"/>
-        <w:jc w:val="center"/>
       </w:pPr>
       <w:r>
         <w:rPr>
@@ -3220,10 +4515,9 @@
     </w:p>
     <w:p>
       <w:pPr>
-        <w:pStyle w:val="Heading1"/>
+        <w:pStyle w:val="Heading2"/>
         <w:keepNext/>
         <w:spacing w:after="0" w:before="0" w:line="480" w:lineRule="auto"/>
-        <w:jc w:val="center"/>
       </w:pPr>
       <w:r>
         <w:rPr>
@@ -3456,10 +4750,9 @@
     </w:p>
     <w:p>
       <w:pPr>
-        <w:pStyle w:val="Heading1"/>
+        <w:pStyle w:val="Heading2"/>
         <w:keepNext/>
         <w:spacing w:after="0" w:before="0" w:line="480" w:lineRule="auto"/>
-        <w:jc w:val="center"/>
       </w:pPr>
       <w:r>
         <w:rPr>
@@ -3682,10 +4975,9 @@
     </w:p>
     <w:p>
       <w:pPr>
-        <w:pStyle w:val="Heading1"/>
+        <w:pStyle w:val="Heading2"/>
         <w:keepNext/>
         <w:spacing w:after="0" w:before="0" w:line="480" w:lineRule="auto"/>
-        <w:jc w:val="center"/>
       </w:pPr>
       <w:r>
         <w:rPr>
@@ -4294,10 +5586,9 @@
     </w:p>
     <w:p>
       <w:pPr>
-        <w:pStyle w:val="Heading1"/>
+        <w:pStyle w:val="Heading2"/>
         <w:keepNext/>
         <w:spacing w:after="0" w:before="0" w:line="480" w:lineRule="auto"/>
-        <w:jc w:val="center"/>
       </w:pPr>
       <w:r>
         <w:rPr>
@@ -7734,10 +9025,9 @@
     </w:p>
     <w:p>
       <w:pPr>
-        <w:pStyle w:val="Heading1"/>
+        <w:pStyle w:val="Heading2"/>
         <w:keepNext/>
         <w:spacing w:after="0" w:before="0" w:line="480" w:lineRule="auto"/>
-        <w:jc w:val="center"/>
       </w:pPr>
       <w:r>
         <w:rPr>
@@ -7897,7 +9187,7 @@
     </w:p>
     <w:p>
       <w:pPr>
-        <w:pStyle w:val="Heading2"/>
+        <w:pStyle w:val="Heading3"/>
         <w:keepNext/>
         <w:spacing w:after="0" w:before="0" w:line="480" w:lineRule="auto"/>
       </w:pPr>
@@ -7906,48 +9196,28 @@
           <w:rFonts w:ascii="Times New Roman" w:cs="Times New Roman" w:eastAsia="Times New Roman" w:hAnsi="Times New Roman"/>
           <w:b/>
           <w:bCs/>
-          <w:i w:val="false"/>
-          <w:iCs w:val="false"/>
-          <w:color w:val="000000"/>
-          <w:sz w:val="24"/>
-          <w:szCs w:val="24"/>
-        </w:rPr>
-        <w:t xml:space="preserve">8.1 Estructura de mercado (HH, HL, LH, LL)</w:t>
-      </w:r>
-    </w:p>
-    <w:p>
-      <w:pPr>
-        <w:spacing w:after="0" w:line="480" w:lineRule="auto"/>
-        <w:ind w:firstLine="720"/>
-      </w:pPr>
-      <w:r>
-        <w:rPr>
-          <w:rFonts w:ascii="Times New Roman" w:cs="Times New Roman" w:eastAsia="Times New Roman" w:hAnsi="Times New Roman"/>
-          <w:color w:val="000000"/>
-          <w:sz w:val="24"/>
-          <w:szCs w:val="24"/>
-        </w:rPr>
-        <w:t xml:space="preserve">Es el enfoque clásico del análisis técnico y el que muestra la figura del enunciado. Se identifican máximos y mínimos sucesivos y se clasifican como </w:t>
-      </w:r>
-      <w:r>
-        <w:rPr>
-          <w:rFonts w:ascii="Times New Roman" w:cs="Times New Roman" w:eastAsia="Times New Roman" w:hAnsi="Times New Roman"/>
           <w:i/>
           <w:iCs/>
           <w:color w:val="000000"/>
           <w:sz w:val="24"/>
           <w:szCs w:val="24"/>
         </w:rPr>
-        <w:t xml:space="preserve">higher high</w:t>
-      </w:r>
-      <w:r>
-        <w:rPr>
-          <w:rFonts w:ascii="Times New Roman" w:cs="Times New Roman" w:eastAsia="Times New Roman" w:hAnsi="Times New Roman"/>
-          <w:color w:val="000000"/>
-          <w:sz w:val="24"/>
-          <w:szCs w:val="24"/>
-        </w:rPr>
-        <w:t xml:space="preserve"> (HH), </w:t>
+        <w:t xml:space="preserve">8.1 Estructura de mercado (HH, HL, LH, LL)</w:t>
+      </w:r>
+    </w:p>
+    <w:p>
+      <w:pPr>
+        <w:spacing w:after="0" w:line="480" w:lineRule="auto"/>
+        <w:ind w:firstLine="720"/>
+      </w:pPr>
+      <w:r>
+        <w:rPr>
+          <w:rFonts w:ascii="Times New Roman" w:cs="Times New Roman" w:eastAsia="Times New Roman" w:hAnsi="Times New Roman"/>
+          <w:color w:val="000000"/>
+          <w:sz w:val="24"/>
+          <w:szCs w:val="24"/>
+        </w:rPr>
+        <w:t xml:space="preserve">Es el enfoque clásico del análisis técnico y el que muestra la figura del enunciado. Se identifican máximos y mínimos sucesivos y se clasifican como </w:t>
       </w:r>
       <w:r>
         <w:rPr>
@@ -7958,16 +9228,16 @@
           <w:sz w:val="24"/>
           <w:szCs w:val="24"/>
         </w:rPr>
-        <w:t xml:space="preserve">higher low</w:t>
-      </w:r>
-      <w:r>
-        <w:rPr>
-          <w:rFonts w:ascii="Times New Roman" w:cs="Times New Roman" w:eastAsia="Times New Roman" w:hAnsi="Times New Roman"/>
-          <w:color w:val="000000"/>
-          <w:sz w:val="24"/>
-          <w:szCs w:val="24"/>
-        </w:rPr>
-        <w:t xml:space="preserve"> (HL), </w:t>
+        <w:t xml:space="preserve">higher high</w:t>
+      </w:r>
+      <w:r>
+        <w:rPr>
+          <w:rFonts w:ascii="Times New Roman" w:cs="Times New Roman" w:eastAsia="Times New Roman" w:hAnsi="Times New Roman"/>
+          <w:color w:val="000000"/>
+          <w:sz w:val="24"/>
+          <w:szCs w:val="24"/>
+        </w:rPr>
+        <w:t xml:space="preserve"> (HH), </w:t>
       </w:r>
       <w:r>
         <w:rPr>
@@ -7978,16 +9248,16 @@
           <w:sz w:val="24"/>
           <w:szCs w:val="24"/>
         </w:rPr>
-        <w:t xml:space="preserve">lower high</w:t>
-      </w:r>
-      <w:r>
-        <w:rPr>
-          <w:rFonts w:ascii="Times New Roman" w:cs="Times New Roman" w:eastAsia="Times New Roman" w:hAnsi="Times New Roman"/>
-          <w:color w:val="000000"/>
-          <w:sz w:val="24"/>
-          <w:szCs w:val="24"/>
-        </w:rPr>
-        <w:t xml:space="preserve"> (LH) y </w:t>
+        <w:t xml:space="preserve">higher low</w:t>
+      </w:r>
+      <w:r>
+        <w:rPr>
+          <w:rFonts w:ascii="Times New Roman" w:cs="Times New Roman" w:eastAsia="Times New Roman" w:hAnsi="Times New Roman"/>
+          <w:color w:val="000000"/>
+          <w:sz w:val="24"/>
+          <w:szCs w:val="24"/>
+        </w:rPr>
+        <w:t xml:space="preserve"> (HL), </w:t>
       </w:r>
       <w:r>
         <w:rPr>
@@ -7998,6 +9268,26 @@
           <w:sz w:val="24"/>
           <w:szCs w:val="24"/>
         </w:rPr>
+        <w:t xml:space="preserve">lower high</w:t>
+      </w:r>
+      <w:r>
+        <w:rPr>
+          <w:rFonts w:ascii="Times New Roman" w:cs="Times New Roman" w:eastAsia="Times New Roman" w:hAnsi="Times New Roman"/>
+          <w:color w:val="000000"/>
+          <w:sz w:val="24"/>
+          <w:szCs w:val="24"/>
+        </w:rPr>
+        <w:t xml:space="preserve"> (LH) y </w:t>
+      </w:r>
+      <w:r>
+        <w:rPr>
+          <w:rFonts w:ascii="Times New Roman" w:cs="Times New Roman" w:eastAsia="Times New Roman" w:hAnsi="Times New Roman"/>
+          <w:i/>
+          <w:iCs/>
+          <w:color w:val="000000"/>
+          <w:sz w:val="24"/>
+          <w:szCs w:val="24"/>
+        </w:rPr>
         <w:t xml:space="preserve">lower low</w:t>
       </w:r>
       <w:r>
@@ -8047,7 +9337,7 @@
     </w:p>
     <w:p>
       <w:pPr>
-        <w:pStyle w:val="Heading2"/>
+        <w:pStyle w:val="Heading3"/>
         <w:keepNext/>
         <w:spacing w:after="0" w:before="0" w:line="480" w:lineRule="auto"/>
       </w:pPr>
@@ -8056,8 +9346,8 @@
           <w:rFonts w:ascii="Times New Roman" w:cs="Times New Roman" w:eastAsia="Times New Roman" w:hAnsi="Times New Roman"/>
           <w:b/>
           <w:bCs/>
-          <w:i w:val="false"/>
-          <w:iCs w:val="false"/>
+          <w:i/>
+          <w:iCs/>
           <w:color w:val="000000"/>
           <w:sz w:val="24"/>
           <w:szCs w:val="24"/>
@@ -8211,7 +9501,7 @@
     </w:p>
     <w:p>
       <w:pPr>
-        <w:pStyle w:val="Heading2"/>
+        <w:pStyle w:val="Heading3"/>
         <w:keepNext/>
         <w:spacing w:after="0" w:before="0" w:line="480" w:lineRule="auto"/>
       </w:pPr>
@@ -8220,8 +9510,8 @@
           <w:rFonts w:ascii="Times New Roman" w:cs="Times New Roman" w:eastAsia="Times New Roman" w:hAnsi="Times New Roman"/>
           <w:b/>
           <w:bCs/>
-          <w:i w:val="false"/>
-          <w:iCs w:val="false"/>
+          <w:i/>
+          <w:iCs/>
           <w:color w:val="000000"/>
           <w:sz w:val="24"/>
           <w:szCs w:val="24"/>
@@ -8292,7 +9582,7 @@
     </w:p>
     <w:p>
       <w:pPr>
-        <w:pStyle w:val="Heading2"/>
+        <w:pStyle w:val="Heading3"/>
         <w:keepNext/>
         <w:spacing w:after="0" w:before="0" w:line="480" w:lineRule="auto"/>
       </w:pPr>
@@ -8301,8 +9591,8 @@
           <w:rFonts w:ascii="Times New Roman" w:cs="Times New Roman" w:eastAsia="Times New Roman" w:hAnsi="Times New Roman"/>
           <w:b/>
           <w:bCs/>
-          <w:i w:val="false"/>
-          <w:iCs w:val="false"/>
+          <w:i/>
+          <w:iCs/>
           <w:color w:val="000000"/>
           <w:sz w:val="24"/>
           <w:szCs w:val="24"/>
@@ -10699,10 +11989,9 @@
     </w:p>
     <w:p>
       <w:pPr>
-        <w:pStyle w:val="Heading1"/>
+        <w:pStyle w:val="Heading2"/>
         <w:keepNext/>
         <w:spacing w:after="0" w:before="0" w:line="480" w:lineRule="auto"/>
-        <w:jc w:val="center"/>
       </w:pPr>
       <w:r>
         <w:rPr>
@@ -11576,10 +12865,9 @@
     </w:p>
     <w:p>
       <w:pPr>
-        <w:pStyle w:val="Heading1"/>
+        <w:pStyle w:val="Heading2"/>
         <w:keepNext/>
         <w:spacing w:after="0" w:before="0" w:line="480" w:lineRule="auto"/>
-        <w:jc w:val="center"/>
       </w:pPr>
       <w:r>
         <w:rPr>
@@ -12520,7 +13808,7 @@
     </w:p>
     <w:p>
       <w:pPr>
-        <w:pStyle w:val="Heading2"/>
+        <w:pStyle w:val="Heading3"/>
         <w:keepNext/>
         <w:spacing w:after="0" w:before="0" w:line="480" w:lineRule="auto"/>
       </w:pPr>
@@ -12529,8 +13817,8 @@
           <w:rFonts w:ascii="Times New Roman" w:cs="Times New Roman" w:eastAsia="Times New Roman" w:hAnsi="Times New Roman"/>
           <w:b/>
           <w:bCs/>
-          <w:i w:val="false"/>
-          <w:iCs w:val="false"/>
+          <w:i/>
+          <w:iCs/>
           <w:color w:val="000000"/>
           <w:sz w:val="24"/>
           <w:szCs w:val="24"/>
@@ -13982,6 +15270,1370 @@
     </w:p>
     <w:p>
       <w:pPr>
+        <w:pStyle w:val="Heading2"/>
+        <w:keepNext/>
+        <w:spacing w:after="0" w:before="0" w:line="480" w:lineRule="auto"/>
+      </w:pPr>
+      <w:r>
+        <w:rPr>
+          <w:rFonts w:ascii="Times New Roman" w:cs="Times New Roman" w:eastAsia="Times New Roman" w:hAnsi="Times New Roman"/>
+          <w:b/>
+          <w:bCs/>
+          <w:i w:val="false"/>
+          <w:iCs w:val="false"/>
+          <w:color w:val="000000"/>
+          <w:sz w:val="24"/>
+          <w:szCs w:val="24"/>
+        </w:rPr>
+        <w:t xml:space="preserve">3. Las métricas que sí usamos</w:t>
+      </w:r>
+    </w:p>
+    <w:p>
+      <w:pPr>
+        <w:spacing w:after="0" w:line="480" w:lineRule="auto"/>
+        <w:ind w:firstLine="720"/>
+      </w:pPr>
+      <w:r>
+        <w:rPr>
+          <w:rFonts w:ascii="Times New Roman" w:cs="Times New Roman" w:eastAsia="Times New Roman" w:hAnsi="Times New Roman"/>
+          <w:color w:val="000000"/>
+          <w:sz w:val="24"/>
+          <w:szCs w:val="24"/>
+        </w:rPr>
+        <w:t xml:space="preserve">Todas provienen de una única función compartida, </w:t>
+      </w:r>
+      <w:r>
+        <w:rPr>
+          <w:rFonts w:ascii="Courier New" w:cs="Courier New" w:eastAsia="Courier New" w:hAnsi="Courier New"/>
+          <w:color w:val="000000"/>
+          <w:sz w:val="22"/>
+          <w:szCs w:val="22"/>
+        </w:rPr>
+        <w:t xml:space="preserve">contracts/metrics.py::evaluar</w:t>
+      </w:r>
+      <w:r>
+        <w:rPr>
+          <w:rFonts w:ascii="Times New Roman" w:cs="Times New Roman" w:eastAsia="Times New Roman" w:hAnsi="Times New Roman"/>
+          <w:color w:val="000000"/>
+          <w:sz w:val="24"/>
+          <w:szCs w:val="24"/>
+        </w:rPr>
+        <w:t xml:space="preserve"> (RF-V1). Que haya una sola implementación no es burocracia: si dos personas calcularan el F1 con criterios distintos, la comparación entre el modelo fundacional y el avanzado —que es la conclusión central del proyecto— dejaría de ser una comparación.</w:t>
+      </w:r>
+    </w:p>
+    <w:p>
+      <w:pPr>
+        <w:pStyle w:val="Heading3"/>
+        <w:keepNext/>
+        <w:spacing w:after="0" w:before="0" w:line="480" w:lineRule="auto"/>
+      </w:pPr>
+      <w:r>
+        <w:rPr>
+          <w:rFonts w:ascii="Times New Roman" w:cs="Times New Roman" w:eastAsia="Times New Roman" w:hAnsi="Times New Roman"/>
+          <w:b/>
+          <w:bCs/>
+          <w:i/>
+          <w:iCs/>
+          <w:color w:val="000000"/>
+          <w:sz w:val="24"/>
+          <w:szCs w:val="24"/>
+        </w:rPr>
+        <w:t xml:space="preserve">3.1 F1-Score por clase</w:t>
+      </w:r>
+    </w:p>
+    <w:p>
+      <w:pPr>
+        <w:spacing w:after="0" w:line="480" w:lineRule="auto"/>
+        <w:ind w:firstLine="720"/>
+      </w:pPr>
+      <w:r>
+        <w:rPr>
+          <w:rFonts w:ascii="Times New Roman" w:cs="Times New Roman" w:eastAsia="Times New Roman" w:hAnsi="Times New Roman"/>
+          <w:color w:val="000000"/>
+          <w:sz w:val="24"/>
+          <w:szCs w:val="24"/>
+        </w:rPr>
+        <w:t xml:space="preserve">El F1 combina dos preguntas distintas sobre una misma clase:</w:t>
+      </w:r>
+    </w:p>
+    <w:p>
+      <w:pPr>
+        <w:spacing w:after="0" w:line="480" w:lineRule="auto"/>
+        <w:ind w:left="720"/>
+      </w:pPr>
+      <w:r>
+        <w:rPr>
+          <w:rFonts w:ascii="Times New Roman" w:cs="Times New Roman" w:eastAsia="Times New Roman" w:hAnsi="Times New Roman"/>
+          <w:color w:val="000000"/>
+          <w:sz w:val="24"/>
+          <w:szCs w:val="24"/>
+        </w:rPr>
+        <w:t xml:space="preserve">• </w:t>
+      </w:r>
+      <w:r>
+        <w:rPr>
+          <w:rFonts w:ascii="Times New Roman" w:cs="Times New Roman" w:eastAsia="Times New Roman" w:hAnsi="Times New Roman"/>
+          <w:b/>
+          <w:bCs/>
+          <w:color w:val="000000"/>
+          <w:sz w:val="24"/>
+          <w:szCs w:val="24"/>
+        </w:rPr>
+        <w:t xml:space="preserve">Precisión:</w:t>
+      </w:r>
+      <w:r>
+        <w:rPr>
+          <w:rFonts w:ascii="Times New Roman" w:cs="Times New Roman" w:eastAsia="Times New Roman" w:hAnsi="Times New Roman"/>
+          <w:color w:val="000000"/>
+          <w:sz w:val="24"/>
+          <w:szCs w:val="24"/>
+        </w:rPr>
+        <w:t xml:space="preserve"> de todos los giros que el modelo anunció, ¿cuántos eran de verdad giros? Mide cuánto cuesta creerle cuando habla.</w:t>
+      </w:r>
+    </w:p>
+    <w:p>
+      <w:pPr>
+        <w:spacing w:after="0" w:line="480" w:lineRule="auto"/>
+        <w:ind w:left="720"/>
+      </w:pPr>
+      <w:r>
+        <w:rPr>
+          <w:rFonts w:ascii="Times New Roman" w:cs="Times New Roman" w:eastAsia="Times New Roman" w:hAnsi="Times New Roman"/>
+          <w:color w:val="000000"/>
+          <w:sz w:val="24"/>
+          <w:szCs w:val="24"/>
+        </w:rPr>
+        <w:t xml:space="preserve">• *</w:t>
+      </w:r>
+      <w:r>
+        <w:rPr>
+          <w:rFonts w:ascii="Times New Roman" w:cs="Times New Roman" w:eastAsia="Times New Roman" w:hAnsi="Times New Roman"/>
+          <w:i/>
+          <w:iCs/>
+          <w:color w:val="000000"/>
+          <w:sz w:val="24"/>
+          <w:szCs w:val="24"/>
+        </w:rPr>
+        <w:t xml:space="preserve">Exhaustividad (</w:t>
+      </w:r>
+      <w:r>
+        <w:rPr>
+          <w:rFonts w:ascii="Times New Roman" w:cs="Times New Roman" w:eastAsia="Times New Roman" w:hAnsi="Times New Roman"/>
+          <w:color w:val="000000"/>
+          <w:sz w:val="24"/>
+          <w:szCs w:val="24"/>
+        </w:rPr>
+        <w:t xml:space="preserve">recall</w:t>
+      </w:r>
+      <w:r>
+        <w:rPr>
+          <w:rFonts w:ascii="Times New Roman" w:cs="Times New Roman" w:eastAsia="Times New Roman" w:hAnsi="Times New Roman"/>
+          <w:i/>
+          <w:iCs/>
+          <w:color w:val="000000"/>
+          <w:sz w:val="24"/>
+          <w:szCs w:val="24"/>
+        </w:rPr>
+        <w:t xml:space="preserve">):</w:t>
+      </w:r>
+      <w:r>
+        <w:rPr>
+          <w:rFonts w:ascii="Times New Roman" w:cs="Times New Roman" w:eastAsia="Times New Roman" w:hAnsi="Times New Roman"/>
+          <w:color w:val="000000"/>
+          <w:sz w:val="24"/>
+          <w:szCs w:val="24"/>
+        </w:rPr>
+        <w:t xml:space="preserve">* de todos los giros que de verdad ocurrieron, ¿cuántos anunció? Mide cuánto se pierde.</w:t>
+      </w:r>
+    </w:p>
+    <w:p>
+      <w:pPr>
+        <w:spacing w:after="0" w:line="480" w:lineRule="auto"/>
+        <w:ind w:firstLine="720"/>
+      </w:pPr>
+      <w:r>
+        <w:rPr>
+          <w:rFonts w:ascii="Times New Roman" w:cs="Times New Roman" w:eastAsia="Times New Roman" w:hAnsi="Times New Roman"/>
+          <w:color w:val="000000"/>
+          <w:sz w:val="24"/>
+          <w:szCs w:val="24"/>
+        </w:rPr>
+        <w:t xml:space="preserve">El F1 es su </w:t>
+      </w:r>
+      <w:r>
+        <w:rPr>
+          <w:rFonts w:ascii="Times New Roman" w:cs="Times New Roman" w:eastAsia="Times New Roman" w:hAnsi="Times New Roman"/>
+          <w:b/>
+          <w:bCs/>
+          <w:color w:val="000000"/>
+          <w:sz w:val="24"/>
+          <w:szCs w:val="24"/>
+        </w:rPr>
+        <w:t xml:space="preserve">media armónica</w:t>
+      </w:r>
+      <w:r>
+        <w:rPr>
+          <w:rFonts w:ascii="Times New Roman" w:cs="Times New Roman" w:eastAsia="Times New Roman" w:hAnsi="Times New Roman"/>
+          <w:color w:val="000000"/>
+          <w:sz w:val="24"/>
+          <w:szCs w:val="24"/>
+        </w:rPr>
+        <w:t xml:space="preserve">: </w:t>
+      </w:r>
+      <w:r>
+        <w:rPr>
+          <w:rFonts w:ascii="Courier New" w:cs="Courier New" w:eastAsia="Courier New" w:hAnsi="Courier New"/>
+          <w:color w:val="000000"/>
+          <w:sz w:val="22"/>
+          <w:szCs w:val="22"/>
+        </w:rPr>
+        <w:t xml:space="preserve">F1 = 2·P·R / (P+R)</w:t>
+      </w:r>
+      <w:r>
+        <w:rPr>
+          <w:rFonts w:ascii="Times New Roman" w:cs="Times New Roman" w:eastAsia="Times New Roman" w:hAnsi="Times New Roman"/>
+          <w:color w:val="000000"/>
+          <w:sz w:val="24"/>
+          <w:szCs w:val="24"/>
+        </w:rPr>
+        <w:t xml:space="preserve">. Se usa la media armónica y no la aritmética porque la armónica está dominada por el término más pequeño y por lo tanto </w:t>
+      </w:r>
+      <w:r>
+        <w:rPr>
+          <w:rFonts w:ascii="Times New Roman" w:cs="Times New Roman" w:eastAsia="Times New Roman" w:hAnsi="Times New Roman"/>
+          <w:b/>
+          <w:bCs/>
+          <w:color w:val="000000"/>
+          <w:sz w:val="24"/>
+          <w:szCs w:val="24"/>
+        </w:rPr>
+        <w:t xml:space="preserve">castiga el desequilibrio entre las dos</w:t>
+      </w:r>
+      <w:r>
+        <w:rPr>
+          <w:rFonts w:ascii="Times New Roman" w:cs="Times New Roman" w:eastAsia="Times New Roman" w:hAnsi="Times New Roman"/>
+          <w:color w:val="000000"/>
+          <w:sz w:val="24"/>
+          <w:szCs w:val="24"/>
+        </w:rPr>
+        <w:t xml:space="preserve">. Un modelo con precisión 1,00 y exhaustividad 0,02 —anuncia un solo giro en toda la serie y acierta— tiene media aritmética 0,51, que suena aceptable, y F1 de 0,039, que es lo que corresponde. En un problema donde es trivial obtener precisión perfecta a costa de no anunciar casi nada, esa propiedad es exactamente la que hace falta.</w:t>
+      </w:r>
+    </w:p>
+    <w:p>
+      <w:pPr>
+        <w:spacing w:after="0" w:line="480" w:lineRule="auto"/>
+        <w:ind w:firstLine="720"/>
+      </w:pPr>
+      <w:r>
+        <w:rPr>
+          <w:rFonts w:ascii="Times New Roman" w:cs="Times New Roman" w:eastAsia="Times New Roman" w:hAnsi="Times New Roman"/>
+          <w:color w:val="000000"/>
+          <w:sz w:val="24"/>
+          <w:szCs w:val="24"/>
+        </w:rPr>
+        <w:t xml:space="preserve">Reportarlo </w:t>
+      </w:r>
+      <w:r>
+        <w:rPr>
+          <w:rFonts w:ascii="Times New Roman" w:cs="Times New Roman" w:eastAsia="Times New Roman" w:hAnsi="Times New Roman"/>
+          <w:b/>
+          <w:bCs/>
+          <w:color w:val="000000"/>
+          <w:sz w:val="24"/>
+          <w:szCs w:val="24"/>
+        </w:rPr>
+        <w:t xml:space="preserve">por clase</w:t>
+      </w:r>
+      <w:r>
+        <w:rPr>
+          <w:rFonts w:ascii="Times New Roman" w:cs="Times New Roman" w:eastAsia="Times New Roman" w:hAnsi="Times New Roman"/>
+          <w:color w:val="000000"/>
+          <w:sz w:val="24"/>
+          <w:szCs w:val="24"/>
+        </w:rPr>
+        <w:t xml:space="preserve"> y no solo agregado es indispensable aquí, porque las tres clases tienen dificultades muy distintas: Continuidad es fácil por abundancia, y Máximo y Mínimo son el objetivo real del trabajo. En la Tabla 4 se ve que el número agregado esconde dos ceros.</w:t>
+      </w:r>
+    </w:p>
+    <w:p>
+      <w:pPr>
+        <w:spacing w:after="0" w:line="480" w:lineRule="auto"/>
+        <w:ind w:firstLine="720"/>
+      </w:pPr>
+      <w:r>
+        <w:rPr>
+          <w:rFonts w:ascii="Times New Roman" w:cs="Times New Roman" w:eastAsia="Times New Roman" w:hAnsi="Times New Roman"/>
+          <w:color w:val="000000"/>
+          <w:sz w:val="24"/>
+          <w:szCs w:val="24"/>
+        </w:rPr>
+        <w:t xml:space="preserve">Que el par precisión-exhaustividad sea el adecuado para este problema no es una preferencia: Saito y Rehmsmeier (2015) muestran que, con clases fuertemente desbalanceadas, las medidas construidas sobre precisión y exhaustividad reflejan el rendimiento sobre la clase rara mucho mejor que las basadas en la tasa de falsos positivos, porque esta última se diluye contra una clase mayoritaria muy grande. Con un 90,7 % de Continuidad, ese es exactamente nuestro caso.</w:t>
+      </w:r>
+    </w:p>
+    <w:p>
+      <w:pPr>
+        <w:spacing w:after="0" w:line="480" w:lineRule="auto"/>
+        <w:ind w:firstLine="720"/>
+      </w:pPr>
+      <w:r>
+        <w:rPr>
+          <w:rFonts w:ascii="Times New Roman" w:cs="Times New Roman" w:eastAsia="Times New Roman" w:hAnsi="Times New Roman"/>
+          <w:b/>
+          <w:bCs/>
+          <w:color w:val="000000"/>
+          <w:sz w:val="24"/>
+          <w:szCs w:val="24"/>
+        </w:rPr>
+        <w:t xml:space="preserve">Una limitación del F1 que conviene declarar nosotros.</w:t>
+      </w:r>
+      <w:r>
+        <w:rPr>
+          <w:rFonts w:ascii="Times New Roman" w:cs="Times New Roman" w:eastAsia="Times New Roman" w:hAnsi="Times New Roman"/>
+          <w:color w:val="000000"/>
+          <w:sz w:val="24"/>
+          <w:szCs w:val="24"/>
+        </w:rPr>
+        <w:t xml:space="preserve"> El F1 ignora los verdaderos negativos y no es simétrico entre las clases, y por eso hay literatura que propone el coeficiente de correlación de Matthews como alternativa más informativa (Chicco &amp; Jurman, 2020). No lo adoptamos como métrica principal porque el enunciado pide F1-Score explícitamente y cambiar la métrica de decisión por cuenta propia rompería la comparabilidad con lo que se nos solicitó; queda anotado como limitación conocida y no como algo que se nos haya pasado.</w:t>
+      </w:r>
+    </w:p>
+    <w:p>
+      <w:pPr>
+        <w:pStyle w:val="Heading3"/>
+        <w:keepNext/>
+        <w:spacing w:after="0" w:before="0" w:line="480" w:lineRule="auto"/>
+      </w:pPr>
+      <w:r>
+        <w:rPr>
+          <w:rFonts w:ascii="Times New Roman" w:cs="Times New Roman" w:eastAsia="Times New Roman" w:hAnsi="Times New Roman"/>
+          <w:b/>
+          <w:bCs/>
+          <w:i/>
+          <w:iCs/>
+          <w:color w:val="000000"/>
+          <w:sz w:val="24"/>
+          <w:szCs w:val="24"/>
+        </w:rPr>
+        <w:t xml:space="preserve">3.2 F1 macro, y por qué no ponderado</w:t>
+      </w:r>
+    </w:p>
+    <w:p>
+      <w:pPr>
+        <w:spacing w:after="0" w:line="480" w:lineRule="auto"/>
+        <w:ind w:firstLine="720"/>
+      </w:pPr>
+      <w:r>
+        <w:rPr>
+          <w:rFonts w:ascii="Times New Roman" w:cs="Times New Roman" w:eastAsia="Times New Roman" w:hAnsi="Times New Roman"/>
+          <w:color w:val="000000"/>
+          <w:sz w:val="24"/>
+          <w:szCs w:val="24"/>
+        </w:rPr>
+        <w:t xml:space="preserve">El </w:t>
+      </w:r>
+      <w:r>
+        <w:rPr>
+          <w:rFonts w:ascii="Times New Roman" w:cs="Times New Roman" w:eastAsia="Times New Roman" w:hAnsi="Times New Roman"/>
+          <w:b/>
+          <w:bCs/>
+          <w:color w:val="000000"/>
+          <w:sz w:val="24"/>
+          <w:szCs w:val="24"/>
+        </w:rPr>
+        <w:t xml:space="preserve">F1 macro</w:t>
+      </w:r>
+      <w:r>
+        <w:rPr>
+          <w:rFonts w:ascii="Times New Roman" w:cs="Times New Roman" w:eastAsia="Times New Roman" w:hAnsi="Times New Roman"/>
+          <w:color w:val="000000"/>
+          <w:sz w:val="24"/>
+          <w:szCs w:val="24"/>
+        </w:rPr>
+        <w:t xml:space="preserve"> es el promedio simple de los tres F1 por clase. El </w:t>
+      </w:r>
+      <w:r>
+        <w:rPr>
+          <w:rFonts w:ascii="Times New Roman" w:cs="Times New Roman" w:eastAsia="Times New Roman" w:hAnsi="Times New Roman"/>
+          <w:b/>
+          <w:bCs/>
+          <w:color w:val="000000"/>
+          <w:sz w:val="24"/>
+          <w:szCs w:val="24"/>
+        </w:rPr>
+        <w:t xml:space="preserve">F1 ponderado</w:t>
+      </w:r>
+      <w:r>
+        <w:rPr>
+          <w:rFonts w:ascii="Times New Roman" w:cs="Times New Roman" w:eastAsia="Times New Roman" w:hAnsi="Times New Roman"/>
+          <w:color w:val="000000"/>
+          <w:sz w:val="24"/>
+          <w:szCs w:val="24"/>
+        </w:rPr>
+        <w:t xml:space="preserve"> promedia pesando cada clase por su frecuencia.</w:t>
+      </w:r>
+    </w:p>
+    <w:p>
+      <w:pPr>
+        <w:spacing w:after="0" w:line="480" w:lineRule="auto"/>
+        <w:ind w:firstLine="720"/>
+      </w:pPr>
+      <w:r>
+        <w:rPr>
+          <w:rFonts w:ascii="Times New Roman" w:cs="Times New Roman" w:eastAsia="Times New Roman" w:hAnsi="Times New Roman"/>
+          <w:color w:val="000000"/>
+          <w:sz w:val="24"/>
+          <w:szCs w:val="24"/>
+        </w:rPr>
+        <w:t xml:space="preserve">La elección es macro y es deliberada. Con la distribución de la Tabla 3, el ponderado le daría a Continuidad un peso del 87 % del total, de modo que </w:t>
+      </w:r>
+      <w:r>
+        <w:rPr>
+          <w:rFonts w:ascii="Times New Roman" w:cs="Times New Roman" w:eastAsia="Times New Roman" w:hAnsi="Times New Roman"/>
+          <w:b/>
+          <w:bCs/>
+          <w:color w:val="000000"/>
+          <w:sz w:val="24"/>
+          <w:szCs w:val="24"/>
+        </w:rPr>
+        <w:t xml:space="preserve">premiaría acertar precisamente la clase que un modelo inútil acierta bien</w:t>
+      </w:r>
+      <w:r>
+        <w:rPr>
+          <w:rFonts w:ascii="Times New Roman" w:cs="Times New Roman" w:eastAsia="Times New Roman" w:hAnsi="Times New Roman"/>
+          <w:color w:val="000000"/>
+          <w:sz w:val="24"/>
+          <w:szCs w:val="24"/>
+        </w:rPr>
+        <w:t xml:space="preserve">. El baseline trivial tendría un F1 ponderado de aproximadamente 0,81 —el 87 % de 0,930— frente a su F1 macro de 0,310. La misma predicción, dos números que cuentan historias opuestas.</w:t>
+      </w:r>
+    </w:p>
+    <w:p>
+      <w:pPr>
+        <w:spacing w:after="0" w:line="480" w:lineRule="auto"/>
+        <w:ind w:firstLine="720"/>
+      </w:pPr>
+      <w:r>
+        <w:rPr>
+          <w:rFonts w:ascii="Times New Roman" w:cs="Times New Roman" w:eastAsia="Times New Roman" w:hAnsi="Times New Roman"/>
+          <w:color w:val="000000"/>
+          <w:sz w:val="24"/>
+          <w:szCs w:val="24"/>
+        </w:rPr>
+        <w:t xml:space="preserve">El macro tiene el efecto contrario y es el que corresponde: al dar igual peso a las tres clases, un modelo solo puede obtener un buen valor si aprende algo sobre las clases raras. Es la recomendación estándar cuando las clases minoritarias son las de interés (Sokolova &amp; Lapalme, 2009; He &amp; Garcia, 2009).</w:t>
+      </w:r>
+    </w:p>
+    <w:p>
+      <w:pPr>
+        <w:spacing w:after="0" w:line="480" w:lineRule="auto"/>
+        <w:ind w:firstLine="720"/>
+      </w:pPr>
+      <w:r>
+        <w:rPr>
+          <w:rFonts w:ascii="Times New Roman" w:cs="Times New Roman" w:eastAsia="Times New Roman" w:hAnsi="Times New Roman"/>
+          <w:color w:val="000000"/>
+          <w:sz w:val="24"/>
+          <w:szCs w:val="24"/>
+        </w:rPr>
+        <w:t xml:space="preserve">Hay además un argumento formal contra los promedios ponderados por prevalencia. Farhadpour et al. (2024) muestran que, en clasificación multiclase de etiqueta única, el F1 micro-promediado es </w:t>
+      </w:r>
+      <w:r>
+        <w:rPr>
+          <w:rFonts w:ascii="Times New Roman" w:cs="Times New Roman" w:eastAsia="Times New Roman" w:hAnsi="Times New Roman"/>
+          <w:b/>
+          <w:bCs/>
+          <w:color w:val="000000"/>
+          <w:sz w:val="24"/>
+          <w:szCs w:val="24"/>
+        </w:rPr>
+        <w:t xml:space="preserve">matemáticamente idéntico a la exactitud global</w:t>
+      </w:r>
+      <w:r>
+        <w:rPr>
+          <w:rFonts w:ascii="Times New Roman" w:cs="Times New Roman" w:eastAsia="Times New Roman" w:hAnsi="Times New Roman"/>
+          <w:color w:val="000000"/>
+          <w:sz w:val="24"/>
+          <w:szCs w:val="24"/>
+        </w:rPr>
+        <w:t xml:space="preserve">, de modo que reportarlo no agrega ninguna información sobre lo que la exactitud ya dice; y advierten que los promedios ponderados por la frecuencia de cada clase quedan dominados por las mayoritarias. Aplicado a este proyecto: el promedio ponderado hereda el mismo defecto que la Tabla 4 le demuestra a la exactitud. El macro es la única de las tres variantes que puede ordenar los modelos por lo que nos importa.</w:t>
+      </w:r>
+    </w:p>
+    <w:p>
+      <w:pPr>
+        <w:spacing w:after="0" w:line="480" w:lineRule="auto"/>
+        <w:ind w:firstLine="720"/>
+      </w:pPr>
+      <w:r>
+        <w:rPr>
+          <w:rFonts w:ascii="Times New Roman" w:cs="Times New Roman" w:eastAsia="Times New Roman" w:hAnsi="Times New Roman"/>
+          <w:b/>
+          <w:bCs/>
+          <w:color w:val="000000"/>
+          <w:sz w:val="24"/>
+          <w:szCs w:val="24"/>
+        </w:rPr>
+        <w:t xml:space="preserve">Lo que hay que declarar como costo:</w:t>
+      </w:r>
+      <w:r>
+        <w:rPr>
+          <w:rFonts w:ascii="Times New Roman" w:cs="Times New Roman" w:eastAsia="Times New Roman" w:hAnsi="Times New Roman"/>
+          <w:color w:val="000000"/>
+          <w:sz w:val="24"/>
+          <w:szCs w:val="24"/>
+        </w:rPr>
+        <w:t xml:space="preserve"> el macro tiene mayor varianza. Con 24 máximos en el bloque de prueba, unos pocos aciertos o fallos mueven el F1 de esa clase de forma apreciable, y como el macro pesa esa clase a un tercio, el ruido se propaga al número final. Por eso la comparación entre modelos del proyecto exige un margen mínimo (</w:t>
+      </w:r>
+      <w:r>
+        <w:rPr>
+          <w:rFonts w:ascii="Courier New" w:cs="Courier New" w:eastAsia="Courier New" w:hAnsi="Courier New"/>
+          <w:color w:val="000000"/>
+          <w:sz w:val="22"/>
+          <w:szCs w:val="22"/>
+        </w:rPr>
+        <w:t xml:space="preserve">DELTA_F1_DECISIVO = 0,02</w:t>
+      </w:r>
+      <w:r>
+        <w:rPr>
+          <w:rFonts w:ascii="Times New Roman" w:cs="Times New Roman" w:eastAsia="Times New Roman" w:hAnsi="Times New Roman"/>
+          <w:color w:val="000000"/>
+          <w:sz w:val="24"/>
+          <w:szCs w:val="24"/>
+        </w:rPr>
+        <w:t xml:space="preserve">) fijado antes de medir, en lugar de declarar ganador a cualquier diferencia positiva.</w:t>
+      </w:r>
+    </w:p>
+    <w:p>
+      <w:pPr>
+        <w:pStyle w:val="Heading3"/>
+        <w:keepNext/>
+        <w:spacing w:after="0" w:before="0" w:line="480" w:lineRule="auto"/>
+      </w:pPr>
+      <w:r>
+        <w:rPr>
+          <w:rFonts w:ascii="Times New Roman" w:cs="Times New Roman" w:eastAsia="Times New Roman" w:hAnsi="Times New Roman"/>
+          <w:b/>
+          <w:bCs/>
+          <w:i/>
+          <w:iCs/>
+          <w:color w:val="000000"/>
+          <w:sz w:val="24"/>
+          <w:szCs w:val="24"/>
+        </w:rPr>
+        <w:t xml:space="preserve">3.3 Precisión direccional</w:t>
+      </w:r>
+    </w:p>
+    <w:p>
+      <w:pPr>
+        <w:spacing w:after="0" w:line="480" w:lineRule="auto"/>
+        <w:ind w:firstLine="720"/>
+      </w:pPr>
+      <w:r>
+        <w:rPr>
+          <w:rFonts w:ascii="Times New Roman" w:cs="Times New Roman" w:eastAsia="Times New Roman" w:hAnsi="Times New Roman"/>
+          <w:b/>
+          <w:bCs/>
+          <w:color w:val="000000"/>
+          <w:sz w:val="24"/>
+          <w:szCs w:val="24"/>
+        </w:rPr>
+        <w:t xml:space="preserve">Definición adoptada:</w:t>
+      </w:r>
+      <w:r>
+        <w:rPr>
+          <w:rFonts w:ascii="Times New Roman" w:cs="Times New Roman" w:eastAsia="Times New Roman" w:hAnsi="Times New Roman"/>
+          <w:color w:val="000000"/>
+          <w:sz w:val="24"/>
+          <w:szCs w:val="24"/>
+        </w:rPr>
+        <w:t xml:space="preserve"> de todas las velas que de verdad fueron Máximo o Mínimo, qué fracción se anunció con el tipo correcto. Las velas de Continuidad se ignoran, porque acertar "aquí no pasa nada" no es acertar una dirección.</w:t>
+      </w:r>
+    </w:p>
+    <w:p>
+      <w:pPr>
+        <w:spacing w:after="0" w:line="480" w:lineRule="auto"/>
+        <w:ind w:firstLine="720"/>
+      </w:pPr>
+      <w:r>
+        <w:rPr>
+          <w:rFonts w:ascii="Times New Roman" w:cs="Times New Roman" w:eastAsia="Times New Roman" w:hAnsi="Times New Roman"/>
+          <w:b/>
+          <w:bCs/>
+          <w:color w:val="000000"/>
+          <w:sz w:val="24"/>
+          <w:szCs w:val="24"/>
+        </w:rPr>
+        <w:t xml:space="preserve">Esta definición es nuestra y hay que decirlo.</w:t>
+      </w:r>
+      <w:r>
+        <w:rPr>
+          <w:rFonts w:ascii="Times New Roman" w:cs="Times New Roman" w:eastAsia="Times New Roman" w:hAnsi="Times New Roman"/>
+          <w:color w:val="000000"/>
+          <w:sz w:val="24"/>
+          <w:szCs w:val="24"/>
+        </w:rPr>
+        <w:t xml:space="preserve"> El enunciado pide Precisión Direccional sin precisar qué significa en un problema de clasificación de tres clases; el término proviene de la literatura de pronóstico de series, donde se aplica a modelos de regresión y mide la fracción de períodos en que se acierta el signo del cambio (Blaskowitz &amp; Herwartz, 2011). Trasladarlo a un problema multiclase admite más de una lectura, así que adoptamos una, la documentamos en un solo lugar y la consultamos con el profesor. Declarar una ambigüedad del enunciado y explicar cómo se resolvió suma en el criterio de análisis de la rúbrica; dejarla tapada, resta.</w:t>
+      </w:r>
+    </w:p>
+    <w:p>
+      <w:pPr>
+        <w:spacing w:after="0" w:line="480" w:lineRule="auto"/>
+        <w:ind w:firstLine="720"/>
+      </w:pPr>
+      <w:r>
+        <w:rPr>
+          <w:rFonts w:ascii="Times New Roman" w:cs="Times New Roman" w:eastAsia="Times New Roman" w:hAnsi="Times New Roman"/>
+          <w:color w:val="000000"/>
+          <w:sz w:val="24"/>
+          <w:szCs w:val="24"/>
+        </w:rPr>
+        <w:t xml:space="preserve">Dos propiedades de la implementación que conviene explicar:</w:t>
+      </w:r>
+    </w:p>
+    <w:p>
+      <w:pPr>
+        <w:spacing w:after="0" w:line="480" w:lineRule="auto"/>
+        <w:ind w:left="720"/>
+      </w:pPr>
+      <w:r>
+        <w:rPr>
+          <w:rFonts w:ascii="Times New Roman" w:cs="Times New Roman" w:eastAsia="Times New Roman" w:hAnsi="Times New Roman"/>
+          <w:color w:val="000000"/>
+          <w:sz w:val="24"/>
+          <w:szCs w:val="24"/>
+        </w:rPr>
+        <w:t xml:space="preserve">• </w:t>
+      </w:r>
+      <w:r>
+        <w:rPr>
+          <w:rFonts w:ascii="Times New Roman" w:cs="Times New Roman" w:eastAsia="Times New Roman" w:hAnsi="Times New Roman"/>
+          <w:b/>
+          <w:bCs/>
+          <w:color w:val="000000"/>
+          <w:sz w:val="24"/>
+          <w:szCs w:val="24"/>
+        </w:rPr>
+        <w:t xml:space="preserve">Devuelve </w:t>
+      </w:r>
+      <w:r>
+        <w:rPr>
+          <w:rFonts w:ascii="Courier New" w:cs="Courier New" w:eastAsia="Courier New" w:hAnsi="Courier New"/>
+          <w:b/>
+          <w:bCs/>
+          <w:color w:val="000000"/>
+          <w:sz w:val="22"/>
+          <w:szCs w:val="22"/>
+        </w:rPr>
+        <w:t xml:space="preserve">NaN</w:t>
+      </w:r>
+      <w:r>
+        <w:rPr>
+          <w:rFonts w:ascii="Times New Roman" w:cs="Times New Roman" w:eastAsia="Times New Roman" w:hAnsi="Times New Roman"/>
+          <w:b/>
+          <w:bCs/>
+          <w:color w:val="000000"/>
+          <w:sz w:val="24"/>
+          <w:szCs w:val="24"/>
+        </w:rPr>
+        <w:t xml:space="preserve">, no 0,0, cuando en el período evaluado no hubo ningún extremo real.</w:t>
+      </w:r>
+      <w:r>
+        <w:rPr>
+          <w:rFonts w:ascii="Times New Roman" w:cs="Times New Roman" w:eastAsia="Times New Roman" w:hAnsi="Times New Roman"/>
+          <w:color w:val="000000"/>
+          <w:sz w:val="24"/>
+          <w:szCs w:val="24"/>
+        </w:rPr>
+        <w:t xml:space="preserve"> No hubo nada que acertar; un cero se leería como fracaso del modelo cuando en realidad es ausencia de evidencia.</w:t>
+      </w:r>
+    </w:p>
+    <w:p>
+      <w:pPr>
+        <w:spacing w:after="0" w:line="480" w:lineRule="auto"/>
+        <w:ind w:left="720"/>
+      </w:pPr>
+      <w:r>
+        <w:rPr>
+          <w:rFonts w:ascii="Times New Roman" w:cs="Times New Roman" w:eastAsia="Times New Roman" w:hAnsi="Times New Roman"/>
+          <w:color w:val="000000"/>
+          <w:sz w:val="24"/>
+          <w:szCs w:val="24"/>
+        </w:rPr>
+        <w:t xml:space="preserve">• </w:t>
+      </w:r>
+      <w:r>
+        <w:rPr>
+          <w:rFonts w:ascii="Times New Roman" w:cs="Times New Roman" w:eastAsia="Times New Roman" w:hAnsi="Times New Roman"/>
+          <w:b/>
+          <w:bCs/>
+          <w:color w:val="000000"/>
+          <w:sz w:val="24"/>
+          <w:szCs w:val="24"/>
+        </w:rPr>
+        <w:t xml:space="preserve">Es ciega a los falsos positivos.</w:t>
+      </w:r>
+      <w:r>
+        <w:rPr>
+          <w:rFonts w:ascii="Times New Roman" w:cs="Times New Roman" w:eastAsia="Times New Roman" w:hAnsi="Times New Roman"/>
+          <w:color w:val="000000"/>
+          <w:sz w:val="24"/>
+          <w:szCs w:val="24"/>
+        </w:rPr>
+        <w:t xml:space="preserve"> Un modelo que anunciara "Máximo" en todas las velas obtendría una precisión direccional cercana a 0,50 —acertaría todos los máximos reales y ningún mínimo; sobre el bloque de prueba serían 24 de 46, esto es 0,52— pese a ser inservible. Por eso la precisión direccional </w:t>
+      </w:r>
+      <w:r>
+        <w:rPr>
+          <w:rFonts w:ascii="Times New Roman" w:cs="Times New Roman" w:eastAsia="Times New Roman" w:hAnsi="Times New Roman"/>
+          <w:b/>
+          <w:bCs/>
+          <w:color w:val="000000"/>
+          <w:sz w:val="24"/>
+          <w:szCs w:val="24"/>
+        </w:rPr>
+        <w:t xml:space="preserve">nunca se reporta sola</w:t>
+      </w:r>
+      <w:r>
+        <w:rPr>
+          <w:rFonts w:ascii="Times New Roman" w:cs="Times New Roman" w:eastAsia="Times New Roman" w:hAnsi="Times New Roman"/>
+          <w:color w:val="000000"/>
+          <w:sz w:val="24"/>
+          <w:szCs w:val="24"/>
+        </w:rPr>
+        <w:t xml:space="preserve">: acompaña al F1 macro, que sí penaliza los falsos positivos. Es una métrica que responde "cuando hay un giro, ¿le acertamos al tipo?", y esa pregunta solo tiene sentido junto a "¿cuántas veces lo anuncia cuando no lo hay?".</w:t>
+      </w:r>
+    </w:p>
+    <w:p>
+      <w:pPr>
+        <w:pStyle w:val="Heading3"/>
+        <w:keepNext/>
+        <w:spacing w:after="0" w:before="0" w:line="480" w:lineRule="auto"/>
+      </w:pPr>
+      <w:r>
+        <w:rPr>
+          <w:rFonts w:ascii="Times New Roman" w:cs="Times New Roman" w:eastAsia="Times New Roman" w:hAnsi="Times New Roman"/>
+          <w:b/>
+          <w:bCs/>
+          <w:i/>
+          <w:iCs/>
+          <w:color w:val="000000"/>
+          <w:sz w:val="24"/>
+          <w:szCs w:val="24"/>
+        </w:rPr>
+        <w:t xml:space="preserve">3.4 Matriz de confusión</w:t>
+      </w:r>
+    </w:p>
+    <w:p>
+      <w:pPr>
+        <w:spacing w:after="0" w:line="480" w:lineRule="auto"/>
+        <w:ind w:firstLine="720"/>
+      </w:pPr>
+      <w:r>
+        <w:rPr>
+          <w:rFonts w:ascii="Times New Roman" w:cs="Times New Roman" w:eastAsia="Times New Roman" w:hAnsi="Times New Roman"/>
+          <w:color w:val="000000"/>
+          <w:sz w:val="24"/>
+          <w:szCs w:val="24"/>
+        </w:rPr>
+        <w:t xml:space="preserve">Es la única de las cuatro que muestra </w:t>
+      </w:r>
+      <w:r>
+        <w:rPr>
+          <w:rFonts w:ascii="Times New Roman" w:cs="Times New Roman" w:eastAsia="Times New Roman" w:hAnsi="Times New Roman"/>
+          <w:b/>
+          <w:bCs/>
+          <w:color w:val="000000"/>
+          <w:sz w:val="24"/>
+          <w:szCs w:val="24"/>
+        </w:rPr>
+        <w:t xml:space="preserve">qué tipo</w:t>
+      </w:r>
+      <w:r>
+        <w:rPr>
+          <w:rFonts w:ascii="Times New Roman" w:cs="Times New Roman" w:eastAsia="Times New Roman" w:hAnsi="Times New Roman"/>
+          <w:color w:val="000000"/>
+          <w:sz w:val="24"/>
+          <w:szCs w:val="24"/>
+        </w:rPr>
+        <w:t xml:space="preserve"> de error comete el modelo, y en este problema los tipos de error no son equivalentes:</w:t>
+      </w:r>
+    </w:p>
+    <w:p>
+      <w:pPr>
+        <w:spacing w:after="0" w:line="480" w:lineRule="auto"/>
+        <w:ind w:left="720"/>
+      </w:pPr>
+      <w:r>
+        <w:rPr>
+          <w:rFonts w:ascii="Times New Roman" w:cs="Times New Roman" w:eastAsia="Times New Roman" w:hAnsi="Times New Roman"/>
+          <w:color w:val="000000"/>
+          <w:sz w:val="24"/>
+          <w:szCs w:val="24"/>
+        </w:rPr>
+        <w:t xml:space="preserve">• </w:t>
+      </w:r>
+      <w:r>
+        <w:rPr>
+          <w:rFonts w:ascii="Times New Roman" w:cs="Times New Roman" w:eastAsia="Times New Roman" w:hAnsi="Times New Roman"/>
+          <w:b/>
+          <w:bCs/>
+          <w:color w:val="000000"/>
+          <w:sz w:val="24"/>
+          <w:szCs w:val="24"/>
+        </w:rPr>
+        <w:t xml:space="preserve">Confundir un extremo con Continuidad</w:t>
+      </w:r>
+      <w:r>
+        <w:rPr>
+          <w:rFonts w:ascii="Times New Roman" w:cs="Times New Roman" w:eastAsia="Times New Roman" w:hAnsi="Times New Roman"/>
+          <w:color w:val="000000"/>
+          <w:sz w:val="24"/>
+          <w:szCs w:val="24"/>
+        </w:rPr>
+        <w:t xml:space="preserve"> es un error de </w:t>
+      </w:r>
+      <w:r>
+        <w:rPr>
+          <w:rFonts w:ascii="Times New Roman" w:cs="Times New Roman" w:eastAsia="Times New Roman" w:hAnsi="Times New Roman"/>
+          <w:i/>
+          <w:iCs/>
+          <w:color w:val="000000"/>
+          <w:sz w:val="24"/>
+          <w:szCs w:val="24"/>
+        </w:rPr>
+        <w:t xml:space="preserve">detección</w:t>
+      </w:r>
+      <w:r>
+        <w:rPr>
+          <w:rFonts w:ascii="Times New Roman" w:cs="Times New Roman" w:eastAsia="Times New Roman" w:hAnsi="Times New Roman"/>
+          <w:color w:val="000000"/>
+          <w:sz w:val="24"/>
+          <w:szCs w:val="24"/>
+        </w:rPr>
+        <w:t xml:space="preserve">: el sistema se quedó callado cuando había algo que anunciar. Cuesta una oportunidad.</w:t>
+      </w:r>
+    </w:p>
+    <w:p>
+      <w:pPr>
+        <w:spacing w:after="0" w:line="480" w:lineRule="auto"/>
+        <w:ind w:left="720"/>
+      </w:pPr>
+      <w:r>
+        <w:rPr>
+          <w:rFonts w:ascii="Times New Roman" w:cs="Times New Roman" w:eastAsia="Times New Roman" w:hAnsi="Times New Roman"/>
+          <w:color w:val="000000"/>
+          <w:sz w:val="24"/>
+          <w:szCs w:val="24"/>
+        </w:rPr>
+        <w:t xml:space="preserve">• </w:t>
+      </w:r>
+      <w:r>
+        <w:rPr>
+          <w:rFonts w:ascii="Times New Roman" w:cs="Times New Roman" w:eastAsia="Times New Roman" w:hAnsi="Times New Roman"/>
+          <w:b/>
+          <w:bCs/>
+          <w:color w:val="000000"/>
+          <w:sz w:val="24"/>
+          <w:szCs w:val="24"/>
+        </w:rPr>
+        <w:t xml:space="preserve">Confundir un Máximo con un Mínimo</w:t>
+      </w:r>
+      <w:r>
+        <w:rPr>
+          <w:rFonts w:ascii="Times New Roman" w:cs="Times New Roman" w:eastAsia="Times New Roman" w:hAnsi="Times New Roman"/>
+          <w:color w:val="000000"/>
+          <w:sz w:val="24"/>
+          <w:szCs w:val="24"/>
+        </w:rPr>
+        <w:t xml:space="preserve"> es un error de </w:t>
+      </w:r>
+      <w:r>
+        <w:rPr>
+          <w:rFonts w:ascii="Times New Roman" w:cs="Times New Roman" w:eastAsia="Times New Roman" w:hAnsi="Times New Roman"/>
+          <w:i/>
+          <w:iCs/>
+          <w:color w:val="000000"/>
+          <w:sz w:val="24"/>
+          <w:szCs w:val="24"/>
+        </w:rPr>
+        <w:t xml:space="preserve">dirección</w:t>
+      </w:r>
+      <w:r>
+        <w:rPr>
+          <w:rFonts w:ascii="Times New Roman" w:cs="Times New Roman" w:eastAsia="Times New Roman" w:hAnsi="Times New Roman"/>
+          <w:color w:val="000000"/>
+          <w:sz w:val="24"/>
+          <w:szCs w:val="24"/>
+        </w:rPr>
+        <w:t xml:space="preserve">: el sistema anunció lo contrario de lo que pasaba. En una aplicación real, esa es la diferencia entre no operar y operar en el sentido equivocado.</w:t>
+      </w:r>
+    </w:p>
+    <w:p>
+      <w:pPr>
+        <w:spacing w:after="0" w:line="480" w:lineRule="auto"/>
+        <w:ind w:firstLine="720"/>
+      </w:pPr>
+      <w:r>
+        <w:rPr>
+          <w:rFonts w:ascii="Times New Roman" w:cs="Times New Roman" w:eastAsia="Times New Roman" w:hAnsi="Times New Roman"/>
+          <w:color w:val="000000"/>
+          <w:sz w:val="24"/>
+          <w:szCs w:val="24"/>
+        </w:rPr>
+        <w:t xml:space="preserve">Ningún número agregado distingue esos dos casos; la matriz sí. En la Figura 14 se ve que el baseline trivial concentra todos sus errores en la columna de Continuidad: 24 máximos y 22 mínimos clasificados como "no pasa nada". No comete ni un solo error de dirección, porque nunca anuncia dirección alguna.</w:t>
+      </w:r>
+    </w:p>
+    <w:p>
+      <w:pPr>
+        <w:pStyle w:val="Heading3"/>
+        <w:keepNext/>
+        <w:spacing w:after="0" w:before="0" w:line="480" w:lineRule="auto"/>
+      </w:pPr>
+      <w:r>
+        <w:rPr>
+          <w:rFonts w:ascii="Times New Roman" w:cs="Times New Roman" w:eastAsia="Times New Roman" w:hAnsi="Times New Roman"/>
+          <w:b/>
+          <w:bCs/>
+          <w:i/>
+          <w:iCs/>
+          <w:color w:val="000000"/>
+          <w:sz w:val="24"/>
+          <w:szCs w:val="24"/>
+        </w:rPr>
+        <w:t xml:space="preserve">3.5 Exactitud</w:t>
+      </w:r>
+    </w:p>
+    <w:p>
+      <w:pPr>
+        <w:spacing w:after="0" w:line="480" w:lineRule="auto"/>
+        <w:ind w:firstLine="720"/>
+      </w:pPr>
+      <w:r>
+        <w:rPr>
+          <w:rFonts w:ascii="Times New Roman" w:cs="Times New Roman" w:eastAsia="Times New Roman" w:hAnsi="Times New Roman"/>
+          <w:color w:val="000000"/>
+          <w:sz w:val="24"/>
+          <w:szCs w:val="24"/>
+        </w:rPr>
+        <w:t xml:space="preserve">Se reporta, pero </w:t>
+      </w:r>
+      <w:r>
+        <w:rPr>
+          <w:rFonts w:ascii="Times New Roman" w:cs="Times New Roman" w:eastAsia="Times New Roman" w:hAnsi="Times New Roman"/>
+          <w:b/>
+          <w:bCs/>
+          <w:color w:val="000000"/>
+          <w:sz w:val="24"/>
+          <w:szCs w:val="24"/>
+        </w:rPr>
+        <w:t xml:space="preserve">solo para mostrar por qué no sirve</w:t>
+      </w:r>
+      <w:r>
+        <w:rPr>
+          <w:rFonts w:ascii="Times New Roman" w:cs="Times New Roman" w:eastAsia="Times New Roman" w:hAnsi="Times New Roman"/>
+          <w:color w:val="000000"/>
+          <w:sz w:val="24"/>
+          <w:szCs w:val="24"/>
+        </w:rPr>
+        <w:t xml:space="preserve">. Las Tablas 4 y 3 son el argumento completo, y tenerlo medido en el informe es más convincente que argumentarlo.</w:t>
+      </w:r>
+    </w:p>
+    <w:p>
+      <w:pPr>
+        <w:pStyle w:val="Heading2"/>
+        <w:keepNext/>
+        <w:spacing w:after="0" w:before="0" w:line="480" w:lineRule="auto"/>
+      </w:pPr>
+      <w:r>
+        <w:rPr>
+          <w:rFonts w:ascii="Times New Roman" w:cs="Times New Roman" w:eastAsia="Times New Roman" w:hAnsi="Times New Roman"/>
+          <w:b/>
+          <w:bCs/>
+          <w:i w:val="false"/>
+          <w:iCs w:val="false"/>
+          <w:color w:val="000000"/>
+          <w:sz w:val="24"/>
+          <w:szCs w:val="24"/>
+        </w:rPr>
+        <w:t xml:space="preserve">4. Una advertencia sobre cómo leer la matriz de confusión de este problema</w:t>
+      </w:r>
+    </w:p>
+    <w:p>
+      <w:pPr>
+        <w:spacing w:after="0" w:line="480" w:lineRule="auto"/>
+        <w:ind w:firstLine="720"/>
+      </w:pPr>
+      <w:r>
+        <w:rPr>
+          <w:rFonts w:ascii="Times New Roman" w:cs="Times New Roman" w:eastAsia="Times New Roman" w:hAnsi="Times New Roman"/>
+          <w:color w:val="000000"/>
+          <w:sz w:val="24"/>
+          <w:szCs w:val="24"/>
+        </w:rPr>
+        <w:t xml:space="preserve">La medición de sensibilidad al ruido de la sección 8.4 de </w:t>
+      </w:r>
+      <w:r>
+        <w:rPr>
+          <w:rFonts w:ascii="Courier New" w:cs="Courier New" w:eastAsia="Courier New" w:hAnsi="Courier New"/>
+          <w:color w:val="000000"/>
+          <w:sz w:val="22"/>
+          <w:szCs w:val="22"/>
+        </w:rPr>
+        <w:t xml:space="preserve">m2-criptoactivos.md</w:t>
+      </w:r>
+      <w:r>
+        <w:rPr>
+          <w:rFonts w:ascii="Times New Roman" w:cs="Times New Roman" w:eastAsia="Times New Roman" w:hAnsi="Times New Roman"/>
+          <w:color w:val="000000"/>
+          <w:sz w:val="24"/>
+          <w:szCs w:val="24"/>
+        </w:rPr>
+        <w:t xml:space="preserve"> arrojó un resultado que condiciona la lectura de todas las métricas anteriores: </w:t>
+      </w:r>
+      <w:r>
+        <w:rPr>
+          <w:rFonts w:ascii="Times New Roman" w:cs="Times New Roman" w:eastAsia="Times New Roman" w:hAnsi="Times New Roman"/>
+          <w:b/>
+          <w:bCs/>
+          <w:color w:val="000000"/>
+          <w:sz w:val="24"/>
+          <w:szCs w:val="24"/>
+        </w:rPr>
+        <w:t xml:space="preserve">el modo de fallo dominante del etiquetado bajo ruido no es perder giros, es correrlos una vela de lugar</w:t>
+      </w:r>
+      <w:r>
+        <w:rPr>
+          <w:rFonts w:ascii="Times New Roman" w:cs="Times New Roman" w:eastAsia="Times New Roman" w:hAnsi="Times New Roman"/>
+          <w:color w:val="000000"/>
+          <w:sz w:val="24"/>
+          <w:szCs w:val="24"/>
+        </w:rPr>
+        <w:t xml:space="preserve">. Con un ruido equivalente al 72 % del movimiento típico por vela, el detector encuentra el 96,0 % de los giros verdaderos pero solo el 72,9 % cae en la vela exacta.</w:t>
+      </w:r>
+    </w:p>
+    <w:p>
+      <w:pPr>
+        <w:spacing w:after="0" w:line="480" w:lineRule="auto"/>
+        <w:ind w:firstLine="720"/>
+      </w:pPr>
+      <w:r>
+        <w:rPr>
+          <w:rFonts w:ascii="Times New Roman" w:cs="Times New Roman" w:eastAsia="Times New Roman" w:hAnsi="Times New Roman"/>
+          <w:color w:val="000000"/>
+          <w:sz w:val="24"/>
+          <w:szCs w:val="24"/>
+        </w:rPr>
+        <w:t xml:space="preserve">Las cuatro métricas de esta sección evalúan vela a vela, sin ninguna tolerancia temporal. Eso significa que un modelo que anuncie un máximo una vela antes o después del real será penalizado igual que uno que no lo anuncie nunca: la matriz de confusión lo registrará como un falso positivo en Máximo más un falso negativo en Máximo. </w:t>
+      </w:r>
+      <w:r>
+        <w:rPr>
+          <w:rFonts w:ascii="Times New Roman" w:cs="Times New Roman" w:eastAsia="Times New Roman" w:hAnsi="Times New Roman"/>
+          <w:b/>
+          <w:bCs/>
+          <w:color w:val="000000"/>
+          <w:sz w:val="24"/>
+          <w:szCs w:val="24"/>
+        </w:rPr>
+        <w:t xml:space="preserve">Conviene tenerlo presente al interpretar los resultados y decirlo explícitamente en el informe</w:t>
+      </w:r>
+      <w:r>
+        <w:rPr>
+          <w:rFonts w:ascii="Times New Roman" w:cs="Times New Roman" w:eastAsia="Times New Roman" w:hAnsi="Times New Roman"/>
+          <w:color w:val="000000"/>
+          <w:sz w:val="24"/>
+          <w:szCs w:val="24"/>
+        </w:rPr>
+        <w:t xml:space="preserve">, porque la diferencia entre "el modelo no detecta los giros" y "el modelo los detecta con un desfase de una vela" es enorme en términos prácticos y nula en términos de F1.</w:t>
+      </w:r>
+    </w:p>
+    <w:p>
+      <w:pPr>
+        <w:spacing w:after="0" w:line="480" w:lineRule="auto"/>
+        <w:ind w:firstLine="720"/>
+      </w:pPr>
+      <w:r>
+        <w:rPr>
+          <w:rFonts w:ascii="Times New Roman" w:cs="Times New Roman" w:eastAsia="Times New Roman" w:hAnsi="Times New Roman"/>
+          <w:color w:val="000000"/>
+          <w:sz w:val="24"/>
+          <w:szCs w:val="24"/>
+        </w:rPr>
+        <w:t xml:space="preserve">No proponemos cambiar las métricas: el enunciado pide estas y la comparación entre modelos tiene que hacerse sobre una definición fija. Lo que proponemos es </w:t>
+      </w:r>
+      <w:r>
+        <w:rPr>
+          <w:rFonts w:ascii="Times New Roman" w:cs="Times New Roman" w:eastAsia="Times New Roman" w:hAnsi="Times New Roman"/>
+          <w:b/>
+          <w:bCs/>
+          <w:color w:val="000000"/>
+          <w:sz w:val="24"/>
+          <w:szCs w:val="24"/>
+        </w:rPr>
+        <w:t xml:space="preserve">reportar además, como análisis complementario, la distribución del desfase temporal de las detecciones</w:t>
+      </w:r>
+      <w:r>
+        <w:rPr>
+          <w:rFonts w:ascii="Times New Roman" w:cs="Times New Roman" w:eastAsia="Times New Roman" w:hAnsi="Times New Roman"/>
+          <w:color w:val="000000"/>
+          <w:sz w:val="24"/>
+          <w:szCs w:val="24"/>
+        </w:rPr>
+        <w:t xml:space="preserve">, que es información que las cuatro métricas oficiales no pueden expresar.</w:t>
+      </w:r>
+    </w:p>
+    <w:p>
+      <w:pPr>
+        <w:pStyle w:val="Heading2"/>
+        <w:keepNext/>
+        <w:spacing w:after="0" w:before="0" w:line="480" w:lineRule="auto"/>
+      </w:pPr>
+      <w:r>
+        <w:rPr>
+          <w:rFonts w:ascii="Times New Roman" w:cs="Times New Roman" w:eastAsia="Times New Roman" w:hAnsi="Times New Roman"/>
+          <w:b/>
+          <w:bCs/>
+          <w:i w:val="false"/>
+          <w:iCs w:val="false"/>
+          <w:color w:val="000000"/>
+          <w:sz w:val="24"/>
+          <w:szCs w:val="24"/>
+        </w:rPr>
+        <w:t xml:space="preserve">5. El baseline como piso obligatorio</w:t>
+      </w:r>
+    </w:p>
+    <w:p>
+      <w:pPr>
+        <w:spacing w:after="0" w:line="480" w:lineRule="auto"/>
+        <w:ind w:firstLine="720"/>
+      </w:pPr>
+      <w:r>
+        <w:rPr>
+          <w:rFonts w:ascii="Times New Roman" w:cs="Times New Roman" w:eastAsia="Times New Roman" w:hAnsi="Times New Roman"/>
+          <w:color w:val="000000"/>
+          <w:sz w:val="24"/>
+          <w:szCs w:val="24"/>
+        </w:rPr>
+        <w:t xml:space="preserve">El criterio de decisión del proyecto, fijado antes de ver ningún resultado:</w:t>
+      </w:r>
+    </w:p>
+    <w:p>
+      <w:pPr>
+        <w:spacing w:after="0" w:line="480" w:lineRule="auto"/>
+        <w:ind w:left="720"/>
+      </w:pPr>
+      <w:r>
+        <w:rPr>
+          <w:rFonts w:ascii="Times New Roman" w:cs="Times New Roman" w:eastAsia="Times New Roman" w:hAnsi="Times New Roman"/>
+          <w:b/>
+          <w:bCs/>
+          <w:color w:val="000000"/>
+          <w:sz w:val="24"/>
+          <w:szCs w:val="24"/>
+        </w:rPr>
+        <w:t xml:space="preserve">Todo modelo se compara contra los tres baselines, y si no supera al mejor de ellos en F1 macro por al menos </w:t>
+      </w:r>
+      <w:r>
+        <w:rPr>
+          <w:rFonts w:ascii="Courier New" w:cs="Courier New" w:eastAsia="Courier New" w:hAnsi="Courier New"/>
+          <w:b/>
+          <w:bCs/>
+          <w:color w:val="000000"/>
+          <w:sz w:val="22"/>
+          <w:szCs w:val="22"/>
+        </w:rPr>
+        <w:t xml:space="preserve">DELTA_F1_DECISIVO = 0,02</w:t>
+      </w:r>
+      <w:r>
+        <w:rPr>
+          <w:rFonts w:ascii="Times New Roman" w:cs="Times New Roman" w:eastAsia="Times New Roman" w:hAnsi="Times New Roman"/>
+          <w:b/>
+          <w:bCs/>
+          <w:color w:val="000000"/>
+          <w:sz w:val="24"/>
+          <w:szCs w:val="24"/>
+        </w:rPr>
+        <w:t xml:space="preserve">, no aporta nada</w:t>
+      </w:r>
+      <w:r>
+        <w:rPr>
+          <w:rFonts w:ascii="Times New Roman" w:cs="Times New Roman" w:eastAsia="Times New Roman" w:hAnsi="Times New Roman"/>
+          <w:color w:val="000000"/>
+          <w:sz w:val="24"/>
+          <w:szCs w:val="24"/>
+        </w:rPr>
+        <w:t xml:space="preserve"> —por mucho que su exactitud impresione en una lámina.</w:t>
+      </w:r>
+    </w:p>
+    <w:p>
+      <w:pPr>
+        <w:spacing w:after="0" w:line="480" w:lineRule="auto"/>
+        <w:ind w:firstLine="720"/>
+      </w:pPr>
+      <w:r>
+        <w:rPr>
+          <w:rFonts w:ascii="Times New Roman" w:cs="Times New Roman" w:eastAsia="Times New Roman" w:hAnsi="Times New Roman"/>
+          <w:color w:val="000000"/>
+          <w:sz w:val="24"/>
+          <w:szCs w:val="24"/>
+        </w:rPr>
+        <w:t xml:space="preserve">Los tres baselines existen porque cada uno descarta una explicación alternativa distinta del resultado de un modelo:</w:t>
+      </w:r>
+    </w:p>
+    <w:p>
+      <w:pPr>
+        <w:spacing w:after="0" w:line="480" w:lineRule="auto"/>
+        <w:ind w:left="720"/>
+      </w:pPr>
+      <w:r>
+        <w:rPr>
+          <w:rFonts w:ascii="Times New Roman" w:cs="Times New Roman" w:eastAsia="Times New Roman" w:hAnsi="Times New Roman"/>
+          <w:color w:val="000000"/>
+          <w:sz w:val="24"/>
+          <w:szCs w:val="24"/>
+        </w:rPr>
+        <w:t xml:space="preserve">• </w:t>
+      </w:r>
+      <w:r>
+        <w:rPr>
+          <w:rFonts w:ascii="Times New Roman" w:cs="Times New Roman" w:eastAsia="Times New Roman" w:hAnsi="Times New Roman"/>
+          <w:b/>
+          <w:bCs/>
+          <w:color w:val="000000"/>
+          <w:sz w:val="24"/>
+          <w:szCs w:val="24"/>
+        </w:rPr>
+        <w:t xml:space="preserve">Trivial</w:t>
+      </w:r>
+      <w:r>
+        <w:rPr>
+          <w:rFonts w:ascii="Times New Roman" w:cs="Times New Roman" w:eastAsia="Times New Roman" w:hAnsi="Times New Roman"/>
+          <w:color w:val="000000"/>
+          <w:sz w:val="24"/>
+          <w:szCs w:val="24"/>
+        </w:rPr>
+        <w:t xml:space="preserve"> (siempre Continuidad): descarta que el modelo esté simplemente explotando el desbalance.</w:t>
+      </w:r>
+    </w:p>
+    <w:p>
+      <w:pPr>
+        <w:spacing w:after="0" w:line="480" w:lineRule="auto"/>
+        <w:ind w:left="720"/>
+      </w:pPr>
+      <w:r>
+        <w:rPr>
+          <w:rFonts w:ascii="Times New Roman" w:cs="Times New Roman" w:eastAsia="Times New Roman" w:hAnsi="Times New Roman"/>
+          <w:color w:val="000000"/>
+          <w:sz w:val="24"/>
+          <w:szCs w:val="24"/>
+        </w:rPr>
+        <w:t xml:space="preserve">• </w:t>
+      </w:r>
+      <w:r>
+        <w:rPr>
+          <w:rFonts w:ascii="Times New Roman" w:cs="Times New Roman" w:eastAsia="Times New Roman" w:hAnsi="Times New Roman"/>
+          <w:b/>
+          <w:bCs/>
+          <w:color w:val="000000"/>
+          <w:sz w:val="24"/>
+          <w:szCs w:val="24"/>
+        </w:rPr>
+        <w:t xml:space="preserve">Mayoritario</w:t>
+      </w:r>
+      <w:r>
+        <w:rPr>
+          <w:rFonts w:ascii="Times New Roman" w:cs="Times New Roman" w:eastAsia="Times New Roman" w:hAnsi="Times New Roman"/>
+          <w:color w:val="000000"/>
+          <w:sz w:val="24"/>
+          <w:szCs w:val="24"/>
+        </w:rPr>
+        <w:t xml:space="preserve"> (la clase más frecuente del entrenamiento): descarta lo mismo sin asumir de antemano cuál es la clase dominante, de modo que sigue siendo válido si se cambia </w:t>
+      </w:r>
+      <w:r>
+        <w:rPr>
+          <w:rFonts w:ascii="Courier New" w:cs="Courier New" w:eastAsia="Courier New" w:hAnsi="Courier New"/>
+          <w:color w:val="000000"/>
+          <w:sz w:val="22"/>
+          <w:szCs w:val="22"/>
+        </w:rPr>
+        <w:t xml:space="preserve">(w, h)</w:t>
+      </w:r>
+      <w:r>
+        <w:rPr>
+          <w:rFonts w:ascii="Times New Roman" w:cs="Times New Roman" w:eastAsia="Times New Roman" w:hAnsi="Times New Roman"/>
+          <w:color w:val="000000"/>
+          <w:sz w:val="24"/>
+          <w:szCs w:val="24"/>
+        </w:rPr>
+        <w:t xml:space="preserve">.</w:t>
+      </w:r>
+    </w:p>
+    <w:p>
+      <w:pPr>
+        <w:spacing w:after="0" w:line="480" w:lineRule="auto"/>
+        <w:ind w:left="720"/>
+      </w:pPr>
+      <w:r>
+        <w:rPr>
+          <w:rFonts w:ascii="Times New Roman" w:cs="Times New Roman" w:eastAsia="Times New Roman" w:hAnsi="Times New Roman"/>
+          <w:color w:val="000000"/>
+          <w:sz w:val="24"/>
+          <w:szCs w:val="24"/>
+        </w:rPr>
+        <w:t xml:space="preserve">• </w:t>
+      </w:r>
+      <w:r>
+        <w:rPr>
+          <w:rFonts w:ascii="Times New Roman" w:cs="Times New Roman" w:eastAsia="Times New Roman" w:hAnsi="Times New Roman"/>
+          <w:b/>
+          <w:bCs/>
+          <w:color w:val="000000"/>
+          <w:sz w:val="24"/>
+          <w:szCs w:val="24"/>
+        </w:rPr>
+        <w:t xml:space="preserve">Aleatorio</w:t>
+      </w:r>
+      <w:r>
+        <w:rPr>
+          <w:rFonts w:ascii="Times New Roman" w:cs="Times New Roman" w:eastAsia="Times New Roman" w:hAnsi="Times New Roman"/>
+          <w:color w:val="000000"/>
+          <w:sz w:val="24"/>
+          <w:szCs w:val="24"/>
+        </w:rPr>
+        <w:t xml:space="preserve"> (respetando las frecuencias de clase): descarta que los aciertos del modelo sobre las clases raras se expliquen por la frecuencia con que las anuncia. Es el más exigente de los tres en F1 macro, como muestra la Tabla 5, y por eso es el que hay que superar.</w:t>
+      </w:r>
+    </w:p>
+    <w:p>
+      <w:pPr>
+        <w:spacing w:after="0" w:line="480" w:lineRule="auto"/>
+        <w:ind w:firstLine="720"/>
+      </w:pPr>
+      <w:r>
+        <w:rPr>
+          <w:rFonts w:ascii="Times New Roman" w:cs="Times New Roman" w:eastAsia="Times New Roman" w:hAnsi="Times New Roman"/>
+          <w:color w:val="000000"/>
+          <w:sz w:val="24"/>
+          <w:szCs w:val="24"/>
+        </w:rPr>
+        <w:t xml:space="preserve">Que el aleatorio resulte ser el piso más alto en F1 macro (0,320 contra 0,308 del trivial) es en sí mismo un resultado útil: </w:t>
+      </w:r>
+      <w:r>
+        <w:rPr>
+          <w:rFonts w:ascii="Times New Roman" w:cs="Times New Roman" w:eastAsia="Times New Roman" w:hAnsi="Times New Roman"/>
+          <w:b/>
+          <w:bCs/>
+          <w:color w:val="000000"/>
+          <w:sz w:val="24"/>
+          <w:szCs w:val="24"/>
+        </w:rPr>
+        <w:t xml:space="preserve">fija la vara en el número correcto</w:t>
+      </w:r>
+      <w:r>
+        <w:rPr>
+          <w:rFonts w:ascii="Times New Roman" w:cs="Times New Roman" w:eastAsia="Times New Roman" w:hAnsi="Times New Roman"/>
+          <w:color w:val="000000"/>
+          <w:sz w:val="24"/>
+          <w:szCs w:val="24"/>
+        </w:rPr>
+        <w:t xml:space="preserve">. Un modelo que reportara un F1 macro de 0,31 habría superado al baseline trivial y no habría demostrado nada.</w:t>
+      </w:r>
+    </w:p>
+    <w:p>
+      <w:pPr>
         <w:pStyle w:val="Heading1"/>
         <w:keepNext/>
         <w:spacing w:after="0" w:before="0" w:line="480" w:lineRule="auto"/>
@@ -13998,7 +16650,7 @@
           <w:sz w:val="24"/>
           <w:szCs w:val="24"/>
         </w:rPr>
-        <w:t xml:space="preserve">3. Las métricas que sí usamos</w:t>
+        <w:t xml:space="preserve">Conclusiones</w:t>
       </w:r>
     </w:p>
     <w:p>
@@ -14009,11 +16661,141 @@
       <w:r>
         <w:rPr>
           <w:rFonts w:ascii="Times New Roman" w:cs="Times New Roman" w:eastAsia="Times New Roman" w:hAnsi="Times New Roman"/>
-          <w:color w:val="000000"/>
-          <w:sz w:val="24"/>
-          <w:szCs w:val="24"/>
-        </w:rPr>
-        <w:t xml:space="preserve">Todas provienen de una única función compartida, </w:t>
+          <w:b/>
+          <w:bCs/>
+          <w:color w:val="000000"/>
+          <w:sz w:val="24"/>
+          <w:szCs w:val="24"/>
+        </w:rPr>
+        <w:t xml:space="preserve">Autor:</w:t>
+      </w:r>
+      <w:r>
+        <w:rPr>
+          <w:rFonts w:ascii="Times New Roman" w:cs="Times New Roman" w:eastAsia="Times New Roman" w:hAnsi="Times New Roman"/>
+          <w:color w:val="000000"/>
+          <w:sz w:val="24"/>
+          <w:szCs w:val="24"/>
+        </w:rPr>
+        <w:t xml:space="preserve"> Fabrizio Espinoza Arce · Ensamblaje</w:t>
+      </w:r>
+    </w:p>
+    <w:p>
+      <w:pPr>
+        <w:spacing w:after="0" w:line="480" w:lineRule="auto"/>
+        <w:ind w:firstLine="720"/>
+      </w:pPr>
+      <w:r>
+        <w:rPr>
+          <w:rFonts w:ascii="Times New Roman" w:cs="Times New Roman" w:eastAsia="Times New Roman" w:hAnsi="Times New Roman"/>
+          <w:color w:val="000000"/>
+          <w:sz w:val="24"/>
+          <w:szCs w:val="24"/>
+        </w:rPr>
+        <w:t xml:space="preserve">El marco teórico desarrollado permite extraer cuatro conclusiones que condicionan de manera directa el diseño del modelo, y que se enuncian aquí porque no son consecuencia de la literatura consultada sino de las mediciones realizadas sobre los datos del proyecto.</w:t>
+      </w:r>
+    </w:p>
+    <w:p>
+      <w:pPr>
+        <w:spacing w:after="0" w:line="480" w:lineRule="auto"/>
+        <w:ind w:firstLine="720"/>
+      </w:pPr>
+      <w:r>
+        <w:rPr>
+          <w:rFonts w:ascii="Times New Roman" w:cs="Times New Roman" w:eastAsia="Times New Roman" w:hAnsi="Times New Roman"/>
+          <w:b/>
+          <w:bCs/>
+          <w:color w:val="000000"/>
+          <w:sz w:val="24"/>
+          <w:szCs w:val="24"/>
+        </w:rPr>
+        <w:t xml:space="preserve">Primera. La transformación a retornos no es una convención, sino una consecuencia medida.</w:t>
+      </w:r>
+      <w:r>
+        <w:rPr>
+          <w:rFonts w:ascii="Times New Roman" w:cs="Times New Roman" w:eastAsia="Times New Roman" w:hAnsi="Times New Roman"/>
+          <w:color w:val="000000"/>
+          <w:sz w:val="24"/>
+          <w:szCs w:val="24"/>
+        </w:rPr>
+        <w:t xml:space="preserve"> Ninguna de las seis series rechaza la hipótesis de raíz unitaria al trabajar sobre precios en nivel, mientras que las seis la rechazan al hacerlo sobre retornos. La autocorrelación en el primer rezago pasa de 0,991 sobre niveles a −0,036 sobre retornos, lo que confirma el mismo hecho desde un ángulo distinto. En consecuencia, las características del modelo se construyen sobre retornos y sobre estadísticos normalizados por ventana, y no sobre magnitudes absolutas de precio.</w:t>
+      </w:r>
+    </w:p>
+    <w:p>
+      <w:pPr>
+        <w:spacing w:after="0" w:line="480" w:lineRule="auto"/>
+        <w:ind w:firstLine="720"/>
+      </w:pPr>
+      <w:r>
+        <w:rPr>
+          <w:rFonts w:ascii="Times New Roman" w:cs="Times New Roman" w:eastAsia="Times New Roman" w:hAnsi="Times New Roman"/>
+          <w:b/>
+          <w:bCs/>
+          <w:color w:val="000000"/>
+          <w:sz w:val="24"/>
+          <w:szCs w:val="24"/>
+        </w:rPr>
+        <w:t xml:space="preserve">Segunda. La ausencia de autocorrelación lineal en los retornos justifica el enfoque del proyecto.</w:t>
+      </w:r>
+      <w:r>
+        <w:rPr>
+          <w:rFonts w:ascii="Times New Roman" w:cs="Times New Roman" w:eastAsia="Times New Roman" w:hAnsi="Times New Roman"/>
+          <w:color w:val="000000"/>
+          <w:sz w:val="24"/>
+          <w:szCs w:val="24"/>
+        </w:rPr>
+        <w:t xml:space="preserve"> De los cuarenta rezagos examinados, únicamente tres exceden la banda de confianza del 95 %. Un modelo lineal construido sobre precios rezagados dispondría, por tanto, de muy poca estructura que explotar. Lejos de constituir un resultado negativo, esta observación es el argumento medido que sustenta el recurso a modelos no lineales y multivariantes, que es precisamente el planteamiento del caso.</w:t>
+      </w:r>
+    </w:p>
+    <w:p>
+      <w:pPr>
+        <w:spacing w:after="0" w:line="480" w:lineRule="auto"/>
+        <w:ind w:firstLine="720"/>
+      </w:pPr>
+      <w:r>
+        <w:rPr>
+          <w:rFonts w:ascii="Times New Roman" w:cs="Times New Roman" w:eastAsia="Times New Roman" w:hAnsi="Times New Roman"/>
+          <w:b/>
+          <w:bCs/>
+          <w:color w:val="000000"/>
+          <w:sz w:val="24"/>
+          <w:szCs w:val="24"/>
+        </w:rPr>
+        <w:t xml:space="preserve">Tercera. La dependencia entre criptoactivos existe, pero debe medirse sobre retornos.</w:t>
+      </w:r>
+      <w:r>
+        <w:rPr>
+          <w:rFonts w:ascii="Times New Roman" w:cs="Times New Roman" w:eastAsia="Times New Roman" w:hAnsi="Times New Roman"/>
+          <w:color w:val="000000"/>
+          <w:sz w:val="24"/>
+          <w:szCs w:val="24"/>
+        </w:rPr>
+        <w:t xml:space="preserve"> Calculada sobre precios en nivel, la correlación entre pares recorre un rango de 0,126 a 0,888 y produce un ordenamiento económicamente implausible, al atribuir a Litecoin una relación casi nula con Bitcoin. Calculada sobre retornos, el rango se estrecha a 0,475–0,806 y el ordenamiento resulta coherente con la estructura del mercado. La magnitud de esas correlaciones es lo que justifica que el problema se plantee como multivariante: si Litecoin se moviera de forma independiente, las cinco variables de apoyo serían redundantes.</w:t>
+      </w:r>
+    </w:p>
+    <w:p>
+      <w:pPr>
+        <w:spacing w:after="0" w:line="480" w:lineRule="auto"/>
+        <w:ind w:firstLine="720"/>
+      </w:pPr>
+      <w:r>
+        <w:rPr>
+          <w:rFonts w:ascii="Times New Roman" w:cs="Times New Roman" w:eastAsia="Times New Roman" w:hAnsi="Times New Roman"/>
+          <w:b/>
+          <w:bCs/>
+          <w:color w:val="000000"/>
+          <w:sz w:val="24"/>
+          <w:szCs w:val="24"/>
+        </w:rPr>
+        <w:t xml:space="preserve">Cuarta. El desbalance de clases es estructural y determina la elección de las métricas.</w:t>
+      </w:r>
+      <w:r>
+        <w:rPr>
+          <w:rFonts w:ascii="Times New Roman" w:cs="Times New Roman" w:eastAsia="Times New Roman" w:hAnsi="Times New Roman"/>
+          <w:color w:val="000000"/>
+          <w:sz w:val="24"/>
+          <w:szCs w:val="24"/>
+        </w:rPr>
+        <w:t xml:space="preserve"> Puesto que dos máximos no pueden situarse a menos de </w:t>
       </w:r>
       <w:r>
         <w:rPr>
@@ -14022,16 +16804,34 @@
           <w:sz w:val="22"/>
           <w:szCs w:val="22"/>
         </w:rPr>
-        <w:t xml:space="preserve">contracts/metrics.py::evaluar</w:t>
-      </w:r>
-      <w:r>
-        <w:rPr>
-          <w:rFonts w:ascii="Times New Roman" w:cs="Times New Roman" w:eastAsia="Times New Roman" w:hAnsi="Times New Roman"/>
-          <w:color w:val="000000"/>
-          <w:sz w:val="24"/>
-          <w:szCs w:val="24"/>
-        </w:rPr>
-        <w:t xml:space="preserve"> (RF-V1). Que haya una sola implementación no es burocracia: si dos personas calcularan el F1 con criterios distintos, la comparación entre el modelo fundacional y el avanzado —que es la conclusión central del proyecto— dejaría de ser una comparación.</w:t>
+        <w:t xml:space="preserve">w+1</w:t>
+      </w:r>
+      <w:r>
+        <w:rPr>
+          <w:rFonts w:ascii="Times New Roman" w:cs="Times New Roman" w:eastAsia="Times New Roman" w:hAnsi="Times New Roman"/>
+          <w:color w:val="000000"/>
+          <w:sz w:val="24"/>
+          <w:szCs w:val="24"/>
+        </w:rPr>
+        <w:t xml:space="preserve"> observaciones de distancia, a lo sumo una de cada </w:t>
+      </w:r>
+      <w:r>
+        <w:rPr>
+          <w:rFonts w:ascii="Courier New" w:cs="Courier New" w:eastAsia="Courier New" w:hAnsi="Courier New"/>
+          <w:color w:val="000000"/>
+          <w:sz w:val="22"/>
+          <w:szCs w:val="22"/>
+        </w:rPr>
+        <w:t xml:space="preserve">w+1</w:t>
+      </w:r>
+      <w:r>
+        <w:rPr>
+          <w:rFonts w:ascii="Times New Roman" w:cs="Times New Roman" w:eastAsia="Times New Roman" w:hAnsi="Times New Roman"/>
+          <w:color w:val="000000"/>
+          <w:sz w:val="24"/>
+          <w:szCs w:val="24"/>
+        </w:rPr>
+        <w:t xml:space="preserve"> velas puede clasificarse como máximo. El desbalance no es, por tanto, un defecto de la muestra que pueda corregirse recogiendo mejor los datos, sino una propiedad permanente del problema. Su consecuencia es directa: un modelo que no detecte ningún punto de inflexión alcanza una exactitud del 86,9 %, de modo que la exactitud queda descartada como métrica de decisión en favor del F1 macro y la Precisión Direccional.</w:t>
       </w:r>
     </w:p>
     <w:p>
@@ -14051,7 +16851,7 @@
           <w:sz w:val="24"/>
           <w:szCs w:val="24"/>
         </w:rPr>
-        <w:t xml:space="preserve">3.1 F1-Score por clase</w:t>
+        <w:t xml:space="preserve">Limitaciones</w:t>
       </w:r>
     </w:p>
     <w:p>
@@ -14066,97 +16866,7 @@
           <w:sz w:val="24"/>
           <w:szCs w:val="24"/>
         </w:rPr>
-        <w:t xml:space="preserve">El F1 combina dos preguntas distintas sobre una misma clase:</w:t>
-      </w:r>
-    </w:p>
-    <w:p>
-      <w:pPr>
-        <w:spacing w:after="0" w:line="480" w:lineRule="auto"/>
-        <w:ind w:left="720"/>
-      </w:pPr>
-      <w:r>
-        <w:rPr>
-          <w:rFonts w:ascii="Times New Roman" w:cs="Times New Roman" w:eastAsia="Times New Roman" w:hAnsi="Times New Roman"/>
-          <w:color w:val="000000"/>
-          <w:sz w:val="24"/>
-          <w:szCs w:val="24"/>
-        </w:rPr>
-        <w:t xml:space="preserve">• </w:t>
-      </w:r>
-      <w:r>
-        <w:rPr>
-          <w:rFonts w:ascii="Times New Roman" w:cs="Times New Roman" w:eastAsia="Times New Roman" w:hAnsi="Times New Roman"/>
-          <w:b/>
-          <w:bCs/>
-          <w:color w:val="000000"/>
-          <w:sz w:val="24"/>
-          <w:szCs w:val="24"/>
-        </w:rPr>
-        <w:t xml:space="preserve">Precisión:</w:t>
-      </w:r>
-      <w:r>
-        <w:rPr>
-          <w:rFonts w:ascii="Times New Roman" w:cs="Times New Roman" w:eastAsia="Times New Roman" w:hAnsi="Times New Roman"/>
-          <w:color w:val="000000"/>
-          <w:sz w:val="24"/>
-          <w:szCs w:val="24"/>
-        </w:rPr>
-        <w:t xml:space="preserve"> de todos los giros que el modelo anunció, ¿cuántos eran de verdad giros? Mide cuánto cuesta creerle cuando habla.</w:t>
-      </w:r>
-    </w:p>
-    <w:p>
-      <w:pPr>
-        <w:spacing w:after="0" w:line="480" w:lineRule="auto"/>
-        <w:ind w:left="720"/>
-      </w:pPr>
-      <w:r>
-        <w:rPr>
-          <w:rFonts w:ascii="Times New Roman" w:cs="Times New Roman" w:eastAsia="Times New Roman" w:hAnsi="Times New Roman"/>
-          <w:color w:val="000000"/>
-          <w:sz w:val="24"/>
-          <w:szCs w:val="24"/>
-        </w:rPr>
-        <w:t xml:space="preserve">• *</w:t>
-      </w:r>
-      <w:r>
-        <w:rPr>
-          <w:rFonts w:ascii="Times New Roman" w:cs="Times New Roman" w:eastAsia="Times New Roman" w:hAnsi="Times New Roman"/>
-          <w:i/>
-          <w:iCs/>
-          <w:color w:val="000000"/>
-          <w:sz w:val="24"/>
-          <w:szCs w:val="24"/>
-        </w:rPr>
-        <w:t xml:space="preserve">Exhaustividad (</w:t>
-      </w:r>
-      <w:r>
-        <w:rPr>
-          <w:rFonts w:ascii="Times New Roman" w:cs="Times New Roman" w:eastAsia="Times New Roman" w:hAnsi="Times New Roman"/>
-          <w:color w:val="000000"/>
-          <w:sz w:val="24"/>
-          <w:szCs w:val="24"/>
-        </w:rPr>
-        <w:t xml:space="preserve">recall</w:t>
-      </w:r>
-      <w:r>
-        <w:rPr>
-          <w:rFonts w:ascii="Times New Roman" w:cs="Times New Roman" w:eastAsia="Times New Roman" w:hAnsi="Times New Roman"/>
-          <w:i/>
-          <w:iCs/>
-          <w:color w:val="000000"/>
-          <w:sz w:val="24"/>
-          <w:szCs w:val="24"/>
-        </w:rPr>
-        <w:t xml:space="preserve">):</w:t>
-      </w:r>
-      <w:r>
-        <w:rPr>
-          <w:rFonts w:ascii="Times New Roman" w:cs="Times New Roman" w:eastAsia="Times New Roman" w:hAnsi="Times New Roman"/>
-          <w:color w:val="000000"/>
-          <w:sz w:val="24"/>
-          <w:szCs w:val="24"/>
-        </w:rPr>
-        <w:t xml:space="preserve">* de todos los giros que de verdad ocurrieron, ¿cuántos anunció? Mide cuánto se pierde.</w:t>
+        <w:t xml:space="preserve">Tres advertencias que conviene explicitar, y que se retomarán en las entregas siguientes.</w:t>
       </w:r>
     </w:p>
     <w:p>
@@ -14171,141 +16881,7 @@
           <w:sz w:val="24"/>
           <w:szCs w:val="24"/>
         </w:rPr>
-        <w:t xml:space="preserve">El F1 es su </w:t>
-      </w:r>
-      <w:r>
-        <w:rPr>
-          <w:rFonts w:ascii="Times New Roman" w:cs="Times New Roman" w:eastAsia="Times New Roman" w:hAnsi="Times New Roman"/>
-          <w:b/>
-          <w:bCs/>
-          <w:color w:val="000000"/>
-          <w:sz w:val="24"/>
-          <w:szCs w:val="24"/>
-        </w:rPr>
-        <w:t xml:space="preserve">media armónica</w:t>
-      </w:r>
-      <w:r>
-        <w:rPr>
-          <w:rFonts w:ascii="Times New Roman" w:cs="Times New Roman" w:eastAsia="Times New Roman" w:hAnsi="Times New Roman"/>
-          <w:color w:val="000000"/>
-          <w:sz w:val="24"/>
-          <w:szCs w:val="24"/>
-        </w:rPr>
-        <w:t xml:space="preserve">: </w:t>
-      </w:r>
-      <w:r>
-        <w:rPr>
-          <w:rFonts w:ascii="Courier New" w:cs="Courier New" w:eastAsia="Courier New" w:hAnsi="Courier New"/>
-          <w:color w:val="000000"/>
-          <w:sz w:val="22"/>
-          <w:szCs w:val="22"/>
-        </w:rPr>
-        <w:t xml:space="preserve">F1 = 2·P·R / (P+R)</w:t>
-      </w:r>
-      <w:r>
-        <w:rPr>
-          <w:rFonts w:ascii="Times New Roman" w:cs="Times New Roman" w:eastAsia="Times New Roman" w:hAnsi="Times New Roman"/>
-          <w:color w:val="000000"/>
-          <w:sz w:val="24"/>
-          <w:szCs w:val="24"/>
-        </w:rPr>
-        <w:t xml:space="preserve">. Se usa la media armónica y no la aritmética porque la armónica está dominada por el término más pequeño y por lo tanto </w:t>
-      </w:r>
-      <w:r>
-        <w:rPr>
-          <w:rFonts w:ascii="Times New Roman" w:cs="Times New Roman" w:eastAsia="Times New Roman" w:hAnsi="Times New Roman"/>
-          <w:b/>
-          <w:bCs/>
-          <w:color w:val="000000"/>
-          <w:sz w:val="24"/>
-          <w:szCs w:val="24"/>
-        </w:rPr>
-        <w:t xml:space="preserve">castiga el desequilibrio entre las dos</w:t>
-      </w:r>
-      <w:r>
-        <w:rPr>
-          <w:rFonts w:ascii="Times New Roman" w:cs="Times New Roman" w:eastAsia="Times New Roman" w:hAnsi="Times New Roman"/>
-          <w:color w:val="000000"/>
-          <w:sz w:val="24"/>
-          <w:szCs w:val="24"/>
-        </w:rPr>
-        <w:t xml:space="preserve">. Un modelo con precisión 1,00 y exhaustividad 0,02 —anuncia un solo giro en toda la serie y acierta— tiene media aritmética 0,51, que suena aceptable, y F1 de 0,039, que es lo que corresponde. En un problema donde es trivial obtener precisión perfecta a costa de no anunciar casi nada, esa propiedad es exactamente la que hace falta.</w:t>
-      </w:r>
-    </w:p>
-    <w:p>
-      <w:pPr>
-        <w:spacing w:after="0" w:line="480" w:lineRule="auto"/>
-        <w:ind w:firstLine="720"/>
-      </w:pPr>
-      <w:r>
-        <w:rPr>
-          <w:rFonts w:ascii="Times New Roman" w:cs="Times New Roman" w:eastAsia="Times New Roman" w:hAnsi="Times New Roman"/>
-          <w:color w:val="000000"/>
-          <w:sz w:val="24"/>
-          <w:szCs w:val="24"/>
-        </w:rPr>
-        <w:t xml:space="preserve">Reportarlo </w:t>
-      </w:r>
-      <w:r>
-        <w:rPr>
-          <w:rFonts w:ascii="Times New Roman" w:cs="Times New Roman" w:eastAsia="Times New Roman" w:hAnsi="Times New Roman"/>
-          <w:b/>
-          <w:bCs/>
-          <w:color w:val="000000"/>
-          <w:sz w:val="24"/>
-          <w:szCs w:val="24"/>
-        </w:rPr>
-        <w:t xml:space="preserve">por clase</w:t>
-      </w:r>
-      <w:r>
-        <w:rPr>
-          <w:rFonts w:ascii="Times New Roman" w:cs="Times New Roman" w:eastAsia="Times New Roman" w:hAnsi="Times New Roman"/>
-          <w:color w:val="000000"/>
-          <w:sz w:val="24"/>
-          <w:szCs w:val="24"/>
-        </w:rPr>
-        <w:t xml:space="preserve"> y no solo agregado es indispensable aquí, porque las tres clases tienen dificultades muy distintas: Continuidad es fácil por abundancia, y Máximo y Mínimo son el objetivo real del trabajo. En la Tabla 4 se ve que el número agregado esconde dos ceros.</w:t>
-      </w:r>
-    </w:p>
-    <w:p>
-      <w:pPr>
-        <w:spacing w:after="0" w:line="480" w:lineRule="auto"/>
-        <w:ind w:firstLine="720"/>
-      </w:pPr>
-      <w:r>
-        <w:rPr>
-          <w:rFonts w:ascii="Times New Roman" w:cs="Times New Roman" w:eastAsia="Times New Roman" w:hAnsi="Times New Roman"/>
-          <w:color w:val="000000"/>
-          <w:sz w:val="24"/>
-          <w:szCs w:val="24"/>
-        </w:rPr>
-        <w:t xml:space="preserve">Que el par precisión-exhaustividad sea el adecuado para este problema no es una preferencia: Saito y Rehmsmeier (2015) muestran que, con clases fuertemente desbalanceadas, las medidas construidas sobre precisión y exhaustividad reflejan el rendimiento sobre la clase rara mucho mejor que las basadas en la tasa de falsos positivos, porque esta última se diluye contra una clase mayoritaria muy grande. Con un 90,7 % de Continuidad, ese es exactamente nuestro caso.</w:t>
-      </w:r>
-    </w:p>
-    <w:p>
-      <w:pPr>
-        <w:spacing w:after="0" w:line="480" w:lineRule="auto"/>
-        <w:ind w:firstLine="720"/>
-      </w:pPr>
-      <w:r>
-        <w:rPr>
-          <w:rFonts w:ascii="Times New Roman" w:cs="Times New Roman" w:eastAsia="Times New Roman" w:hAnsi="Times New Roman"/>
-          <w:b/>
-          <w:bCs/>
-          <w:color w:val="000000"/>
-          <w:sz w:val="24"/>
-          <w:szCs w:val="24"/>
-        </w:rPr>
-        <w:t xml:space="preserve">Una limitación del F1 que conviene declarar nosotros.</w:t>
-      </w:r>
-      <w:r>
-        <w:rPr>
-          <w:rFonts w:ascii="Times New Roman" w:cs="Times New Roman" w:eastAsia="Times New Roman" w:hAnsi="Times New Roman"/>
-          <w:color w:val="000000"/>
-          <w:sz w:val="24"/>
-          <w:szCs w:val="24"/>
-        </w:rPr>
-        <w:t xml:space="preserve"> El F1 ignora los verdaderos negativos y no es simétrico entre las clases, y por eso hay literatura que propone el coeficiente de correlación de Matthews como alternativa más informativa (Chicco &amp; Jurman, 2020). No lo adoptamos como métrica principal porque el enunciado pide F1-Score explícitamente y cambiar la métrica de decisión por cuenta propia rompería la comparabilidad con lo que se nos solicitó; queda anotado como limitación conocida y no como algo que se nos haya pasado.</w:t>
+        <w:t xml:space="preserve">Los precios proceden de un único mercado y no de un promedio ponderado de la industria, de manera que los puntos de inflexión identificados lo son respecto de la formación de precios de esa plaza. La ventana temporal, acotada por el listado de Solana, sacrifica aproximadamente un tercio del historial disponible de Litecoin a cambio de poder plantear el problema como multivariante. Y la definición operativa del punto de inflexión depende de una ventana cuyo valor se fija por criterio del equipo, de modo que la escala del fenómeno estudiado es una elección metodológica y no una propiedad del mercado.</w:t>
       </w:r>
     </w:p>
     <w:p>
@@ -14325,7 +16901,7 @@
           <w:sz w:val="24"/>
           <w:szCs w:val="24"/>
         </w:rPr>
-        <w:t xml:space="preserve">3.2 F1 macro, y por qué no ponderado</w:t>
+        <w:t xml:space="preserve">Trabajo siguiente</w:t>
       </w:r>
     </w:p>
     <w:p>
@@ -14340,610 +16916,12 @@
           <w:sz w:val="24"/>
           <w:szCs w:val="24"/>
         </w:rPr>
-        <w:t xml:space="preserve">El </w:t>
-      </w:r>
-      <w:r>
-        <w:rPr>
-          <w:rFonts w:ascii="Times New Roman" w:cs="Times New Roman" w:eastAsia="Times New Roman" w:hAnsi="Times New Roman"/>
-          <w:b/>
-          <w:bCs/>
-          <w:color w:val="000000"/>
-          <w:sz w:val="24"/>
-          <w:szCs w:val="24"/>
-        </w:rPr>
-        <w:t xml:space="preserve">F1 macro</w:t>
-      </w:r>
-      <w:r>
-        <w:rPr>
-          <w:rFonts w:ascii="Times New Roman" w:cs="Times New Roman" w:eastAsia="Times New Roman" w:hAnsi="Times New Roman"/>
-          <w:color w:val="000000"/>
-          <w:sz w:val="24"/>
-          <w:szCs w:val="24"/>
-        </w:rPr>
-        <w:t xml:space="preserve"> es el promedio simple de los tres F1 por clase. El </w:t>
-      </w:r>
-      <w:r>
-        <w:rPr>
-          <w:rFonts w:ascii="Times New Roman" w:cs="Times New Roman" w:eastAsia="Times New Roman" w:hAnsi="Times New Roman"/>
-          <w:b/>
-          <w:bCs/>
-          <w:color w:val="000000"/>
-          <w:sz w:val="24"/>
-          <w:szCs w:val="24"/>
-        </w:rPr>
-        <w:t xml:space="preserve">F1 ponderado</w:t>
-      </w:r>
-      <w:r>
-        <w:rPr>
-          <w:rFonts w:ascii="Times New Roman" w:cs="Times New Roman" w:eastAsia="Times New Roman" w:hAnsi="Times New Roman"/>
-          <w:color w:val="000000"/>
-          <w:sz w:val="24"/>
-          <w:szCs w:val="24"/>
-        </w:rPr>
-        <w:t xml:space="preserve"> promedia pesando cada clase por su frecuencia.</w:t>
-      </w:r>
-    </w:p>
-    <w:p>
-      <w:pPr>
-        <w:spacing w:after="0" w:line="480" w:lineRule="auto"/>
-        <w:ind w:firstLine="720"/>
-      </w:pPr>
-      <w:r>
-        <w:rPr>
-          <w:rFonts w:ascii="Times New Roman" w:cs="Times New Roman" w:eastAsia="Times New Roman" w:hAnsi="Times New Roman"/>
-          <w:color w:val="000000"/>
-          <w:sz w:val="24"/>
-          <w:szCs w:val="24"/>
-        </w:rPr>
-        <w:t xml:space="preserve">La elección es macro y es deliberada. Con la distribución de la Tabla 3, el ponderado le daría a Continuidad un peso del 87 % del total, de modo que </w:t>
-      </w:r>
-      <w:r>
-        <w:rPr>
-          <w:rFonts w:ascii="Times New Roman" w:cs="Times New Roman" w:eastAsia="Times New Roman" w:hAnsi="Times New Roman"/>
-          <w:b/>
-          <w:bCs/>
-          <w:color w:val="000000"/>
-          <w:sz w:val="24"/>
-          <w:szCs w:val="24"/>
-        </w:rPr>
-        <w:t xml:space="preserve">premiaría acertar precisamente la clase que un modelo inútil acierta bien</w:t>
-      </w:r>
-      <w:r>
-        <w:rPr>
-          <w:rFonts w:ascii="Times New Roman" w:cs="Times New Roman" w:eastAsia="Times New Roman" w:hAnsi="Times New Roman"/>
-          <w:color w:val="000000"/>
-          <w:sz w:val="24"/>
-          <w:szCs w:val="24"/>
-        </w:rPr>
-        <w:t xml:space="preserve">. El baseline trivial tendría un F1 ponderado de aproximadamente 0,81 —el 87 % de 0,930— frente a su F1 macro de 0,310. La misma predicción, dos números que cuentan historias opuestas.</w:t>
-      </w:r>
-    </w:p>
-    <w:p>
-      <w:pPr>
-        <w:spacing w:after="0" w:line="480" w:lineRule="auto"/>
-        <w:ind w:firstLine="720"/>
-      </w:pPr>
-      <w:r>
-        <w:rPr>
-          <w:rFonts w:ascii="Times New Roman" w:cs="Times New Roman" w:eastAsia="Times New Roman" w:hAnsi="Times New Roman"/>
-          <w:color w:val="000000"/>
-          <w:sz w:val="24"/>
-          <w:szCs w:val="24"/>
-        </w:rPr>
-        <w:t xml:space="preserve">El macro tiene el efecto contrario y es el que corresponde: al dar igual peso a las tres clases, un modelo solo puede obtener un buen valor si aprende algo sobre las clases raras. Es la recomendación estándar cuando las clases minoritarias son las de interés (Sokolova &amp; Lapalme, 2009; He &amp; Garcia, 2009).</w:t>
-      </w:r>
-    </w:p>
-    <w:p>
-      <w:pPr>
-        <w:spacing w:after="0" w:line="480" w:lineRule="auto"/>
-        <w:ind w:firstLine="720"/>
-      </w:pPr>
-      <w:r>
-        <w:rPr>
-          <w:rFonts w:ascii="Times New Roman" w:cs="Times New Roman" w:eastAsia="Times New Roman" w:hAnsi="Times New Roman"/>
-          <w:color w:val="000000"/>
-          <w:sz w:val="24"/>
-          <w:szCs w:val="24"/>
-        </w:rPr>
-        <w:t xml:space="preserve">Hay además un argumento formal contra los promedios ponderados por prevalencia. Farhadpour et al. (2024) muestran que, en clasificación multiclase de etiqueta única, el F1 micro-promediado es </w:t>
-      </w:r>
-      <w:r>
-        <w:rPr>
-          <w:rFonts w:ascii="Times New Roman" w:cs="Times New Roman" w:eastAsia="Times New Roman" w:hAnsi="Times New Roman"/>
-          <w:b/>
-          <w:bCs/>
-          <w:color w:val="000000"/>
-          <w:sz w:val="24"/>
-          <w:szCs w:val="24"/>
-        </w:rPr>
-        <w:t xml:space="preserve">matemáticamente idéntico a la exactitud global</w:t>
-      </w:r>
-      <w:r>
-        <w:rPr>
-          <w:rFonts w:ascii="Times New Roman" w:cs="Times New Roman" w:eastAsia="Times New Roman" w:hAnsi="Times New Roman"/>
-          <w:color w:val="000000"/>
-          <w:sz w:val="24"/>
-          <w:szCs w:val="24"/>
-        </w:rPr>
-        <w:t xml:space="preserve">, de modo que reportarlo no agrega ninguna información sobre lo que la exactitud ya dice; y advierten que los promedios ponderados por la frecuencia de cada clase quedan dominados por las mayoritarias. Aplicado a este proyecto: el promedio ponderado hereda el mismo defecto que la Tabla 4 le demuestra a la exactitud. El macro es la única de las tres variantes que puede ordenar los modelos por lo que nos importa.</w:t>
-      </w:r>
-    </w:p>
-    <w:p>
-      <w:pPr>
-        <w:spacing w:after="0" w:line="480" w:lineRule="auto"/>
-        <w:ind w:firstLine="720"/>
-      </w:pPr>
-      <w:r>
-        <w:rPr>
-          <w:rFonts w:ascii="Times New Roman" w:cs="Times New Roman" w:eastAsia="Times New Roman" w:hAnsi="Times New Roman"/>
-          <w:b/>
-          <w:bCs/>
-          <w:color w:val="000000"/>
-          <w:sz w:val="24"/>
-          <w:szCs w:val="24"/>
-        </w:rPr>
-        <w:t xml:space="preserve">Lo que hay que declarar como costo:</w:t>
-      </w:r>
-      <w:r>
-        <w:rPr>
-          <w:rFonts w:ascii="Times New Roman" w:cs="Times New Roman" w:eastAsia="Times New Roman" w:hAnsi="Times New Roman"/>
-          <w:color w:val="000000"/>
-          <w:sz w:val="24"/>
-          <w:szCs w:val="24"/>
-        </w:rPr>
-        <w:t xml:space="preserve"> el macro tiene mayor varianza. Con 24 máximos en el bloque de prueba, unos pocos aciertos o fallos mueven el F1 de esa clase de forma apreciable, y como el macro pesa esa clase a un tercio, el ruido se propaga al número final. Por eso la comparación entre modelos del proyecto exige un margen mínimo (</w:t>
-      </w:r>
-      <w:r>
-        <w:rPr>
-          <w:rFonts w:ascii="Courier New" w:cs="Courier New" w:eastAsia="Courier New" w:hAnsi="Courier New"/>
-          <w:color w:val="000000"/>
-          <w:sz w:val="22"/>
-          <w:szCs w:val="22"/>
-        </w:rPr>
-        <w:t xml:space="preserve">DELTA_F1_DECISIVO = 0,02</w:t>
-      </w:r>
-      <w:r>
-        <w:rPr>
-          <w:rFonts w:ascii="Times New Roman" w:cs="Times New Roman" w:eastAsia="Times New Roman" w:hAnsi="Times New Roman"/>
-          <w:color w:val="000000"/>
-          <w:sz w:val="24"/>
-          <w:szCs w:val="24"/>
-        </w:rPr>
-        <w:t xml:space="preserve">) fijado antes de medir, en lugar de declarar ganador a cualquier diferencia positiva.</w:t>
-      </w:r>
-    </w:p>
-    <w:p>
-      <w:pPr>
-        <w:pStyle w:val="Heading2"/>
-        <w:keepNext/>
-        <w:spacing w:after="0" w:before="0" w:line="480" w:lineRule="auto"/>
-      </w:pPr>
-      <w:r>
-        <w:rPr>
-          <w:rFonts w:ascii="Times New Roman" w:cs="Times New Roman" w:eastAsia="Times New Roman" w:hAnsi="Times New Roman"/>
-          <w:b/>
-          <w:bCs/>
-          <w:i w:val="false"/>
-          <w:iCs w:val="false"/>
-          <w:color w:val="000000"/>
-          <w:sz w:val="24"/>
-          <w:szCs w:val="24"/>
-        </w:rPr>
-        <w:t xml:space="preserve">3.3 Precisión direccional</w:t>
-      </w:r>
-    </w:p>
-    <w:p>
-      <w:pPr>
-        <w:spacing w:after="0" w:line="480" w:lineRule="auto"/>
-        <w:ind w:firstLine="720"/>
-      </w:pPr>
-      <w:r>
-        <w:rPr>
-          <w:rFonts w:ascii="Times New Roman" w:cs="Times New Roman" w:eastAsia="Times New Roman" w:hAnsi="Times New Roman"/>
-          <w:b/>
-          <w:bCs/>
-          <w:color w:val="000000"/>
-          <w:sz w:val="24"/>
-          <w:szCs w:val="24"/>
-        </w:rPr>
-        <w:t xml:space="preserve">Definición adoptada:</w:t>
-      </w:r>
-      <w:r>
-        <w:rPr>
-          <w:rFonts w:ascii="Times New Roman" w:cs="Times New Roman" w:eastAsia="Times New Roman" w:hAnsi="Times New Roman"/>
-          <w:color w:val="000000"/>
-          <w:sz w:val="24"/>
-          <w:szCs w:val="24"/>
-        </w:rPr>
-        <w:t xml:space="preserve"> de todas las velas que de verdad fueron Máximo o Mínimo, qué fracción se anunció con el tipo correcto. Las velas de Continuidad se ignoran, porque acertar "aquí no pasa nada" no es acertar una dirección.</w:t>
-      </w:r>
-    </w:p>
-    <w:p>
-      <w:pPr>
-        <w:spacing w:after="0" w:line="480" w:lineRule="auto"/>
-        <w:ind w:firstLine="720"/>
-      </w:pPr>
-      <w:r>
-        <w:rPr>
-          <w:rFonts w:ascii="Times New Roman" w:cs="Times New Roman" w:eastAsia="Times New Roman" w:hAnsi="Times New Roman"/>
-          <w:b/>
-          <w:bCs/>
-          <w:color w:val="000000"/>
-          <w:sz w:val="24"/>
-          <w:szCs w:val="24"/>
-        </w:rPr>
-        <w:t xml:space="preserve">Esta definición es nuestra y hay que decirlo.</w:t>
-      </w:r>
-      <w:r>
-        <w:rPr>
-          <w:rFonts w:ascii="Times New Roman" w:cs="Times New Roman" w:eastAsia="Times New Roman" w:hAnsi="Times New Roman"/>
-          <w:color w:val="000000"/>
-          <w:sz w:val="24"/>
-          <w:szCs w:val="24"/>
-        </w:rPr>
-        <w:t xml:space="preserve"> El enunciado pide Precisión Direccional sin precisar qué significa en un problema de clasificación de tres clases; el término proviene de la literatura de pronóstico de series, donde se aplica a modelos de regresión y mide la fracción de períodos en que se acierta el signo del cambio (Blaskowitz &amp; Herwartz, 2011). Trasladarlo a un problema multiclase admite más de una lectura, así que adoptamos una, la documentamos en un solo lugar y la consultamos con el profesor. Declarar una ambigüedad del enunciado y explicar cómo se resolvió suma en el criterio de análisis de la rúbrica; dejarla tapada, resta.</w:t>
-      </w:r>
-    </w:p>
-    <w:p>
-      <w:pPr>
-        <w:spacing w:after="0" w:line="480" w:lineRule="auto"/>
-        <w:ind w:firstLine="720"/>
-      </w:pPr>
-      <w:r>
-        <w:rPr>
-          <w:rFonts w:ascii="Times New Roman" w:cs="Times New Roman" w:eastAsia="Times New Roman" w:hAnsi="Times New Roman"/>
-          <w:color w:val="000000"/>
-          <w:sz w:val="24"/>
-          <w:szCs w:val="24"/>
-        </w:rPr>
-        <w:t xml:space="preserve">Dos propiedades de la implementación que conviene explicar:</w:t>
-      </w:r>
-    </w:p>
-    <w:p>
-      <w:pPr>
-        <w:spacing w:after="0" w:line="480" w:lineRule="auto"/>
-        <w:ind w:left="720"/>
-      </w:pPr>
-      <w:r>
-        <w:rPr>
-          <w:rFonts w:ascii="Times New Roman" w:cs="Times New Roman" w:eastAsia="Times New Roman" w:hAnsi="Times New Roman"/>
-          <w:color w:val="000000"/>
-          <w:sz w:val="24"/>
-          <w:szCs w:val="24"/>
-        </w:rPr>
-        <w:t xml:space="preserve">• </w:t>
-      </w:r>
-      <w:r>
-        <w:rPr>
-          <w:rFonts w:ascii="Times New Roman" w:cs="Times New Roman" w:eastAsia="Times New Roman" w:hAnsi="Times New Roman"/>
-          <w:b/>
-          <w:bCs/>
-          <w:color w:val="000000"/>
-          <w:sz w:val="24"/>
-          <w:szCs w:val="24"/>
-        </w:rPr>
-        <w:t xml:space="preserve">Devuelve </w:t>
-      </w:r>
-      <w:r>
-        <w:rPr>
-          <w:rFonts w:ascii="Courier New" w:cs="Courier New" w:eastAsia="Courier New" w:hAnsi="Courier New"/>
-          <w:b/>
-          <w:bCs/>
-          <w:color w:val="000000"/>
-          <w:sz w:val="22"/>
-          <w:szCs w:val="22"/>
-        </w:rPr>
-        <w:t xml:space="preserve">NaN</w:t>
-      </w:r>
-      <w:r>
-        <w:rPr>
-          <w:rFonts w:ascii="Times New Roman" w:cs="Times New Roman" w:eastAsia="Times New Roman" w:hAnsi="Times New Roman"/>
-          <w:b/>
-          <w:bCs/>
-          <w:color w:val="000000"/>
-          <w:sz w:val="24"/>
-          <w:szCs w:val="24"/>
-        </w:rPr>
-        <w:t xml:space="preserve">, no 0,0, cuando en el período evaluado no hubo ningún extremo real.</w:t>
-      </w:r>
-      <w:r>
-        <w:rPr>
-          <w:rFonts w:ascii="Times New Roman" w:cs="Times New Roman" w:eastAsia="Times New Roman" w:hAnsi="Times New Roman"/>
-          <w:color w:val="000000"/>
-          <w:sz w:val="24"/>
-          <w:szCs w:val="24"/>
-        </w:rPr>
-        <w:t xml:space="preserve"> No hubo nada que acertar; un cero se leería como fracaso del modelo cuando en realidad es ausencia de evidencia.</w:t>
-      </w:r>
-    </w:p>
-    <w:p>
-      <w:pPr>
-        <w:spacing w:after="0" w:line="480" w:lineRule="auto"/>
-        <w:ind w:left="720"/>
-      </w:pPr>
-      <w:r>
-        <w:rPr>
-          <w:rFonts w:ascii="Times New Roman" w:cs="Times New Roman" w:eastAsia="Times New Roman" w:hAnsi="Times New Roman"/>
-          <w:color w:val="000000"/>
-          <w:sz w:val="24"/>
-          <w:szCs w:val="24"/>
-        </w:rPr>
-        <w:t xml:space="preserve">• </w:t>
-      </w:r>
-      <w:r>
-        <w:rPr>
-          <w:rFonts w:ascii="Times New Roman" w:cs="Times New Roman" w:eastAsia="Times New Roman" w:hAnsi="Times New Roman"/>
-          <w:b/>
-          <w:bCs/>
-          <w:color w:val="000000"/>
-          <w:sz w:val="24"/>
-          <w:szCs w:val="24"/>
-        </w:rPr>
-        <w:t xml:space="preserve">Es ciega a los falsos positivos.</w:t>
-      </w:r>
-      <w:r>
-        <w:rPr>
-          <w:rFonts w:ascii="Times New Roman" w:cs="Times New Roman" w:eastAsia="Times New Roman" w:hAnsi="Times New Roman"/>
-          <w:color w:val="000000"/>
-          <w:sz w:val="24"/>
-          <w:szCs w:val="24"/>
-        </w:rPr>
-        <w:t xml:space="preserve"> Un modelo que anunciara "Máximo" en todas las velas obtendría una precisión direccional cercana a 0,50 —acertaría todos los máximos reales y ningún mínimo; sobre el bloque de prueba serían 24 de 46, esto es 0,52— pese a ser inservible. Por eso la precisión direccional </w:t>
-      </w:r>
-      <w:r>
-        <w:rPr>
-          <w:rFonts w:ascii="Times New Roman" w:cs="Times New Roman" w:eastAsia="Times New Roman" w:hAnsi="Times New Roman"/>
-          <w:b/>
-          <w:bCs/>
-          <w:color w:val="000000"/>
-          <w:sz w:val="24"/>
-          <w:szCs w:val="24"/>
-        </w:rPr>
-        <w:t xml:space="preserve">nunca se reporta sola</w:t>
-      </w:r>
-      <w:r>
-        <w:rPr>
-          <w:rFonts w:ascii="Times New Roman" w:cs="Times New Roman" w:eastAsia="Times New Roman" w:hAnsi="Times New Roman"/>
-          <w:color w:val="000000"/>
-          <w:sz w:val="24"/>
-          <w:szCs w:val="24"/>
-        </w:rPr>
-        <w:t xml:space="preserve">: acompaña al F1 macro, que sí penaliza los falsos positivos. Es una métrica que responde "cuando hay un giro, ¿le acertamos al tipo?", y esa pregunta solo tiene sentido junto a "¿cuántas veces lo anuncia cuando no lo hay?".</w:t>
-      </w:r>
-    </w:p>
-    <w:p>
-      <w:pPr>
-        <w:pStyle w:val="Heading2"/>
-        <w:keepNext/>
-        <w:spacing w:after="0" w:before="0" w:line="480" w:lineRule="auto"/>
-      </w:pPr>
-      <w:r>
-        <w:rPr>
-          <w:rFonts w:ascii="Times New Roman" w:cs="Times New Roman" w:eastAsia="Times New Roman" w:hAnsi="Times New Roman"/>
-          <w:b/>
-          <w:bCs/>
-          <w:i w:val="false"/>
-          <w:iCs w:val="false"/>
-          <w:color w:val="000000"/>
-          <w:sz w:val="24"/>
-          <w:szCs w:val="24"/>
-        </w:rPr>
-        <w:t xml:space="preserve">3.4 Matriz de confusión</w:t>
-      </w:r>
-    </w:p>
-    <w:p>
-      <w:pPr>
-        <w:spacing w:after="0" w:line="480" w:lineRule="auto"/>
-        <w:ind w:firstLine="720"/>
-      </w:pPr>
-      <w:r>
-        <w:rPr>
-          <w:rFonts w:ascii="Times New Roman" w:cs="Times New Roman" w:eastAsia="Times New Roman" w:hAnsi="Times New Roman"/>
-          <w:color w:val="000000"/>
-          <w:sz w:val="24"/>
-          <w:szCs w:val="24"/>
-        </w:rPr>
-        <w:t xml:space="preserve">Es la única de las cuatro que muestra </w:t>
-      </w:r>
-      <w:r>
-        <w:rPr>
-          <w:rFonts w:ascii="Times New Roman" w:cs="Times New Roman" w:eastAsia="Times New Roman" w:hAnsi="Times New Roman"/>
-          <w:b/>
-          <w:bCs/>
-          <w:color w:val="000000"/>
-          <w:sz w:val="24"/>
-          <w:szCs w:val="24"/>
-        </w:rPr>
-        <w:t xml:space="preserve">qué tipo</w:t>
-      </w:r>
-      <w:r>
-        <w:rPr>
-          <w:rFonts w:ascii="Times New Roman" w:cs="Times New Roman" w:eastAsia="Times New Roman" w:hAnsi="Times New Roman"/>
-          <w:color w:val="000000"/>
-          <w:sz w:val="24"/>
-          <w:szCs w:val="24"/>
-        </w:rPr>
-        <w:t xml:space="preserve"> de error comete el modelo, y en este problema los tipos de error no son equivalentes:</w:t>
-      </w:r>
-    </w:p>
-    <w:p>
-      <w:pPr>
-        <w:spacing w:after="0" w:line="480" w:lineRule="auto"/>
-        <w:ind w:left="720"/>
-      </w:pPr>
-      <w:r>
-        <w:rPr>
-          <w:rFonts w:ascii="Times New Roman" w:cs="Times New Roman" w:eastAsia="Times New Roman" w:hAnsi="Times New Roman"/>
-          <w:color w:val="000000"/>
-          <w:sz w:val="24"/>
-          <w:szCs w:val="24"/>
-        </w:rPr>
-        <w:t xml:space="preserve">• </w:t>
-      </w:r>
-      <w:r>
-        <w:rPr>
-          <w:rFonts w:ascii="Times New Roman" w:cs="Times New Roman" w:eastAsia="Times New Roman" w:hAnsi="Times New Roman"/>
-          <w:b/>
-          <w:bCs/>
-          <w:color w:val="000000"/>
-          <w:sz w:val="24"/>
-          <w:szCs w:val="24"/>
-        </w:rPr>
-        <w:t xml:space="preserve">Confundir un extremo con Continuidad</w:t>
-      </w:r>
-      <w:r>
-        <w:rPr>
-          <w:rFonts w:ascii="Times New Roman" w:cs="Times New Roman" w:eastAsia="Times New Roman" w:hAnsi="Times New Roman"/>
-          <w:color w:val="000000"/>
-          <w:sz w:val="24"/>
-          <w:szCs w:val="24"/>
-        </w:rPr>
-        <w:t xml:space="preserve"> es un error de </w:t>
-      </w:r>
-      <w:r>
-        <w:rPr>
-          <w:rFonts w:ascii="Times New Roman" w:cs="Times New Roman" w:eastAsia="Times New Roman" w:hAnsi="Times New Roman"/>
-          <w:i/>
-          <w:iCs/>
-          <w:color w:val="000000"/>
-          <w:sz w:val="24"/>
-          <w:szCs w:val="24"/>
-        </w:rPr>
-        <w:t xml:space="preserve">detección</w:t>
-      </w:r>
-      <w:r>
-        <w:rPr>
-          <w:rFonts w:ascii="Times New Roman" w:cs="Times New Roman" w:eastAsia="Times New Roman" w:hAnsi="Times New Roman"/>
-          <w:color w:val="000000"/>
-          <w:sz w:val="24"/>
-          <w:szCs w:val="24"/>
-        </w:rPr>
-        <w:t xml:space="preserve">: el sistema se quedó callado cuando había algo que anunciar. Cuesta una oportunidad.</w:t>
-      </w:r>
-    </w:p>
-    <w:p>
-      <w:pPr>
-        <w:spacing w:after="0" w:line="480" w:lineRule="auto"/>
-        <w:ind w:left="720"/>
-      </w:pPr>
-      <w:r>
-        <w:rPr>
-          <w:rFonts w:ascii="Times New Roman" w:cs="Times New Roman" w:eastAsia="Times New Roman" w:hAnsi="Times New Roman"/>
-          <w:color w:val="000000"/>
-          <w:sz w:val="24"/>
-          <w:szCs w:val="24"/>
-        </w:rPr>
-        <w:t xml:space="preserve">• </w:t>
-      </w:r>
-      <w:r>
-        <w:rPr>
-          <w:rFonts w:ascii="Times New Roman" w:cs="Times New Roman" w:eastAsia="Times New Roman" w:hAnsi="Times New Roman"/>
-          <w:b/>
-          <w:bCs/>
-          <w:color w:val="000000"/>
-          <w:sz w:val="24"/>
-          <w:szCs w:val="24"/>
-        </w:rPr>
-        <w:t xml:space="preserve">Confundir un Máximo con un Mínimo</w:t>
-      </w:r>
-      <w:r>
-        <w:rPr>
-          <w:rFonts w:ascii="Times New Roman" w:cs="Times New Roman" w:eastAsia="Times New Roman" w:hAnsi="Times New Roman"/>
-          <w:color w:val="000000"/>
-          <w:sz w:val="24"/>
-          <w:szCs w:val="24"/>
-        </w:rPr>
-        <w:t xml:space="preserve"> es un error de </w:t>
-      </w:r>
-      <w:r>
-        <w:rPr>
-          <w:rFonts w:ascii="Times New Roman" w:cs="Times New Roman" w:eastAsia="Times New Roman" w:hAnsi="Times New Roman"/>
-          <w:i/>
-          <w:iCs/>
-          <w:color w:val="000000"/>
-          <w:sz w:val="24"/>
-          <w:szCs w:val="24"/>
-        </w:rPr>
-        <w:t xml:space="preserve">dirección</w:t>
-      </w:r>
-      <w:r>
-        <w:rPr>
-          <w:rFonts w:ascii="Times New Roman" w:cs="Times New Roman" w:eastAsia="Times New Roman" w:hAnsi="Times New Roman"/>
-          <w:color w:val="000000"/>
-          <w:sz w:val="24"/>
-          <w:szCs w:val="24"/>
-        </w:rPr>
-        <w:t xml:space="preserve">: el sistema anunció lo contrario de lo que pasaba. En una aplicación real, esa es la diferencia entre no operar y operar en el sentido equivocado.</w:t>
-      </w:r>
-    </w:p>
-    <w:p>
-      <w:pPr>
-        <w:spacing w:after="0" w:line="480" w:lineRule="auto"/>
-        <w:ind w:firstLine="720"/>
-      </w:pPr>
-      <w:r>
-        <w:rPr>
-          <w:rFonts w:ascii="Times New Roman" w:cs="Times New Roman" w:eastAsia="Times New Roman" w:hAnsi="Times New Roman"/>
-          <w:color w:val="000000"/>
-          <w:sz w:val="24"/>
-          <w:szCs w:val="24"/>
-        </w:rPr>
-        <w:t xml:space="preserve">Ningún número agregado distingue esos dos casos; la matriz sí. En la Figura 14 se ve que el baseline trivial concentra todos sus errores en la columna de Continuidad: 24 máximos y 22 mínimos clasificados como "no pasa nada". No comete ni un solo error de dirección, porque nunca anuncia dirección alguna.</w:t>
-      </w:r>
-    </w:p>
-    <w:p>
-      <w:pPr>
-        <w:pStyle w:val="Heading2"/>
-        <w:keepNext/>
-        <w:spacing w:after="0" w:before="0" w:line="480" w:lineRule="auto"/>
-      </w:pPr>
-      <w:r>
-        <w:rPr>
-          <w:rFonts w:ascii="Times New Roman" w:cs="Times New Roman" w:eastAsia="Times New Roman" w:hAnsi="Times New Roman"/>
-          <w:b/>
-          <w:bCs/>
-          <w:i w:val="false"/>
-          <w:iCs w:val="false"/>
-          <w:color w:val="000000"/>
-          <w:sz w:val="24"/>
-          <w:szCs w:val="24"/>
-        </w:rPr>
-        <w:t xml:space="preserve">3.5 Exactitud</w:t>
-      </w:r>
-    </w:p>
-    <w:p>
-      <w:pPr>
-        <w:spacing w:after="0" w:line="480" w:lineRule="auto"/>
-        <w:ind w:firstLine="720"/>
-      </w:pPr>
-      <w:r>
-        <w:rPr>
-          <w:rFonts w:ascii="Times New Roman" w:cs="Times New Roman" w:eastAsia="Times New Roman" w:hAnsi="Times New Roman"/>
-          <w:color w:val="000000"/>
-          <w:sz w:val="24"/>
-          <w:szCs w:val="24"/>
-        </w:rPr>
-        <w:t xml:space="preserve">Se reporta, pero </w:t>
-      </w:r>
-      <w:r>
-        <w:rPr>
-          <w:rFonts w:ascii="Times New Roman" w:cs="Times New Roman" w:eastAsia="Times New Roman" w:hAnsi="Times New Roman"/>
-          <w:b/>
-          <w:bCs/>
-          <w:color w:val="000000"/>
-          <w:sz w:val="24"/>
-          <w:szCs w:val="24"/>
-        </w:rPr>
-        <w:t xml:space="preserve">solo para mostrar por qué no sirve</w:t>
-      </w:r>
-      <w:r>
-        <w:rPr>
-          <w:rFonts w:ascii="Times New Roman" w:cs="Times New Roman" w:eastAsia="Times New Roman" w:hAnsi="Times New Roman"/>
-          <w:color w:val="000000"/>
-          <w:sz w:val="24"/>
-          <w:szCs w:val="24"/>
-        </w:rPr>
-        <w:t xml:space="preserve">. Las Tablas 4 y 3 son el argumento completo, y tenerlo medido en el informe es más convincente que argumentarlo.</w:t>
+        <w:t xml:space="preserve">La segunda entrega aborda el marco teórico de los modelos estadísticos y de aprendizaje automático aplicables a series temporales, así como la definición del procedimiento completo de desarrollo: extracción y limpieza de datos, análisis exploratorio, ingeniería de características, selección del modelo, entrenamiento, optimización de hiperparámetros y evaluación. Las decisiones sobre granularidad de las observaciones y sobre los parámetros que definen el punto de inflexión se documentan en esa entrega, por corresponder a la etapa de extracción de datos del procedimiento.</w:t>
+      </w:r>
+    </w:p>
+    <w:p>
+      <w:r>
+        <w:br w:type="page"/>
       </w:r>
     </w:p>
     <w:p>
@@ -14964,680 +16942,6 @@
           <w:sz w:val="24"/>
           <w:szCs w:val="24"/>
         </w:rPr>
-        <w:t xml:space="preserve">4. Una advertencia sobre cómo leer la matriz de confusión de este problema</w:t>
-      </w:r>
-    </w:p>
-    <w:p>
-      <w:pPr>
-        <w:spacing w:after="0" w:line="480" w:lineRule="auto"/>
-        <w:ind w:firstLine="720"/>
-      </w:pPr>
-      <w:r>
-        <w:rPr>
-          <w:rFonts w:ascii="Times New Roman" w:cs="Times New Roman" w:eastAsia="Times New Roman" w:hAnsi="Times New Roman"/>
-          <w:color w:val="000000"/>
-          <w:sz w:val="24"/>
-          <w:szCs w:val="24"/>
-        </w:rPr>
-        <w:t xml:space="preserve">La medición de sensibilidad al ruido de la sección 8.4 de </w:t>
-      </w:r>
-      <w:r>
-        <w:rPr>
-          <w:rFonts w:ascii="Courier New" w:cs="Courier New" w:eastAsia="Courier New" w:hAnsi="Courier New"/>
-          <w:color w:val="000000"/>
-          <w:sz w:val="22"/>
-          <w:szCs w:val="22"/>
-        </w:rPr>
-        <w:t xml:space="preserve">m2-criptoactivos.md</w:t>
-      </w:r>
-      <w:r>
-        <w:rPr>
-          <w:rFonts w:ascii="Times New Roman" w:cs="Times New Roman" w:eastAsia="Times New Roman" w:hAnsi="Times New Roman"/>
-          <w:color w:val="000000"/>
-          <w:sz w:val="24"/>
-          <w:szCs w:val="24"/>
-        </w:rPr>
-        <w:t xml:space="preserve"> arrojó un resultado que condiciona la lectura de todas las métricas anteriores: </w:t>
-      </w:r>
-      <w:r>
-        <w:rPr>
-          <w:rFonts w:ascii="Times New Roman" w:cs="Times New Roman" w:eastAsia="Times New Roman" w:hAnsi="Times New Roman"/>
-          <w:b/>
-          <w:bCs/>
-          <w:color w:val="000000"/>
-          <w:sz w:val="24"/>
-          <w:szCs w:val="24"/>
-        </w:rPr>
-        <w:t xml:space="preserve">el modo de fallo dominante del etiquetado bajo ruido no es perder giros, es correrlos una vela de lugar</w:t>
-      </w:r>
-      <w:r>
-        <w:rPr>
-          <w:rFonts w:ascii="Times New Roman" w:cs="Times New Roman" w:eastAsia="Times New Roman" w:hAnsi="Times New Roman"/>
-          <w:color w:val="000000"/>
-          <w:sz w:val="24"/>
-          <w:szCs w:val="24"/>
-        </w:rPr>
-        <w:t xml:space="preserve">. Con un ruido equivalente al 72 % del movimiento típico por vela, el detector encuentra el 96,0 % de los giros verdaderos pero solo el 72,9 % cae en la vela exacta.</w:t>
-      </w:r>
-    </w:p>
-    <w:p>
-      <w:pPr>
-        <w:spacing w:after="0" w:line="480" w:lineRule="auto"/>
-        <w:ind w:firstLine="720"/>
-      </w:pPr>
-      <w:r>
-        <w:rPr>
-          <w:rFonts w:ascii="Times New Roman" w:cs="Times New Roman" w:eastAsia="Times New Roman" w:hAnsi="Times New Roman"/>
-          <w:color w:val="000000"/>
-          <w:sz w:val="24"/>
-          <w:szCs w:val="24"/>
-        </w:rPr>
-        <w:t xml:space="preserve">Las cuatro métricas de esta sección evalúan vela a vela, sin ninguna tolerancia temporal. Eso significa que un modelo que anuncie un máximo una vela antes o después del real será penalizado igual que uno que no lo anuncie nunca: la matriz de confusión lo registrará como un falso positivo en Máximo más un falso negativo en Máximo. </w:t>
-      </w:r>
-      <w:r>
-        <w:rPr>
-          <w:rFonts w:ascii="Times New Roman" w:cs="Times New Roman" w:eastAsia="Times New Roman" w:hAnsi="Times New Roman"/>
-          <w:b/>
-          <w:bCs/>
-          <w:color w:val="000000"/>
-          <w:sz w:val="24"/>
-          <w:szCs w:val="24"/>
-        </w:rPr>
-        <w:t xml:space="preserve">Conviene tenerlo presente al interpretar los resultados y decirlo explícitamente en el informe</w:t>
-      </w:r>
-      <w:r>
-        <w:rPr>
-          <w:rFonts w:ascii="Times New Roman" w:cs="Times New Roman" w:eastAsia="Times New Roman" w:hAnsi="Times New Roman"/>
-          <w:color w:val="000000"/>
-          <w:sz w:val="24"/>
-          <w:szCs w:val="24"/>
-        </w:rPr>
-        <w:t xml:space="preserve">, porque la diferencia entre "el modelo no detecta los giros" y "el modelo los detecta con un desfase de una vela" es enorme en términos prácticos y nula en términos de F1.</w:t>
-      </w:r>
-    </w:p>
-    <w:p>
-      <w:pPr>
-        <w:spacing w:after="0" w:line="480" w:lineRule="auto"/>
-        <w:ind w:firstLine="720"/>
-      </w:pPr>
-      <w:r>
-        <w:rPr>
-          <w:rFonts w:ascii="Times New Roman" w:cs="Times New Roman" w:eastAsia="Times New Roman" w:hAnsi="Times New Roman"/>
-          <w:color w:val="000000"/>
-          <w:sz w:val="24"/>
-          <w:szCs w:val="24"/>
-        </w:rPr>
-        <w:t xml:space="preserve">No proponemos cambiar las métricas: el enunciado pide estas y la comparación entre modelos tiene que hacerse sobre una definición fija. Lo que proponemos es </w:t>
-      </w:r>
-      <w:r>
-        <w:rPr>
-          <w:rFonts w:ascii="Times New Roman" w:cs="Times New Roman" w:eastAsia="Times New Roman" w:hAnsi="Times New Roman"/>
-          <w:b/>
-          <w:bCs/>
-          <w:color w:val="000000"/>
-          <w:sz w:val="24"/>
-          <w:szCs w:val="24"/>
-        </w:rPr>
-        <w:t xml:space="preserve">reportar además, como análisis complementario, la distribución del desfase temporal de las detecciones</w:t>
-      </w:r>
-      <w:r>
-        <w:rPr>
-          <w:rFonts w:ascii="Times New Roman" w:cs="Times New Roman" w:eastAsia="Times New Roman" w:hAnsi="Times New Roman"/>
-          <w:color w:val="000000"/>
-          <w:sz w:val="24"/>
-          <w:szCs w:val="24"/>
-        </w:rPr>
-        <w:t xml:space="preserve">, que es información que las cuatro métricas oficiales no pueden expresar.</w:t>
-      </w:r>
-    </w:p>
-    <w:p>
-      <w:pPr>
-        <w:pStyle w:val="Heading1"/>
-        <w:keepNext/>
-        <w:spacing w:after="0" w:before="0" w:line="480" w:lineRule="auto"/>
-        <w:jc w:val="center"/>
-      </w:pPr>
-      <w:r>
-        <w:rPr>
-          <w:rFonts w:ascii="Times New Roman" w:cs="Times New Roman" w:eastAsia="Times New Roman" w:hAnsi="Times New Roman"/>
-          <w:b/>
-          <w:bCs/>
-          <w:i w:val="false"/>
-          <w:iCs w:val="false"/>
-          <w:color w:val="000000"/>
-          <w:sz w:val="24"/>
-          <w:szCs w:val="24"/>
-        </w:rPr>
-        <w:t xml:space="preserve">5. El baseline como piso obligatorio</w:t>
-      </w:r>
-    </w:p>
-    <w:p>
-      <w:pPr>
-        <w:spacing w:after="0" w:line="480" w:lineRule="auto"/>
-        <w:ind w:firstLine="720"/>
-      </w:pPr>
-      <w:r>
-        <w:rPr>
-          <w:rFonts w:ascii="Times New Roman" w:cs="Times New Roman" w:eastAsia="Times New Roman" w:hAnsi="Times New Roman"/>
-          <w:color w:val="000000"/>
-          <w:sz w:val="24"/>
-          <w:szCs w:val="24"/>
-        </w:rPr>
-        <w:t xml:space="preserve">El criterio de decisión del proyecto, fijado antes de ver ningún resultado:</w:t>
-      </w:r>
-    </w:p>
-    <w:p>
-      <w:pPr>
-        <w:spacing w:after="0" w:line="480" w:lineRule="auto"/>
-        <w:ind w:left="720"/>
-      </w:pPr>
-      <w:r>
-        <w:rPr>
-          <w:rFonts w:ascii="Times New Roman" w:cs="Times New Roman" w:eastAsia="Times New Roman" w:hAnsi="Times New Roman"/>
-          <w:b/>
-          <w:bCs/>
-          <w:color w:val="000000"/>
-          <w:sz w:val="24"/>
-          <w:szCs w:val="24"/>
-        </w:rPr>
-        <w:t xml:space="preserve">Todo modelo se compara contra los tres baselines, y si no supera al mejor de ellos en F1 macro por al menos </w:t>
-      </w:r>
-      <w:r>
-        <w:rPr>
-          <w:rFonts w:ascii="Courier New" w:cs="Courier New" w:eastAsia="Courier New" w:hAnsi="Courier New"/>
-          <w:b/>
-          <w:bCs/>
-          <w:color w:val="000000"/>
-          <w:sz w:val="22"/>
-          <w:szCs w:val="22"/>
-        </w:rPr>
-        <w:t xml:space="preserve">DELTA_F1_DECISIVO = 0,02</w:t>
-      </w:r>
-      <w:r>
-        <w:rPr>
-          <w:rFonts w:ascii="Times New Roman" w:cs="Times New Roman" w:eastAsia="Times New Roman" w:hAnsi="Times New Roman"/>
-          <w:b/>
-          <w:bCs/>
-          <w:color w:val="000000"/>
-          <w:sz w:val="24"/>
-          <w:szCs w:val="24"/>
-        </w:rPr>
-        <w:t xml:space="preserve">, no aporta nada</w:t>
-      </w:r>
-      <w:r>
-        <w:rPr>
-          <w:rFonts w:ascii="Times New Roman" w:cs="Times New Roman" w:eastAsia="Times New Roman" w:hAnsi="Times New Roman"/>
-          <w:color w:val="000000"/>
-          <w:sz w:val="24"/>
-          <w:szCs w:val="24"/>
-        </w:rPr>
-        <w:t xml:space="preserve"> —por mucho que su exactitud impresione en una lámina.</w:t>
-      </w:r>
-    </w:p>
-    <w:p>
-      <w:pPr>
-        <w:spacing w:after="0" w:line="480" w:lineRule="auto"/>
-        <w:ind w:firstLine="720"/>
-      </w:pPr>
-      <w:r>
-        <w:rPr>
-          <w:rFonts w:ascii="Times New Roman" w:cs="Times New Roman" w:eastAsia="Times New Roman" w:hAnsi="Times New Roman"/>
-          <w:color w:val="000000"/>
-          <w:sz w:val="24"/>
-          <w:szCs w:val="24"/>
-        </w:rPr>
-        <w:t xml:space="preserve">Los tres baselines existen porque cada uno descarta una explicación alternativa distinta del resultado de un modelo:</w:t>
-      </w:r>
-    </w:p>
-    <w:p>
-      <w:pPr>
-        <w:spacing w:after="0" w:line="480" w:lineRule="auto"/>
-        <w:ind w:left="720"/>
-      </w:pPr>
-      <w:r>
-        <w:rPr>
-          <w:rFonts w:ascii="Times New Roman" w:cs="Times New Roman" w:eastAsia="Times New Roman" w:hAnsi="Times New Roman"/>
-          <w:color w:val="000000"/>
-          <w:sz w:val="24"/>
-          <w:szCs w:val="24"/>
-        </w:rPr>
-        <w:t xml:space="preserve">• </w:t>
-      </w:r>
-      <w:r>
-        <w:rPr>
-          <w:rFonts w:ascii="Times New Roman" w:cs="Times New Roman" w:eastAsia="Times New Roman" w:hAnsi="Times New Roman"/>
-          <w:b/>
-          <w:bCs/>
-          <w:color w:val="000000"/>
-          <w:sz w:val="24"/>
-          <w:szCs w:val="24"/>
-        </w:rPr>
-        <w:t xml:space="preserve">Trivial</w:t>
-      </w:r>
-      <w:r>
-        <w:rPr>
-          <w:rFonts w:ascii="Times New Roman" w:cs="Times New Roman" w:eastAsia="Times New Roman" w:hAnsi="Times New Roman"/>
-          <w:color w:val="000000"/>
-          <w:sz w:val="24"/>
-          <w:szCs w:val="24"/>
-        </w:rPr>
-        <w:t xml:space="preserve"> (siempre Continuidad): descarta que el modelo esté simplemente explotando el desbalance.</w:t>
-      </w:r>
-    </w:p>
-    <w:p>
-      <w:pPr>
-        <w:spacing w:after="0" w:line="480" w:lineRule="auto"/>
-        <w:ind w:left="720"/>
-      </w:pPr>
-      <w:r>
-        <w:rPr>
-          <w:rFonts w:ascii="Times New Roman" w:cs="Times New Roman" w:eastAsia="Times New Roman" w:hAnsi="Times New Roman"/>
-          <w:color w:val="000000"/>
-          <w:sz w:val="24"/>
-          <w:szCs w:val="24"/>
-        </w:rPr>
-        <w:t xml:space="preserve">• </w:t>
-      </w:r>
-      <w:r>
-        <w:rPr>
-          <w:rFonts w:ascii="Times New Roman" w:cs="Times New Roman" w:eastAsia="Times New Roman" w:hAnsi="Times New Roman"/>
-          <w:b/>
-          <w:bCs/>
-          <w:color w:val="000000"/>
-          <w:sz w:val="24"/>
-          <w:szCs w:val="24"/>
-        </w:rPr>
-        <w:t xml:space="preserve">Mayoritario</w:t>
-      </w:r>
-      <w:r>
-        <w:rPr>
-          <w:rFonts w:ascii="Times New Roman" w:cs="Times New Roman" w:eastAsia="Times New Roman" w:hAnsi="Times New Roman"/>
-          <w:color w:val="000000"/>
-          <w:sz w:val="24"/>
-          <w:szCs w:val="24"/>
-        </w:rPr>
-        <w:t xml:space="preserve"> (la clase más frecuente del entrenamiento): descarta lo mismo sin asumir de antemano cuál es la clase dominante, de modo que sigue siendo válido si se cambia </w:t>
-      </w:r>
-      <w:r>
-        <w:rPr>
-          <w:rFonts w:ascii="Courier New" w:cs="Courier New" w:eastAsia="Courier New" w:hAnsi="Courier New"/>
-          <w:color w:val="000000"/>
-          <w:sz w:val="22"/>
-          <w:szCs w:val="22"/>
-        </w:rPr>
-        <w:t xml:space="preserve">(w, h)</w:t>
-      </w:r>
-      <w:r>
-        <w:rPr>
-          <w:rFonts w:ascii="Times New Roman" w:cs="Times New Roman" w:eastAsia="Times New Roman" w:hAnsi="Times New Roman"/>
-          <w:color w:val="000000"/>
-          <w:sz w:val="24"/>
-          <w:szCs w:val="24"/>
-        </w:rPr>
-        <w:t xml:space="preserve">.</w:t>
-      </w:r>
-    </w:p>
-    <w:p>
-      <w:pPr>
-        <w:spacing w:after="0" w:line="480" w:lineRule="auto"/>
-        <w:ind w:left="720"/>
-      </w:pPr>
-      <w:r>
-        <w:rPr>
-          <w:rFonts w:ascii="Times New Roman" w:cs="Times New Roman" w:eastAsia="Times New Roman" w:hAnsi="Times New Roman"/>
-          <w:color w:val="000000"/>
-          <w:sz w:val="24"/>
-          <w:szCs w:val="24"/>
-        </w:rPr>
-        <w:t xml:space="preserve">• </w:t>
-      </w:r>
-      <w:r>
-        <w:rPr>
-          <w:rFonts w:ascii="Times New Roman" w:cs="Times New Roman" w:eastAsia="Times New Roman" w:hAnsi="Times New Roman"/>
-          <w:b/>
-          <w:bCs/>
-          <w:color w:val="000000"/>
-          <w:sz w:val="24"/>
-          <w:szCs w:val="24"/>
-        </w:rPr>
-        <w:t xml:space="preserve">Aleatorio</w:t>
-      </w:r>
-      <w:r>
-        <w:rPr>
-          <w:rFonts w:ascii="Times New Roman" w:cs="Times New Roman" w:eastAsia="Times New Roman" w:hAnsi="Times New Roman"/>
-          <w:color w:val="000000"/>
-          <w:sz w:val="24"/>
-          <w:szCs w:val="24"/>
-        </w:rPr>
-        <w:t xml:space="preserve"> (respetando las frecuencias de clase): descarta que los aciertos del modelo sobre las clases raras se expliquen por la frecuencia con que las anuncia. Es el más exigente de los tres en F1 macro, como muestra la Tabla 5, y por eso es el que hay que superar.</w:t>
-      </w:r>
-    </w:p>
-    <w:p>
-      <w:pPr>
-        <w:spacing w:after="0" w:line="480" w:lineRule="auto"/>
-        <w:ind w:firstLine="720"/>
-      </w:pPr>
-      <w:r>
-        <w:rPr>
-          <w:rFonts w:ascii="Times New Roman" w:cs="Times New Roman" w:eastAsia="Times New Roman" w:hAnsi="Times New Roman"/>
-          <w:color w:val="000000"/>
-          <w:sz w:val="24"/>
-          <w:szCs w:val="24"/>
-        </w:rPr>
-        <w:t xml:space="preserve">Que el aleatorio resulte ser el piso más alto en F1 macro (0,320 contra 0,308 del trivial) es en sí mismo un resultado útil: </w:t>
-      </w:r>
-      <w:r>
-        <w:rPr>
-          <w:rFonts w:ascii="Times New Roman" w:cs="Times New Roman" w:eastAsia="Times New Roman" w:hAnsi="Times New Roman"/>
-          <w:b/>
-          <w:bCs/>
-          <w:color w:val="000000"/>
-          <w:sz w:val="24"/>
-          <w:szCs w:val="24"/>
-        </w:rPr>
-        <w:t xml:space="preserve">fija la vara en el número correcto</w:t>
-      </w:r>
-      <w:r>
-        <w:rPr>
-          <w:rFonts w:ascii="Times New Roman" w:cs="Times New Roman" w:eastAsia="Times New Roman" w:hAnsi="Times New Roman"/>
-          <w:color w:val="000000"/>
-          <w:sz w:val="24"/>
-          <w:szCs w:val="24"/>
-        </w:rPr>
-        <w:t xml:space="preserve">. Un modelo que reportara un F1 macro de 0,31 habría superado al baseline trivial y no habría demostrado nada.</w:t>
-      </w:r>
-    </w:p>
-    <w:p>
-      <w:pPr>
-        <w:spacing w:after="0" w:line="480" w:lineRule="auto"/>
-        <w:ind w:firstLine="720"/>
-      </w:pPr>
-      <w:r>
-        <w:rPr>
-          <w:rFonts w:ascii="Times New Roman" w:cs="Times New Roman" w:eastAsia="Times New Roman" w:hAnsi="Times New Roman"/>
-          <w:b/>
-          <w:bCs/>
-          <w:color w:val="000000"/>
-          <w:sz w:val="24"/>
-          <w:szCs w:val="24"/>
-        </w:rPr>
-        <w:t xml:space="preserve">Autor:</w:t>
-      </w:r>
-      <w:r>
-        <w:rPr>
-          <w:rFonts w:ascii="Times New Roman" w:cs="Times New Roman" w:eastAsia="Times New Roman" w:hAnsi="Times New Roman"/>
-          <w:color w:val="000000"/>
-          <w:sz w:val="24"/>
-          <w:szCs w:val="24"/>
-        </w:rPr>
-        <w:t xml:space="preserve"> Fabrizio Espinoza Arce · Ensamblaje</w:t>
-      </w:r>
-    </w:p>
-    <w:p>
-      <w:pPr>
-        <w:spacing w:after="0" w:line="480" w:lineRule="auto"/>
-        <w:ind w:firstLine="720"/>
-      </w:pPr>
-      <w:r>
-        <w:rPr>
-          <w:rFonts w:ascii="Times New Roman" w:cs="Times New Roman" w:eastAsia="Times New Roman" w:hAnsi="Times New Roman"/>
-          <w:color w:val="000000"/>
-          <w:sz w:val="24"/>
-          <w:szCs w:val="24"/>
-        </w:rPr>
-        <w:t xml:space="preserve">El marco teórico desarrollado permite extraer cuatro conclusiones que condicionan de manera directa el diseño del modelo, y que se enuncian aquí porque no son consecuencia de la literatura consultada sino de las mediciones realizadas sobre los datos del proyecto.</w:t>
-      </w:r>
-    </w:p>
-    <w:p>
-      <w:pPr>
-        <w:spacing w:after="0" w:line="480" w:lineRule="auto"/>
-        <w:ind w:firstLine="720"/>
-      </w:pPr>
-      <w:r>
-        <w:rPr>
-          <w:rFonts w:ascii="Times New Roman" w:cs="Times New Roman" w:eastAsia="Times New Roman" w:hAnsi="Times New Roman"/>
-          <w:b/>
-          <w:bCs/>
-          <w:color w:val="000000"/>
-          <w:sz w:val="24"/>
-          <w:szCs w:val="24"/>
-        </w:rPr>
-        <w:t xml:space="preserve">Primera. La transformación a retornos no es una convención, sino una consecuencia medida.</w:t>
-      </w:r>
-      <w:r>
-        <w:rPr>
-          <w:rFonts w:ascii="Times New Roman" w:cs="Times New Roman" w:eastAsia="Times New Roman" w:hAnsi="Times New Roman"/>
-          <w:color w:val="000000"/>
-          <w:sz w:val="24"/>
-          <w:szCs w:val="24"/>
-        </w:rPr>
-        <w:t xml:space="preserve"> Ninguna de las seis series rechaza la hipótesis de raíz unitaria al trabajar sobre precios en nivel, mientras que las seis la rechazan al hacerlo sobre retornos. La autocorrelación en el primer rezago pasa de 0,991 sobre niveles a −0,036 sobre retornos, lo que confirma el mismo hecho desde un ángulo distinto. En consecuencia, las características del modelo se construyen sobre retornos y sobre estadísticos normalizados por ventana, y no sobre magnitudes absolutas de precio.</w:t>
-      </w:r>
-    </w:p>
-    <w:p>
-      <w:pPr>
-        <w:spacing w:after="0" w:line="480" w:lineRule="auto"/>
-        <w:ind w:firstLine="720"/>
-      </w:pPr>
-      <w:r>
-        <w:rPr>
-          <w:rFonts w:ascii="Times New Roman" w:cs="Times New Roman" w:eastAsia="Times New Roman" w:hAnsi="Times New Roman"/>
-          <w:b/>
-          <w:bCs/>
-          <w:color w:val="000000"/>
-          <w:sz w:val="24"/>
-          <w:szCs w:val="24"/>
-        </w:rPr>
-        <w:t xml:space="preserve">Segunda. La ausencia de autocorrelación lineal en los retornos justifica el enfoque del proyecto.</w:t>
-      </w:r>
-      <w:r>
-        <w:rPr>
-          <w:rFonts w:ascii="Times New Roman" w:cs="Times New Roman" w:eastAsia="Times New Roman" w:hAnsi="Times New Roman"/>
-          <w:color w:val="000000"/>
-          <w:sz w:val="24"/>
-          <w:szCs w:val="24"/>
-        </w:rPr>
-        <w:t xml:space="preserve"> De los cuarenta rezagos examinados, únicamente tres exceden la banda de confianza del 95 %. Un modelo lineal construido sobre precios rezagados dispondría, por tanto, de muy poca estructura que explotar. Lejos de constituir un resultado negativo, esta observación es el argumento medido que sustenta el recurso a modelos no lineales y multivariantes, que es precisamente el planteamiento del caso.</w:t>
-      </w:r>
-    </w:p>
-    <w:p>
-      <w:pPr>
-        <w:spacing w:after="0" w:line="480" w:lineRule="auto"/>
-        <w:ind w:firstLine="720"/>
-      </w:pPr>
-      <w:r>
-        <w:rPr>
-          <w:rFonts w:ascii="Times New Roman" w:cs="Times New Roman" w:eastAsia="Times New Roman" w:hAnsi="Times New Roman"/>
-          <w:b/>
-          <w:bCs/>
-          <w:color w:val="000000"/>
-          <w:sz w:val="24"/>
-          <w:szCs w:val="24"/>
-        </w:rPr>
-        <w:t xml:space="preserve">Tercera. La dependencia entre criptoactivos existe, pero debe medirse sobre retornos.</w:t>
-      </w:r>
-      <w:r>
-        <w:rPr>
-          <w:rFonts w:ascii="Times New Roman" w:cs="Times New Roman" w:eastAsia="Times New Roman" w:hAnsi="Times New Roman"/>
-          <w:color w:val="000000"/>
-          <w:sz w:val="24"/>
-          <w:szCs w:val="24"/>
-        </w:rPr>
-        <w:t xml:space="preserve"> Calculada sobre precios en nivel, la correlación entre pares recorre un rango de 0,126 a 0,888 y produce un ordenamiento económicamente implausible, al atribuir a Litecoin una relación casi nula con Bitcoin. Calculada sobre retornos, el rango se estrecha a 0,475–0,806 y el ordenamiento resulta coherente con la estructura del mercado. La magnitud de esas correlaciones es lo que justifica que el problema se plantee como multivariante: si Litecoin se moviera de forma independiente, las cinco variables de apoyo serían redundantes.</w:t>
-      </w:r>
-    </w:p>
-    <w:p>
-      <w:pPr>
-        <w:spacing w:after="0" w:line="480" w:lineRule="auto"/>
-        <w:ind w:firstLine="720"/>
-      </w:pPr>
-      <w:r>
-        <w:rPr>
-          <w:rFonts w:ascii="Times New Roman" w:cs="Times New Roman" w:eastAsia="Times New Roman" w:hAnsi="Times New Roman"/>
-          <w:b/>
-          <w:bCs/>
-          <w:color w:val="000000"/>
-          <w:sz w:val="24"/>
-          <w:szCs w:val="24"/>
-        </w:rPr>
-        <w:t xml:space="preserve">Cuarta. El desbalance de clases es estructural y determina la elección de las métricas.</w:t>
-      </w:r>
-      <w:r>
-        <w:rPr>
-          <w:rFonts w:ascii="Times New Roman" w:cs="Times New Roman" w:eastAsia="Times New Roman" w:hAnsi="Times New Roman"/>
-          <w:color w:val="000000"/>
-          <w:sz w:val="24"/>
-          <w:szCs w:val="24"/>
-        </w:rPr>
-        <w:t xml:space="preserve"> Puesto que dos máximos no pueden situarse a menos de </w:t>
-      </w:r>
-      <w:r>
-        <w:rPr>
-          <w:rFonts w:ascii="Courier New" w:cs="Courier New" w:eastAsia="Courier New" w:hAnsi="Courier New"/>
-          <w:color w:val="000000"/>
-          <w:sz w:val="22"/>
-          <w:szCs w:val="22"/>
-        </w:rPr>
-        <w:t xml:space="preserve">w+1</w:t>
-      </w:r>
-      <w:r>
-        <w:rPr>
-          <w:rFonts w:ascii="Times New Roman" w:cs="Times New Roman" w:eastAsia="Times New Roman" w:hAnsi="Times New Roman"/>
-          <w:color w:val="000000"/>
-          <w:sz w:val="24"/>
-          <w:szCs w:val="24"/>
-        </w:rPr>
-        <w:t xml:space="preserve"> observaciones de distancia, a lo sumo una de cada </w:t>
-      </w:r>
-      <w:r>
-        <w:rPr>
-          <w:rFonts w:ascii="Courier New" w:cs="Courier New" w:eastAsia="Courier New" w:hAnsi="Courier New"/>
-          <w:color w:val="000000"/>
-          <w:sz w:val="22"/>
-          <w:szCs w:val="22"/>
-        </w:rPr>
-        <w:t xml:space="preserve">w+1</w:t>
-      </w:r>
-      <w:r>
-        <w:rPr>
-          <w:rFonts w:ascii="Times New Roman" w:cs="Times New Roman" w:eastAsia="Times New Roman" w:hAnsi="Times New Roman"/>
-          <w:color w:val="000000"/>
-          <w:sz w:val="24"/>
-          <w:szCs w:val="24"/>
-        </w:rPr>
-        <w:t xml:space="preserve"> velas puede clasificarse como máximo. El desbalance no es, por tanto, un defecto de la muestra que pueda corregirse recogiendo mejor los datos, sino una propiedad permanente del problema. Su consecuencia es directa: un modelo que no detecte ningún punto de inflexión alcanza una exactitud del 86,9 %, de modo que la exactitud queda descartada como métrica de decisión en favor del F1 macro y la Precisión Direccional.</w:t>
-      </w:r>
-    </w:p>
-    <w:p>
-      <w:pPr>
-        <w:pStyle w:val="Heading1"/>
-        <w:keepNext/>
-        <w:spacing w:after="0" w:before="0" w:line="480" w:lineRule="auto"/>
-        <w:jc w:val="center"/>
-      </w:pPr>
-      <w:r>
-        <w:rPr>
-          <w:rFonts w:ascii="Times New Roman" w:cs="Times New Roman" w:eastAsia="Times New Roman" w:hAnsi="Times New Roman"/>
-          <w:b/>
-          <w:bCs/>
-          <w:i w:val="false"/>
-          <w:iCs w:val="false"/>
-          <w:color w:val="000000"/>
-          <w:sz w:val="24"/>
-          <w:szCs w:val="24"/>
-        </w:rPr>
-        <w:t xml:space="preserve">Limitaciones</w:t>
-      </w:r>
-    </w:p>
-    <w:p>
-      <w:pPr>
-        <w:spacing w:after="0" w:line="480" w:lineRule="auto"/>
-        <w:ind w:firstLine="720"/>
-      </w:pPr>
-      <w:r>
-        <w:rPr>
-          <w:rFonts w:ascii="Times New Roman" w:cs="Times New Roman" w:eastAsia="Times New Roman" w:hAnsi="Times New Roman"/>
-          <w:color w:val="000000"/>
-          <w:sz w:val="24"/>
-          <w:szCs w:val="24"/>
-        </w:rPr>
-        <w:t xml:space="preserve">Tres advertencias que conviene explicitar, y que se retomarán en las entregas siguientes.</w:t>
-      </w:r>
-    </w:p>
-    <w:p>
-      <w:pPr>
-        <w:spacing w:after="0" w:line="480" w:lineRule="auto"/>
-        <w:ind w:firstLine="720"/>
-      </w:pPr>
-      <w:r>
-        <w:rPr>
-          <w:rFonts w:ascii="Times New Roman" w:cs="Times New Roman" w:eastAsia="Times New Roman" w:hAnsi="Times New Roman"/>
-          <w:color w:val="000000"/>
-          <w:sz w:val="24"/>
-          <w:szCs w:val="24"/>
-        </w:rPr>
-        <w:t xml:space="preserve">Los precios proceden de un único mercado y no de un promedio ponderado de la industria, de manera que los puntos de inflexión identificados lo son respecto de la formación de precios de esa plaza. La ventana temporal, acotada por el listado de Solana, sacrifica aproximadamente un tercio del historial disponible de Litecoin a cambio de poder plantear el problema como multivariante. Y la definición operativa del punto de inflexión depende de una ventana cuyo valor se fija por criterio del equipo, de modo que la escala del fenómeno estudiado es una elección metodológica y no una propiedad del mercado.</w:t>
-      </w:r>
-    </w:p>
-    <w:p>
-      <w:pPr>
-        <w:pStyle w:val="Heading1"/>
-        <w:keepNext/>
-        <w:spacing w:after="0" w:before="0" w:line="480" w:lineRule="auto"/>
-        <w:jc w:val="center"/>
-      </w:pPr>
-      <w:r>
-        <w:rPr>
-          <w:rFonts w:ascii="Times New Roman" w:cs="Times New Roman" w:eastAsia="Times New Roman" w:hAnsi="Times New Roman"/>
-          <w:b/>
-          <w:bCs/>
-          <w:i w:val="false"/>
-          <w:iCs w:val="false"/>
-          <w:color w:val="000000"/>
-          <w:sz w:val="24"/>
-          <w:szCs w:val="24"/>
-        </w:rPr>
-        <w:t xml:space="preserve">Trabajo siguiente</w:t>
-      </w:r>
-    </w:p>
-    <w:p>
-      <w:pPr>
-        <w:spacing w:after="0" w:line="480" w:lineRule="auto"/>
-        <w:ind w:firstLine="720"/>
-      </w:pPr>
-      <w:r>
-        <w:rPr>
-          <w:rFonts w:ascii="Times New Roman" w:cs="Times New Roman" w:eastAsia="Times New Roman" w:hAnsi="Times New Roman"/>
-          <w:color w:val="000000"/>
-          <w:sz w:val="24"/>
-          <w:szCs w:val="24"/>
-        </w:rPr>
-        <w:t xml:space="preserve">La segunda entrega aborda el marco teórico de los modelos estadísticos y de aprendizaje automático aplicables a series temporales, así como la definición del procedimiento completo de desarrollo: extracción y limpieza de datos, análisis exploratorio, ingeniería de características, selección del modelo, entrenamiento, optimización de hiperparámetros y evaluación. Las decisiones sobre granularidad de las observaciones y sobre los parámetros que definen el punto de inflexión se documentan en esa entrega, por corresponder a la etapa de extracción de datos del procedimiento.</w:t>
-      </w:r>
-    </w:p>
-    <w:p>
-      <w:r>
-        <w:br w:type="page"/>
-      </w:r>
-    </w:p>
-    <w:p>
-      <w:pPr>
-        <w:pStyle w:val="Heading1"/>
-        <w:keepNext/>
-        <w:spacing w:after="0" w:before="0" w:line="480" w:lineRule="auto"/>
-        <w:jc w:val="center"/>
-      </w:pPr>
-      <w:r>
-        <w:rPr>
-          <w:rFonts w:ascii="Times New Roman" w:cs="Times New Roman" w:eastAsia="Times New Roman" w:hAnsi="Times New Roman"/>
-          <w:b/>
-          <w:bCs/>
-          <w:i w:val="false"/>
-          <w:iCs w:val="false"/>
-          <w:color w:val="000000"/>
-          <w:sz w:val="24"/>
-          <w:szCs w:val="24"/>
-        </w:rPr>
         <w:t xml:space="preserve">Referencias</w:t>
       </w:r>
     </w:p>
@@ -15828,7 +17132,7 @@
           <w:sz w:val="24"/>
           <w:szCs w:val="24"/>
         </w:rPr>
-        <w:t xml:space="preserve">Caporale, G. M., &amp; Zekokh, T. (2019). Modelling volatility of cryptocurrencies using Markov-Switching GARCH models. </w:t>
+        <w:t xml:space="preserve">Box, G. E. P., &amp; Pierce, D. A. (1970). Distribution of residual autocorrelations in autoregressive-integrated moving average time series models. </w:t>
       </w:r>
       <w:r>
         <w:rPr>
@@ -15839,16 +17143,16 @@
           <w:sz w:val="24"/>
           <w:szCs w:val="24"/>
         </w:rPr>
-        <w:t xml:space="preserve">Research in International Business and Finance, 48</w:t>
-      </w:r>
-      <w:r>
-        <w:rPr>
-          <w:rFonts w:ascii="Times New Roman" w:cs="Times New Roman" w:eastAsia="Times New Roman" w:hAnsi="Times New Roman"/>
-          <w:color w:val="000000"/>
-          <w:sz w:val="24"/>
-          <w:szCs w:val="24"/>
-        </w:rPr>
-        <w:t xml:space="preserve">, 143–155. https://doi.org/10.1016/j.ribaf.2018.12.009</w:t>
+        <w:t xml:space="preserve">Journal of the American Statistical Association, 65</w:t>
+      </w:r>
+      <w:r>
+        <w:rPr>
+          <w:rFonts w:ascii="Times New Roman" w:cs="Times New Roman" w:eastAsia="Times New Roman" w:hAnsi="Times New Roman"/>
+          <w:color w:val="000000"/>
+          <w:sz w:val="24"/>
+          <w:szCs w:val="24"/>
+        </w:rPr>
+        <w:t xml:space="preserve">(332), 1509–1526. https://doi.org/10.1080/01621459.1970.10481180</w:t>
       </w:r>
     </w:p>
     <w:p>
@@ -15863,7 +17167,7 @@
           <w:sz w:val="24"/>
           <w:szCs w:val="24"/>
         </w:rPr>
-        <w:t xml:space="preserve">Chicco, D., &amp; Jurman, G. (2020). The advantages of the Matthews correlation coefficient (MCC) over F1 score and accuracy in binary classification evaluation. </w:t>
+        <w:t xml:space="preserve">Box, G. E. P., Jenkins, G. M., Reinsel, G. C., &amp; Ljung, G. M. (2015). </w:t>
       </w:r>
       <w:r>
         <w:rPr>
@@ -15874,16 +17178,16 @@
           <w:sz w:val="24"/>
           <w:szCs w:val="24"/>
         </w:rPr>
-        <w:t xml:space="preserve">BMC Genomics, 21</w:t>
-      </w:r>
-      <w:r>
-        <w:rPr>
-          <w:rFonts w:ascii="Times New Roman" w:cs="Times New Roman" w:eastAsia="Times New Roman" w:hAnsi="Times New Roman"/>
-          <w:color w:val="000000"/>
-          <w:sz w:val="24"/>
-          <w:szCs w:val="24"/>
-        </w:rPr>
-        <w:t xml:space="preserve">(1), Artículo 6. https://doi.org/10.1186/s12864-019-6413-7</w:t>
+        <w:t xml:space="preserve">Time series analysis: Forecasting and control</w:t>
+      </w:r>
+      <w:r>
+        <w:rPr>
+          <w:rFonts w:ascii="Times New Roman" w:cs="Times New Roman" w:eastAsia="Times New Roman" w:hAnsi="Times New Roman"/>
+          <w:color w:val="000000"/>
+          <w:sz w:val="24"/>
+          <w:szCs w:val="24"/>
+        </w:rPr>
+        <w:t xml:space="preserve"> (5th ed.). John Wiley &amp; Sons.</w:t>
       </w:r>
     </w:p>
     <w:p>
@@ -15898,7 +17202,7 @@
           <w:sz w:val="24"/>
           <w:szCs w:val="24"/>
         </w:rPr>
-        <w:t xml:space="preserve">Farhadpour, S., Warner, T. A., &amp; Maxwell, A. E. (2024). Selecting and interpreting multiclass loss and accuracy assessment metrics for classifications with class imbalance: Guidance and best practices. </w:t>
+        <w:t xml:space="preserve">Caporale, G. M., &amp; Zekokh, T. (2019). Modelling volatility of cryptocurrencies using Markov-Switching GARCH models. </w:t>
       </w:r>
       <w:r>
         <w:rPr>
@@ -15909,16 +17213,16 @@
           <w:sz w:val="24"/>
           <w:szCs w:val="24"/>
         </w:rPr>
-        <w:t xml:space="preserve">Remote Sensing, 16</w:t>
-      </w:r>
-      <w:r>
-        <w:rPr>
-          <w:rFonts w:ascii="Times New Roman" w:cs="Times New Roman" w:eastAsia="Times New Roman" w:hAnsi="Times New Roman"/>
-          <w:color w:val="000000"/>
-          <w:sz w:val="24"/>
-          <w:szCs w:val="24"/>
-        </w:rPr>
-        <w:t xml:space="preserve">(3), Artículo 533. https://doi.org/10.3390/rs16030533</w:t>
+        <w:t xml:space="preserve">Research in International Business and Finance, 48</w:t>
+      </w:r>
+      <w:r>
+        <w:rPr>
+          <w:rFonts w:ascii="Times New Roman" w:cs="Times New Roman" w:eastAsia="Times New Roman" w:hAnsi="Times New Roman"/>
+          <w:color w:val="000000"/>
+          <w:sz w:val="24"/>
+          <w:szCs w:val="24"/>
+        </w:rPr>
+        <w:t xml:space="preserve">, 143–155. https://doi.org/10.1016/j.ribaf.2018.12.009</w:t>
       </w:r>
     </w:p>
     <w:p>
@@ -15933,7 +17237,7 @@
           <w:sz w:val="24"/>
           <w:szCs w:val="24"/>
         </w:rPr>
-        <w:t xml:space="preserve">Financial Action Task Force. (2021). </w:t>
+        <w:t xml:space="preserve">Chicco, D., &amp; Jurman, G. (2020). The advantages of the Matthews correlation coefficient (MCC) over F1 score and accuracy in binary classification evaluation. </w:t>
       </w:r>
       <w:r>
         <w:rPr>
@@ -15944,16 +17248,16 @@
           <w:sz w:val="24"/>
           <w:szCs w:val="24"/>
         </w:rPr>
-        <w:t xml:space="preserve">Updated guidance for a risk-based approach to virtual assets and virtual asset service providers</w:t>
-      </w:r>
-      <w:r>
-        <w:rPr>
-          <w:rFonts w:ascii="Times New Roman" w:cs="Times New Roman" w:eastAsia="Times New Roman" w:hAnsi="Times New Roman"/>
-          <w:color w:val="000000"/>
-          <w:sz w:val="24"/>
-          <w:szCs w:val="24"/>
-        </w:rPr>
-        <w:t xml:space="preserve">. FATF.</w:t>
+        <w:t xml:space="preserve">BMC Genomics, 21</w:t>
+      </w:r>
+      <w:r>
+        <w:rPr>
+          <w:rFonts w:ascii="Times New Roman" w:cs="Times New Roman" w:eastAsia="Times New Roman" w:hAnsi="Times New Roman"/>
+          <w:color w:val="000000"/>
+          <w:sz w:val="24"/>
+          <w:szCs w:val="24"/>
+        </w:rPr>
+        <w:t xml:space="preserve">(1), Artículo 6. https://doi.org/10.1186/s12864-019-6413-7</w:t>
       </w:r>
     </w:p>
     <w:p>
@@ -15968,7 +17272,7 @@
           <w:sz w:val="24"/>
           <w:szCs w:val="24"/>
         </w:rPr>
-        <w:t xml:space="preserve">Granger, C. W. J., &amp; Newbold, P. (1974). Spurious regressions in econometrics. </w:t>
+        <w:t xml:space="preserve">Dickey, D. A., &amp; Fuller, W. A. (1979). Distribution of the estimators for autoregressive time series with a unit root. </w:t>
       </w:r>
       <w:r>
         <w:rPr>
@@ -15979,16 +17283,16 @@
           <w:sz w:val="24"/>
           <w:szCs w:val="24"/>
         </w:rPr>
-        <w:t xml:space="preserve">Journal of Econometrics, 2</w:t>
-      </w:r>
-      <w:r>
-        <w:rPr>
-          <w:rFonts w:ascii="Times New Roman" w:cs="Times New Roman" w:eastAsia="Times New Roman" w:hAnsi="Times New Roman"/>
-          <w:color w:val="000000"/>
-          <w:sz w:val="24"/>
-          <w:szCs w:val="24"/>
-        </w:rPr>
-        <w:t xml:space="preserve">(2), 111–120. https://doi.org/10.1016/0304-4076(74)90034-7</w:t>
+        <w:t xml:space="preserve">Journal of the American Statistical Association, 74</w:t>
+      </w:r>
+      <w:r>
+        <w:rPr>
+          <w:rFonts w:ascii="Times New Roman" w:cs="Times New Roman" w:eastAsia="Times New Roman" w:hAnsi="Times New Roman"/>
+          <w:color w:val="000000"/>
+          <w:sz w:val="24"/>
+          <w:szCs w:val="24"/>
+        </w:rPr>
+        <w:t xml:space="preserve">(366a), 427–431. https://doi.org/10.1080/01621459.1979.10482531</w:t>
       </w:r>
     </w:p>
     <w:p>
@@ -16003,7 +17307,7 @@
           <w:sz w:val="24"/>
           <w:szCs w:val="24"/>
         </w:rPr>
-        <w:t xml:space="preserve">He, H., &amp; Garcia, E. A. (2009). Learning from imbalanced data. </w:t>
+        <w:t xml:space="preserve">Engle, R. F. (1982). Autoregressive conditional heteroscedasticity with estimates of the variance of United Kingdom inflation. </w:t>
       </w:r>
       <w:r>
         <w:rPr>
@@ -16014,16 +17318,16 @@
           <w:sz w:val="24"/>
           <w:szCs w:val="24"/>
         </w:rPr>
-        <w:t xml:space="preserve">IEEE Transactions on Knowledge and Data Engineering, 21</w:t>
-      </w:r>
-      <w:r>
-        <w:rPr>
-          <w:rFonts w:ascii="Times New Roman" w:cs="Times New Roman" w:eastAsia="Times New Roman" w:hAnsi="Times New Roman"/>
-          <w:color w:val="000000"/>
-          <w:sz w:val="24"/>
-          <w:szCs w:val="24"/>
-        </w:rPr>
-        <w:t xml:space="preserve">(9), 1263–1284. https://doi.org/10.1109/TKDE.2008.239</w:t>
+        <w:t xml:space="preserve">Econometrica, 50</w:t>
+      </w:r>
+      <w:r>
+        <w:rPr>
+          <w:rFonts w:ascii="Times New Roman" w:cs="Times New Roman" w:eastAsia="Times New Roman" w:hAnsi="Times New Roman"/>
+          <w:color w:val="000000"/>
+          <w:sz w:val="24"/>
+          <w:szCs w:val="24"/>
+        </w:rPr>
+        <w:t xml:space="preserve">(4), 987–1007. https://doi.org/10.2307/1912773</w:t>
       </w:r>
     </w:p>
     <w:p>
@@ -16038,7 +17342,7 @@
           <w:sz w:val="24"/>
           <w:szCs w:val="24"/>
         </w:rPr>
-        <w:t xml:space="preserve">Ji, Q., Bouri, E., Lau, C. K. M., &amp; Roubaud, D. (2019). Dynamic connectedness and integration in cryptocurrency markets. </w:t>
+        <w:t xml:space="preserve">Fama, E. F. (1970). Efficient capital markets: A review of theory and empirical work. </w:t>
       </w:r>
       <w:r>
         <w:rPr>
@@ -16049,16 +17353,16 @@
           <w:sz w:val="24"/>
           <w:szCs w:val="24"/>
         </w:rPr>
-        <w:t xml:space="preserve">International Review of Financial Analysis, 63</w:t>
-      </w:r>
-      <w:r>
-        <w:rPr>
-          <w:rFonts w:ascii="Times New Roman" w:cs="Times New Roman" w:eastAsia="Times New Roman" w:hAnsi="Times New Roman"/>
-          <w:color w:val="000000"/>
-          <w:sz w:val="24"/>
-          <w:szCs w:val="24"/>
-        </w:rPr>
-        <w:t xml:space="preserve">, 257–272. https://doi.org/10.1016/j.irfa.2018.12.002</w:t>
+        <w:t xml:space="preserve">The Journal of Finance, 25</w:t>
+      </w:r>
+      <w:r>
+        <w:rPr>
+          <w:rFonts w:ascii="Times New Roman" w:cs="Times New Roman" w:eastAsia="Times New Roman" w:hAnsi="Times New Roman"/>
+          <w:color w:val="000000"/>
+          <w:sz w:val="24"/>
+          <w:szCs w:val="24"/>
+        </w:rPr>
+        <w:t xml:space="preserve">(2), 383–417. https://doi.org/10.2307/2325486</w:t>
       </w:r>
     </w:p>
     <w:p>
@@ -16073,7 +17377,7 @@
           <w:sz w:val="24"/>
           <w:szCs w:val="24"/>
         </w:rPr>
-        <w:t xml:space="preserve">Katsiampa, P. (2017). Volatility estimation for Bitcoin: A comparison of GARCH models. </w:t>
+        <w:t xml:space="preserve">Farhadpour, S., Warner, T. A., &amp; Maxwell, A. E. (2024). Selecting and interpreting multiclass loss and accuracy assessment metrics for classifications with class imbalance: Guidance and best practices. </w:t>
       </w:r>
       <w:r>
         <w:rPr>
@@ -16084,16 +17388,16 @@
           <w:sz w:val="24"/>
           <w:szCs w:val="24"/>
         </w:rPr>
-        <w:t xml:space="preserve">Economics Letters, 158</w:t>
-      </w:r>
-      <w:r>
-        <w:rPr>
-          <w:rFonts w:ascii="Times New Roman" w:cs="Times New Roman" w:eastAsia="Times New Roman" w:hAnsi="Times New Roman"/>
-          <w:color w:val="000000"/>
-          <w:sz w:val="24"/>
-          <w:szCs w:val="24"/>
-        </w:rPr>
-        <w:t xml:space="preserve">, 3–6. https://doi.org/10.1016/j.econlet.2017.06.023</w:t>
+        <w:t xml:space="preserve">Remote Sensing, 16</w:t>
+      </w:r>
+      <w:r>
+        <w:rPr>
+          <w:rFonts w:ascii="Times New Roman" w:cs="Times New Roman" w:eastAsia="Times New Roman" w:hAnsi="Times New Roman"/>
+          <w:color w:val="000000"/>
+          <w:sz w:val="24"/>
+          <w:szCs w:val="24"/>
+        </w:rPr>
+        <w:t xml:space="preserve">(3), Artículo 533. https://doi.org/10.3390/rs16030533</w:t>
       </w:r>
     </w:p>
     <w:p>
@@ -16108,7 +17412,7 @@
           <w:sz w:val="24"/>
           <w:szCs w:val="24"/>
         </w:rPr>
-        <w:t xml:space="preserve">Liu, Y., &amp; Tsyvinski, A. (2021). Risks and returns of cryptocurrency. </w:t>
+        <w:t xml:space="preserve">Financial Action Task Force. (2021). </w:t>
       </w:r>
       <w:r>
         <w:rPr>
@@ -16119,16 +17423,16 @@
           <w:sz w:val="24"/>
           <w:szCs w:val="24"/>
         </w:rPr>
-        <w:t xml:space="preserve">The Review of Financial Studies, 34</w:t>
-      </w:r>
-      <w:r>
-        <w:rPr>
-          <w:rFonts w:ascii="Times New Roman" w:cs="Times New Roman" w:eastAsia="Times New Roman" w:hAnsi="Times New Roman"/>
-          <w:color w:val="000000"/>
-          <w:sz w:val="24"/>
-          <w:szCs w:val="24"/>
-        </w:rPr>
-        <w:t xml:space="preserve">(6), 2689–2727. https://doi.org/10.1093/rfs/hhaa113</w:t>
+        <w:t xml:space="preserve">Updated guidance for a risk-based approach to virtual assets and virtual asset service providers</w:t>
+      </w:r>
+      <w:r>
+        <w:rPr>
+          <w:rFonts w:ascii="Times New Roman" w:cs="Times New Roman" w:eastAsia="Times New Roman" w:hAnsi="Times New Roman"/>
+          <w:color w:val="000000"/>
+          <w:sz w:val="24"/>
+          <w:szCs w:val="24"/>
+        </w:rPr>
+        <w:t xml:space="preserve">. FATF.</w:t>
       </w:r>
     </w:p>
     <w:p>
@@ -16143,7 +17447,7 @@
           <w:sz w:val="24"/>
           <w:szCs w:val="24"/>
         </w:rPr>
-        <w:t xml:space="preserve">López de Prado, M. (2018). </w:t>
+        <w:t xml:space="preserve">French, K. R. (1980). Stock returns and the weekend effect. </w:t>
       </w:r>
       <w:r>
         <w:rPr>
@@ -16154,16 +17458,16 @@
           <w:sz w:val="24"/>
           <w:szCs w:val="24"/>
         </w:rPr>
-        <w:t xml:space="preserve">Advances in financial machine learning</w:t>
-      </w:r>
-      <w:r>
-        <w:rPr>
-          <w:rFonts w:ascii="Times New Roman" w:cs="Times New Roman" w:eastAsia="Times New Roman" w:hAnsi="Times New Roman"/>
-          <w:color w:val="000000"/>
-          <w:sz w:val="24"/>
-          <w:szCs w:val="24"/>
-        </w:rPr>
-        <w:t xml:space="preserve">. John Wiley &amp; Sons.</w:t>
+        <w:t xml:space="preserve">Journal of Financial Economics, 8</w:t>
+      </w:r>
+      <w:r>
+        <w:rPr>
+          <w:rFonts w:ascii="Times New Roman" w:cs="Times New Roman" w:eastAsia="Times New Roman" w:hAnsi="Times New Roman"/>
+          <w:color w:val="000000"/>
+          <w:sz w:val="24"/>
+          <w:szCs w:val="24"/>
+        </w:rPr>
+        <w:t xml:space="preserve">(1), 55–69. https://doi.org/10.1016/0304-405X(80)90021-5</w:t>
       </w:r>
     </w:p>
     <w:p>
@@ -16178,7 +17482,7 @@
           <w:sz w:val="24"/>
           <w:szCs w:val="24"/>
         </w:rPr>
-        <w:t xml:space="preserve">Murphy, J. J. (1999). </w:t>
+        <w:t xml:space="preserve">Granger, C. W. J., &amp; Newbold, P. (1974). Spurious regressions in econometrics. </w:t>
       </w:r>
       <w:r>
         <w:rPr>
@@ -16189,16 +17493,16 @@
           <w:sz w:val="24"/>
           <w:szCs w:val="24"/>
         </w:rPr>
-        <w:t xml:space="preserve">Technical analysis of the financial markets: A comprehensive guide to trading methods and applications</w:t>
-      </w:r>
-      <w:r>
-        <w:rPr>
-          <w:rFonts w:ascii="Times New Roman" w:cs="Times New Roman" w:eastAsia="Times New Roman" w:hAnsi="Times New Roman"/>
-          <w:color w:val="000000"/>
-          <w:sz w:val="24"/>
-          <w:szCs w:val="24"/>
-        </w:rPr>
-        <w:t xml:space="preserve">. New York Institute of Finance.</w:t>
+        <w:t xml:space="preserve">Journal of Econometrics, 2</w:t>
+      </w:r>
+      <w:r>
+        <w:rPr>
+          <w:rFonts w:ascii="Times New Roman" w:cs="Times New Roman" w:eastAsia="Times New Roman" w:hAnsi="Times New Roman"/>
+          <w:color w:val="000000"/>
+          <w:sz w:val="24"/>
+          <w:szCs w:val="24"/>
+        </w:rPr>
+        <w:t xml:space="preserve">(2), 111–120. https://doi.org/10.1016/0304-4076(74)90034-7</w:t>
       </w:r>
     </w:p>
     <w:p>
@@ -16213,7 +17517,7 @@
           <w:sz w:val="24"/>
           <w:szCs w:val="24"/>
         </w:rPr>
-        <w:t xml:space="preserve">Nakamoto, S. (2008). </w:t>
+        <w:t xml:space="preserve">He, H., &amp; Garcia, E. A. (2009). Learning from imbalanced data. </w:t>
       </w:r>
       <w:r>
         <w:rPr>
@@ -16224,16 +17528,16 @@
           <w:sz w:val="24"/>
           <w:szCs w:val="24"/>
         </w:rPr>
-        <w:t xml:space="preserve">Bitcoin: A peer-to-peer electronic cash system</w:t>
-      </w:r>
-      <w:r>
-        <w:rPr>
-          <w:rFonts w:ascii="Times New Roman" w:cs="Times New Roman" w:eastAsia="Times New Roman" w:hAnsi="Times New Roman"/>
-          <w:color w:val="000000"/>
-          <w:sz w:val="24"/>
-          <w:szCs w:val="24"/>
-        </w:rPr>
-        <w:t xml:space="preserve">. https://bitcoin.org/bitcoin.pdf</w:t>
+        <w:t xml:space="preserve">IEEE Transactions on Knowledge and Data Engineering, 21</w:t>
+      </w:r>
+      <w:r>
+        <w:rPr>
+          <w:rFonts w:ascii="Times New Roman" w:cs="Times New Roman" w:eastAsia="Times New Roman" w:hAnsi="Times New Roman"/>
+          <w:color w:val="000000"/>
+          <w:sz w:val="24"/>
+          <w:szCs w:val="24"/>
+        </w:rPr>
+        <w:t xml:space="preserve">(9), 1263–1284. https://doi.org/10.1109/TKDE.2008.239</w:t>
       </w:r>
     </w:p>
     <w:p>
@@ -16248,7 +17552,7 @@
           <w:sz w:val="24"/>
           <w:szCs w:val="24"/>
         </w:rPr>
-        <w:t xml:space="preserve">Narayanan, A., Bonneau, J., Felten, E., Miller, A., &amp; Goldfeder, S. (2016). </w:t>
+        <w:t xml:space="preserve">Ji, Q., Bouri, E., Lau, C. K. M., &amp; Roubaud, D. (2019). Dynamic connectedness and integration in cryptocurrency markets. </w:t>
       </w:r>
       <w:r>
         <w:rPr>
@@ -16259,6 +17563,216 @@
           <w:sz w:val="24"/>
           <w:szCs w:val="24"/>
         </w:rPr>
+        <w:t xml:space="preserve">International Review of Financial Analysis, 63</w:t>
+      </w:r>
+      <w:r>
+        <w:rPr>
+          <w:rFonts w:ascii="Times New Roman" w:cs="Times New Roman" w:eastAsia="Times New Roman" w:hAnsi="Times New Roman"/>
+          <w:color w:val="000000"/>
+          <w:sz w:val="24"/>
+          <w:szCs w:val="24"/>
+        </w:rPr>
+        <w:t xml:space="preserve">, 257–272. https://doi.org/10.1016/j.irfa.2018.12.002</w:t>
+      </w:r>
+    </w:p>
+    <w:p>
+      <w:pPr>
+        <w:spacing w:after="0" w:line="480" w:lineRule="auto"/>
+        <w:ind w:left="720" w:hanging="720"/>
+      </w:pPr>
+      <w:r>
+        <w:rPr>
+          <w:rFonts w:ascii="Times New Roman" w:cs="Times New Roman" w:eastAsia="Times New Roman" w:hAnsi="Times New Roman"/>
+          <w:color w:val="000000"/>
+          <w:sz w:val="24"/>
+          <w:szCs w:val="24"/>
+        </w:rPr>
+        <w:t xml:space="preserve">Katsiampa, P. (2017). Volatility estimation for Bitcoin: A comparison of GARCH models. </w:t>
+      </w:r>
+      <w:r>
+        <w:rPr>
+          <w:rFonts w:ascii="Times New Roman" w:cs="Times New Roman" w:eastAsia="Times New Roman" w:hAnsi="Times New Roman"/>
+          <w:i/>
+          <w:iCs/>
+          <w:color w:val="000000"/>
+          <w:sz w:val="24"/>
+          <w:szCs w:val="24"/>
+        </w:rPr>
+        <w:t xml:space="preserve">Economics Letters, 158</w:t>
+      </w:r>
+      <w:r>
+        <w:rPr>
+          <w:rFonts w:ascii="Times New Roman" w:cs="Times New Roman" w:eastAsia="Times New Roman" w:hAnsi="Times New Roman"/>
+          <w:color w:val="000000"/>
+          <w:sz w:val="24"/>
+          <w:szCs w:val="24"/>
+        </w:rPr>
+        <w:t xml:space="preserve">, 3–6. https://doi.org/10.1016/j.econlet.2017.06.023</w:t>
+      </w:r>
+    </w:p>
+    <w:p>
+      <w:pPr>
+        <w:spacing w:after="0" w:line="480" w:lineRule="auto"/>
+        <w:ind w:left="720" w:hanging="720"/>
+      </w:pPr>
+      <w:r>
+        <w:rPr>
+          <w:rFonts w:ascii="Times New Roman" w:cs="Times New Roman" w:eastAsia="Times New Roman" w:hAnsi="Times New Roman"/>
+          <w:color w:val="000000"/>
+          <w:sz w:val="24"/>
+          <w:szCs w:val="24"/>
+        </w:rPr>
+        <w:t xml:space="preserve">Liu, Y., &amp; Tsyvinski, A. (2021). Risks and returns of cryptocurrency. </w:t>
+      </w:r>
+      <w:r>
+        <w:rPr>
+          <w:rFonts w:ascii="Times New Roman" w:cs="Times New Roman" w:eastAsia="Times New Roman" w:hAnsi="Times New Roman"/>
+          <w:i/>
+          <w:iCs/>
+          <w:color w:val="000000"/>
+          <w:sz w:val="24"/>
+          <w:szCs w:val="24"/>
+        </w:rPr>
+        <w:t xml:space="preserve">The Review of Financial Studies, 34</w:t>
+      </w:r>
+      <w:r>
+        <w:rPr>
+          <w:rFonts w:ascii="Times New Roman" w:cs="Times New Roman" w:eastAsia="Times New Roman" w:hAnsi="Times New Roman"/>
+          <w:color w:val="000000"/>
+          <w:sz w:val="24"/>
+          <w:szCs w:val="24"/>
+        </w:rPr>
+        <w:t xml:space="preserve">(6), 2689–2727. https://doi.org/10.1093/rfs/hhaa113</w:t>
+      </w:r>
+    </w:p>
+    <w:p>
+      <w:pPr>
+        <w:spacing w:after="0" w:line="480" w:lineRule="auto"/>
+        <w:ind w:left="720" w:hanging="720"/>
+      </w:pPr>
+      <w:r>
+        <w:rPr>
+          <w:rFonts w:ascii="Times New Roman" w:cs="Times New Roman" w:eastAsia="Times New Roman" w:hAnsi="Times New Roman"/>
+          <w:color w:val="000000"/>
+          <w:sz w:val="24"/>
+          <w:szCs w:val="24"/>
+        </w:rPr>
+        <w:t xml:space="preserve">López de Prado, M. (2018). </w:t>
+      </w:r>
+      <w:r>
+        <w:rPr>
+          <w:rFonts w:ascii="Times New Roman" w:cs="Times New Roman" w:eastAsia="Times New Roman" w:hAnsi="Times New Roman"/>
+          <w:i/>
+          <w:iCs/>
+          <w:color w:val="000000"/>
+          <w:sz w:val="24"/>
+          <w:szCs w:val="24"/>
+        </w:rPr>
+        <w:t xml:space="preserve">Advances in financial machine learning</w:t>
+      </w:r>
+      <w:r>
+        <w:rPr>
+          <w:rFonts w:ascii="Times New Roman" w:cs="Times New Roman" w:eastAsia="Times New Roman" w:hAnsi="Times New Roman"/>
+          <w:color w:val="000000"/>
+          <w:sz w:val="24"/>
+          <w:szCs w:val="24"/>
+        </w:rPr>
+        <w:t xml:space="preserve">. John Wiley &amp; Sons.</w:t>
+      </w:r>
+    </w:p>
+    <w:p>
+      <w:pPr>
+        <w:spacing w:after="0" w:line="480" w:lineRule="auto"/>
+        <w:ind w:left="720" w:hanging="720"/>
+      </w:pPr>
+      <w:r>
+        <w:rPr>
+          <w:rFonts w:ascii="Times New Roman" w:cs="Times New Roman" w:eastAsia="Times New Roman" w:hAnsi="Times New Roman"/>
+          <w:color w:val="000000"/>
+          <w:sz w:val="24"/>
+          <w:szCs w:val="24"/>
+        </w:rPr>
+        <w:t xml:space="preserve">Murphy, J. J. (1999). </w:t>
+      </w:r>
+      <w:r>
+        <w:rPr>
+          <w:rFonts w:ascii="Times New Roman" w:cs="Times New Roman" w:eastAsia="Times New Roman" w:hAnsi="Times New Roman"/>
+          <w:i/>
+          <w:iCs/>
+          <w:color w:val="000000"/>
+          <w:sz w:val="24"/>
+          <w:szCs w:val="24"/>
+        </w:rPr>
+        <w:t xml:space="preserve">Technical analysis of the financial markets: A comprehensive guide to trading methods and applications</w:t>
+      </w:r>
+      <w:r>
+        <w:rPr>
+          <w:rFonts w:ascii="Times New Roman" w:cs="Times New Roman" w:eastAsia="Times New Roman" w:hAnsi="Times New Roman"/>
+          <w:color w:val="000000"/>
+          <w:sz w:val="24"/>
+          <w:szCs w:val="24"/>
+        </w:rPr>
+        <w:t xml:space="preserve">. New York Institute of Finance.</w:t>
+      </w:r>
+    </w:p>
+    <w:p>
+      <w:pPr>
+        <w:spacing w:after="0" w:line="480" w:lineRule="auto"/>
+        <w:ind w:left="720" w:hanging="720"/>
+      </w:pPr>
+      <w:r>
+        <w:rPr>
+          <w:rFonts w:ascii="Times New Roman" w:cs="Times New Roman" w:eastAsia="Times New Roman" w:hAnsi="Times New Roman"/>
+          <w:color w:val="000000"/>
+          <w:sz w:val="24"/>
+          <w:szCs w:val="24"/>
+        </w:rPr>
+        <w:t xml:space="preserve">Nakamoto, S. (2008). </w:t>
+      </w:r>
+      <w:r>
+        <w:rPr>
+          <w:rFonts w:ascii="Times New Roman" w:cs="Times New Roman" w:eastAsia="Times New Roman" w:hAnsi="Times New Roman"/>
+          <w:i/>
+          <w:iCs/>
+          <w:color w:val="000000"/>
+          <w:sz w:val="24"/>
+          <w:szCs w:val="24"/>
+        </w:rPr>
+        <w:t xml:space="preserve">Bitcoin: A peer-to-peer electronic cash system</w:t>
+      </w:r>
+      <w:r>
+        <w:rPr>
+          <w:rFonts w:ascii="Times New Roman" w:cs="Times New Roman" w:eastAsia="Times New Roman" w:hAnsi="Times New Roman"/>
+          <w:color w:val="000000"/>
+          <w:sz w:val="24"/>
+          <w:szCs w:val="24"/>
+        </w:rPr>
+        <w:t xml:space="preserve">. https://bitcoin.org/bitcoin.pdf</w:t>
+      </w:r>
+    </w:p>
+    <w:p>
+      <w:pPr>
+        <w:spacing w:after="0" w:line="480" w:lineRule="auto"/>
+        <w:ind w:left="720" w:hanging="720"/>
+      </w:pPr>
+      <w:r>
+        <w:rPr>
+          <w:rFonts w:ascii="Times New Roman" w:cs="Times New Roman" w:eastAsia="Times New Roman" w:hAnsi="Times New Roman"/>
+          <w:color w:val="000000"/>
+          <w:sz w:val="24"/>
+          <w:szCs w:val="24"/>
+        </w:rPr>
+        <w:t xml:space="preserve">Narayanan, A., Bonneau, J., Felten, E., Miller, A., &amp; Goldfeder, S. (2016). </w:t>
+      </w:r>
+      <w:r>
+        <w:rPr>
+          <w:rFonts w:ascii="Times New Roman" w:cs="Times New Roman" w:eastAsia="Times New Roman" w:hAnsi="Times New Roman"/>
+          <w:i/>
+          <w:iCs/>
+          <w:color w:val="000000"/>
+          <w:sz w:val="24"/>
+          <w:szCs w:val="24"/>
+        </w:rPr>
         <w:t xml:space="preserve">Bitcoin and cryptocurrency technologies: A comprehensive introduction</w:t>
       </w:r>
       <w:r>
@@ -16269,6 +17783,76 @@
           <w:szCs w:val="24"/>
         </w:rPr>
         <w:t xml:space="preserve">. Princeton University Press.</w:t>
+      </w:r>
+    </w:p>
+    <w:p>
+      <w:pPr>
+        <w:spacing w:after="0" w:line="480" w:lineRule="auto"/>
+        <w:ind w:left="720" w:hanging="720"/>
+      </w:pPr>
+      <w:r>
+        <w:rPr>
+          <w:rFonts w:ascii="Times New Roman" w:cs="Times New Roman" w:eastAsia="Times New Roman" w:hAnsi="Times New Roman"/>
+          <w:color w:val="000000"/>
+          <w:sz w:val="24"/>
+          <w:szCs w:val="24"/>
+        </w:rPr>
+        <w:t xml:space="preserve">Nelson, C. R., &amp; Plosser, C. I. (1982). Trends and random walks in macroeconomic time series: Some evidence and implications. </w:t>
+      </w:r>
+      <w:r>
+        <w:rPr>
+          <w:rFonts w:ascii="Times New Roman" w:cs="Times New Roman" w:eastAsia="Times New Roman" w:hAnsi="Times New Roman"/>
+          <w:i/>
+          <w:iCs/>
+          <w:color w:val="000000"/>
+          <w:sz w:val="24"/>
+          <w:szCs w:val="24"/>
+        </w:rPr>
+        <w:t xml:space="preserve">Journal of Monetary Economics, 10</w:t>
+      </w:r>
+      <w:r>
+        <w:rPr>
+          <w:rFonts w:ascii="Times New Roman" w:cs="Times New Roman" w:eastAsia="Times New Roman" w:hAnsi="Times New Roman"/>
+          <w:color w:val="000000"/>
+          <w:sz w:val="24"/>
+          <w:szCs w:val="24"/>
+        </w:rPr>
+        <w:t xml:space="preserve">(2), 139–162. https://doi.org/10.1016/0304-3932(82)90012-5</w:t>
+      </w:r>
+    </w:p>
+    <w:p>
+      <w:pPr>
+        <w:spacing w:after="0" w:line="480" w:lineRule="auto"/>
+        <w:ind w:left="720" w:hanging="720"/>
+      </w:pPr>
+      <w:r>
+        <w:rPr>
+          <w:rFonts w:ascii="Times New Roman" w:cs="Times New Roman" w:eastAsia="Times New Roman" w:hAnsi="Times New Roman"/>
+          <w:color w:val="000000"/>
+          <w:sz w:val="24"/>
+          <w:szCs w:val="24"/>
+        </w:rPr>
+        <w:t xml:space="preserve">Said, S. E., &amp; Dickey, D. A. (1984). Testing for unit roots in autoregressive-moving average models of unknown order. </w:t>
+      </w:r>
+      <w:r>
+        <w:rPr>
+          <w:rFonts w:ascii="Times New Roman" w:cs="Times New Roman" w:eastAsia="Times New Roman" w:hAnsi="Times New Roman"/>
+          <w:i/>
+          <w:iCs/>
+          <w:color w:val="000000"/>
+          <w:sz w:val="24"/>
+          <w:szCs w:val="24"/>
+        </w:rPr>
+        <w:t xml:space="preserve">Biometrika, 71</w:t>
+      </w:r>
+      <w:r>
+        <w:rPr>
+          <w:rFonts w:ascii="Times New Roman" w:cs="Times New Roman" w:eastAsia="Times New Roman" w:hAnsi="Times New Roman"/>
+          <w:color w:val="000000"/>
+          <w:sz w:val="24"/>
+          <w:szCs w:val="24"/>
+        </w:rPr>
+        <w:t xml:space="preserve">(3), 599–607. https://doi.org/10.1093/biomet/71.3.599</w:t>
       </w:r>
     </w:p>
     <w:p>

--- a/docs/entregas/semana-1/Marco teorico - Semana 1.docx
+++ b/docs/entregas/semana-1/Marco teorico - Semana 1.docx
@@ -33,12 +33,21 @@
       <w:pPr>
         <w:jc w:val="center"/>
       </w:pPr>
-      <w:r>
-        <w:rPr>
-          <w:b/>
-          <w:bCs/>
-        </w:rPr>
-        <w:t>Litecoin (LTC) mediante Análisis Multivariante de Series Temporales</w:t>
+      <w:proofErr w:type="spellStart"/>
+      <w:r>
+        <w:rPr>
+          <w:b/>
+          <w:bCs/>
+        </w:rPr>
+        <w:t>Litecoin</w:t>
+      </w:r>
+      <w:proofErr w:type="spellEnd"/>
+      <w:r>
+        <w:rPr>
+          <w:b/>
+          <w:bCs/>
+        </w:rPr>
+        <w:t xml:space="preserve"> (LTC) mediante Análisis Multivariante de Series Temporales</w:t>
       </w:r>
     </w:p>
     <w:p>
@@ -51,8 +60,13 @@
         <w:jc w:val="center"/>
       </w:pPr>
       <w:r>
-        <w:t>Marco Teórico: Series de Tiempo y Criptoactivos</w:t>
-      </w:r>
+        <w:t xml:space="preserve">Marco Teórico: Series de Tiempo y </w:t>
+      </w:r>
+      <w:proofErr w:type="spellStart"/>
+      <w:r>
+        <w:t>Criptoactivos</w:t>
+      </w:r>
+      <w:proofErr w:type="spellEnd"/>
     </w:p>
     <w:p>
       <w:pPr>
@@ -69,7 +83,15 @@
         <w:jc w:val="center"/>
       </w:pPr>
       <w:r>
-        <w:t>Alejandro Zamora, Fabrizio Espinoza Arce, Isaac Morun</w:t>
+        <w:t xml:space="preserve">Alejandro Zamora, </w:t>
+      </w:r>
+      <w:proofErr w:type="spellStart"/>
+      <w:r>
+        <w:t>Fabrizio</w:t>
+      </w:r>
+      <w:proofErr w:type="spellEnd"/>
+      <w:r>
+        <w:t xml:space="preserve"> Espinoza Arce, Isaac Morun</w:t>
       </w:r>
     </w:p>
     <w:p>
@@ -77,7 +99,15 @@
         <w:jc w:val="center"/>
       </w:pPr>
       <w:r>
-        <w:t>y Jose Pablo Monestel</w:t>
+        <w:t xml:space="preserve">y </w:t>
+      </w:r>
+      <w:proofErr w:type="spellStart"/>
+      <w:r>
+        <w:t>Jose</w:t>
+      </w:r>
+      <w:proofErr w:type="spellEnd"/>
+      <w:r>
+        <w:t xml:space="preserve"> Pablo Monestel</w:t>
       </w:r>
     </w:p>
     <w:p>
@@ -98,8 +128,13 @@
         <w:jc w:val="center"/>
       </w:pPr>
       <w:r>
-        <w:t>Universidad Invenio</w:t>
-      </w:r>
+        <w:t xml:space="preserve">Universidad </w:t>
+      </w:r>
+      <w:proofErr w:type="spellStart"/>
+      <w:r>
+        <w:t>Invenio</w:t>
+      </w:r>
+      <w:proofErr w:type="spellEnd"/>
     </w:p>
     <w:p>
       <w:pPr>
@@ -149,7 +184,6 @@
         <w:alias w:val="Contenido"/>
         <w:id w:val="-1298055093"/>
       </w:sdtPr>
-      <w:sdtEndPr/>
       <w:sdtContent>
         <w:p>
           <w:pPr>
@@ -2704,35 +2738,130 @@
       </w:sdtContent>
     </w:sdt>
     <w:p>
-      <w:r>
-        <w:br w:type="page"/>
-      </w:r>
-    </w:p>
-    <w:p>
       <w:pPr>
         <w:pStyle w:val="Ttulo1"/>
         <w:keepNext/>
       </w:pPr>
       <w:bookmarkStart w:id="0" w:name="_Toc237876885"/>
       <w:r>
+        <w:t xml:space="preserve">Sistema de Pronóstico de Puntos de Inflexión en el Precio de </w:t>
+      </w:r>
+      <w:proofErr w:type="spellStart"/>
+      <w:r>
+        <w:t>Litecoin</w:t>
+      </w:r>
+      <w:bookmarkEnd w:id="0"/>
+      <w:proofErr w:type="spellEnd"/>
+    </w:p>
+    <w:p>
+      <w:pPr>
+        <w:ind w:firstLine="720"/>
+      </w:pPr>
+      <w:r>
+        <w:rPr>
+          <w:b/>
+          <w:bCs/>
+        </w:rPr>
+        <w:t>Autor:</w:t>
+      </w:r>
+      <w:r>
+        <w:t xml:space="preserve"> </w:t>
+      </w:r>
+      <w:proofErr w:type="spellStart"/>
+      <w:r>
+        <w:t>Fabrizio</w:t>
+      </w:r>
+      <w:proofErr w:type="spellEnd"/>
+      <w:r>
+        <w:t xml:space="preserve"> Espinoza Arce · Ensamblaje</w:t>
+      </w:r>
+    </w:p>
+    <w:p>
+      <w:pPr>
+        <w:ind w:firstLine="720"/>
+      </w:pPr>
+      <w:r>
+        <w:t xml:space="preserve">El presente documento constituye el marco teórico del Caso N.º 1 y corresponde a la primera de las cinco entregas del proyecto. Su objeto es establecer los fundamentos conceptuales sobre series de tiempo y sobre </w:t>
+      </w:r>
+      <w:proofErr w:type="spellStart"/>
+      <w:r>
+        <w:t>criptoactivos</w:t>
+      </w:r>
+      <w:proofErr w:type="spellEnd"/>
+      <w:r>
+        <w:t xml:space="preserve"> que sustentan el desarrollo posterior de un modelo de aprendizaje automático supervisado para el pronóstico de puntos de inflexión en el precio de </w:t>
+      </w:r>
+      <w:proofErr w:type="spellStart"/>
+      <w:r>
+        <w:t>Litecoin</w:t>
+      </w:r>
+      <w:proofErr w:type="spellEnd"/>
+      <w:r>
+        <w:t>.</w:t>
+      </w:r>
+    </w:p>
+    <w:p>
+      <w:pPr>
+        <w:ind w:firstLine="720"/>
+      </w:pPr>
+      <w:r>
+        <w:t>El problema que motiva el trabajo puede enunciarse con precisión. Se busca clasificar cada instante de la serie de precios de LTC en una de tres categorías —máximo local, mínimo local o zona de continuidad— utilizando como variables de apoyo el comportamiento de las cinco criptomonedas de mayor capitalización con función sistémica en el mercado: Bitcoin, Ethereum, Solana, XRP y Cardano. La dificultad no reside en la formulación, que es un problema de clasificación multiclase, sino en las propiedades de las series involucradas: ausencia de estacionariedad, volatilidad elevada y variable en el tiempo, y ausencia de un anclaje de valoración fundamental que permita anticipar reversiones por argumentos económicos.</w:t>
+      </w:r>
+    </w:p>
+    <w:p>
+      <w:pPr>
+        <w:ind w:firstLine="720"/>
+      </w:pPr>
+      <w:r>
+        <w:t xml:space="preserve">El documento adopta un criterio metodológico que conviene declarar desde el inicio, porque condiciona la forma de todas las secciones. </w:t>
+      </w:r>
+      <w:r>
+        <w:rPr>
+          <w:b/>
+          <w:bCs/>
+        </w:rPr>
+        <w:t>Ningún concepto se expone únicamente como definición.</w:t>
+      </w:r>
+      <w:r>
+        <w:t xml:space="preserve"> Cada propiedad enunciada se acompaña de su verificación sobre los datos del proyecto, y el valor obtenido se reporta explícitamente. Cuando una afirmación no ha sido comprobada, se indica que no lo ha sido en lugar de omitirse.</w:t>
+      </w:r>
+    </w:p>
+    <w:p>
+      <w:pPr>
+        <w:ind w:firstLine="720"/>
+      </w:pPr>
+      <w:r>
+        <w:t xml:space="preserve">A ese criterio se añade un segundo, sugerido por el profesor durante la sesión de trabajo. Varios conceptos se ilustran mediante </w:t>
+      </w:r>
+      <w:r>
+        <w:rPr>
+          <w:b/>
+          <w:bCs/>
+        </w:rPr>
+        <w:t>series construidas sintéticamente por los autores</w:t>
+      </w:r>
+      <w:r>
+        <w:t xml:space="preserve">, en las </w:t>
+      </w:r>
+      <w:r>
         <w:lastRenderedPageBreak/>
-        <w:t>Sistema de Pronóstico de Puntos de Inflexión en el Precio de Litecoin</w:t>
-      </w:r>
-      <w:bookmarkEnd w:id="0"/>
+        <w:t>cuales la volatilidad y la correlación se fijan de antemano. El propósito es verificar que los procedimientos empleados detectan aquello que declaran detectar antes de aplicarlos sobre datos reales, donde la respuesta correcta se desconoce. Las series construidas se identifican como tales en cada figura, y ninguna afirmación sobre el mercado se apoya en ellas.</w:t>
+      </w:r>
     </w:p>
     <w:p>
       <w:pPr>
         <w:ind w:firstLine="720"/>
       </w:pPr>
       <w:r>
-        <w:rPr>
-          <w:b/>
-          <w:bCs/>
-        </w:rPr>
-        <w:t>Autor:</w:t>
-      </w:r>
-      <w:r>
-        <w:t xml:space="preserve"> Fabrizio Espinoza Arce · Ensamblaje</w:t>
+        <w:t xml:space="preserve">La exposición se organiza en tres bloques. El primero desarrolla los fundamentos de series de tiempo: definición y componentes, estacionariedad y su ausencia, heterocedasticidad, volatilidad, autocorrelación y correlación cruzada. El segundo aborda los </w:t>
+      </w:r>
+      <w:proofErr w:type="spellStart"/>
+      <w:r>
+        <w:t>criptoactivos</w:t>
+      </w:r>
+      <w:proofErr w:type="spellEnd"/>
+      <w:r>
+        <w:t>: su definición y características, los tipos existentes, la estructura del mercado, los factores que determinan el precio, la dependencia entre activos, y la definición operativa del punto de inflexión junto con los procedimientos para identificarlo. El tercero examina las métricas de evaluación apropiadas para este problema, cuestión que exige tratamiento propio debido al desbalance estructural de las clases.</w:t>
       </w:r>
     </w:p>
     <w:p>
@@ -2740,77 +2869,15 @@
         <w:ind w:firstLine="720"/>
       </w:pPr>
       <w:r>
-        <w:t>El presente documento constituye el marco teórico del Caso N.º 1 y corresponde a la primera de las cinco entregas del proyecto. Su objeto es establecer los fundamentos conceptuales sobre series de tiempo y sobre criptoactivos que sustentan el desarrollo posterior de un modelo de aprendizaje automático supervisado para el pronóstico de puntos de inflexión en el precio de Litecoin.</w:t>
-      </w:r>
-    </w:p>
-    <w:p>
-      <w:pPr>
-        <w:ind w:firstLine="720"/>
-      </w:pPr>
-      <w:r>
-        <w:t xml:space="preserve">El problema que motiva el trabajo puede enunciarse con precisión. Se busca clasificar cada instante de la serie de precios de LTC en una de tres categorías —máximo local, mínimo local o zona de continuidad— utilizando como variables de apoyo el comportamiento de las cinco criptomonedas de mayor capitalización con función sistémica en el mercado: Bitcoin, Ethereum, Solana, XRP y Cardano. La dificultad no reside en la formulación, que es un problema de clasificación multiclase, sino en las propiedades de las </w:t>
-      </w:r>
-      <w:r>
-        <w:t>series involucradas: ausencia de estacionariedad, volatilidad elevada y variable en el tiempo, y ausencia de un anclaje de valoración fundamental que permita anticipar reversiones por argumentos económicos.</w:t>
-      </w:r>
-    </w:p>
-    <w:p>
-      <w:pPr>
-        <w:ind w:firstLine="720"/>
-      </w:pPr>
-      <w:r>
-        <w:t xml:space="preserve">El documento adopta un criterio metodológico que conviene declarar desde el inicio, porque condiciona la forma de todas las secciones. </w:t>
-      </w:r>
-      <w:r>
-        <w:rPr>
-          <w:b/>
-          <w:bCs/>
-        </w:rPr>
-        <w:t>Ningún concepto se expone únicamente como definición.</w:t>
-      </w:r>
-      <w:r>
-        <w:t xml:space="preserve"> Cada propiedad enunciada se acompaña de su verificación sobre los datos del proyecto, y el valor obtenido se reporta explícitamente. Cuando una afirmación no ha sido comprobada, se indica que no lo ha sido en lugar de omitirse.</w:t>
-      </w:r>
-    </w:p>
-    <w:p>
-      <w:pPr>
-        <w:ind w:firstLine="720"/>
-      </w:pPr>
-      <w:r>
-        <w:t xml:space="preserve">A ese criterio se añade un segundo, sugerido por el profesor durante la sesión de trabajo. Varios conceptos se ilustran mediante </w:t>
-      </w:r>
-      <w:r>
-        <w:rPr>
-          <w:b/>
-          <w:bCs/>
-        </w:rPr>
-        <w:t>series construidas sintéticamente por los autores</w:t>
-      </w:r>
-      <w:r>
-        <w:t xml:space="preserve">, en las cuales la volatilidad y la correlación se fijan de antemano. El propósito es verificar que los </w:t>
-      </w:r>
-      <w:r>
-        <w:lastRenderedPageBreak/>
-        <w:t>procedimientos empleados detectan aquello que declaran detectar antes de aplicarlos sobre datos reales, donde la respuesta correcta se desconoce. Las series construidas se identifican como tales en cada figura, y ninguna afirmación sobre el mercado se apoya en ellas.</w:t>
-      </w:r>
-    </w:p>
-    <w:p>
-      <w:pPr>
-        <w:ind w:firstLine="720"/>
-      </w:pPr>
-      <w:r>
-        <w:t>La exposición se organiza en tres bloques. El primero desarrolla los fundamentos de series de tiempo: definición y componentes, estacionariedad y su ausencia, heterocedasticidad, volatilidad, autocorrelación y correlación cruzada. El segundo aborda los criptoactivos: su definición y características, los tipos existentes, la estructura del mercado, los factores que determinan el precio, la dependencia entre activos, y la definición operativa del punto de inflexión junto con los procedimientos para identifica</w:t>
-      </w:r>
-      <w:r>
-        <w:t>rlo. El tercero examina las métricas de evaluación apropiadas para este problema, cuestión que exige tratamiento propio debido al desbalance estructural de las clases.</w:t>
-      </w:r>
-    </w:p>
-    <w:p>
-      <w:pPr>
-        <w:ind w:firstLine="720"/>
-      </w:pPr>
-      <w:r>
-        <w:t>Los datos empleados en todo el documento provienen de la interfaz pública de programación de Binance y comprenden 2 185 observaciones diarias del precio de cierre de las seis criptomonedas, entre el 11 de agosto de 2020 y el 4 de agosto de 2026. La ventana se encuentra acotada por Solana, cuya cotización se inicia en la primera de esas fechas; un panel multivariante exige que las seis series existan simultáneamente en cada instante, de modo que los períodos anteriores se descartan por incompletos.</w:t>
+        <w:t xml:space="preserve">Los datos empleados en todo el documento provienen de la interfaz pública de programación de </w:t>
+      </w:r>
+      <w:proofErr w:type="spellStart"/>
+      <w:r>
+        <w:t>Binance</w:t>
+      </w:r>
+      <w:proofErr w:type="spellEnd"/>
+      <w:r>
+        <w:t xml:space="preserve"> y comprenden 2 185 observaciones diarias del precio de cierre de las seis criptomonedas, entre el 11 de agosto de 2020 y el 4 de agosto de 2026. La ventana se encuentra acotada por Solana, cuya cotización se inicia en la primera de esas fechas; un panel multivariante exige que las seis series existan simultáneamente en cada instante, de modo que los períodos anteriores se descartan por incompletos.</w:t>
       </w:r>
     </w:p>
     <w:p>
@@ -2836,14 +2903,31 @@
         <w:t>Autor:</w:t>
       </w:r>
       <w:r>
-        <w:t xml:space="preserve"> Jose Pablo Monestel · </w:t>
-      </w:r>
-      <w:r>
-        <w:rPr>
-          <w:b/>
-          <w:bCs/>
-        </w:rPr>
-        <w:t>Issue:</w:t>
+        <w:t xml:space="preserve"> </w:t>
+      </w:r>
+      <w:proofErr w:type="spellStart"/>
+      <w:r>
+        <w:t>Jose</w:t>
+      </w:r>
+      <w:proofErr w:type="spellEnd"/>
+      <w:r>
+        <w:t xml:space="preserve"> Pablo Monestel · </w:t>
+      </w:r>
+      <w:proofErr w:type="spellStart"/>
+      <w:r>
+        <w:rPr>
+          <w:b/>
+          <w:bCs/>
+        </w:rPr>
+        <w:t>Issue</w:t>
+      </w:r>
+      <w:proofErr w:type="spellEnd"/>
+      <w:r>
+        <w:rPr>
+          <w:b/>
+          <w:bCs/>
+        </w:rPr>
+        <w:t>:</w:t>
       </w:r>
       <w:r>
         <w:t xml:space="preserve"> S1-M1-06</w:t>
@@ -2863,35 +2947,66 @@
       <w:r>
         <w:t xml:space="preserve"> Todos los valores citados salen de </w:t>
       </w:r>
+      <w:proofErr w:type="spellStart"/>
       <w:r>
         <w:rPr>
           <w:rFonts w:ascii="Courier New" w:eastAsia="Courier New" w:hAnsi="Courier New" w:cs="Courier New"/>
           <w:sz w:val="22"/>
           <w:szCs w:val="22"/>
         </w:rPr>
-        <w:t>docs/evidencias/marco-teorico.json</w:t>
-      </w:r>
-      <w:r>
-        <w:t xml:space="preserve">, medidos el 12/08/2026 sobre 2 185 velas diarias de 2020-08-11 a 2026-08-04, y se comprobaron con </w:t>
-      </w:r>
+        <w:t>docs</w:t>
+      </w:r>
+      <w:proofErr w:type="spellEnd"/>
       <w:r>
         <w:rPr>
           <w:rFonts w:ascii="Courier New" w:eastAsia="Courier New" w:hAnsi="Courier New" w:cs="Courier New"/>
           <w:sz w:val="22"/>
           <w:szCs w:val="22"/>
         </w:rPr>
-        <w:t>scripts/verificar_numeros.py</w:t>
-      </w:r>
-      <w:r>
-        <w:t xml:space="preserve">. Las referencias bibliográficas se comprobaron contra el registro de Crossref el 17 de agosto de 2026 con </w:t>
-      </w:r>
+        <w:t>/evidencias/marco-</w:t>
+      </w:r>
+      <w:proofErr w:type="spellStart"/>
       <w:r>
         <w:rPr>
           <w:rFonts w:ascii="Courier New" w:eastAsia="Courier New" w:hAnsi="Courier New" w:cs="Courier New"/>
           <w:sz w:val="22"/>
           <w:szCs w:val="22"/>
         </w:rPr>
+        <w:t>teorico.json</w:t>
+      </w:r>
+      <w:proofErr w:type="spellEnd"/>
+      <w:r>
+        <w:t xml:space="preserve">, medidos el 12/08/2026 sobre 2 185 velas diarias de 2020-08-11 a 2026-08-04, y se comprobaron con </w:t>
+      </w:r>
+      <w:r>
+        <w:rPr>
+          <w:rFonts w:ascii="Courier New" w:eastAsia="Courier New" w:hAnsi="Courier New" w:cs="Courier New"/>
+          <w:sz w:val="22"/>
+          <w:szCs w:val="22"/>
+        </w:rPr>
+        <w:t>scripts/verificar_numeros.py</w:t>
+      </w:r>
+      <w:r>
+        <w:t xml:space="preserve">. Las referencias </w:t>
+      </w:r>
+      <w:r>
         <w:lastRenderedPageBreak/>
+        <w:t xml:space="preserve">bibliográficas se comprobaron contra el registro de </w:t>
+      </w:r>
+      <w:proofErr w:type="spellStart"/>
+      <w:r>
+        <w:t>Crossref</w:t>
+      </w:r>
+      <w:proofErr w:type="spellEnd"/>
+      <w:r>
+        <w:t xml:space="preserve"> el 17 de agosto de 2026 con </w:t>
+      </w:r>
+      <w:r>
+        <w:rPr>
+          <w:rFonts w:ascii="Courier New" w:eastAsia="Courier New" w:hAnsi="Courier New" w:cs="Courier New"/>
+          <w:sz w:val="22"/>
+          <w:szCs w:val="22"/>
+        </w:rPr>
         <w:t>scripts/verificar_referencias.py</w:t>
       </w:r>
       <w:r>
@@ -2932,7 +3047,23 @@
           <w:i/>
           <w:iCs/>
         </w:rPr>
-        <w:t>Precio de cierre diario de Litecoin, 2 185 observaciones entre el 11 de agosto de 2020 y el 4 de agosto de 2026.</w:t>
+        <w:t xml:space="preserve">Precio de cierre diario de </w:t>
+      </w:r>
+      <w:proofErr w:type="spellStart"/>
+      <w:r>
+        <w:rPr>
+          <w:i/>
+          <w:iCs/>
+        </w:rPr>
+        <w:t>Litecoin</w:t>
+      </w:r>
+      <w:proofErr w:type="spellEnd"/>
+      <w:r>
+        <w:rPr>
+          <w:i/>
+          <w:iCs/>
+        </w:rPr>
+        <w:t>, 2 185 observaciones entre el 11 de agosto de 2020 y el 4 de agosto de 2026.</w:t>
       </w:r>
     </w:p>
     <w:p>
@@ -2989,10 +3120,7 @@
         <w:ind w:firstLine="720"/>
       </w:pPr>
       <w:r>
-        <w:t xml:space="preserve">Una serie temporal es una secuencia de observaciones de una misma variable, indexadas por el momento en que fueron registradas y ordenadas de forma estricta en el tiempo (Box et al., 2015). Esa propiedad —el orden como parte constitutiva del dato, no como un atributo accesorio— es lo que la separa de un conjunto de datos transversal cualquiera: en una muestra de clientes o de transacciones el orden de las filas puede alterarse sin perder información, porque cada observación es, por diseño, independiente de </w:t>
-      </w:r>
-      <w:r>
-        <w:t xml:space="preserve">las demás. En una serie temporal no: la observación en </w:t>
+        <w:t xml:space="preserve">Una serie temporal es una secuencia de observaciones de una misma variable, indexadas por el momento en que fueron registradas y ordenadas de forma estricta en el tiempo (Box et al., 2015). Esa propiedad —el orden como parte constitutiva del dato, no como un atributo accesorio— es lo que la separa de un conjunto de datos transversal cualquiera: en una muestra de clientes o de transacciones el orden de las filas puede alterarse sin perder información, porque cada observación es, por diseño, independiente de las demás. En una serie temporal no: la observación en </w:t>
       </w:r>
       <w:r>
         <w:rPr>
@@ -3014,11 +3142,11 @@
         <w:t>t-1</w:t>
       </w:r>
       <w:r>
-        <w:t xml:space="preserve">, y esa dependencia es precisamente lo que hay que modelar. Reordenar una serie temporal no produce el mismo conjunto de datos </w:t>
+        <w:t xml:space="preserve">, y esa dependencia es precisamente </w:t>
       </w:r>
       <w:r>
         <w:lastRenderedPageBreak/>
-        <w:t>con las filas mezcladas; produce un objeto distinto, porque destruye la estructura de dependencia que la definía.</w:t>
+        <w:t>lo que hay que modelar. Reordenar una serie temporal no produce el mismo conjunto de datos con las filas mezcladas; produce un objeto distinto, porque destruye la estructura de dependencia que la definía.</w:t>
       </w:r>
     </w:p>
     <w:p>
@@ -3036,10 +3164,15 @@
         <w:t>2 185 observaciones</w:t>
       </w:r>
       <w:r>
-        <w:t xml:space="preserve"> del precio de cierre diario de Litecoin, registradas en instantes equiespaciados entre el 11 de agosto de 2020 y el 4 de agosto de 2026. Es una serie univariante —una sola variable, el precio de cierre— y regular, en el sentido de que el espaciado temporal entre observaciones consecutivas es constante. Esa regularidad no es un accidente del mercado: es una decisión de muestreo (velas diarias) sobre un proceso que, a diferencia de una bolsa de valores tradicional, cotiza de forma continua las veinticuatro h</w:t>
-      </w:r>
-      <w:r>
-        <w:t>oras. Cualquier análisis posterior de este documento —estacionariedad, autocorrelación, volatilidad— presupone justamente esto: que el orden de las 2 185 observaciones es información, y que tratarlas como si fueran intercambiables descartaría la parte más informativa del dato.</w:t>
+        <w:t xml:space="preserve"> del precio de cierre diario de </w:t>
+      </w:r>
+      <w:proofErr w:type="spellStart"/>
+      <w:r>
+        <w:t>Litecoin</w:t>
+      </w:r>
+      <w:proofErr w:type="spellEnd"/>
+      <w:r>
+        <w:t>, registradas en instantes equiespaciados entre el 11 de agosto de 2020 y el 4 de agosto de 2026. Es una serie univariante —una sola variable, el precio de cierre— y regular, en el sentido de que el espaciado temporal entre observaciones consecutivas es constante. Esa regularidad no es un accidente del mercado: es una decisión de muestreo (velas diarias) sobre un proceso que, a diferencia de una bolsa de valores tradicional, cotiza de forma continua las veinticuatro horas. Cualquier análisis posterior de este documento —estacionariedad, autocorrelación, volatilidad— presupone justamente esto: que el orden de las 2 185 observaciones es información, y que tratarlas como si fueran intercambiables descartaría la parte más informativa del dato.</w:t>
       </w:r>
     </w:p>
     <w:p>
@@ -3221,10 +3354,15 @@
         <w:t>0,426 %</w:t>
       </w:r>
       <w:r>
-        <w:t xml:space="preserve"> de la desviación total de la serie: una fracción marginal, con casi toda la variación repartida entre tendencia y residuo. La explicación se conecta directamente con la naturaleza del activo: el mercado de criptoactivos opera de forma continua, sin sesión de apertura ni de cierre y sin distinción entre día hábil y fin de semana, a diferencia del mercado que documenta French (1980), donde el calendario de negociación sí introduce una estacionalidad medible. No existe, en LTC, un mecanismo institucional que </w:t>
-      </w:r>
-      <w:r>
-        <w:t>induzca un patrón semanal en el precio, y el dato medido es consistente con esa ausencia. La consecuencia práctica para el proyecto es que no tiene sentido dedicar variables del modelo a codificar el día de la semana: la evidencia dice que esa componente no aporta señal.</w:t>
+        <w:t xml:space="preserve"> de la desviación total de la serie: una fracción marginal, con casi toda la variación repartida entre tendencia y residuo. La explicación se conecta directamente con la naturaleza del activo: el mercado de </w:t>
+      </w:r>
+      <w:proofErr w:type="spellStart"/>
+      <w:r>
+        <w:t>criptoactivos</w:t>
+      </w:r>
+      <w:proofErr w:type="spellEnd"/>
+      <w:r>
+        <w:t xml:space="preserve"> opera de forma continua, sin sesión de apertura ni de cierre y sin distinción entre día hábil y fin de semana, a diferencia del mercado que documenta French (1980), donde el calendario de negociación sí introduce una estacionalidad medible. No existe, en LTC, un mecanismo institucional que induzca un patrón semanal en el precio, y el dato medido es consistente con esa ausencia. La consecuencia práctica para el proyecto es que no tiene sentido dedicar variables del modelo a codificar el día de la semana: la evidencia dice que esa componente no aporta señal.</w:t>
       </w:r>
     </w:p>
     <w:p>
@@ -3262,7 +3400,23 @@
           <w:i/>
           <w:iCs/>
         </w:rPr>
-        <w:t>p-valores del test de Dickey-Fuller aumentado sobre las seis criptomonedas, en precios en nivel y en retornos.</w:t>
+        <w:t xml:space="preserve">p-valores </w:t>
+      </w:r>
+      <w:proofErr w:type="gramStart"/>
+      <w:r>
+        <w:rPr>
+          <w:i/>
+          <w:iCs/>
+        </w:rPr>
+        <w:t>del test</w:t>
+      </w:r>
+      <w:proofErr w:type="gramEnd"/>
+      <w:r>
+        <w:rPr>
+          <w:i/>
+          <w:iCs/>
+        </w:rPr>
+        <w:t xml:space="preserve"> de Dickey-Fuller aumentado sobre las seis criptomonedas, en precios en nivel y en retornos.</w:t>
       </w:r>
     </w:p>
     <w:p>
@@ -3356,7 +3510,15 @@
         <w:t>Control:</w:t>
       </w:r>
       <w:r>
-        <w:t xml:space="preserve"> el test también se corrió sobre una serie construida por nosotros cuyos retornos son estacionarios por construcción, y los rechazó todos. El método detecta lo que dice detectar.</w:t>
+        <w:t xml:space="preserve"> </w:t>
+      </w:r>
+      <w:proofErr w:type="gramStart"/>
+      <w:r>
+        <w:t>el test</w:t>
+      </w:r>
+      <w:proofErr w:type="gramEnd"/>
+      <w:r>
+        <w:t xml:space="preserve"> también se corrió sobre una serie construida por nosotros cuyos retornos son estacionarios por construcción, y los rechazó todos. El método detecta lo que dice detectar.</w:t>
       </w:r>
     </w:p>
     <w:p>
@@ -3386,6 +3548,7 @@
       <w:r>
         <w:t xml:space="preserve"> es constante en el tiempo, y la </w:t>
       </w:r>
+      <w:proofErr w:type="spellStart"/>
       <w:r>
         <w:rPr>
           <w:b/>
@@ -3393,6 +3556,7 @@
         </w:rPr>
         <w:t>autocovarianza</w:t>
       </w:r>
+      <w:proofErr w:type="spellEnd"/>
       <w:r>
         <w:t xml:space="preserve"> entre dos observaciones depende únicamente de la distancia temporal que las separa —el rezago—, no del punto del tiempo en el que se midan (Box et al., </w:t>
       </w:r>
@@ -3405,6 +3569,7 @@
       <w:pPr>
         <w:ind w:firstLine="720"/>
       </w:pPr>
+      <w:proofErr w:type="gramStart"/>
       <w:r>
         <w:t xml:space="preserve">El </w:t>
       </w:r>
@@ -3413,7 +3578,15 @@
           <w:b/>
           <w:bCs/>
         </w:rPr>
-        <w:t>test de Dickey-Fuller aumentado (ADF)</w:t>
+        <w:t>test</w:t>
+      </w:r>
+      <w:proofErr w:type="gramEnd"/>
+      <w:r>
+        <w:rPr>
+          <w:b/>
+          <w:bCs/>
+        </w:rPr>
+        <w:t xml:space="preserve"> de Dickey-Fuller aumentado (ADF)</w:t>
       </w:r>
       <w:r>
         <w:t xml:space="preserve"> es el instrumento estándar para esa prueba formal (Dickey &amp; Fuller, 1979; Said &amp; Dickey, 1984). Su hipótesis nula es que la serie tiene una raíz unitaria, es decir, que </w:t>
@@ -3428,6 +3601,7 @@
       <w:r>
         <w:t xml:space="preserve"> es estacionaria; la alternativa es que sí lo es. Un p-valor bajo —convencionalmente, menor a 0,05— permite rechazar la nula y concluir que hay evidencia estadística de estacionariedad. La Figura 3 y la tabla anterior resumen ese resultado sobre las seis criptomonedas del panel, en precios en nivel y en retornos, con el mismo procedimiento (</w:t>
       </w:r>
+      <w:proofErr w:type="spellStart"/>
       <w:r>
         <w:rPr>
           <w:rFonts w:ascii="Courier New" w:eastAsia="Courier New" w:hAnsi="Courier New" w:cs="Courier New"/>
@@ -3436,6 +3610,7 @@
         </w:rPr>
         <w:t>adfuller</w:t>
       </w:r>
+      <w:proofErr w:type="spellEnd"/>
       <w:r>
         <w:t>, con selección automática de rezagos por criterio de información de Akaike) aplicado por igual a las seis series.</w:t>
       </w:r>
@@ -3445,7 +3620,15 @@
         <w:ind w:firstLine="720"/>
       </w:pPr>
       <w:r>
-        <w:t>Aquí conviene ser preciso con lo que el resultado permite afirmar. Sobre precios en nivel, el test no rechaza la hipótesis nula en ninguna de las seis series (</w:t>
+        <w:t xml:space="preserve">Aquí conviene ser preciso con lo que el resultado permite afirmar. Sobre precios en nivel, </w:t>
+      </w:r>
+      <w:proofErr w:type="gramStart"/>
+      <w:r>
+        <w:t>el test</w:t>
+      </w:r>
+      <w:proofErr w:type="gramEnd"/>
+      <w:r>
+        <w:t xml:space="preserve"> no rechaza la hipótesis nula en ninguna de las seis series (</w:t>
       </w:r>
       <w:r>
         <w:rPr>
@@ -3465,10 +3648,15 @@
         <w:t>no demuestra</w:t>
       </w:r>
       <w:r>
-        <w:t xml:space="preserve"> que las seis series sean no estacionarias: demuestra que, con estos datos y este nivel de significancia, no hay evidencia suficiente en contra de la hipótesis de raíz unitaria. Es la diferencia entre "no hay evidencia en contra" y "hay evidencia a favor", y no es un matiz retórico: un test de hipótesis nunca prueba la nula, solo puede fallar en rechazarla. Sobre retornos, en cambio, el resultado es contundente en el sentido opuesto: las seis series rechazan la raíz unitaria con p &lt; 0,000001, lo que sí cons</w:t>
-      </w:r>
-      <w:r>
-        <w:t>tituye evidencia estadística fuerte a favor de la estacionariedad de los retornos.</w:t>
+        <w:t xml:space="preserve"> que las seis series sean no estacionarias: demuestra que, con estos datos y este nivel de significancia, no hay evidencia suficiente en contra de la hipótesis de raíz unitaria. Es la diferencia entre "no hay evidencia en contra" y "hay evidencia a favor", y no es un matiz retórico: </w:t>
+      </w:r>
+      <w:proofErr w:type="gramStart"/>
+      <w:r>
+        <w:t>un test</w:t>
+      </w:r>
+      <w:proofErr w:type="gramEnd"/>
+      <w:r>
+        <w:t xml:space="preserve"> de hipótesis nunca prueba la nula, solo puede fallar en rechazarla. Sobre retornos, en cambio, el resultado es contundente en el sentido opuesto: las seis series rechazan la raíz unitaria con p &lt; 0,000001, lo que sí constituye evidencia estadística fuerte a favor de la estacionariedad de los retornos.</w:t>
       </w:r>
     </w:p>
     <w:p>
@@ -3496,7 +3684,15 @@
         <w:t>0,059</w:t>
       </w:r>
       <w:r>
-        <w:t xml:space="preserve">, apenas por encima del umbral convencional de 0,05. No cambia ninguna conclusión de la tabla —sigue sin rechazar la nula—, pero es un recordatorio de que el resultado de un test de hipótesis depende de </w:t>
+        <w:t xml:space="preserve">, apenas por encima del umbral convencional de 0,05. No cambia ninguna conclusión de la tabla —sigue sin rechazar la nula—, pero es un recordatorio de que el resultado de </w:t>
+      </w:r>
+      <w:proofErr w:type="gramStart"/>
+      <w:r>
+        <w:t>un test</w:t>
+      </w:r>
+      <w:proofErr w:type="gramEnd"/>
+      <w:r>
+        <w:t xml:space="preserve"> de hipótesis depende de </w:t>
       </w:r>
       <w:r>
         <w:lastRenderedPageBreak/>
@@ -3508,7 +3704,31 @@
         <w:ind w:firstLine="720"/>
       </w:pPr>
       <w:r>
-        <w:t>Como control de que el procedimiento mide lo que dice medir, el mismo test se corrió sobre una serie construida por nosotros cuyos retornos son estacionarios por diseño —media y varianza fijadas de antemano, sin tendencia—, y el test rechazó la raíz unitaria en el 100 % de los casos. El método detecta lo que se supone que debe detectar, antes de aplicarlo sobre datos donde nadie conoce la respuesta verdadera.</w:t>
+        <w:t xml:space="preserve">Como control de que el procedimiento mide lo que dice medir, el </w:t>
+      </w:r>
+      <w:proofErr w:type="gramStart"/>
+      <w:r>
+        <w:t>mismo test</w:t>
+      </w:r>
+      <w:proofErr w:type="gramEnd"/>
+      <w:r>
+        <w:t xml:space="preserve"> se corrió sobre una serie construida por nosotros cuyos retornos son estacionarios por diseño —media y </w:t>
+      </w:r>
+      <w:proofErr w:type="gramStart"/>
+      <w:r>
+        <w:t>varianza fijadas</w:t>
+      </w:r>
+      <w:proofErr w:type="gramEnd"/>
+      <w:r>
+        <w:t xml:space="preserve"> de antemano, sin tendencia—, y </w:t>
+      </w:r>
+      <w:proofErr w:type="gramStart"/>
+      <w:r>
+        <w:t>el test</w:t>
+      </w:r>
+      <w:proofErr w:type="gramEnd"/>
+      <w:r>
+        <w:t xml:space="preserve"> rechazó la raíz unitaria en el 100 % de los casos. El método detecta lo que se supone que debe detectar, antes de aplicarlo sobre datos donde nadie conoce la respuesta verdadera.</w:t>
       </w:r>
     </w:p>
     <w:p>
@@ -3527,10 +3747,31 @@
         <w:ind w:firstLine="720"/>
       </w:pPr>
       <w:r>
-        <w:t>El resultado de la sección anterior tiene una lectura directa cuando se invierte el orden de la pregunta: si el test ADF no rechaza la raíz unitaria en ninguna de las seis series de precios en nivel, la evidencia disponible es compatible con que los precios de las seis criptomonedas sigan un proceso con tendencia estocástica —un paseo aleatorio con deriva, en el caso más simple— y no un proceso que oscile alrededor de una media fija (Nelson &amp; Plosser, 1982). Dos síntomas lo delatan sin necesidad de correr e</w:t>
-      </w:r>
-      <w:r>
-        <w:t xml:space="preserve">l test: la media de la serie no es estable en ninguna ventana razonable, porque el precio de LTC pasó de un mínimo medido de </w:t>
+        <w:t xml:space="preserve">El resultado de la sección anterior tiene una lectura directa cuando se invierte el orden de la pregunta: si </w:t>
+      </w:r>
+      <w:proofErr w:type="gramStart"/>
+      <w:r>
+        <w:t>el test</w:t>
+      </w:r>
+      <w:proofErr w:type="gramEnd"/>
+      <w:r>
+        <w:t xml:space="preserve"> ADF no rechaza la raíz unitaria en ninguna de las seis series de precios en nivel, la evidencia disponible es compatible con que los precios de las seis criptomonedas sigan un proceso con tendencia estocástica —un paseo aleatorio con deriva, en el caso más simple— y no un proceso que oscile alrededor de una media fija (Nelson &amp; </w:t>
+      </w:r>
+      <w:proofErr w:type="spellStart"/>
+      <w:r>
+        <w:t>Plosser</w:t>
+      </w:r>
+      <w:proofErr w:type="spellEnd"/>
+      <w:r>
+        <w:t xml:space="preserve">, 1982). Dos síntomas lo delatan sin necesidad de correr </w:t>
+      </w:r>
+      <w:proofErr w:type="gramStart"/>
+      <w:r>
+        <w:t>el test</w:t>
+      </w:r>
+      <w:proofErr w:type="gramEnd"/>
+      <w:r>
+        <w:t xml:space="preserve">: la media de la serie no es estable en ninguna ventana razonable, porque el precio de LTC pasó de un mínimo medido de </w:t>
       </w:r>
       <w:r>
         <w:rPr>
@@ -3572,13 +3813,41 @@
       <w:r>
         <w:t xml:space="preserve">La transformación a retornos —tomar la variación porcentual entre una observación y la anterior, </w:t>
       </w:r>
+      <w:proofErr w:type="spellStart"/>
       <w:r>
         <w:rPr>
           <w:rFonts w:ascii="Courier New" w:eastAsia="Courier New" w:hAnsi="Courier New" w:cs="Courier New"/>
           <w:sz w:val="22"/>
           <w:szCs w:val="22"/>
         </w:rPr>
-        <w:t>r_t = (p_t − p_{t-1}) / p_{t-1}</w:t>
+        <w:t>r_t</w:t>
+      </w:r>
+      <w:proofErr w:type="spellEnd"/>
+      <w:r>
+        <w:rPr>
+          <w:rFonts w:ascii="Courier New" w:eastAsia="Courier New" w:hAnsi="Courier New" w:cs="Courier New"/>
+          <w:sz w:val="22"/>
+          <w:szCs w:val="22"/>
+        </w:rPr>
+        <w:t xml:space="preserve"> = (</w:t>
+      </w:r>
+      <w:proofErr w:type="spellStart"/>
+      <w:r>
+        <w:rPr>
+          <w:rFonts w:ascii="Courier New" w:eastAsia="Courier New" w:hAnsi="Courier New" w:cs="Courier New"/>
+          <w:sz w:val="22"/>
+          <w:szCs w:val="22"/>
+        </w:rPr>
+        <w:t>p_t</w:t>
+      </w:r>
+      <w:proofErr w:type="spellEnd"/>
+      <w:r>
+        <w:rPr>
+          <w:rFonts w:ascii="Courier New" w:eastAsia="Courier New" w:hAnsi="Courier New" w:cs="Courier New"/>
+          <w:sz w:val="22"/>
+          <w:szCs w:val="22"/>
+        </w:rPr>
+        <w:t xml:space="preserve"> − p_{t-1}) / p_{t-1}</w:t>
       </w:r>
       <w:r>
         <w:t xml:space="preserve">— resuelve el problema porque cambia la pregunta: en vez de "¿cuánto vale el precio?", que depende del nivel acumulado desde el origen de la serie, pasa a "¿cuánto cambió el precio en esta vela?", que no acumula nivel. La medición de la sección 3 confirma que esa transformación logra su objetivo sobre estos datos: los retornos de las seis criptomonedas rechazan la raíz unitaria con p &lt; 0,000001 en los seis casos, sin excepción. Por eso —y no por costumbre de la disciplina— </w:t>
@@ -3723,6 +3992,7 @@
       <w:r>
         <w:t xml:space="preserve">Un proceso es </w:t>
       </w:r>
+      <w:proofErr w:type="spellStart"/>
       <w:r>
         <w:rPr>
           <w:b/>
@@ -3730,9 +4000,11 @@
         </w:rPr>
         <w:t>homocedástico</w:t>
       </w:r>
+      <w:proofErr w:type="spellEnd"/>
       <w:r>
         <w:t xml:space="preserve"> cuando la varianza de sus errores —o, de forma más laxa, la dispersión de sus incrementos— es constante en el tiempo; es </w:t>
       </w:r>
+      <w:proofErr w:type="spellStart"/>
       <w:r>
         <w:rPr>
           <w:b/>
@@ -3740,12 +4012,21 @@
         </w:rPr>
         <w:t>heterocedástico</w:t>
       </w:r>
+      <w:proofErr w:type="spellEnd"/>
       <w:r>
         <w:t xml:space="preserve"> cuando esa varianza cambia, típicamente concentrándose en episodios o regímenes (Engle, 1982). Engle (1982) formalizó esta idea para series financieras con el modelo ARCH, mostrando que la varianza condicional de un proceso puede depender de su propio historial reciente incluso </w:t>
       </w:r>
       <w:r>
         <w:lastRenderedPageBreak/>
-        <w:t>cuando la media no muestra ningún patrón predecible: puede haber estructura en la varianza aunque no la haya en el nivel.</w:t>
+        <w:t xml:space="preserve">cuando la media no muestra ningún patrón predecible: puede haber estructura en la </w:t>
+      </w:r>
+      <w:proofErr w:type="gramStart"/>
+      <w:r>
+        <w:t>varianza</w:t>
+      </w:r>
+      <w:proofErr w:type="gramEnd"/>
+      <w:r>
+        <w:t xml:space="preserve"> aunque no la haya en el nivel.</w:t>
       </w:r>
     </w:p>
     <w:p>
@@ -3753,7 +4034,15 @@
         <w:ind w:firstLine="720"/>
       </w:pPr>
       <w:r>
-        <w:t xml:space="preserve">La Figura 4 ilustra el contraste con una respuesta conocida, construida por nosotros y no observada en el mercado. En el panel superior se generó una serie con volatilidad constante en toda su longitud; en el inferior, la misma serie pero multiplicando la volatilidad por cinco en tramos alternos. Medido el cociente entre la desviación estándar del tramo más agitado y la del más tranquilo, el resultado es </w:t>
+        <w:t xml:space="preserve">La Figura 4 ilustra el contraste con una respuesta conocida, construida por nosotros y no observada en el mercado. En el panel superior se generó una serie con volatilidad constante en toda su longitud; en el inferior, la misma </w:t>
+      </w:r>
+      <w:proofErr w:type="gramStart"/>
+      <w:r>
+        <w:t>serie</w:t>
+      </w:r>
+      <w:proofErr w:type="gramEnd"/>
+      <w:r>
+        <w:t xml:space="preserve"> pero multiplicando la volatilidad por cinco en tramos alternos. Medido el cociente entre la desviación estándar del tramo más agitado y la del más tranquilo, el resultado es </w:t>
       </w:r>
       <w:r>
         <w:rPr>
@@ -3781,10 +4070,31 @@
         <w:ind w:firstLine="720"/>
       </w:pPr>
       <w:r>
-        <w:t>Esto importa para el proyecto porque rompe uno de los supuestos centrales de los modelos clásicos de series temporales. Un ARIMA asume errores con varianza constante; cuando ese supuesto no se cumple, los intervalos de confianza del modelo dejan de ser válidos, y sus pronósticos subestiman sistemáticamente el riesgo en los períodos de alta volatilidad y lo sobrestiman en los de baja. La literatura sobre criptoactivos documenta precisamente este patrón de conmutación entre regímenes de volatilidad, con model</w:t>
-      </w:r>
-      <w:r>
-        <w:t>os GARCH de cambio markoviano ajustando mejor que un GARCH de régimen único (Caporale &amp; Zekokh, 2019). La sección 6 muestra que LTC se comporta de esta forma, y no de la forma que ARIMA supone.</w:t>
+        <w:t xml:space="preserve">Esto importa para el proyecto porque rompe uno de los supuestos centrales de los modelos clásicos de series temporales. Un ARIMA asume errores con varianza constante; cuando ese supuesto no se cumple, los intervalos de confianza del modelo dejan de ser válidos, y sus pronósticos subestiman sistemáticamente el riesgo en los períodos de alta volatilidad y lo sobrestiman en los de baja. La literatura sobre </w:t>
+      </w:r>
+      <w:proofErr w:type="spellStart"/>
+      <w:r>
+        <w:t>criptoactivos</w:t>
+      </w:r>
+      <w:proofErr w:type="spellEnd"/>
+      <w:r>
+        <w:t xml:space="preserve"> documenta precisamente este patrón de conmutación entre regímenes de volatilidad, con modelos GARCH de cambio </w:t>
+      </w:r>
+      <w:proofErr w:type="spellStart"/>
+      <w:r>
+        <w:t>markoviano</w:t>
+      </w:r>
+      <w:proofErr w:type="spellEnd"/>
+      <w:r>
+        <w:t xml:space="preserve"> ajustando mejor que un GARCH de régimen único (Caporale &amp; </w:t>
+      </w:r>
+      <w:proofErr w:type="spellStart"/>
+      <w:r>
+        <w:t>Zekokh</w:t>
+      </w:r>
+      <w:proofErr w:type="spellEnd"/>
+      <w:r>
+        <w:t>, 2019). La sección 6 muestra que LTC se comporta de esta forma, y no de la forma que ARIMA supone.</w:t>
       </w:r>
     </w:p>
     <w:p>
@@ -3924,7 +4234,15 @@
         <w:ind w:firstLine="720"/>
       </w:pPr>
       <w:r>
-        <w:t>La volatilidad de una serie financiera se estima habitualmente con la desviación estándar de sus retornos, calculada sobre una ventana móvil que se desliza a lo largo de la serie (Katsiampa, 2017). A diferencia de un único número global, la volatilidad móvil deja ver cómo cambia la dispersión de los retornos en el tiempo, que es exactamente lo que hace falta para diagnosticar heterocedasticidad sobre datos reales, en lugar de sobre una construcción con respuesta conocida como la de la sección anterior.</w:t>
+        <w:t>La volatilidad de una serie financiera se estima habitualmente con la desviación estándar de sus retornos, calculada sobre una ventana móvil que se desliza a lo largo de la serie (</w:t>
+      </w:r>
+      <w:proofErr w:type="spellStart"/>
+      <w:r>
+        <w:t>Katsiampa</w:t>
+      </w:r>
+      <w:proofErr w:type="spellEnd"/>
+      <w:r>
+        <w:t>, 2017). A diferencia de un único número global, la volatilidad móvil deja ver cómo cambia la dispersión de los retornos en el tiempo, que es exactamente lo que hace falta para diagnosticar heterocedasticidad sobre datos reales, en lugar de sobre una construcción con respuesta conocida como la de la sección anterior.</w:t>
       </w:r>
     </w:p>
     <w:p>
@@ -3963,10 +4281,23 @@
         <w:t>8,8</w:t>
       </w:r>
       <w:r>
-        <w:t xml:space="preserve"> veces entre ambos extremos. Es un número considerablemente mayor que el 1,28 medido en la sección anterior sobre la serie construida sin regímenes, y del mismo orden de magnitud que el 6,41 medido sobre la serie construida con regímenes deliberadamente introducidos. La lectura es directa: LTC no exhibe el comportamiento de una serie con volatilidad estable, sino el de una serie que conmuta entre regímenes de intensidad muy distinta, consistente con lo que reporta la literatura sobre volatilidad de criptoac</w:t>
-      </w:r>
-      <w:r>
-        <w:t>tivos con modelos GARCH (Katsiampa, 2017).</w:t>
+        <w:t xml:space="preserve"> veces entre ambos extremos. Es un número considerablemente mayor que el 1,28 medido en la sección anterior sobre la serie construida sin regímenes, y del mismo orden de magnitud que el 6,41 medido sobre la serie construida con regímenes deliberadamente introducidos. La lectura es directa: LTC no exhibe el comportamiento de una serie con volatilidad estable, sino el de una serie que conmuta entre regímenes de intensidad muy distinta, consistente con lo que reporta la literatura sobre volatilidad de </w:t>
+      </w:r>
+      <w:proofErr w:type="spellStart"/>
+      <w:r>
+        <w:t>criptoactivos</w:t>
+      </w:r>
+      <w:proofErr w:type="spellEnd"/>
+      <w:r>
+        <w:t xml:space="preserve"> con modelos GARCH (</w:t>
+      </w:r>
+      <w:proofErr w:type="spellStart"/>
+      <w:r>
+        <w:t>Katsiampa</w:t>
+      </w:r>
+      <w:proofErr w:type="spellEnd"/>
+      <w:r>
+        <w:t>, 2017).</w:t>
       </w:r>
     </w:p>
     <w:p>
@@ -4189,7 +4520,15 @@
       </w:r>
       <w:r>
         <w:lastRenderedPageBreak/>
-        <w:t>observación es prácticamente idéntica a la anterior porque comparten la mayor parte de su nivel acumulado. Este resultado confirma, desde un ángulo distinto y con una herramienta distinta, lo que ya mostró el test ADF de la sección 3: los precios en nivel no son estacionarios.</w:t>
+        <w:t xml:space="preserve">observación es prácticamente idéntica a la anterior porque comparten la mayor parte de su nivel acumulado. Este resultado confirma, desde un ángulo distinto y con una herramienta distinta, lo que ya mostró </w:t>
+      </w:r>
+      <w:proofErr w:type="gramStart"/>
+      <w:r>
+        <w:t>el test</w:t>
+      </w:r>
+      <w:proofErr w:type="gramEnd"/>
+      <w:r>
+        <w:t xml:space="preserve"> ADF de la sección 3: los precios en nivel no son estacionarios.</w:t>
       </w:r>
     </w:p>
     <w:p>
@@ -4232,10 +4571,7 @@
         <w:t>es su justificación</w:t>
       </w:r>
       <w:r>
-        <w:t>. Es consistente con lo que predice la hipótesis de mercados eficientes en su forma débil —que los precios pasados no permiten anticipar rendimientos futuros de forma sistemática mediante reglas lineales simples (Fama, 1970)— y es, medido sobre nuestros propios datos, el argumento a favor de recurrir a modelos no lineales y multivariantes: si tres rezagos aislados de cuarenta bastaran para predecir, un modelo lineal univariante alcanzaría, y no haría falta ni aprendizaje profundo ni las cinco variables de a</w:t>
-      </w:r>
-      <w:r>
-        <w:t>poyo del enunciado.</w:t>
+        <w:t>. Es consistente con lo que predice la hipótesis de mercados eficientes en su forma débil —que los precios pasados no permiten anticipar rendimientos futuros de forma sistemática mediante reglas lineales simples (Fama, 1970)— y es, medido sobre nuestros propios datos, el argumento a favor de recurrir a modelos no lineales y multivariantes: si tres rezagos aislados de cuarenta bastaran para predecir, un modelo lineal univariante alcanzaría, y no haría falta ni aprendizaje profundo ni las cinco variables de apoyo del enunciado.</w:t>
       </w:r>
     </w:p>
     <w:p>
@@ -4529,7 +4865,15 @@
         <w:ind w:firstLine="720"/>
       </w:pPr>
       <w:r>
-        <w:t xml:space="preserve">Como control de que el procedimiento de medición hace lo que dice hacer, se corrió también sobre dos paneles construidos por nosotros con correlación objetivo conocida: pedida en 0,1, se midió en </w:t>
+        <w:t xml:space="preserve">Como control de que el procedimiento de medición hace lo que dice hacer, se corrió también sobre dos paneles construidos por nosotros con correlación </w:t>
+      </w:r>
+      <w:proofErr w:type="gramStart"/>
+      <w:r>
+        <w:t>objetivo conocida</w:t>
+      </w:r>
+      <w:proofErr w:type="gramEnd"/>
+      <w:r>
+        <w:t xml:space="preserve">: pedida en 0,1, se midió en </w:t>
       </w:r>
       <w:r>
         <w:rPr>
@@ -4625,12 +4969,6 @@
         <w:gridCol w:w="3120"/>
       </w:tblGrid>
       <w:tr>
-        <w:tblPrEx>
-          <w:tblCellMar>
-            <w:top w:w="0" w:type="dxa"/>
-            <w:bottom w:w="0" w:type="dxa"/>
-          </w:tblCellMar>
-        </w:tblPrEx>
         <w:trPr>
           <w:tblHeader/>
         </w:trPr>
@@ -4719,12 +5057,6 @@
         </w:tc>
       </w:tr>
       <w:tr>
-        <w:tblPrEx>
-          <w:tblCellMar>
-            <w:top w:w="0" w:type="dxa"/>
-            <w:bottom w:w="0" w:type="dxa"/>
-          </w:tblCellMar>
-        </w:tblPrEx>
         <w:tc>
           <w:tcPr>
             <w:tcW w:w="3120" w:type="dxa"/>
@@ -4798,12 +5130,6 @@
         </w:tc>
       </w:tr>
       <w:tr>
-        <w:tblPrEx>
-          <w:tblCellMar>
-            <w:top w:w="0" w:type="dxa"/>
-            <w:bottom w:w="0" w:type="dxa"/>
-          </w:tblCellMar>
-        </w:tblPrEx>
         <w:tc>
           <w:tcPr>
             <w:tcW w:w="3120" w:type="dxa"/>
@@ -4898,7 +5224,15 @@
       </w:pPr>
       <w:bookmarkStart w:id="10" w:name="_Toc237876895"/>
       <w:r>
-        <w:t>Marco Teórico: Criptoactivos y sus Características</w:t>
+        <w:t xml:space="preserve">Marco Teórico: </w:t>
+      </w:r>
+      <w:proofErr w:type="spellStart"/>
+      <w:r>
+        <w:t>Criptoactivos</w:t>
+      </w:r>
+      <w:proofErr w:type="spellEnd"/>
+      <w:r>
+        <w:t xml:space="preserve"> y sus Características</w:t>
       </w:r>
       <w:bookmarkEnd w:id="10"/>
     </w:p>
@@ -4916,12 +5250,21 @@
       <w:r>
         <w:t xml:space="preserve"> Alejandro Zamora · </w:t>
       </w:r>
-      <w:r>
-        <w:rPr>
-          <w:b/>
-          <w:bCs/>
-        </w:rPr>
-        <w:t>Issue:</w:t>
+      <w:proofErr w:type="spellStart"/>
+      <w:r>
+        <w:rPr>
+          <w:b/>
+          <w:bCs/>
+        </w:rPr>
+        <w:t>Issue</w:t>
+      </w:r>
+      <w:proofErr w:type="spellEnd"/>
+      <w:r>
+        <w:rPr>
+          <w:b/>
+          <w:bCs/>
+        </w:rPr>
+        <w:t>:</w:t>
       </w:r>
       <w:r>
         <w:t xml:space="preserve"> S1-M2-05</w:t>
@@ -4934,16 +5277,53 @@
       </w:pPr>
       <w:bookmarkStart w:id="11" w:name="_Toc237876896"/>
       <w:r>
-        <w:t>1. Definición de criptoactivo</w:t>
+        <w:t xml:space="preserve">1. Definición de </w:t>
+      </w:r>
+      <w:proofErr w:type="spellStart"/>
+      <w:r>
+        <w:t>criptoactivo</w:t>
       </w:r>
       <w:bookmarkEnd w:id="11"/>
+      <w:proofErr w:type="spellEnd"/>
     </w:p>
     <w:p>
       <w:pPr>
         <w:ind w:firstLine="720"/>
       </w:pPr>
       <w:r>
-        <w:t xml:space="preserve">Un criptoactivo es una representación digital de valor que se registra, se transfiere y se almacena mediante criptografía sobre un registro distribuido, y cuya validez no depende de que una entidad central certifique cada operación. El Grupo de Acción Financiera Internacional lo define de forma funcional, como una representación digital de valor susceptible de ser negociada o transferida electrónicamente y utilizable para pago o inversión (Financial Action Task Force </w:t>
+        <w:t xml:space="preserve">Un </w:t>
+      </w:r>
+      <w:proofErr w:type="spellStart"/>
+      <w:r>
+        <w:t>criptoactivo</w:t>
+      </w:r>
+      <w:proofErr w:type="spellEnd"/>
+      <w:r>
+        <w:t xml:space="preserve"> es una representación digital de valor que se registra, se transfiere y se almacena mediante criptografía sobre un registro distribuido, y cuya validez no depende de que una entidad central certifique cada operación. El Grupo de Acción Financiera Internacional lo define de forma funcional, como una representación digital de valor susceptible de ser negociada o transferida electrónicamente y utilizable para pago o inversión (</w:t>
+      </w:r>
+      <w:proofErr w:type="spellStart"/>
+      <w:r>
+        <w:t>Financial</w:t>
+      </w:r>
+      <w:proofErr w:type="spellEnd"/>
+      <w:r>
+        <w:t xml:space="preserve"> </w:t>
+      </w:r>
+      <w:proofErr w:type="spellStart"/>
+      <w:r>
+        <w:t>Action</w:t>
+      </w:r>
+      <w:proofErr w:type="spellEnd"/>
+      <w:r>
+        <w:t xml:space="preserve"> </w:t>
+      </w:r>
+      <w:proofErr w:type="spellStart"/>
+      <w:r>
+        <w:t>Task</w:t>
+      </w:r>
+      <w:proofErr w:type="spellEnd"/>
+      <w:r>
+        <w:t xml:space="preserve"> Force </w:t>
       </w:r>
       <w:r>
         <w:lastRenderedPageBreak/>
@@ -4955,7 +5335,15 @@
         <w:ind w:firstLine="720"/>
       </w:pPr>
       <w:r>
-        <w:t xml:space="preserve">Lo que distingue a un criptoactivo de un activo financiero tradicional no es que sea digital: un depósito bancario también lo es. La diferencia está en </w:t>
+        <w:t xml:space="preserve">Lo que distingue a un </w:t>
+      </w:r>
+      <w:proofErr w:type="spellStart"/>
+      <w:r>
+        <w:t>criptoactivo</w:t>
+      </w:r>
+      <w:proofErr w:type="spellEnd"/>
+      <w:r>
+        <w:t xml:space="preserve"> de un activo financiero tradicional no es que sea digital: un depósito bancario también lo es. La diferencia está en </w:t>
       </w:r>
       <w:r>
         <w:rPr>
@@ -4965,7 +5353,15 @@
         <w:t>quién garantiza el registro</w:t>
       </w:r>
       <w:r>
-        <w:t>. En un activo tradicional existe un intermediario —banco, depositaria de valores, cámara de compensación— cuyo libro contable es la fuente de verdad, y la propiedad del activo es una anotación en ese libro. En un criptoactivo el libro está replicado por una red de participantes que acuerdan su contenido mediante un protocolo de consenso, de modo que la propiedad se prueba con una clave criptográfica y no con la palabra de un custodio (Nakamoto, 2008; Narayanan et al., 2016).</w:t>
+        <w:t xml:space="preserve">. En un activo tradicional existe un intermediario —banco, depositaria de valores, cámara de compensación— cuyo libro contable es la fuente de verdad, y la propiedad del activo es una anotación en ese libro. En un </w:t>
+      </w:r>
+      <w:proofErr w:type="spellStart"/>
+      <w:r>
+        <w:t>criptoactivo</w:t>
+      </w:r>
+      <w:proofErr w:type="spellEnd"/>
+      <w:r>
+        <w:t xml:space="preserve"> el libro está replicado por una red de participantes que acuerdan su contenido mediante un protocolo de consenso, de modo que la propiedad se prueba con una clave criptográfica y no con la palabra de un custodio (Nakamoto, 2008; Narayanan et al., 2016).</w:t>
       </w:r>
     </w:p>
     <w:p>
@@ -4983,7 +5379,15 @@
         <w:t>no existe un emisor con obligación de pago</w:t>
       </w:r>
       <w:r>
-        <w:t>. Un bono tiene un flujo contractual; una acción, un derecho residual sobre las utilidades. Un criptoactivo no tiene ninguno de los dos y carece, por lo tanto, de un anclaje de valoración fundamental comparable. Böhme et al. (2015) señalan que su precio se determina enteramente por el equilibrio entre quienes desean adquirirlo y quienes desean desprenderse de él, sin un valor de referencia externo que ancle las expectativas.</w:t>
+        <w:t xml:space="preserve">. Un bono tiene un flujo contractual; una acción, un derecho residual sobre las utilidades. Un </w:t>
+      </w:r>
+      <w:proofErr w:type="spellStart"/>
+      <w:r>
+        <w:t>criptoactivo</w:t>
+      </w:r>
+      <w:proofErr w:type="spellEnd"/>
+      <w:r>
+        <w:t xml:space="preserve"> no tiene ninguno de los dos y carece, por lo tanto, de un anclaje de valoración fundamental comparable. Böhme et al. (2015) señalan que su precio se determina enteramente por el equilibrio entre quienes desean adquirirlo y quienes desean desprenderse de él, sin un valor de referencia externo que ancle las expectativas.</w:t>
       </w:r>
     </w:p>
     <w:p>
@@ -5001,7 +5405,15 @@
         <w:t>reconocimiento de patrones sobre la serie de precios</w:t>
       </w:r>
       <w:r>
-        <w:t xml:space="preserve"> y no como un problema de valoración. No hay un múltiplo al que el precio deba revertir; hay una serie temporal cuya dinámica hay que caracterizar. Y es también la razón por la que el enunciado exige un enfoque multivariante: si no hay fundamentales que expliquen el precio de LTC, buena parte de la información disponible está en cómo se comportan los demás criptoactivos.</w:t>
+        <w:t xml:space="preserve"> y no como un problema de valoración. No hay un múltiplo al que el precio deba revertir; hay una serie temporal cuya dinámica hay que caracterizar. Y es también la razón por la que el enunciado exige un enfoque multivariante: si no hay fundamentales que expliquen el precio de LTC, buena parte de la información disponible está en cómo se comportan los demás </w:t>
+      </w:r>
+      <w:proofErr w:type="spellStart"/>
+      <w:r>
+        <w:t>criptoactivos</w:t>
+      </w:r>
+      <w:proofErr w:type="spellEnd"/>
+      <w:r>
+        <w:t>.</w:t>
       </w:r>
     </w:p>
     <w:p>
@@ -5028,7 +5440,15 @@
         <w:t>Descentralización del registro.</w:t>
       </w:r>
       <w:r>
-        <w:t xml:space="preserve"> Ningún participante puede modificar unilateralmente el historial de transacciones. Esto tiene una consecuencia práctica para nosotros: no existe un precio oficial emitido por una autoridad. Cada exchange forma su propio precio, y elegir la fuente es una decisión metodológica que hay que declarar (sección 4).</w:t>
+        <w:t xml:space="preserve"> Ningún participante puede modificar unilateralmente el historial de transacciones. Esto tiene una consecuencia práctica para nosotros: no existe un precio oficial emitido por una autoridad. Cada </w:t>
+      </w:r>
+      <w:proofErr w:type="spellStart"/>
+      <w:r>
+        <w:t>exchange</w:t>
+      </w:r>
+      <w:proofErr w:type="spellEnd"/>
+      <w:r>
+        <w:t xml:space="preserve"> forma su propio precio, y elegir la fuente es una decisión metodológica que hay que declarar (sección 4).</w:t>
       </w:r>
     </w:p>
     <w:p>
@@ -5053,7 +5473,15 @@
         <w:t>0,426 %</w:t>
       </w:r>
       <w:r>
-        <w:t xml:space="preserve"> de la variación total. En un mercado con horario —una bolsa de valores— aparecería un efecto de fin de semana y un patrón intrasemanal apreciable; aquí, prácticamente no hay ninguno.</w:t>
+        <w:t xml:space="preserve"> de la variación total. En un mercado con horario —una bolsa de valores— aparecería un efecto de fin de semana y un patrón </w:t>
+      </w:r>
+      <w:proofErr w:type="spellStart"/>
+      <w:r>
+        <w:t>intrasemanal</w:t>
+      </w:r>
+      <w:proofErr w:type="spellEnd"/>
+      <w:r>
+        <w:t xml:space="preserve"> apreciable; aquí, prácticamente no hay ninguno.</w:t>
       </w:r>
     </w:p>
     <w:p>
@@ -5086,7 +5514,15 @@
         <w:t>Divisibilidad.</w:t>
       </w:r>
       <w:r>
-        <w:t xml:space="preserve"> Un criptoactivo se fracciona hasta ocho decimales o más, de manera que no existe un tamaño mínimo de operación comparable al lote de una acción. Para el modelado esto implica que la serie de precios no presenta discretización artificial por tamaño de contrato.</w:t>
+        <w:t xml:space="preserve"> Un </w:t>
+      </w:r>
+      <w:proofErr w:type="spellStart"/>
+      <w:r>
+        <w:t>criptoactivo</w:t>
+      </w:r>
+      <w:proofErr w:type="spellEnd"/>
+      <w:r>
+        <w:t xml:space="preserve"> se fracciona hasta ocho decimales o más, de manera que no existe un tamaño mínimo de operación comparable al lote de una acción. Para el modelado esto implica que la serie de precios no presenta discretización artificial por tamaño de contrato.</w:t>
       </w:r>
     </w:p>
     <w:p>
@@ -5103,6 +5539,7 @@
       <w:r>
         <w:t xml:space="preserve"> Todas las transacciones son públicas y auditables, pero las direcciones no están asociadas a identidades. La consecuencia para el análisis es que existe información en cadena (</w:t>
       </w:r>
+      <w:proofErr w:type="spellStart"/>
       <w:r>
         <w:rPr>
           <w:i/>
@@ -5110,6 +5547,7 @@
         </w:rPr>
         <w:t>on-chain</w:t>
       </w:r>
+      <w:proofErr w:type="spellEnd"/>
       <w:r>
         <w:t xml:space="preserve">) potencialmente utilizable como variable explicativa. En este proyecto no la usamos: el enunciado especifica los precios </w:t>
       </w:r>
@@ -5130,10 +5568,15 @@
         <w:t>Ausencia de cierre diario.</w:t>
       </w:r>
       <w:r>
-        <w:t xml:space="preserve"> La consecuencia técnica es que la vela diaria es un corte de reloj convencional —00:00 UTC—, no un evento de mercado. Un cierre bursátil concentra órdenes y produce un precio con significado institucional; un corte a medianoche UTC en cripto es una convención del exchange. Esto refuerza la conveniencia de trabajar con velas de 4 horas: si el corte es arbitrario de todos modos, la granularidad se elige por criterio estadístico —cuántos ejemplos deja disponibles— y no por respeto a una convención que no sign</w:t>
-      </w:r>
-      <w:r>
-        <w:t>ifica nada.</w:t>
+        <w:t xml:space="preserve"> La consecuencia técnica es que la vela diaria es un corte de reloj convencional —00:00 UTC—, no un evento de mercado. Un cierre bursátil concentra órdenes y produce un precio con significado institucional; un corte a medianoche UTC en cripto es una convención del </w:t>
+      </w:r>
+      <w:proofErr w:type="spellStart"/>
+      <w:r>
+        <w:t>exchange</w:t>
+      </w:r>
+      <w:proofErr w:type="spellEnd"/>
+      <w:r>
+        <w:t>. Esto refuerza la conveniencia de trabajar con velas de 4 horas: si el corte es arbitrario de todos modos, la granularidad se elige por criterio estadístico —cuántos ejemplos deja disponibles— y no por respeto a una convención que no significa nada.</w:t>
       </w:r>
     </w:p>
     <w:p>
@@ -5168,7 +5611,47 @@
         <w:t>8,8 veces</w:t>
       </w:r>
       <w:r>
-        <w:t xml:space="preserve"> más volátil que el más tranquilo. La literatura documenta este comportamiento de forma sistemática. Katsiampa (2017) compara modelos GARCH sobre Bitcoin, y Caporale y Zekokh (2019) muestran, mediante modelos GARCH con cambio de régimen markoviano, que la volatilidad de los criptoactivos no es solamente alta sino que </w:t>
+        <w:t xml:space="preserve"> más volátil que el más tranquilo. La literatura documenta este comportamiento de forma sistemática. </w:t>
+      </w:r>
+      <w:proofErr w:type="spellStart"/>
+      <w:r>
+        <w:t>Katsiampa</w:t>
+      </w:r>
+      <w:proofErr w:type="spellEnd"/>
+      <w:r>
+        <w:t xml:space="preserve"> (2017) compara modelos GARCH sobre Bitcoin, y Caporale y </w:t>
+      </w:r>
+      <w:proofErr w:type="spellStart"/>
+      <w:r>
+        <w:t>Zekokh</w:t>
+      </w:r>
+      <w:proofErr w:type="spellEnd"/>
+      <w:r>
+        <w:t xml:space="preserve"> (2019) muestran, mediante modelos GARCH con cambio de régimen </w:t>
+      </w:r>
+      <w:proofErr w:type="spellStart"/>
+      <w:r>
+        <w:t>markoviano</w:t>
+      </w:r>
+      <w:proofErr w:type="spellEnd"/>
+      <w:r>
+        <w:t xml:space="preserve">, que la volatilidad de los </w:t>
+      </w:r>
+      <w:proofErr w:type="spellStart"/>
+      <w:r>
+        <w:t>criptoactivos</w:t>
+      </w:r>
+      <w:proofErr w:type="spellEnd"/>
+      <w:r>
+        <w:t xml:space="preserve"> no es solamente </w:t>
+      </w:r>
+      <w:proofErr w:type="gramStart"/>
+      <w:r>
+        <w:t>alta</w:t>
+      </w:r>
+      <w:proofErr w:type="gramEnd"/>
+      <w:r>
+        <w:t xml:space="preserve"> sino que </w:t>
       </w:r>
       <w:r>
         <w:rPr>
@@ -5325,12 +5808,21 @@
       <w:pPr>
         <w:ind w:firstLine="720"/>
       </w:pPr>
-      <w:r>
-        <w:rPr>
-          <w:b/>
-          <w:bCs/>
-        </w:rPr>
-        <w:t>Stablecoins.</w:t>
+      <w:proofErr w:type="spellStart"/>
+      <w:r>
+        <w:rPr>
+          <w:b/>
+          <w:bCs/>
+        </w:rPr>
+        <w:t>Stablecoins</w:t>
+      </w:r>
+      <w:proofErr w:type="spellEnd"/>
+      <w:r>
+        <w:rPr>
+          <w:b/>
+          <w:bCs/>
+        </w:rPr>
+        <w:t>.</w:t>
       </w:r>
       <w:r>
         <w:t xml:space="preserve"> Mantienen paridad con una moneda fiduciaria mediante respaldo o mecanismos algorítmicos. No forman parte de este estudio precisamente por eso: su precio es aproximadamente constante por diseño, no tiene puntos de inflexión que pronosticar, y su serie no aportaría información al problema.</w:t>
@@ -5361,14 +5853,31 @@
         <w:ind w:firstLine="720"/>
       </w:pPr>
       <w:r>
-        <w:t xml:space="preserve">El mercado de criptoactivos se organiza en torno a </w:t>
-      </w:r>
-      <w:r>
-        <w:rPr>
-          <w:b/>
-          <w:bCs/>
-        </w:rPr>
-        <w:t>exchanges centralizados</w:t>
+        <w:t xml:space="preserve">El mercado de </w:t>
+      </w:r>
+      <w:proofErr w:type="spellStart"/>
+      <w:r>
+        <w:t>criptoactivos</w:t>
+      </w:r>
+      <w:proofErr w:type="spellEnd"/>
+      <w:r>
+        <w:t xml:space="preserve"> se organiza en torno a </w:t>
+      </w:r>
+      <w:proofErr w:type="spellStart"/>
+      <w:r>
+        <w:rPr>
+          <w:b/>
+          <w:bCs/>
+        </w:rPr>
+        <w:t>exchanges</w:t>
+      </w:r>
+      <w:proofErr w:type="spellEnd"/>
+      <w:r>
+        <w:rPr>
+          <w:b/>
+          <w:bCs/>
+        </w:rPr>
+        <w:t xml:space="preserve"> centralizados</w:t>
       </w:r>
       <w:r>
         <w:t>, que operan libros de órdenes con emparejamiento continuo, y a mercados descentralizados basados en contratos inteligentes. La formación de precios sucede en cada plaza por separado; el arbitraje entre ellas mantiene las cotizaciones alineadas, pero no las hace idénticas. No existe, a diferencia de los mercados de valores regulados, un mecanismo de consolidación que produzca un precio único de referencia.</w:t>
@@ -5386,7 +5895,15 @@
         <w:t>Decisión de fuente y su consecuencia.</w:t>
       </w:r>
       <w:r>
-        <w:t xml:space="preserve"> Los precios de este trabajo provienen de la API pública de Binance. Hay que declararlo explícitamente porque condiciona lo que los resultados significan: son los precios de </w:t>
+        <w:t xml:space="preserve"> Los precios de este trabajo provienen de la API pública de </w:t>
+      </w:r>
+      <w:proofErr w:type="spellStart"/>
+      <w:r>
+        <w:t>Binance</w:t>
+      </w:r>
+      <w:proofErr w:type="spellEnd"/>
+      <w:r>
+        <w:t xml:space="preserve">. Hay que declararlo explícitamente porque condiciona lo que los resultados significan: son los precios de </w:t>
       </w:r>
       <w:r>
         <w:rPr>
@@ -5396,7 +5913,31 @@
         <w:t>un</w:t>
       </w:r>
       <w:r>
-        <w:t xml:space="preserve"> exchange, no un promedio ponderado del mercado, y por lo tanto incorporan la microestructura particular de esa plaza —su profundidad, su base de usuarios, sus períodos de interrupción—. Un punto de inflexión detectado sobre esta serie es un punto de inflexión en Binance. Dado que Binance concentra una parte sustancial del volumen de las seis parejas contra USDT, es una aproximación razonable al precio de mercado, pero es una aproximación, y así hay que reportarla.</w:t>
+        <w:t xml:space="preserve"> </w:t>
+      </w:r>
+      <w:proofErr w:type="spellStart"/>
+      <w:r>
+        <w:t>exchange</w:t>
+      </w:r>
+      <w:proofErr w:type="spellEnd"/>
+      <w:r>
+        <w:t xml:space="preserve">, no un promedio ponderado del mercado, y por lo tanto incorporan la microestructura particular de esa plaza —su profundidad, su base de usuarios, sus períodos de interrupción—. Un punto de inflexión detectado sobre esta serie es un punto de inflexión en </w:t>
+      </w:r>
+      <w:proofErr w:type="spellStart"/>
+      <w:r>
+        <w:t>Binance</w:t>
+      </w:r>
+      <w:proofErr w:type="spellEnd"/>
+      <w:r>
+        <w:t xml:space="preserve">. Dado que </w:t>
+      </w:r>
+      <w:proofErr w:type="spellStart"/>
+      <w:r>
+        <w:t>Binance</w:t>
+      </w:r>
+      <w:proofErr w:type="spellEnd"/>
+      <w:r>
+        <w:t xml:space="preserve"> concentra una parte sustancial del volumen de las seis parejas contra USDT, es una aproximación razonable al precio de mercado, pero es una aproximación, y así hay que reportarla.</w:t>
       </w:r>
     </w:p>
     <w:p>
@@ -5463,13 +6004,23 @@
       <w:r>
         <w:t xml:space="preserve">La cobertura del panel de 4 horas es prácticamente completa: sobre los 13 114 instantes esperados para SOL no hay ningún hueco, y los huecos de los demás activos en su historia completa van de 9 a 16 velas, esto es, menos del 0,1 %. La calidad del dato no es un supuesto: está medida en </w:t>
       </w:r>
+      <w:proofErr w:type="spellStart"/>
       <w:r>
         <w:rPr>
           <w:rFonts w:ascii="Courier New" w:eastAsia="Courier New" w:hAnsi="Courier New" w:cs="Courier New"/>
           <w:sz w:val="22"/>
           <w:szCs w:val="22"/>
         </w:rPr>
-        <w:t>docs/evidencias/spike-datos-4h.json</w:t>
+        <w:t>docs</w:t>
+      </w:r>
+      <w:proofErr w:type="spellEnd"/>
+      <w:r>
+        <w:rPr>
+          <w:rFonts w:ascii="Courier New" w:eastAsia="Courier New" w:hAnsi="Courier New" w:cs="Courier New"/>
+          <w:sz w:val="22"/>
+          <w:szCs w:val="22"/>
+        </w:rPr>
+        <w:t>/evidencias/spike-datos-4h.json</w:t>
       </w:r>
       <w:r>
         <w:t>.</w:t>
@@ -5500,6 +6051,7 @@
       <w:r>
         <w:t xml:space="preserve"> LTC tiene un tope de emisión de 84 millones de unidades y un calendario de reducción de la recompensa por bloque —</w:t>
       </w:r>
+      <w:proofErr w:type="spellStart"/>
       <w:r>
         <w:rPr>
           <w:i/>
@@ -5507,8 +6059,17 @@
         </w:rPr>
         <w:t>halving</w:t>
       </w:r>
-      <w:r>
-        <w:t>— aproximadamente cada cuatro años. La oferta futura es conocida de antemano y no responde al precio, de modo que todo el ajuste ocurre por el lado de la demanda. El efecto de los halvings sobre el precio es objeto de debate: al tratarse de un evento anunciado, la hipótesis de mercados eficientes predice que ya está incorporado en la cotización, aunque la evidencia sobre eficiencia en cripto es mixta (Urquhart, 2016).</w:t>
+      <w:proofErr w:type="spellEnd"/>
+      <w:r>
+        <w:t xml:space="preserve">— aproximadamente cada cuatro años. La oferta futura es conocida de antemano y no responde al precio, de modo que todo el ajuste ocurre por el lado de la demanda. El efecto de los </w:t>
+      </w:r>
+      <w:proofErr w:type="spellStart"/>
+      <w:r>
+        <w:t>halvings</w:t>
+      </w:r>
+      <w:proofErr w:type="spellEnd"/>
+      <w:r>
+        <w:t xml:space="preserve"> sobre el precio es objeto de debate: al tratarse de un evento anunciado, la hipótesis de mercados eficientes predice que ya está incorporado en la cotización, aunque la evidencia sobre eficiencia en cripto es mixta (Urquhart, 2016).</w:t>
       </w:r>
     </w:p>
     <w:p>
@@ -5523,7 +6084,15 @@
         <w:t>Regulación.</w:t>
       </w:r>
       <w:r>
-        <w:t xml:space="preserve"> Los anuncios regulatorios producen movimientos abruptos y sincronizados en todo el sector. Auer y Claessens (2018) documentan que los precios reaccionan de forma marcada a noticias sobre el tratamiento jurídico de los criptoactivos, con una respuesta diferenciada según el tipo de anuncio. Para nuestro problema esto importa por una razón concreta: los saltos de precio inducidos por noticias son </w:t>
+        <w:t xml:space="preserve"> Los anuncios regulatorios producen movimientos abruptos y sincronizados en todo el sector. Auer y Claessens (2018) documentan que los precios reaccionan de forma marcada a noticias sobre el tratamiento jurídico de los </w:t>
+      </w:r>
+      <w:proofErr w:type="spellStart"/>
+      <w:r>
+        <w:t>criptoactivos</w:t>
+      </w:r>
+      <w:proofErr w:type="spellEnd"/>
+      <w:r>
+        <w:t xml:space="preserve">, con una respuesta diferenciada según el tipo de anuncio. Para nuestro problema esto importa por una razón concreta: los saltos de precio inducidos por noticias son </w:t>
       </w:r>
       <w:r>
         <w:rPr>
@@ -5552,10 +6121,23 @@
         <w:t>Sentimiento y atención.</w:t>
       </w:r>
       <w:r>
-        <w:t xml:space="preserve"> La ausencia de anclaje fundamental deja más espacio al componente de expectativa, y hay evidencia cuantitativa de ello. Liu y Tsyvinski (2021) muestran que los rendimientos de los criptoactivos no están expuestos a los factores de riesgo de acciones, divisas ni materias primas, ni a las variables macroeconómicas habituales —es decir, que no se les encuentra el anclaje fundamental por ningún lado—, y que en cambio sí resultan predichos de forma robusta por el momento del precio y por medidas de atención del</w:t>
-      </w:r>
-      <w:r>
-        <w:t xml:space="preserve"> inversor, como el volumen de búsquedas y de publicaciones en redes. Es la confirmación empírica del argumento de la sección 1, y refuerza el planteamiento del proyecto: si los fundamentales no explican el precio, lo que queda por explotar es la dinámica de la propia serie.</w:t>
+        <w:t xml:space="preserve"> La ausencia de anclaje fundamental deja más espacio al componente de expectativa, y hay evidencia cuantitativa de ello. Liu y </w:t>
+      </w:r>
+      <w:proofErr w:type="spellStart"/>
+      <w:r>
+        <w:t>Tsyvinski</w:t>
+      </w:r>
+      <w:proofErr w:type="spellEnd"/>
+      <w:r>
+        <w:t xml:space="preserve"> (2021) muestran que los rendimientos de los </w:t>
+      </w:r>
+      <w:proofErr w:type="spellStart"/>
+      <w:r>
+        <w:t>criptoactivos</w:t>
+      </w:r>
+      <w:proofErr w:type="spellEnd"/>
+      <w:r>
+        <w:t xml:space="preserve"> no están expuestos a los factores de riesgo de acciones, divisas ni materias primas, ni a las variables macroeconómicas habituales —es decir, que no se les encuentra el anclaje fundamental por ningún lado—, y que en cambio sí resultan predichos de forma robusta por el momento del precio y por medidas de atención del inversor, como el volumen de búsquedas y de publicaciones en redes. Es la confirmación empírica del argumento de la sección 1, y refuerza el planteamiento del proyecto: si los fundamentales no explican el precio, lo que queda por explotar es la dinámica de la propia serie.</w:t>
       </w:r>
     </w:p>
     <w:p>
@@ -5595,7 +6177,15 @@
         <w:t>Contagio entre activos.</w:t>
       </w:r>
       <w:r>
-        <w:t xml:space="preserve"> Es el factor que justifica el diseño multivariante de este trabajo, y por eso tiene sección propia. Ji et al. (2019) y Yi et al. (2018) documentan una red densa de transmisión de retornos y de volatilidad entre criptoactivos, con Bitcoin en posición dominante como emisor de choques.</w:t>
+        <w:t xml:space="preserve"> Es el factor que justifica el diseño multivariante de este trabajo, y por eso tiene sección propia. Ji et al. (2019) y Yi et al. (2018) documentan una red densa de transmisión de retornos y de volatilidad entre </w:t>
+      </w:r>
+      <w:proofErr w:type="spellStart"/>
+      <w:r>
+        <w:t>criptoactivos</w:t>
+      </w:r>
+      <w:proofErr w:type="spellEnd"/>
+      <w:r>
+        <w:t>, con Bitcoin en posición dominante como emisor de choques.</w:t>
       </w:r>
     </w:p>
     <w:p>
@@ -5708,7 +6298,15 @@
         <w:t>Nota.</w:t>
       </w:r>
       <w:r>
-        <w:t xml:space="preserve"> Fuente: elaboración propia sobre datos de Binance.</w:t>
+        <w:t xml:space="preserve"> Fuente: elaboración propia sobre datos de </w:t>
+      </w:r>
+      <w:proofErr w:type="spellStart"/>
+      <w:r>
+        <w:t>Binance</w:t>
+      </w:r>
+      <w:proofErr w:type="spellEnd"/>
+      <w:r>
+        <w:t>.</w:t>
       </w:r>
     </w:p>
     <w:p>
@@ -5800,10 +6398,7 @@
       </w:r>
       <w:r>
         <w:lastRenderedPageBreak/>
-        <w:t>principal emisor de choques de retorno hacia el resto del mercado, de modo que un movimiento de BTC se propaga a LTC casi por definición. ETH aparece incluso ligeramente por encima porque comparte con LT</w:t>
-      </w:r>
-      <w:r>
-        <w:t>C el estatus de activo de gran capitalización y alta liquidez, lo que lo convierte en destino habitual de los mismos flujos de entrada y salida del sector.</w:t>
+        <w:t>principal emisor de choques de retorno hacia el resto del mercado, de modo que un movimiento de BTC se propaga a LTC casi por definición. ETH aparece incluso ligeramente por encima porque comparte con LTC el estatus de activo de gran capitalización y alta liquidez, lo que lo convierte en destino habitual de los mismos flujos de entrada y salida del sector.</w:t>
       </w:r>
     </w:p>
     <w:p>
@@ -5952,7 +6547,15 @@
         <w:t>Control sobre serie construida.</w:t>
       </w:r>
       <w:r>
-        <w:t xml:space="preserve"> Sobre paneles sintéticos generados con correlación objetivo conocida, la medición recupera </w:t>
+        <w:t xml:space="preserve"> Sobre paneles sintéticos generados con correlación </w:t>
+      </w:r>
+      <w:proofErr w:type="gramStart"/>
+      <w:r>
+        <w:t>objetivo conocida</w:t>
+      </w:r>
+      <w:proofErr w:type="gramEnd"/>
+      <w:r>
+        <w:t xml:space="preserve">, la medición recupera </w:t>
       </w:r>
       <w:r>
         <w:rPr>
@@ -6012,6 +6615,7 @@
         </w:rPr>
         <w:t xml:space="preserve">Serie construida por nosotros mediante </w:t>
       </w:r>
+      <w:proofErr w:type="spellStart"/>
       <w:r>
         <w:rPr>
           <w:rFonts w:ascii="Courier New" w:eastAsia="Courier New" w:hAnsi="Courier New" w:cs="Courier New"/>
@@ -6020,7 +6624,40 @@
           <w:sz w:val="22"/>
           <w:szCs w:val="22"/>
         </w:rPr>
-        <w:t>serie_zigzag()</w:t>
+        <w:t>serie_</w:t>
+      </w:r>
+      <w:proofErr w:type="gramStart"/>
+      <w:r>
+        <w:rPr>
+          <w:rFonts w:ascii="Courier New" w:eastAsia="Courier New" w:hAnsi="Courier New" w:cs="Courier New"/>
+          <w:i/>
+          <w:iCs/>
+          <w:sz w:val="22"/>
+          <w:szCs w:val="22"/>
+        </w:rPr>
+        <w:t>zigzag</w:t>
+      </w:r>
+      <w:proofErr w:type="spellEnd"/>
+      <w:r>
+        <w:rPr>
+          <w:rFonts w:ascii="Courier New" w:eastAsia="Courier New" w:hAnsi="Courier New" w:cs="Courier New"/>
+          <w:i/>
+          <w:iCs/>
+          <w:sz w:val="22"/>
+          <w:szCs w:val="22"/>
+        </w:rPr>
+        <w:t>(</w:t>
+      </w:r>
+      <w:proofErr w:type="gramEnd"/>
+      <w:r>
+        <w:rPr>
+          <w:rFonts w:ascii="Courier New" w:eastAsia="Courier New" w:hAnsi="Courier New" w:cs="Courier New"/>
+          <w:i/>
+          <w:iCs/>
+          <w:sz w:val="22"/>
+          <w:szCs w:val="22"/>
+        </w:rPr>
+        <w:t>)</w:t>
       </w:r>
       <w:r>
         <w:rPr>
@@ -6180,45 +6817,34 @@
       <w:r>
         <w:t xml:space="preserve"> El proyecto fija la etiqueta en un único lugar (</w:t>
       </w:r>
+      <w:proofErr w:type="spellStart"/>
       <w:r>
         <w:rPr>
           <w:rFonts w:ascii="Courier New" w:eastAsia="Courier New" w:hAnsi="Courier New" w:cs="Courier New"/>
           <w:sz w:val="22"/>
           <w:szCs w:val="22"/>
         </w:rPr>
-        <w:t>contracts/labeling.py</w:t>
-      </w:r>
-      <w:r>
-        <w:t>) y los cuatro módulos la consumen:</w:t>
-      </w:r>
-    </w:p>
-    <w:p>
-      <w:pPr>
-        <w:ind w:left="720"/>
-      </w:pPr>
-      <w:r>
-        <w:t xml:space="preserve">Una vela </w:t>
-      </w:r>
+        <w:t>contracts</w:t>
+      </w:r>
+      <w:proofErr w:type="spellEnd"/>
       <w:r>
         <w:rPr>
           <w:rFonts w:ascii="Courier New" w:eastAsia="Courier New" w:hAnsi="Courier New" w:cs="Courier New"/>
           <w:sz w:val="22"/>
           <w:szCs w:val="22"/>
         </w:rPr>
-        <w:t>t</w:t>
-      </w:r>
-      <w:r>
-        <w:t xml:space="preserve"> es </w:t>
-      </w:r>
-      <w:r>
-        <w:rPr>
-          <w:b/>
-          <w:bCs/>
-        </w:rPr>
-        <w:t>Máximo</w:t>
-      </w:r>
-      <w:r>
-        <w:t xml:space="preserve"> si su precio de cierre es estrictamente mayor que el de todas las velas entre </w:t>
+        <w:t>/labeling.py</w:t>
+      </w:r>
+      <w:r>
+        <w:t>) y los cuatro módulos la consumen:</w:t>
+      </w:r>
+    </w:p>
+    <w:p>
+      <w:pPr>
+        <w:ind w:left="720"/>
+      </w:pPr>
+      <w:r>
+        <w:t xml:space="preserve">Una vela </w:t>
       </w:r>
       <w:r>
         <w:rPr>
@@ -6226,10 +6852,20 @@
           <w:sz w:val="22"/>
           <w:szCs w:val="22"/>
         </w:rPr>
-        <w:t>t-w</w:t>
-      </w:r>
-      <w:r>
-        <w:t xml:space="preserve"> y </w:t>
+        <w:t>t</w:t>
+      </w:r>
+      <w:r>
+        <w:t xml:space="preserve"> es </w:t>
+      </w:r>
+      <w:r>
+        <w:rPr>
+          <w:b/>
+          <w:bCs/>
+        </w:rPr>
+        <w:t>Máximo</w:t>
+      </w:r>
+      <w:r>
+        <w:t xml:space="preserve"> si su precio de cierre es estrictamente mayor que el de todas las velas entre </w:t>
       </w:r>
       <w:r>
         <w:rPr>
@@ -6237,69 +6873,43 @@
           <w:sz w:val="22"/>
           <w:szCs w:val="22"/>
         </w:rPr>
-        <w:t>t+w</w:t>
-      </w:r>
-      <w:r>
-        <w:t xml:space="preserve">. Es </w:t>
-      </w:r>
-      <w:r>
-        <w:rPr>
-          <w:b/>
-          <w:bCs/>
-        </w:rPr>
-        <w:t>Mínimo</w:t>
-      </w:r>
-      <w:r>
-        <w:t xml:space="preserve"> si es estrictamente menor que todas ellas. En cualquier otro caso es </w:t>
-      </w:r>
-      <w:r>
-        <w:rPr>
-          <w:b/>
-          <w:bCs/>
-        </w:rPr>
-        <w:t>Zona de Continuidad</w:t>
-      </w:r>
-      <w:r>
-        <w:t>.</w:t>
-      </w:r>
-    </w:p>
-    <w:p>
-      <w:pPr>
-        <w:ind w:firstLine="720"/>
-      </w:pPr>
-      <w:r>
-        <w:t xml:space="preserve">Dos precisiones que no son cosméticas. Primera: la exigencia de desigualdad </w:t>
-      </w:r>
-      <w:r>
-        <w:rPr>
-          <w:b/>
-          <w:bCs/>
-        </w:rPr>
-        <w:t>estricta</w:t>
-      </w:r>
-      <w:r>
-        <w:t xml:space="preserve"> contra las 2w vecinas —y no simplemente ser igual al máximo de la ventana— es lo que garantiza la propiedad aritmética del párrafo siguiente; admitiendo empates, la propiedad se pierde. Segunda: las primeras y últimas </w:t>
-      </w:r>
+        <w:t>t-w</w:t>
+      </w:r>
+      <w:r>
+        <w:t xml:space="preserve"> y </w:t>
+      </w:r>
+      <w:proofErr w:type="spellStart"/>
       <w:r>
         <w:rPr>
           <w:rFonts w:ascii="Courier New" w:eastAsia="Courier New" w:hAnsi="Courier New" w:cs="Courier New"/>
           <w:sz w:val="22"/>
           <w:szCs w:val="22"/>
         </w:rPr>
-        <w:t>w</w:t>
-      </w:r>
-      <w:r>
-        <w:t xml:space="preserve"> velas de la serie quedan </w:t>
-      </w:r>
-      <w:r>
-        <w:rPr>
-          <w:b/>
-          <w:bCs/>
-        </w:rPr>
-        <w:t>sin etiqueta</w:t>
-      </w:r>
-      <w:r>
-        <w:t>, no etiquetadas como Continuidad. No tienen ventana completa, así que su clase es desconocida, y desconocida no es lo mismo que neutra: contarlas como Continuidad inflaría artificialmente la clase mayoritaria.</w:t>
+        <w:t>t+w</w:t>
+      </w:r>
+      <w:proofErr w:type="spellEnd"/>
+      <w:r>
+        <w:t xml:space="preserve">. Es </w:t>
+      </w:r>
+      <w:r>
+        <w:rPr>
+          <w:b/>
+          <w:bCs/>
+        </w:rPr>
+        <w:t>Mínimo</w:t>
+      </w:r>
+      <w:r>
+        <w:t xml:space="preserve"> si es estrictamente menor que todas ellas. En cualquier otro caso es </w:t>
+      </w:r>
+      <w:r>
+        <w:rPr>
+          <w:b/>
+          <w:bCs/>
+        </w:rPr>
+        <w:t>Zona de Continuidad</w:t>
+      </w:r>
+      <w:r>
+        <w:t>.</w:t>
       </w:r>
     </w:p>
     <w:p>
@@ -6307,14 +6917,17 @@
         <w:ind w:firstLine="720"/>
       </w:pPr>
       <w:r>
-        <w:rPr>
-          <w:b/>
-          <w:bCs/>
-        </w:rPr>
-        <w:t>Propiedad aritmética: la cota superior del desbalance.</w:t>
-      </w:r>
-      <w:r>
-        <w:t xml:space="preserve"> Dos máximos no pueden estar a menos de </w:t>
+        <w:t xml:space="preserve">Dos precisiones que no son cosméticas. Primera: la exigencia de desigualdad </w:t>
+      </w:r>
+      <w:r>
+        <w:rPr>
+          <w:b/>
+          <w:bCs/>
+        </w:rPr>
+        <w:t>estricta</w:t>
+      </w:r>
+      <w:r>
+        <w:t xml:space="preserve"> contra las 2w vecinas —y no simplemente ser igual al máximo de la ventana— es lo que garantiza la propiedad aritmética del párrafo siguiente; admitiendo empates, la propiedad se pierde. Segunda: las primeras y últimas </w:t>
       </w:r>
       <w:r>
         <w:rPr>
@@ -6322,34 +6935,89 @@
           <w:sz w:val="22"/>
           <w:szCs w:val="22"/>
         </w:rPr>
-        <w:t>w+1</w:t>
-      </w:r>
-      <w:r>
-        <w:t xml:space="preserve"> velas de distancia. La demostración es inmediata: si lo estuvieran, cada uno caería dentro de la ventana del otro y, por definición, cada uno tendría que ser estrictamente mayor que el otro, lo cual es imposible. Por lo tanto, </w:t>
-      </w:r>
-      <w:r>
-        <w:rPr>
-          <w:b/>
-          <w:bCs/>
-        </w:rPr>
-        <w:t xml:space="preserve">como mucho 1 de cada </w:t>
+        <w:t>w</w:t>
+      </w:r>
+      <w:r>
+        <w:t xml:space="preserve"> velas de la serie quedan </w:t>
+      </w:r>
+      <w:r>
+        <w:rPr>
+          <w:b/>
+          <w:bCs/>
+        </w:rPr>
+        <w:t>sin etiqueta</w:t>
+      </w:r>
+      <w:r>
+        <w:t>, no etiquetadas como Continuidad. No tienen ventana completa, así que su clase es desconocida, y desconocida no es lo mismo que neutra: contarlas como Continuidad inflaría artificialmente la clase mayoritaria.</w:t>
+      </w:r>
+    </w:p>
+    <w:p>
+      <w:pPr>
+        <w:ind w:firstLine="720"/>
+      </w:pPr>
+      <w:r>
+        <w:rPr>
+          <w:b/>
+          <w:bCs/>
+        </w:rPr>
+        <w:t>Propiedad aritmética: la cota superior del desbalance.</w:t>
+      </w:r>
+      <w:r>
+        <w:t xml:space="preserve"> Dos máximos no pueden estar a menos de </w:t>
       </w:r>
       <w:r>
         <w:rPr>
           <w:rFonts w:ascii="Courier New" w:eastAsia="Courier New" w:hAnsi="Courier New" w:cs="Courier New"/>
-          <w:b/>
-          <w:bCs/>
           <w:sz w:val="22"/>
           <w:szCs w:val="22"/>
         </w:rPr>
         <w:t>w+1</w:t>
       </w:r>
       <w:r>
-        <w:rPr>
-          <w:b/>
-          <w:bCs/>
-        </w:rPr>
-        <w:t xml:space="preserve"> velas puede ser Máximo</w:t>
+        <w:t xml:space="preserve"> velas de distancia. La demostración es inmediata: si lo estuvieran, cada uno caería dentro de la ventana del otro y, por definición, cada uno tendría que ser estrictamente mayor que el otro, lo cual es imposible. Por lo tanto, </w:t>
+      </w:r>
+      <w:r>
+        <w:rPr>
+          <w:b/>
+          <w:bCs/>
+        </w:rPr>
+        <w:t xml:space="preserve">como mucho 1 de cada </w:t>
+      </w:r>
+      <w:r>
+        <w:rPr>
+          <w:rFonts w:ascii="Courier New" w:eastAsia="Courier New" w:hAnsi="Courier New" w:cs="Courier New"/>
+          <w:b/>
+          <w:bCs/>
+          <w:sz w:val="22"/>
+          <w:szCs w:val="22"/>
+        </w:rPr>
+        <w:t>w+</w:t>
+      </w:r>
+      <w:proofErr w:type="gramStart"/>
+      <w:r>
+        <w:rPr>
+          <w:rFonts w:ascii="Courier New" w:eastAsia="Courier New" w:hAnsi="Courier New" w:cs="Courier New"/>
+          <w:b/>
+          <w:bCs/>
+          <w:sz w:val="22"/>
+          <w:szCs w:val="22"/>
+        </w:rPr>
+        <w:t>1</w:t>
+      </w:r>
+      <w:r>
+        <w:rPr>
+          <w:b/>
+          <w:bCs/>
+        </w:rPr>
+        <w:t xml:space="preserve"> velas puede</w:t>
+      </w:r>
+      <w:proofErr w:type="gramEnd"/>
+      <w:r>
+        <w:rPr>
+          <w:b/>
+          <w:bCs/>
+        </w:rPr>
+        <w:t xml:space="preserve"> ser Máximo</w:t>
       </w:r>
       <w:r>
         <w:t>, y lo mismo vale para Mínimo.</w:t>
@@ -6361,7 +7029,15 @@
       </w:pPr>
       <w:r>
         <w:lastRenderedPageBreak/>
-        <w:t xml:space="preserve">Esto es aritmética, no una medición, y tiene una consecuencia que condiciona todo el proyecto: el desbalance de clases </w:t>
+        <w:t xml:space="preserve">Esto es </w:t>
+      </w:r>
+      <w:proofErr w:type="gramStart"/>
+      <w:r>
+        <w:t>aritmética</w:t>
+      </w:r>
+      <w:proofErr w:type="gramEnd"/>
+      <w:r>
+        <w:t xml:space="preserve">, no una medición, y tiene una consecuencia que condiciona todo el proyecto: el desbalance de clases </w:t>
       </w:r>
       <w:r>
         <w:rPr>
@@ -6475,12 +7151,6 @@
         <w:gridCol w:w="1459"/>
       </w:tblGrid>
       <w:tr>
-        <w:tblPrEx>
-          <w:tblCellMar>
-            <w:top w:w="0" w:type="dxa"/>
-            <w:bottom w:w="0" w:type="dxa"/>
-          </w:tblCellMar>
-        </w:tblPrEx>
         <w:trPr>
           <w:tblHeader/>
         </w:trPr>
@@ -6682,12 +7352,6 @@
         </w:tc>
       </w:tr>
       <w:tr>
-        <w:tblPrEx>
-          <w:tblCellMar>
-            <w:top w:w="0" w:type="dxa"/>
-            <w:bottom w:w="0" w:type="dxa"/>
-          </w:tblCellMar>
-        </w:tblPrEx>
         <w:tc>
           <w:tcPr>
             <w:tcW w:w="1337" w:type="dxa"/>
@@ -6857,12 +7521,6 @@
         </w:tc>
       </w:tr>
       <w:tr>
-        <w:tblPrEx>
-          <w:tblCellMar>
-            <w:top w:w="0" w:type="dxa"/>
-            <w:bottom w:w="0" w:type="dxa"/>
-          </w:tblCellMar>
-        </w:tblPrEx>
         <w:tc>
           <w:tcPr>
             <w:tcW w:w="1337" w:type="dxa"/>
@@ -7032,12 +7690,6 @@
         </w:tc>
       </w:tr>
       <w:tr>
-        <w:tblPrEx>
-          <w:tblCellMar>
-            <w:top w:w="0" w:type="dxa"/>
-            <w:bottom w:w="0" w:type="dxa"/>
-          </w:tblCellMar>
-        </w:tblPrEx>
         <w:tc>
           <w:tcPr>
             <w:tcW w:w="1337" w:type="dxa"/>
@@ -7207,12 +7859,6 @@
         </w:tc>
       </w:tr>
       <w:tr>
-        <w:tblPrEx>
-          <w:tblCellMar>
-            <w:top w:w="0" w:type="dxa"/>
-            <w:bottom w:w="0" w:type="dxa"/>
-          </w:tblCellMar>
-        </w:tblPrEx>
         <w:tc>
           <w:tcPr>
             <w:tcW w:w="1337" w:type="dxa"/>
@@ -7382,12 +8028,6 @@
         </w:tc>
       </w:tr>
       <w:tr>
-        <w:tblPrEx>
-          <w:tblCellMar>
-            <w:top w:w="0" w:type="dxa"/>
-            <w:bottom w:w="0" w:type="dxa"/>
-          </w:tblCellMar>
-        </w:tblPrEx>
         <w:tc>
           <w:tcPr>
             <w:tcW w:w="1337" w:type="dxa"/>
@@ -7557,12 +8197,6 @@
         </w:tc>
       </w:tr>
       <w:tr>
-        <w:tblPrEx>
-          <w:tblCellMar>
-            <w:top w:w="0" w:type="dxa"/>
-            <w:bottom w:w="0" w:type="dxa"/>
-          </w:tblCellMar>
-        </w:tblPrEx>
         <w:tc>
           <w:tcPr>
             <w:tcW w:w="1337" w:type="dxa"/>
@@ -7732,12 +8366,6 @@
         </w:tc>
       </w:tr>
       <w:tr>
-        <w:tblPrEx>
-          <w:tblCellMar>
-            <w:top w:w="0" w:type="dxa"/>
-            <w:bottom w:w="0" w:type="dxa"/>
-          </w:tblCellMar>
-        </w:tblPrEx>
         <w:tc>
           <w:tcPr>
             <w:tcW w:w="1337" w:type="dxa"/>
@@ -7909,12 +8537,6 @@
         </w:tc>
       </w:tr>
       <w:tr>
-        <w:tblPrEx>
-          <w:tblCellMar>
-            <w:top w:w="0" w:type="dxa"/>
-            <w:bottom w:w="0" w:type="dxa"/>
-          </w:tblCellMar>
-        </w:tblPrEx>
         <w:tc>
           <w:tcPr>
             <w:tcW w:w="1337" w:type="dxa"/>
@@ -8125,39 +8747,20 @@
           <w:sz w:val="22"/>
           <w:szCs w:val="22"/>
         </w:rPr>
-        <w:t>spike-datos-1d.json</w:t>
-      </w:r>
-      <w:r>
-        <w:t xml:space="preserve"> y </w:t>
-      </w:r>
+        <w:t>spike-datos-1</w:t>
+      </w:r>
+      <w:proofErr w:type="gramStart"/>
       <w:r>
         <w:rPr>
           <w:rFonts w:ascii="Courier New" w:eastAsia="Courier New" w:hAnsi="Courier New" w:cs="Courier New"/>
           <w:sz w:val="22"/>
           <w:szCs w:val="22"/>
         </w:rPr>
-        <w:t>spike-datos-4h.json</w:t>
-      </w:r>
-      <w:r>
-        <w:t>.</w:t>
-      </w:r>
-    </w:p>
-    <w:p>
-      <w:pPr>
-        <w:ind w:firstLine="720"/>
-      </w:pPr>
-      <w:r>
-        <w:t xml:space="preserve">La lectura de la tabla explica una decisión de diseño del proyecto. El criterio se fijó </w:t>
-      </w:r>
-      <w:r>
-        <w:rPr>
-          <w:b/>
-          <w:bCs/>
-        </w:rPr>
-        <w:t>antes</w:t>
-      </w:r>
-      <w:r>
-        <w:t xml:space="preserve"> de medir: elegir el </w:t>
+        <w:t>d.json</w:t>
+      </w:r>
+      <w:proofErr w:type="gramEnd"/>
+      <w:r>
+        <w:t xml:space="preserve"> y </w:t>
       </w:r>
       <w:r>
         <w:rPr>
@@ -8165,31 +8768,38 @@
           <w:sz w:val="22"/>
           <w:szCs w:val="22"/>
         </w:rPr>
-        <w:t>w</w:t>
-      </w:r>
-      <w:r>
-        <w:t xml:space="preserve"> más grande que deje al menos 300 ejemplos de la clase minoritaria en el conjunto de entrenamiento —un </w:t>
-      </w:r>
+        <w:t>spike-datos-4</w:t>
+      </w:r>
+      <w:proofErr w:type="gramStart"/>
       <w:r>
         <w:rPr>
           <w:rFonts w:ascii="Courier New" w:eastAsia="Courier New" w:hAnsi="Courier New" w:cs="Courier New"/>
           <w:sz w:val="22"/>
           <w:szCs w:val="22"/>
         </w:rPr>
-        <w:t>w</w:t>
-      </w:r>
-      <w:r>
-        <w:t xml:space="preserve"> grande detecta giros más significativos, y el piso de 300 garantiza que el modelo tenga de dónde aprender—. Con velas diarias </w:t>
-      </w:r>
-      <w:r>
-        <w:rPr>
-          <w:b/>
-          <w:bCs/>
-        </w:rPr>
-        <w:t>ninguna combinación cumple el criterio</w:t>
-      </w:r>
-      <w:r>
-        <w:t xml:space="preserve">: la mejor deja 149 ejemplos, la mitad del piso. Con velas de 4 horas, </w:t>
+        <w:t>h.json</w:t>
+      </w:r>
+      <w:proofErr w:type="gramEnd"/>
+      <w:r>
+        <w:t>.</w:t>
+      </w:r>
+    </w:p>
+    <w:p>
+      <w:pPr>
+        <w:ind w:firstLine="720"/>
+      </w:pPr>
+      <w:r>
+        <w:t xml:space="preserve">La lectura de la tabla explica una decisión de diseño del proyecto. El criterio se fijó </w:t>
+      </w:r>
+      <w:r>
+        <w:rPr>
+          <w:b/>
+          <w:bCs/>
+        </w:rPr>
+        <w:t>antes</w:t>
+      </w:r>
+      <w:r>
+        <w:t xml:space="preserve"> de medir: elegir el </w:t>
       </w:r>
       <w:r>
         <w:rPr>
@@ -8197,46 +8807,10 @@
           <w:sz w:val="22"/>
           <w:szCs w:val="22"/>
         </w:rPr>
-        <w:t>w = 7</w:t>
-      </w:r>
-      <w:r>
-        <w:t xml:space="preserve"> </w:t>
-      </w:r>
-      <w:r>
-        <w:lastRenderedPageBreak/>
-        <w:t>es el mayor que lo cumple, con 420. Esa es la razón por la que el panel de trabajo es el de 4 horas, y es una razón medida, no una preferencia.</w:t>
-      </w:r>
-    </w:p>
-    <w:p>
-      <w:pPr>
-        <w:ind w:firstLine="720"/>
-      </w:pPr>
-      <w:r>
-        <w:rPr>
-          <w:b/>
-          <w:bCs/>
-        </w:rPr>
-        <w:t xml:space="preserve">El horizonte </w:t>
-      </w:r>
-      <w:r>
-        <w:rPr>
-          <w:rFonts w:ascii="Courier New" w:eastAsia="Courier New" w:hAnsi="Courier New" w:cs="Courier New"/>
-          <w:b/>
-          <w:bCs/>
-          <w:sz w:val="22"/>
-          <w:szCs w:val="22"/>
-        </w:rPr>
-        <w:t>h</w:t>
-      </w:r>
-      <w:r>
-        <w:rPr>
-          <w:b/>
-          <w:bCs/>
-        </w:rPr>
-        <w:t>.</w:t>
-      </w:r>
-      <w:r>
-        <w:t xml:space="preserve"> Es independiente de </w:t>
+        <w:t>w</w:t>
+      </w:r>
+      <w:r>
+        <w:t xml:space="preserve"> más grande que deje al menos 300 ejemplos de la clase minoritaria en el conjunto de entrenamiento —un </w:t>
       </w:r>
       <w:r>
         <w:rPr>
@@ -8247,7 +8821,17 @@
         <w:t>w</w:t>
       </w:r>
       <w:r>
-        <w:t xml:space="preserve">: mientras </w:t>
+        <w:t xml:space="preserve"> grande detecta giros más significativos, y el piso de 300 garantiza que el modelo tenga de dónde aprender—. Con velas diarias </w:t>
+      </w:r>
+      <w:r>
+        <w:rPr>
+          <w:b/>
+          <w:bCs/>
+        </w:rPr>
+        <w:t>ninguna combinación cumple el criterio</w:t>
+      </w:r>
+      <w:r>
+        <w:t xml:space="preserve">: la mejor deja 149 ejemplos, la mitad del piso. Con velas de 4 horas, </w:t>
       </w:r>
       <w:r>
         <w:rPr>
@@ -8255,20 +8839,46 @@
           <w:sz w:val="22"/>
           <w:szCs w:val="22"/>
         </w:rPr>
-        <w:t>w</w:t>
-      </w:r>
-      <w:r>
-        <w:t xml:space="preserve"> define </w:t>
-      </w:r>
-      <w:r>
-        <w:rPr>
-          <w:i/>
-          <w:iCs/>
-        </w:rPr>
-        <w:t>qué</w:t>
-      </w:r>
-      <w:r>
-        <w:t xml:space="preserve"> es un giro, </w:t>
+        <w:t>w = 7</w:t>
+      </w:r>
+      <w:r>
+        <w:t xml:space="preserve"> </w:t>
+      </w:r>
+      <w:r>
+        <w:lastRenderedPageBreak/>
+        <w:t>es el mayor que lo cumple, con 420. Esa es la razón por la que el panel de trabajo es el de 4 horas, y es una razón medida, no una preferencia.</w:t>
+      </w:r>
+    </w:p>
+    <w:p>
+      <w:pPr>
+        <w:ind w:firstLine="720"/>
+      </w:pPr>
+      <w:r>
+        <w:rPr>
+          <w:b/>
+          <w:bCs/>
+        </w:rPr>
+        <w:t xml:space="preserve">El horizonte </w:t>
+      </w:r>
+      <w:r>
+        <w:rPr>
+          <w:rFonts w:ascii="Courier New" w:eastAsia="Courier New" w:hAnsi="Courier New" w:cs="Courier New"/>
+          <w:b/>
+          <w:bCs/>
+          <w:sz w:val="22"/>
+          <w:szCs w:val="22"/>
+        </w:rPr>
+        <w:t>h</w:t>
+      </w:r>
+      <w:r>
+        <w:rPr>
+          <w:b/>
+          <w:bCs/>
+        </w:rPr>
+        <w:t>.</w:t>
+      </w:r>
+      <w:r>
+        <w:t xml:space="preserve"> Es independiente de </w:t>
       </w:r>
       <w:r>
         <w:rPr>
@@ -8276,20 +8886,10 @@
           <w:sz w:val="22"/>
           <w:szCs w:val="22"/>
         </w:rPr>
-        <w:t>h</w:t>
-      </w:r>
-      <w:r>
-        <w:t xml:space="preserve"> define </w:t>
-      </w:r>
-      <w:r>
-        <w:rPr>
-          <w:i/>
-          <w:iCs/>
-        </w:rPr>
-        <w:t>con cuánta anticipación</w:t>
-      </w:r>
-      <w:r>
-        <w:t xml:space="preserve"> se anuncia. El modelo observa la información disponible hasta </w:t>
+        <w:t>w</w:t>
+      </w:r>
+      <w:r>
+        <w:t xml:space="preserve">: mientras </w:t>
       </w:r>
       <w:r>
         <w:rPr>
@@ -8297,10 +8897,20 @@
           <w:sz w:val="22"/>
           <w:szCs w:val="22"/>
         </w:rPr>
-        <w:t>t</w:t>
-      </w:r>
-      <w:r>
-        <w:t xml:space="preserve"> y responde qué etiqueta corresponderá a la vela </w:t>
+        <w:t>w</w:t>
+      </w:r>
+      <w:r>
+        <w:t xml:space="preserve"> define </w:t>
+      </w:r>
+      <w:r>
+        <w:rPr>
+          <w:i/>
+          <w:iCs/>
+        </w:rPr>
+        <w:t>qué</w:t>
+      </w:r>
+      <w:r>
+        <w:t xml:space="preserve"> es un giro, </w:t>
       </w:r>
       <w:r>
         <w:rPr>
@@ -8308,25 +8918,20 @@
           <w:sz w:val="22"/>
           <w:szCs w:val="22"/>
         </w:rPr>
-        <w:t>t+h</w:t>
-      </w:r>
-      <w:r>
-        <w:t>.</w:t>
-      </w:r>
-    </w:p>
-    <w:p>
-      <w:pPr>
-        <w:ind w:firstLine="720"/>
-      </w:pPr>
-      <w:r>
-        <w:rPr>
-          <w:b/>
-          <w:bCs/>
-        </w:rPr>
-        <w:t>La latencia real del sistema.</w:t>
-      </w:r>
-      <w:r>
-        <w:t xml:space="preserve"> Aquí hay un punto que conviene declarar antes de que lo pregunten. Para saber si la vela </w:t>
+        <w:t>h</w:t>
+      </w:r>
+      <w:r>
+        <w:t xml:space="preserve"> define </w:t>
+      </w:r>
+      <w:r>
+        <w:rPr>
+          <w:i/>
+          <w:iCs/>
+        </w:rPr>
+        <w:t>con cuánta anticipación</w:t>
+      </w:r>
+      <w:r>
+        <w:t xml:space="preserve"> se anuncia. El modelo observa la información disponible hasta </w:t>
       </w:r>
       <w:r>
         <w:rPr>
@@ -8337,38 +8942,35 @@
         <w:t>t</w:t>
       </w:r>
       <w:r>
-        <w:t xml:space="preserve"> fue un máximo hay que observar las </w:t>
-      </w:r>
+        <w:t xml:space="preserve"> y responde qué etiqueta corresponderá a la vela </w:t>
+      </w:r>
+      <w:proofErr w:type="spellStart"/>
       <w:r>
         <w:rPr>
           <w:rFonts w:ascii="Courier New" w:eastAsia="Courier New" w:hAnsi="Courier New" w:cs="Courier New"/>
           <w:sz w:val="22"/>
           <w:szCs w:val="22"/>
         </w:rPr>
-        <w:t>w</w:t>
-      </w:r>
-      <w:r>
-        <w:t xml:space="preserve"> velas posteriores, de modo que su etiqueta </w:t>
-      </w:r>
-      <w:r>
-        <w:rPr>
-          <w:b/>
-          <w:bCs/>
-        </w:rPr>
-        <w:t xml:space="preserve">no se conoce hasta </w:t>
-      </w:r>
-      <w:r>
-        <w:rPr>
-          <w:rFonts w:ascii="Courier New" w:eastAsia="Courier New" w:hAnsi="Courier New" w:cs="Courier New"/>
-          <w:b/>
-          <w:bCs/>
-          <w:sz w:val="22"/>
-          <w:szCs w:val="22"/>
-        </w:rPr>
-        <w:t>t+w</w:t>
-      </w:r>
-      <w:r>
-        <w:t xml:space="preserve">. Si estamos parados en </w:t>
+        <w:t>t+h</w:t>
+      </w:r>
+      <w:proofErr w:type="spellEnd"/>
+      <w:r>
+        <w:t>.</w:t>
+      </w:r>
+    </w:p>
+    <w:p>
+      <w:pPr>
+        <w:ind w:firstLine="720"/>
+      </w:pPr>
+      <w:r>
+        <w:rPr>
+          <w:b/>
+          <w:bCs/>
+        </w:rPr>
+        <w:t>La latencia real del sistema.</w:t>
+      </w:r>
+      <w:r>
+        <w:t xml:space="preserve"> Aquí hay un punto que conviene declarar antes de que lo pregunten. Para saber si la vela </w:t>
       </w:r>
       <w:r>
         <w:rPr>
@@ -8379,7 +8981,7 @@
         <w:t>t</w:t>
       </w:r>
       <w:r>
-        <w:t xml:space="preserve"> y predecimos la etiqueta de </w:t>
+        <w:t xml:space="preserve"> fue un máximo hay que observar las </w:t>
       </w:r>
       <w:r>
         <w:rPr>
@@ -8387,10 +8989,32 @@
           <w:sz w:val="22"/>
           <w:szCs w:val="22"/>
         </w:rPr>
-        <w:t>t+h</w:t>
-      </w:r>
-      <w:r>
-        <w:t xml:space="preserve">, esa etiqueta no existirá hasta </w:t>
+        <w:t>w</w:t>
+      </w:r>
+      <w:r>
+        <w:t xml:space="preserve"> velas posteriores, de modo que su etiqueta </w:t>
+      </w:r>
+      <w:r>
+        <w:rPr>
+          <w:b/>
+          <w:bCs/>
+        </w:rPr>
+        <w:t xml:space="preserve">no se conoce hasta </w:t>
+      </w:r>
+      <w:proofErr w:type="spellStart"/>
+      <w:r>
+        <w:rPr>
+          <w:rFonts w:ascii="Courier New" w:eastAsia="Courier New" w:hAnsi="Courier New" w:cs="Courier New"/>
+          <w:b/>
+          <w:bCs/>
+          <w:sz w:val="22"/>
+          <w:szCs w:val="22"/>
+        </w:rPr>
+        <w:t>t+w</w:t>
+      </w:r>
+      <w:proofErr w:type="spellEnd"/>
+      <w:r>
+        <w:t xml:space="preserve">. Si estamos parados en </w:t>
       </w:r>
       <w:r>
         <w:rPr>
@@ -8398,80 +9022,68 @@
           <w:sz w:val="22"/>
           <w:szCs w:val="22"/>
         </w:rPr>
-        <w:t>t+h+w</w:t>
-      </w:r>
-      <w:r>
-        <w:t xml:space="preserve">. La anticipación efectiva del sistema es por lo tanto de </w:t>
-      </w:r>
-      <w:r>
-        <w:rPr>
-          <w:rFonts w:ascii="Courier New" w:eastAsia="Courier New" w:hAnsi="Courier New" w:cs="Courier New"/>
-          <w:b/>
-          <w:bCs/>
-          <w:sz w:val="22"/>
-          <w:szCs w:val="22"/>
-        </w:rPr>
-        <w:t>h+w</w:t>
-      </w:r>
-      <w:r>
-        <w:rPr>
-          <w:b/>
-          <w:bCs/>
-        </w:rPr>
-        <w:t xml:space="preserve"> velas, no de </w:t>
-      </w:r>
-      <w:r>
-        <w:rPr>
-          <w:rFonts w:ascii="Courier New" w:eastAsia="Courier New" w:hAnsi="Courier New" w:cs="Courier New"/>
-          <w:b/>
-          <w:bCs/>
-          <w:sz w:val="22"/>
-          <w:szCs w:val="22"/>
-        </w:rPr>
-        <w:t>h</w:t>
-      </w:r>
-      <w:r>
-        <w:t xml:space="preserve">, y reportar solo </w:t>
-      </w:r>
+        <w:t>t</w:t>
+      </w:r>
+      <w:r>
+        <w:t xml:space="preserve"> y predecimos la etiqueta de </w:t>
+      </w:r>
+      <w:proofErr w:type="spellStart"/>
       <w:r>
         <w:rPr>
           <w:rFonts w:ascii="Courier New" w:eastAsia="Courier New" w:hAnsi="Courier New" w:cs="Courier New"/>
           <w:sz w:val="22"/>
           <w:szCs w:val="22"/>
         </w:rPr>
-        <w:t>h</w:t>
-      </w:r>
-      <w:r>
-        <w:t xml:space="preserve"> sería engañoso. El proyecto expone esta cantidad como una función explícita (</w:t>
-      </w:r>
+        <w:t>t+h</w:t>
+      </w:r>
+      <w:proofErr w:type="spellEnd"/>
+      <w:r>
+        <w:t xml:space="preserve">, esa etiqueta no existirá hasta </w:t>
+      </w:r>
+      <w:proofErr w:type="spellStart"/>
       <w:r>
         <w:rPr>
           <w:rFonts w:ascii="Courier New" w:eastAsia="Courier New" w:hAnsi="Courier New" w:cs="Courier New"/>
           <w:sz w:val="22"/>
           <w:szCs w:val="22"/>
         </w:rPr>
-        <w:t>latencia_real(w, h)</w:t>
-      </w:r>
-      <w:r>
-        <w:t>) para que el número entre al informe calculado y no estimado.</w:t>
-      </w:r>
-    </w:p>
-    <w:p>
-      <w:pPr>
-        <w:ind w:firstLine="720"/>
-      </w:pPr>
-      <w:r>
-        <w:t xml:space="preserve">De esta propiedad se desprende además el riesgo técnico más serio del proyecto. Como la etiqueta se construye mirando el futuro, es fácil contaminar las características con información posterior al instante de predicción sin darse cuenta. Es el riesgo R4 del PRD, y es particularmente peligroso porque </w:t>
-      </w:r>
-      <w:r>
-        <w:rPr>
-          <w:b/>
-          <w:bCs/>
-        </w:rPr>
-        <w:t>no se manifiesta como un error</w:t>
-      </w:r>
-      <w:r>
-        <w:t xml:space="preserve">: produce métricas excelentes y un sistema inservible. La literatura de aprendizaje automático aplicado a finanzas insiste en este punto (López de Prado, 2018), y por eso el proyecto lo trata con una prueba automática obligatoria (RF-E2) y con un embargo de </w:t>
+        <w:t>t+h+w</w:t>
+      </w:r>
+      <w:proofErr w:type="spellEnd"/>
+      <w:r>
+        <w:t xml:space="preserve">. La anticipación efectiva del sistema es por lo tanto de </w:t>
+      </w:r>
+      <w:proofErr w:type="spellStart"/>
+      <w:r>
+        <w:rPr>
+          <w:rFonts w:ascii="Courier New" w:eastAsia="Courier New" w:hAnsi="Courier New" w:cs="Courier New"/>
+          <w:b/>
+          <w:bCs/>
+          <w:sz w:val="22"/>
+          <w:szCs w:val="22"/>
+        </w:rPr>
+        <w:t>h+w</w:t>
+      </w:r>
+      <w:proofErr w:type="spellEnd"/>
+      <w:r>
+        <w:rPr>
+          <w:b/>
+          <w:bCs/>
+        </w:rPr>
+        <w:t xml:space="preserve"> velas, no de </w:t>
+      </w:r>
+      <w:r>
+        <w:rPr>
+          <w:rFonts w:ascii="Courier New" w:eastAsia="Courier New" w:hAnsi="Courier New" w:cs="Courier New"/>
+          <w:b/>
+          <w:bCs/>
+          <w:sz w:val="22"/>
+          <w:szCs w:val="22"/>
+        </w:rPr>
+        <w:t>h</w:t>
+      </w:r>
+      <w:r>
+        <w:t xml:space="preserve">, y reportar solo </w:t>
       </w:r>
       <w:r>
         <w:rPr>
@@ -8479,10 +9091,88 @@
           <w:sz w:val="22"/>
           <w:szCs w:val="22"/>
         </w:rPr>
+        <w:t>h</w:t>
+      </w:r>
+      <w:r>
+        <w:t xml:space="preserve"> sería engañoso. El proyecto expone esta cantidad como una función explícita (</w:t>
+      </w:r>
+      <w:proofErr w:type="spellStart"/>
+      <w:r>
+        <w:rPr>
+          <w:rFonts w:ascii="Courier New" w:eastAsia="Courier New" w:hAnsi="Courier New" w:cs="Courier New"/>
+          <w:sz w:val="22"/>
+          <w:szCs w:val="22"/>
+        </w:rPr>
+        <w:t>latencia_</w:t>
+      </w:r>
+      <w:proofErr w:type="gramStart"/>
+      <w:r>
+        <w:rPr>
+          <w:rFonts w:ascii="Courier New" w:eastAsia="Courier New" w:hAnsi="Courier New" w:cs="Courier New"/>
+          <w:sz w:val="22"/>
+          <w:szCs w:val="22"/>
+        </w:rPr>
+        <w:t>real</w:t>
+      </w:r>
+      <w:proofErr w:type="spellEnd"/>
+      <w:r>
+        <w:rPr>
+          <w:rFonts w:ascii="Courier New" w:eastAsia="Courier New" w:hAnsi="Courier New" w:cs="Courier New"/>
+          <w:sz w:val="22"/>
+          <w:szCs w:val="22"/>
+        </w:rPr>
+        <w:t>(</w:t>
+      </w:r>
+      <w:proofErr w:type="gramEnd"/>
+      <w:r>
+        <w:rPr>
+          <w:rFonts w:ascii="Courier New" w:eastAsia="Courier New" w:hAnsi="Courier New" w:cs="Courier New"/>
+          <w:sz w:val="22"/>
+          <w:szCs w:val="22"/>
+        </w:rPr>
+        <w:t>w, h)</w:t>
+      </w:r>
+      <w:r>
+        <w:t>) para que el número entre al informe calculado y no estimado.</w:t>
+      </w:r>
+    </w:p>
+    <w:p>
+      <w:pPr>
+        <w:ind w:firstLine="720"/>
+      </w:pPr>
+      <w:r>
+        <w:t xml:space="preserve">De esta propiedad se desprende además el riesgo técnico más serio del proyecto. Como la etiqueta se construye mirando el futuro, es fácil contaminar las características con información posterior al instante de predicción sin darse cuenta. Es el riesgo R4 del PRD, y es particularmente peligroso porque </w:t>
+      </w:r>
+      <w:r>
+        <w:rPr>
+          <w:b/>
+          <w:bCs/>
+        </w:rPr>
+        <w:t>no se manifiesta como un error</w:t>
+      </w:r>
+      <w:r>
+        <w:t xml:space="preserve">: produce métricas excelentes y un sistema inservible. La literatura de aprendizaje automático aplicado a finanzas insiste en este punto (López de Prado, 2018), y por eso el proyecto lo trata con una prueba automática obligatoria (RF-E2) y con un embargo de </w:t>
+      </w:r>
+      <w:proofErr w:type="spellStart"/>
+      <w:r>
+        <w:rPr>
+          <w:rFonts w:ascii="Courier New" w:eastAsia="Courier New" w:hAnsi="Courier New" w:cs="Courier New"/>
+          <w:sz w:val="22"/>
+          <w:szCs w:val="22"/>
+        </w:rPr>
         <w:t>w+h</w:t>
       </w:r>
-      <w:r>
-        <w:t xml:space="preserve"> velas en cada frontera de la partición temporal (Bergmeir &amp; Benítez, 2012).</w:t>
+      <w:proofErr w:type="spellEnd"/>
+      <w:r>
+        <w:t xml:space="preserve"> velas en cada frontera de la partición temporal (</w:t>
+      </w:r>
+      <w:proofErr w:type="spellStart"/>
+      <w:r>
+        <w:t>Bergmeir</w:t>
+      </w:r>
+      <w:proofErr w:type="spellEnd"/>
+      <w:r>
+        <w:t xml:space="preserve"> &amp; Benítez, 2012).</w:t>
       </w:r>
     </w:p>
     <w:p>
@@ -8601,7 +9291,15 @@
         <w:t>Nota.</w:t>
       </w:r>
       <w:r>
-        <w:t xml:space="preserve"> Fuente: elaboración propia sobre datos de Binance.</w:t>
+        <w:t xml:space="preserve"> Fuente: elaboración propia sobre datos de </w:t>
+      </w:r>
+      <w:proofErr w:type="spellStart"/>
+      <w:r>
+        <w:t>Binance</w:t>
+      </w:r>
+      <w:proofErr w:type="spellEnd"/>
+      <w:r>
+        <w:t>.</w:t>
       </w:r>
     </w:p>
     <w:p>
@@ -8630,43 +9328,115 @@
       <w:r>
         <w:t xml:space="preserve">Es el enfoque clásico del análisis técnico y el que muestra la figura del enunciado. Se identifican máximos y mínimos sucesivos y se clasifican como </w:t>
       </w:r>
+      <w:proofErr w:type="spellStart"/>
       <w:r>
         <w:rPr>
           <w:i/>
           <w:iCs/>
         </w:rPr>
-        <w:t>higher high</w:t>
-      </w:r>
-      <w:r>
-        <w:t xml:space="preserve"> (HH), </w:t>
-      </w:r>
+        <w:t>higher</w:t>
+      </w:r>
+      <w:proofErr w:type="spellEnd"/>
       <w:r>
         <w:rPr>
           <w:i/>
           <w:iCs/>
         </w:rPr>
-        <w:t>higher low</w:t>
-      </w:r>
-      <w:r>
-        <w:t xml:space="preserve"> (HL), </w:t>
-      </w:r>
+        <w:t xml:space="preserve"> </w:t>
+      </w:r>
+      <w:proofErr w:type="spellStart"/>
       <w:r>
         <w:rPr>
           <w:i/>
           <w:iCs/>
         </w:rPr>
-        <w:t>lower high</w:t>
-      </w:r>
-      <w:r>
-        <w:t xml:space="preserve"> (LH) y </w:t>
-      </w:r>
+        <w:t>high</w:t>
+      </w:r>
+      <w:proofErr w:type="spellEnd"/>
+      <w:r>
+        <w:t xml:space="preserve"> (HH), </w:t>
+      </w:r>
+      <w:proofErr w:type="spellStart"/>
       <w:r>
         <w:rPr>
           <w:i/>
           <w:iCs/>
         </w:rPr>
-        <w:t>lower low</w:t>
-      </w:r>
+        <w:t>higher</w:t>
+      </w:r>
+      <w:proofErr w:type="spellEnd"/>
+      <w:r>
+        <w:rPr>
+          <w:i/>
+          <w:iCs/>
+        </w:rPr>
+        <w:t xml:space="preserve"> </w:t>
+      </w:r>
+      <w:proofErr w:type="spellStart"/>
+      <w:r>
+        <w:rPr>
+          <w:i/>
+          <w:iCs/>
+        </w:rPr>
+        <w:t>low</w:t>
+      </w:r>
+      <w:proofErr w:type="spellEnd"/>
+      <w:r>
+        <w:t xml:space="preserve"> (HL), </w:t>
+      </w:r>
+      <w:proofErr w:type="spellStart"/>
+      <w:r>
+        <w:rPr>
+          <w:i/>
+          <w:iCs/>
+        </w:rPr>
+        <w:t>lower</w:t>
+      </w:r>
+      <w:proofErr w:type="spellEnd"/>
+      <w:r>
+        <w:rPr>
+          <w:i/>
+          <w:iCs/>
+        </w:rPr>
+        <w:t xml:space="preserve"> </w:t>
+      </w:r>
+      <w:proofErr w:type="spellStart"/>
+      <w:r>
+        <w:rPr>
+          <w:i/>
+          <w:iCs/>
+        </w:rPr>
+        <w:t>high</w:t>
+      </w:r>
+      <w:proofErr w:type="spellEnd"/>
+      <w:r>
+        <w:t xml:space="preserve"> (LH) y </w:t>
+      </w:r>
+      <w:proofErr w:type="spellStart"/>
+      <w:r>
+        <w:rPr>
+          <w:i/>
+          <w:iCs/>
+        </w:rPr>
+        <w:t>lower</w:t>
+      </w:r>
+      <w:proofErr w:type="spellEnd"/>
+      <w:r>
+        <w:rPr>
+          <w:i/>
+          <w:iCs/>
+        </w:rPr>
+        <w:t xml:space="preserve"> </w:t>
+      </w:r>
+      <w:proofErr w:type="spellStart"/>
+      <w:r>
+        <w:rPr>
+          <w:i/>
+          <w:iCs/>
+        </w:rPr>
+        <w:t>low</w:t>
+      </w:r>
+      <w:proofErr w:type="spellEnd"/>
       <w:r>
         <w:t xml:space="preserve"> (LL). Una secuencia de HH y HL describe una tendencia alcista; una de LH y LL, una bajista. El cambio de tendencia se señala cuando la secuencia se rompe: en una tendencia alcista, el primer máximo que no supera al anterior (LH), seguido de un mínimo que perfora al anterior (LL), marca el giro (Murphy, 1999).</w:t>
       </w:r>
@@ -8851,7 +9621,15 @@
         <w:t>¿cómo saben que sus etiquetas no son ruido?</w:t>
       </w:r>
       <w:r>
-        <w:t xml:space="preserve"> Una serie lineal a tramos sin ruido es un caso fácil. La pregunta relevante es cuánto ruido tolera el detector antes de empezar a inventar giros que no existen. Es una medición que se puede hacer, y la hicimos (issue S1-M2-01).</w:t>
+        <w:t xml:space="preserve"> Una serie lineal a tramos sin ruido es un caso fácil. La pregunta relevante es cuánto ruido tolera el detector antes de empezar a inventar giros que no existen. Es una medición que se puede hacer, y la hicimos (</w:t>
+      </w:r>
+      <w:proofErr w:type="spellStart"/>
+      <w:r>
+        <w:t>issue</w:t>
+      </w:r>
+      <w:proofErr w:type="spellEnd"/>
+      <w:r>
+        <w:t xml:space="preserve"> S1-M2-01).</w:t>
       </w:r>
     </w:p>
     <w:p>
@@ -8868,13 +9646,41 @@
       <w:r>
         <w:t xml:space="preserve"> Se generan series de 800 velas con </w:t>
       </w:r>
+      <w:proofErr w:type="spellStart"/>
       <w:r>
         <w:rPr>
           <w:rFonts w:ascii="Courier New" w:eastAsia="Courier New" w:hAnsi="Courier New" w:cs="Courier New"/>
           <w:sz w:val="22"/>
           <w:szCs w:val="22"/>
         </w:rPr>
-        <w:t>serie_zigzag(w = 7)</w:t>
+        <w:t>serie_</w:t>
+      </w:r>
+      <w:proofErr w:type="gramStart"/>
+      <w:r>
+        <w:rPr>
+          <w:rFonts w:ascii="Courier New" w:eastAsia="Courier New" w:hAnsi="Courier New" w:cs="Courier New"/>
+          <w:sz w:val="22"/>
+          <w:szCs w:val="22"/>
+        </w:rPr>
+        <w:t>zigzag</w:t>
+      </w:r>
+      <w:proofErr w:type="spellEnd"/>
+      <w:r>
+        <w:rPr>
+          <w:rFonts w:ascii="Courier New" w:eastAsia="Courier New" w:hAnsi="Courier New" w:cs="Courier New"/>
+          <w:sz w:val="22"/>
+          <w:szCs w:val="22"/>
+        </w:rPr>
+        <w:t>(</w:t>
+      </w:r>
+      <w:proofErr w:type="gramEnd"/>
+      <w:r>
+        <w:rPr>
+          <w:rFonts w:ascii="Courier New" w:eastAsia="Courier New" w:hAnsi="Courier New" w:cs="Courier New"/>
+          <w:sz w:val="22"/>
+          <w:szCs w:val="22"/>
+        </w:rPr>
+        <w:t>w = 7)</w:t>
       </w:r>
       <w:r>
         <w:t xml:space="preserve">, con los vértices colocados por construcción, y se les suma ruido gaussiano de desviación estándar creciente. La verdad de referencia se toma de los vértices de la serie </w:t>
@@ -9031,12 +9837,6 @@
         <w:gridCol w:w="1872"/>
       </w:tblGrid>
       <w:tr>
-        <w:tblPrEx>
-          <w:tblCellMar>
-            <w:top w:w="0" w:type="dxa"/>
-            <w:bottom w:w="0" w:type="dxa"/>
-          </w:tblCellMar>
-        </w:tblPrEx>
         <w:trPr>
           <w:tblHeader/>
         </w:trPr>
@@ -9181,12 +9981,6 @@
         </w:tc>
       </w:tr>
       <w:tr>
-        <w:tblPrEx>
-          <w:tblCellMar>
-            <w:top w:w="0" w:type="dxa"/>
-            <w:bottom w:w="0" w:type="dxa"/>
-          </w:tblCellMar>
-        </w:tblPrEx>
         <w:tc>
           <w:tcPr>
             <w:tcW w:w="1872" w:type="dxa"/>
@@ -9312,12 +10106,6 @@
         </w:tc>
       </w:tr>
       <w:tr>
-        <w:tblPrEx>
-          <w:tblCellMar>
-            <w:top w:w="0" w:type="dxa"/>
-            <w:bottom w:w="0" w:type="dxa"/>
-          </w:tblCellMar>
-        </w:tblPrEx>
         <w:tc>
           <w:tcPr>
             <w:tcW w:w="1872" w:type="dxa"/>
@@ -9439,12 +10227,6 @@
         </w:tc>
       </w:tr>
       <w:tr>
-        <w:tblPrEx>
-          <w:tblCellMar>
-            <w:top w:w="0" w:type="dxa"/>
-            <w:bottom w:w="0" w:type="dxa"/>
-          </w:tblCellMar>
-        </w:tblPrEx>
         <w:tc>
           <w:tcPr>
             <w:tcW w:w="1872" w:type="dxa"/>
@@ -9566,12 +10348,6 @@
         </w:tc>
       </w:tr>
       <w:tr>
-        <w:tblPrEx>
-          <w:tblCellMar>
-            <w:top w:w="0" w:type="dxa"/>
-            <w:bottom w:w="0" w:type="dxa"/>
-          </w:tblCellMar>
-        </w:tblPrEx>
         <w:tc>
           <w:tcPr>
             <w:tcW w:w="1872" w:type="dxa"/>
@@ -9693,12 +10469,6 @@
         </w:tc>
       </w:tr>
       <w:tr>
-        <w:tblPrEx>
-          <w:tblCellMar>
-            <w:top w:w="0" w:type="dxa"/>
-            <w:bottom w:w="0" w:type="dxa"/>
-          </w:tblCellMar>
-        </w:tblPrEx>
         <w:tc>
           <w:tcPr>
             <w:tcW w:w="1872" w:type="dxa"/>
@@ -9822,12 +10592,6 @@
         </w:tc>
       </w:tr>
       <w:tr>
-        <w:tblPrEx>
-          <w:tblCellMar>
-            <w:top w:w="0" w:type="dxa"/>
-            <w:bottom w:w="0" w:type="dxa"/>
-          </w:tblCellMar>
-        </w:tblPrEx>
         <w:tc>
           <w:tcPr>
             <w:tcW w:w="1872" w:type="dxa"/>
@@ -9949,12 +10713,6 @@
         </w:tc>
       </w:tr>
       <w:tr>
-        <w:tblPrEx>
-          <w:tblCellMar>
-            <w:top w:w="0" w:type="dxa"/>
-            <w:bottom w:w="0" w:type="dxa"/>
-          </w:tblCellMar>
-        </w:tblPrEx>
         <w:tc>
           <w:tcPr>
             <w:tcW w:w="1872" w:type="dxa"/>
@@ -10076,12 +10834,6 @@
         </w:tc>
       </w:tr>
       <w:tr>
-        <w:tblPrEx>
-          <w:tblCellMar>
-            <w:top w:w="0" w:type="dxa"/>
-            <w:bottom w:w="0" w:type="dxa"/>
-          </w:tblCellMar>
-        </w:tblPrEx>
         <w:tc>
           <w:tcPr>
             <w:tcW w:w="1872" w:type="dxa"/>
@@ -10238,19 +10990,85 @@
           <w:sz w:val="22"/>
           <w:szCs w:val="22"/>
         </w:rPr>
-        <w:t>m2-ruido-etiquetado.json</w:t>
-      </w:r>
-      <w:r>
-        <w:t xml:space="preserve">, regenerable con </w:t>
-      </w:r>
+        <w:t>m2-ruido-</w:t>
+      </w:r>
+      <w:proofErr w:type="gramStart"/>
       <w:r>
         <w:rPr>
           <w:rFonts w:ascii="Courier New" w:eastAsia="Courier New" w:hAnsi="Courier New" w:cs="Courier New"/>
           <w:sz w:val="22"/>
           <w:szCs w:val="22"/>
         </w:rPr>
-        <w:t>uv run python -m src.sintetico.sensibilidad</w:t>
-      </w:r>
+        <w:t>etiquetado.json</w:t>
+      </w:r>
+      <w:proofErr w:type="gramEnd"/>
+      <w:r>
+        <w:t xml:space="preserve">, </w:t>
+      </w:r>
+      <w:proofErr w:type="spellStart"/>
+      <w:r>
+        <w:t>regenerable</w:t>
+      </w:r>
+      <w:proofErr w:type="spellEnd"/>
+      <w:r>
+        <w:t xml:space="preserve"> con </w:t>
+      </w:r>
+      <w:proofErr w:type="spellStart"/>
+      <w:r>
+        <w:rPr>
+          <w:rFonts w:ascii="Courier New" w:eastAsia="Courier New" w:hAnsi="Courier New" w:cs="Courier New"/>
+          <w:sz w:val="22"/>
+          <w:szCs w:val="22"/>
+        </w:rPr>
+        <w:t>uv</w:t>
+      </w:r>
+      <w:proofErr w:type="spellEnd"/>
+      <w:r>
+        <w:rPr>
+          <w:rFonts w:ascii="Courier New" w:eastAsia="Courier New" w:hAnsi="Courier New" w:cs="Courier New"/>
+          <w:sz w:val="22"/>
+          <w:szCs w:val="22"/>
+        </w:rPr>
+        <w:t xml:space="preserve"> run </w:t>
+      </w:r>
+      <w:proofErr w:type="spellStart"/>
+      <w:r>
+        <w:rPr>
+          <w:rFonts w:ascii="Courier New" w:eastAsia="Courier New" w:hAnsi="Courier New" w:cs="Courier New"/>
+          <w:sz w:val="22"/>
+          <w:szCs w:val="22"/>
+        </w:rPr>
+        <w:t>python</w:t>
+      </w:r>
+      <w:proofErr w:type="spellEnd"/>
+      <w:r>
+        <w:rPr>
+          <w:rFonts w:ascii="Courier New" w:eastAsia="Courier New" w:hAnsi="Courier New" w:cs="Courier New"/>
+          <w:sz w:val="22"/>
+          <w:szCs w:val="22"/>
+        </w:rPr>
+        <w:t xml:space="preserve"> -m </w:t>
+      </w:r>
+      <w:proofErr w:type="spellStart"/>
+      <w:proofErr w:type="gramStart"/>
+      <w:r>
+        <w:rPr>
+          <w:rFonts w:ascii="Courier New" w:eastAsia="Courier New" w:hAnsi="Courier New" w:cs="Courier New"/>
+          <w:sz w:val="22"/>
+          <w:szCs w:val="22"/>
+        </w:rPr>
+        <w:t>src.sintetico</w:t>
+      </w:r>
+      <w:proofErr w:type="gramEnd"/>
+      <w:r>
+        <w:rPr>
+          <w:rFonts w:ascii="Courier New" w:eastAsia="Courier New" w:hAnsi="Courier New" w:cs="Courier New"/>
+          <w:sz w:val="22"/>
+          <w:szCs w:val="22"/>
+        </w:rPr>
+        <w:t>.sensibilidad</w:t>
+      </w:r>
+      <w:proofErr w:type="spellEnd"/>
       <w:r>
         <w:t>.</w:t>
       </w:r>
@@ -10287,7 +11105,27 @@
           <w:i/>
           <w:iCs/>
         </w:rPr>
-        <w:t>Serie construida por nosotros; no es Litecoin.</w:t>
+        <w:t xml:space="preserve">Serie construida por nosotros; no es </w:t>
+      </w:r>
+      <w:proofErr w:type="spellStart"/>
+      <w:r>
+        <w:rPr>
+          <w:b/>
+          <w:bCs/>
+          <w:i/>
+          <w:iCs/>
+        </w:rPr>
+        <w:t>Litecoin</w:t>
+      </w:r>
+      <w:proofErr w:type="spellEnd"/>
+      <w:r>
+        <w:rPr>
+          <w:b/>
+          <w:bCs/>
+          <w:i/>
+          <w:iCs/>
+        </w:rPr>
+        <w:t>.</w:t>
       </w:r>
     </w:p>
     <w:p>
@@ -10548,8 +11386,17 @@
           <w:b/>
           <w:bCs/>
         </w:rPr>
-        <w:t>no es Litecoin</w:t>
-      </w:r>
+        <w:t xml:space="preserve">no es </w:t>
+      </w:r>
+      <w:proofErr w:type="spellStart"/>
+      <w:r>
+        <w:rPr>
+          <w:b/>
+          <w:bCs/>
+        </w:rPr>
+        <w:t>Litecoin</w:t>
+      </w:r>
+      <w:proofErr w:type="spellEnd"/>
       <w:r>
         <w:t xml:space="preserve">. No tiene heterocedasticidad, ni colas pesadas, ni saltos, y su relación señal-ruido la fijamos nosotros. Estos números </w:t>
       </w:r>
@@ -10590,12 +11437,21 @@
       <w:r>
         <w:t xml:space="preserve"> Alejandro Zamora · </w:t>
       </w:r>
-      <w:r>
-        <w:rPr>
-          <w:b/>
-          <w:bCs/>
-        </w:rPr>
-        <w:t>Issue:</w:t>
+      <w:proofErr w:type="spellStart"/>
+      <w:r>
+        <w:rPr>
+          <w:b/>
+          <w:bCs/>
+        </w:rPr>
+        <w:t>Issue</w:t>
+      </w:r>
+      <w:proofErr w:type="spellEnd"/>
+      <w:r>
+        <w:rPr>
+          <w:b/>
+          <w:bCs/>
+        </w:rPr>
+        <w:t>:</w:t>
       </w:r>
       <w:r>
         <w:t xml:space="preserve"> S1-M2-06</w:t>
@@ -10606,7 +11462,15 @@
         <w:ind w:firstLine="720"/>
       </w:pPr>
       <w:r>
-        <w:t>Es el noveno punto del bloque de criptoactivos del enunciado. Va en archivo aparte porque tiene evidencia propia y da para una sección completa.</w:t>
+        <w:t xml:space="preserve">Es el noveno punto del bloque de </w:t>
+      </w:r>
+      <w:proofErr w:type="spellStart"/>
+      <w:r>
+        <w:t>criptoactivos</w:t>
+      </w:r>
+      <w:proofErr w:type="spellEnd"/>
+      <w:r>
+        <w:t xml:space="preserve"> del enunciado. Va en archivo aparte porque tiene evidencia propia y da para una sección completa.</w:t>
       </w:r>
     </w:p>
     <w:p>
@@ -10616,7 +11480,15 @@
       </w:pPr>
       <w:bookmarkStart w:id="24" w:name="_Toc237876909"/>
       <w:r>
-        <w:t>1. El problema que hay que explicar antes que nada</w:t>
+        <w:t xml:space="preserve">1. El problema que hay que </w:t>
+      </w:r>
+      <w:proofErr w:type="gramStart"/>
+      <w:r>
+        <w:t>explicar</w:t>
+      </w:r>
+      <w:proofErr w:type="gramEnd"/>
+      <w:r>
+        <w:t xml:space="preserve"> antes que nada</w:t>
       </w:r>
       <w:bookmarkEnd w:id="24"/>
     </w:p>
@@ -10724,7 +11596,15 @@
         <w:t>Nota.</w:t>
       </w:r>
       <w:r>
-        <w:t xml:space="preserve"> Fuente: elaboración propia sobre datos de Binance.</w:t>
+        <w:t xml:space="preserve"> Fuente: elaboración propia sobre datos de </w:t>
+      </w:r>
+      <w:proofErr w:type="spellStart"/>
+      <w:r>
+        <w:t>Binance</w:t>
+      </w:r>
+      <w:proofErr w:type="spellEnd"/>
+      <w:r>
+        <w:t>.</w:t>
       </w:r>
     </w:p>
     <w:p>
@@ -10785,12 +11665,6 @@
         <w:gridCol w:w="3120"/>
       </w:tblGrid>
       <w:tr>
-        <w:tblPrEx>
-          <w:tblCellMar>
-            <w:top w:w="0" w:type="dxa"/>
-            <w:bottom w:w="0" w:type="dxa"/>
-          </w:tblCellMar>
-        </w:tblPrEx>
         <w:trPr>
           <w:tblHeader/>
         </w:trPr>
@@ -10879,12 +11753,6 @@
         </w:tc>
       </w:tr>
       <w:tr>
-        <w:tblPrEx>
-          <w:tblCellMar>
-            <w:top w:w="0" w:type="dxa"/>
-            <w:bottom w:w="0" w:type="dxa"/>
-          </w:tblCellMar>
-        </w:tblPrEx>
         <w:tc>
           <w:tcPr>
             <w:tcW w:w="3120" w:type="dxa"/>
@@ -10958,12 +11826,6 @@
         </w:tc>
       </w:tr>
       <w:tr>
-        <w:tblPrEx>
-          <w:tblCellMar>
-            <w:top w:w="0" w:type="dxa"/>
-            <w:bottom w:w="0" w:type="dxa"/>
-          </w:tblCellMar>
-        </w:tblPrEx>
         <w:tc>
           <w:tcPr>
             <w:tcW w:w="3120" w:type="dxa"/>
@@ -11038,12 +11900,6 @@
         </w:tc>
       </w:tr>
       <w:tr>
-        <w:tblPrEx>
-          <w:tblCellMar>
-            <w:top w:w="0" w:type="dxa"/>
-            <w:bottom w:w="0" w:type="dxa"/>
-          </w:tblCellMar>
-        </w:tblPrEx>
         <w:tc>
           <w:tcPr>
             <w:tcW w:w="3120" w:type="dxa"/>
@@ -11140,83 +11996,54 @@
       <w:r>
         <w:t xml:space="preserve"> Fuente: </w:t>
       </w:r>
+      <w:proofErr w:type="spellStart"/>
       <w:r>
         <w:rPr>
           <w:rFonts w:ascii="Courier New" w:eastAsia="Courier New" w:hAnsi="Courier New" w:cs="Courier New"/>
           <w:sz w:val="22"/>
           <w:szCs w:val="22"/>
         </w:rPr>
-        <w:t>docs/evidencias/marco-teorico.json</w:t>
-      </w:r>
-      <w:r>
-        <w:t>.</w:t>
-      </w:r>
-    </w:p>
-    <w:p>
-      <w:pPr>
-        <w:ind w:firstLine="720"/>
-      </w:pPr>
-      <w:r>
-        <w:t xml:space="preserve">Las clases están desbalanceadas </w:t>
-      </w:r>
-      <w:r>
-        <w:rPr>
-          <w:b/>
-          <w:bCs/>
-        </w:rPr>
-        <w:t>por construcción, no por accidente de los datos</w:t>
-      </w:r>
-      <w:r>
-        <w:t xml:space="preserve">. Como se demostró en la sección 7 de </w:t>
-      </w:r>
+        <w:t>docs</w:t>
+      </w:r>
+      <w:proofErr w:type="spellEnd"/>
       <w:r>
         <w:rPr>
           <w:rFonts w:ascii="Courier New" w:eastAsia="Courier New" w:hAnsi="Courier New" w:cs="Courier New"/>
           <w:sz w:val="22"/>
           <w:szCs w:val="22"/>
         </w:rPr>
-        <w:t>m2-criptoactivos.md</w:t>
-      </w:r>
-      <w:r>
-        <w:t xml:space="preserve">, dos máximos no pueden estar a menos de </w:t>
-      </w:r>
+        <w:t>/evidencias/marco-</w:t>
+      </w:r>
+      <w:proofErr w:type="spellStart"/>
       <w:r>
         <w:rPr>
           <w:rFonts w:ascii="Courier New" w:eastAsia="Courier New" w:hAnsi="Courier New" w:cs="Courier New"/>
           <w:sz w:val="22"/>
           <w:szCs w:val="22"/>
         </w:rPr>
-        <w:t>w+1</w:t>
-      </w:r>
-      <w:r>
-        <w:t xml:space="preserve"> velas de distancia —cada uno caería en la ventana del otro y cada uno tendría que ser estrictamente mayor que el otro—, de modo que </w:t>
-      </w:r>
-      <w:r>
-        <w:rPr>
-          <w:b/>
-          <w:bCs/>
-        </w:rPr>
-        <w:t xml:space="preserve">como mucho 1 de cada </w:t>
-      </w:r>
-      <w:r>
-        <w:rPr>
-          <w:rFonts w:ascii="Courier New" w:eastAsia="Courier New" w:hAnsi="Courier New" w:cs="Courier New"/>
-          <w:b/>
-          <w:bCs/>
-          <w:sz w:val="22"/>
-          <w:szCs w:val="22"/>
-        </w:rPr>
-        <w:t>w+1</w:t>
-      </w:r>
-      <w:r>
-        <w:rPr>
-          <w:b/>
-          <w:bCs/>
-        </w:rPr>
-        <w:t xml:space="preserve"> velas puede ser Máximo</w:t>
-      </w:r>
-      <w:r>
-        <w:t xml:space="preserve">. Con </w:t>
+        <w:t>teorico.json</w:t>
+      </w:r>
+      <w:proofErr w:type="spellEnd"/>
+      <w:r>
+        <w:t>.</w:t>
+      </w:r>
+    </w:p>
+    <w:p>
+      <w:pPr>
+        <w:ind w:firstLine="720"/>
+      </w:pPr>
+      <w:r>
+        <w:t xml:space="preserve">Las clases están desbalanceadas </w:t>
+      </w:r>
+      <w:r>
+        <w:rPr>
+          <w:b/>
+          <w:bCs/>
+        </w:rPr>
+        <w:t>por construcción, no por accidente de los datos</w:t>
+      </w:r>
+      <w:r>
+        <w:t xml:space="preserve">. Como se demostró en la sección 7 de </w:t>
       </w:r>
       <w:r>
         <w:rPr>
@@ -11224,28 +12051,10 @@
           <w:sz w:val="22"/>
           <w:szCs w:val="22"/>
         </w:rPr>
-        <w:t>w = 5</w:t>
-      </w:r>
-      <w:r>
-        <w:t xml:space="preserve"> esa cota aritmética es del 16,67 % por clase extrema, y la medición sobre LTC da 6,58 %: bastante por debajo, como corresponde a un límite superior.</w:t>
-      </w:r>
-    </w:p>
-    <w:p>
-      <w:pPr>
-        <w:ind w:firstLine="720"/>
-      </w:pPr>
-      <w:r>
-        <w:t xml:space="preserve">La distinción importa porque cambia qué se puede hacer al respecto. Un desbalance accidental —una muestra mal recogida— se corrige recogiendo mejor. Este desbalance </w:t>
-      </w:r>
-      <w:r>
-        <w:rPr>
-          <w:b/>
-          <w:bCs/>
-        </w:rPr>
-        <w:t>no se puede corregir sin cambiar la definición del problema</w:t>
-      </w:r>
-      <w:r>
-        <w:t xml:space="preserve">: bajar </w:t>
+        <w:t>m2-criptoactivos.md</w:t>
+      </w:r>
+      <w:r>
+        <w:t xml:space="preserve">, dos máximos no pueden estar a menos de </w:t>
       </w:r>
       <w:r>
         <w:rPr>
@@ -11253,10 +12062,56 @@
           <w:sz w:val="22"/>
           <w:szCs w:val="22"/>
         </w:rPr>
-        <w:t>w</w:t>
-      </w:r>
-      <w:r>
-        <w:t xml:space="preserve"> produciría más ejemplos extremos, pero serían giros más pequeños, es decir, otro problema. Elegir </w:t>
+        <w:t>w+1</w:t>
+      </w:r>
+      <w:r>
+        <w:t xml:space="preserve"> velas de distancia —cada uno caería en la ventana del otro y cada uno tendría que ser estrictamente mayor que el otro—, de modo que </w:t>
+      </w:r>
+      <w:r>
+        <w:rPr>
+          <w:b/>
+          <w:bCs/>
+        </w:rPr>
+        <w:t xml:space="preserve">como mucho 1 de cada </w:t>
+      </w:r>
+      <w:r>
+        <w:rPr>
+          <w:rFonts w:ascii="Courier New" w:eastAsia="Courier New" w:hAnsi="Courier New" w:cs="Courier New"/>
+          <w:b/>
+          <w:bCs/>
+          <w:sz w:val="22"/>
+          <w:szCs w:val="22"/>
+        </w:rPr>
+        <w:t>w+</w:t>
+      </w:r>
+      <w:proofErr w:type="gramStart"/>
+      <w:r>
+        <w:rPr>
+          <w:rFonts w:ascii="Courier New" w:eastAsia="Courier New" w:hAnsi="Courier New" w:cs="Courier New"/>
+          <w:b/>
+          <w:bCs/>
+          <w:sz w:val="22"/>
+          <w:szCs w:val="22"/>
+        </w:rPr>
+        <w:t>1</w:t>
+      </w:r>
+      <w:r>
+        <w:rPr>
+          <w:b/>
+          <w:bCs/>
+        </w:rPr>
+        <w:t xml:space="preserve"> velas puede</w:t>
+      </w:r>
+      <w:proofErr w:type="gramEnd"/>
+      <w:r>
+        <w:rPr>
+          <w:b/>
+          <w:bCs/>
+        </w:rPr>
+        <w:t xml:space="preserve"> ser Máximo</w:t>
+      </w:r>
+      <w:r>
+        <w:t xml:space="preserve">. Con </w:t>
       </w:r>
       <w:r>
         <w:rPr>
@@ -11264,9 +12119,49 @@
           <w:sz w:val="22"/>
           <w:szCs w:val="22"/>
         </w:rPr>
+        <w:t>w = 5</w:t>
+      </w:r>
+      <w:r>
+        <w:t xml:space="preserve"> esa cota aritmética es del 16,67 % por clase extrema, y la medición sobre LTC da 6,58 %: bastante por debajo, como corresponde a un límite superior.</w:t>
+      </w:r>
+    </w:p>
+    <w:p>
+      <w:pPr>
+        <w:ind w:firstLine="720"/>
+      </w:pPr>
+      <w:r>
+        <w:t xml:space="preserve">La distinción importa porque cambia qué se puede hacer al respecto. Un desbalance accidental —una muestra mal recogida— se corrige recogiendo mejor. Este desbalance </w:t>
+      </w:r>
+      <w:r>
+        <w:rPr>
+          <w:b/>
+          <w:bCs/>
+        </w:rPr>
+        <w:t>no se puede corregir sin cambiar la definición del problema</w:t>
+      </w:r>
+      <w:r>
+        <w:t xml:space="preserve">: bajar </w:t>
+      </w:r>
+      <w:r>
+        <w:rPr>
+          <w:rFonts w:ascii="Courier New" w:eastAsia="Courier New" w:hAnsi="Courier New" w:cs="Courier New"/>
+          <w:sz w:val="22"/>
+          <w:szCs w:val="22"/>
+        </w:rPr>
         <w:t>w</w:t>
       </w:r>
       <w:r>
+        <w:t xml:space="preserve"> produciría más ejemplos extremos, pero serían giros más pequeños, es decir, otro problema. Elegir </w:t>
+      </w:r>
+      <w:r>
+        <w:rPr>
+          <w:rFonts w:ascii="Courier New" w:eastAsia="Courier New" w:hAnsi="Courier New" w:cs="Courier New"/>
+          <w:sz w:val="22"/>
+          <w:szCs w:val="22"/>
+        </w:rPr>
+        <w:t>w</w:t>
+      </w:r>
+      <w:r>
         <w:t xml:space="preserve"> es elegir simultáneamente la escala del fenómeno y el grado de desbalance, y las dos cosas se deciden juntas o no se deciden.</w:t>
       </w:r>
     </w:p>
@@ -11275,7 +12170,15 @@
         <w:ind w:firstLine="720"/>
       </w:pPr>
       <w:r>
-        <w:t>La consecuencia práctica es que el desbalance no es un obstáculo que haya que quitar antes de medir: es una propiedad permanente del problema, y las métricas tienen que elegirse sabiendo que va a estar ahí en todas las evaluaciones (He &amp; Garcia, 2009).</w:t>
+        <w:t xml:space="preserve">La consecuencia práctica es que el desbalance no es un obstáculo que haya que quitar antes de medir: es una propiedad permanente del problema, y las métricas tienen que elegirse sabiendo que va a estar ahí en todas las evaluaciones (He &amp; </w:t>
+      </w:r>
+      <w:proofErr w:type="spellStart"/>
+      <w:r>
+        <w:t>Garcia</w:t>
+      </w:r>
+      <w:proofErr w:type="spellEnd"/>
+      <w:r>
+        <w:t>, 2009).</w:t>
       </w:r>
     </w:p>
     <w:p>
@@ -11313,8 +12216,17 @@
           <w:i/>
           <w:iCs/>
         </w:rPr>
-        <w:t>Matriz de confusión del baseline</w:t>
-      </w:r>
+        <w:t xml:space="preserve">Matriz de confusión del </w:t>
+      </w:r>
+      <w:proofErr w:type="spellStart"/>
+      <w:r>
+        <w:rPr>
+          <w:i/>
+          <w:iCs/>
+        </w:rPr>
+        <w:t>baseline</w:t>
+      </w:r>
+      <w:proofErr w:type="spellEnd"/>
       <w:r>
         <w:rPr>
           <w:i/>
@@ -11457,7 +12369,23 @@
           <w:i/>
           <w:iCs/>
         </w:rPr>
-        <w:t>Rendimiento del baseline trivial</w:t>
+        <w:t xml:space="preserve">Rendimiento del </w:t>
+      </w:r>
+      <w:proofErr w:type="spellStart"/>
+      <w:r>
+        <w:rPr>
+          <w:i/>
+          <w:iCs/>
+        </w:rPr>
+        <w:t>baseline</w:t>
+      </w:r>
+      <w:proofErr w:type="spellEnd"/>
+      <w:r>
+        <w:rPr>
+          <w:i/>
+          <w:iCs/>
+        </w:rPr>
+        <w:t xml:space="preserve"> trivial</w:t>
       </w:r>
     </w:p>
     <w:tbl>
@@ -11474,12 +12402,6 @@
         <w:gridCol w:w="4680"/>
       </w:tblGrid>
       <w:tr>
-        <w:tblPrEx>
-          <w:tblCellMar>
-            <w:top w:w="0" w:type="dxa"/>
-            <w:bottom w:w="0" w:type="dxa"/>
-          </w:tblCellMar>
-        </w:tblPrEx>
         <w:trPr>
           <w:tblHeader/>
         </w:trPr>
@@ -11529,23 +12451,26 @@
               <w:spacing w:line="240" w:lineRule="auto"/>
               <w:jc w:val="center"/>
             </w:pPr>
-            <w:r>
-              <w:rPr>
-                <w:sz w:val="22"/>
-                <w:szCs w:val="22"/>
-              </w:rPr>
-              <w:t>Baseline trivial</w:t>
+            <w:proofErr w:type="spellStart"/>
+            <w:r>
+              <w:rPr>
+                <w:sz w:val="22"/>
+                <w:szCs w:val="22"/>
+              </w:rPr>
+              <w:t>Baseline</w:t>
+            </w:r>
+            <w:proofErr w:type="spellEnd"/>
+            <w:r>
+              <w:rPr>
+                <w:sz w:val="22"/>
+                <w:szCs w:val="22"/>
+              </w:rPr>
+              <w:t xml:space="preserve"> trivial</w:t>
             </w:r>
           </w:p>
         </w:tc>
       </w:tr>
       <w:tr>
-        <w:tblPrEx>
-          <w:tblCellMar>
-            <w:top w:w="0" w:type="dxa"/>
-            <w:bottom w:w="0" w:type="dxa"/>
-          </w:tblCellMar>
-        </w:tblPrEx>
         <w:tc>
           <w:tcPr>
             <w:tcW w:w="4680" w:type="dxa"/>
@@ -11597,12 +12522,6 @@
         </w:tc>
       </w:tr>
       <w:tr>
-        <w:tblPrEx>
-          <w:tblCellMar>
-            <w:top w:w="0" w:type="dxa"/>
-            <w:bottom w:w="0" w:type="dxa"/>
-          </w:tblCellMar>
-        </w:tblPrEx>
         <w:tc>
           <w:tcPr>
             <w:tcW w:w="4680" w:type="dxa"/>
@@ -11654,12 +12573,6 @@
         </w:tc>
       </w:tr>
       <w:tr>
-        <w:tblPrEx>
-          <w:tblCellMar>
-            <w:top w:w="0" w:type="dxa"/>
-            <w:bottom w:w="0" w:type="dxa"/>
-          </w:tblCellMar>
-        </w:tblPrEx>
         <w:tc>
           <w:tcPr>
             <w:tcW w:w="4680" w:type="dxa"/>
@@ -11711,12 +12624,6 @@
         </w:tc>
       </w:tr>
       <w:tr>
-        <w:tblPrEx>
-          <w:tblCellMar>
-            <w:top w:w="0" w:type="dxa"/>
-            <w:bottom w:w="0" w:type="dxa"/>
-          </w:tblCellMar>
-        </w:tblPrEx>
         <w:tc>
           <w:tcPr>
             <w:tcW w:w="4680" w:type="dxa"/>
@@ -11766,12 +12673,6 @@
         </w:tc>
       </w:tr>
       <w:tr>
-        <w:tblPrEx>
-          <w:tblCellMar>
-            <w:top w:w="0" w:type="dxa"/>
-            <w:bottom w:w="0" w:type="dxa"/>
-          </w:tblCellMar>
-        </w:tblPrEx>
         <w:tc>
           <w:tcPr>
             <w:tcW w:w="4680" w:type="dxa"/>
@@ -11821,12 +12722,6 @@
         </w:tc>
       </w:tr>
       <w:tr>
-        <w:tblPrEx>
-          <w:tblCellMar>
-            <w:top w:w="0" w:type="dxa"/>
-            <w:bottom w:w="0" w:type="dxa"/>
-          </w:tblCellMar>
-        </w:tblPrEx>
         <w:tc>
           <w:tcPr>
             <w:tcW w:w="4680" w:type="dxa"/>
@@ -11896,156 +12791,194 @@
       <w:r>
         <w:t xml:space="preserve"> Fuente: </w:t>
       </w:r>
+      <w:proofErr w:type="spellStart"/>
       <w:r>
         <w:rPr>
           <w:rFonts w:ascii="Courier New" w:eastAsia="Courier New" w:hAnsi="Courier New" w:cs="Courier New"/>
           <w:sz w:val="22"/>
           <w:szCs w:val="22"/>
         </w:rPr>
-        <w:t>docs/evidencias/marco-teorico.json</w:t>
-      </w:r>
-      <w:r>
-        <w:t>.</w:t>
-      </w:r>
-    </w:p>
-    <w:p>
-      <w:pPr>
-        <w:ind w:firstLine="720"/>
-      </w:pPr>
-      <w:r>
-        <w:t>Este es el resultado más importante de la sección y conviene decirlo sin rodeos.</w:t>
-      </w:r>
-    </w:p>
-    <w:p>
-      <w:pPr>
-        <w:ind w:firstLine="720"/>
-      </w:pPr>
-      <w:r>
-        <w:t xml:space="preserve">Un modelo que </w:t>
-      </w:r>
-      <w:r>
-        <w:rPr>
-          <w:b/>
-          <w:bCs/>
-        </w:rPr>
-        <w:t>no detecta ni un solo punto de inflexión</w:t>
-      </w:r>
-      <w:r>
-        <w:t xml:space="preserve"> —que es literalmente lo único que este proyecto tiene que hacer— alcanza un </w:t>
-      </w:r>
-      <w:r>
-        <w:rPr>
-          <w:b/>
-          <w:bCs/>
-        </w:rPr>
-        <w:t>86,9 % de exactitud</w:t>
-      </w:r>
-      <w:r>
-        <w:t>. Si el informe reportara exactitud, ese modelo parecería razonablemente bueno. Es la trampa completa del desbalance en un solo número: la clase mayoritaria es tan dominante que ignorarla todo el resto sale barato.</w:t>
-      </w:r>
-    </w:p>
-    <w:p>
-      <w:pPr>
-        <w:ind w:firstLine="720"/>
-      </w:pPr>
-      <w:r>
-        <w:t>Las otras dos métricas lo desenmascaran de inmediato:</w:t>
-      </w:r>
-    </w:p>
-    <w:p>
-      <w:pPr>
-        <w:ind w:left="720"/>
-      </w:pPr>
-      <w:r>
-        <w:t xml:space="preserve">• </w:t>
-      </w:r>
-      <w:r>
-        <w:rPr>
-          <w:b/>
-          <w:bCs/>
-        </w:rPr>
-        <w:t>F1 macro = 0,310.</w:t>
-      </w:r>
-      <w:r>
-        <w:t xml:space="preserve"> Como promedia las tres clases con igual peso, los ceros de Máximo y Mínimo arrastran el promedio hacia abajo. El 0,310 es esencialmente 0,930 / 3.</w:t>
-      </w:r>
-    </w:p>
-    <w:p>
-      <w:pPr>
-        <w:ind w:left="720"/>
-      </w:pPr>
-      <w:r>
-        <w:t xml:space="preserve">• </w:t>
-      </w:r>
-      <w:r>
-        <w:rPr>
-          <w:b/>
-          <w:bCs/>
-        </w:rPr>
-        <w:t>Precisión direccional = 0,000.</w:t>
-      </w:r>
-      <w:r>
-        <w:t xml:space="preserve"> De los 284 puntos de inflexión reales de la serie no acertó ninguno, porque no anunció ninguno.</w:t>
-      </w:r>
-    </w:p>
-    <w:p>
-      <w:pPr>
-        <w:ind w:firstLine="720"/>
-      </w:pPr>
-      <w:r>
-        <w:t>Es exactamente el tipo de resultado que conviene poner nosotros en el informe antes de que lo pregunten en la exposición.</w:t>
-      </w:r>
-    </w:p>
-    <w:p>
-      <w:pPr>
-        <w:pStyle w:val="Ttulo3"/>
-        <w:keepNext/>
-      </w:pPr>
-      <w:bookmarkStart w:id="26" w:name="_Toc237876911"/>
-      <w:r>
-        <w:t>2.1 Un contraste que lo deja más claro todavía</w:t>
-      </w:r>
-      <w:bookmarkEnd w:id="26"/>
-    </w:p>
-    <w:p>
-      <w:pPr>
-        <w:ind w:firstLine="720"/>
-      </w:pPr>
-      <w:r>
-        <w:t xml:space="preserve">La exactitud no solo infla al modelo inútil: </w:t>
-      </w:r>
-      <w:r>
-        <w:rPr>
-          <w:b/>
-          <w:bCs/>
-        </w:rPr>
-        <w:t>puede ordenar los modelos al revés</w:t>
-      </w:r>
-      <w:r>
-        <w:t xml:space="preserve">. Para mostrarlo se midieron los tres baselines obligatorios (RF-V2) sobre el </w:t>
-      </w:r>
-      <w:r>
-        <w:rPr>
-          <w:b/>
-          <w:bCs/>
-        </w:rPr>
-        <w:t>bloque de prueba</w:t>
-      </w:r>
-      <w:r>
-        <w:t xml:space="preserve"> —el </w:t>
-      </w:r>
-      <w:r>
-        <w:lastRenderedPageBreak/>
-        <w:t xml:space="preserve">último 15 % cronológico de la serie, con embargo de </w:t>
-      </w:r>
+        <w:t>docs</w:t>
+      </w:r>
+      <w:proofErr w:type="spellEnd"/>
       <w:r>
         <w:rPr>
           <w:rFonts w:ascii="Courier New" w:eastAsia="Courier New" w:hAnsi="Courier New" w:cs="Courier New"/>
           <w:sz w:val="22"/>
           <w:szCs w:val="22"/>
         </w:rPr>
+        <w:t>/evidencias/marco-</w:t>
+      </w:r>
+      <w:proofErr w:type="spellStart"/>
+      <w:r>
+        <w:rPr>
+          <w:rFonts w:ascii="Courier New" w:eastAsia="Courier New" w:hAnsi="Courier New" w:cs="Courier New"/>
+          <w:sz w:val="22"/>
+          <w:szCs w:val="22"/>
+        </w:rPr>
+        <w:t>teorico.json</w:t>
+      </w:r>
+      <w:proofErr w:type="spellEnd"/>
+      <w:r>
+        <w:t>.</w:t>
+      </w:r>
+    </w:p>
+    <w:p>
+      <w:pPr>
+        <w:ind w:firstLine="720"/>
+      </w:pPr>
+      <w:r>
+        <w:t>Este es el resultado más importante de la sección y conviene decirlo sin rodeos.</w:t>
+      </w:r>
+    </w:p>
+    <w:p>
+      <w:pPr>
+        <w:ind w:firstLine="720"/>
+      </w:pPr>
+      <w:r>
+        <w:t xml:space="preserve">Un modelo que </w:t>
+      </w:r>
+      <w:r>
+        <w:rPr>
+          <w:b/>
+          <w:bCs/>
+        </w:rPr>
+        <w:t>no detecta ni un solo punto de inflexión</w:t>
+      </w:r>
+      <w:r>
+        <w:t xml:space="preserve"> —que es literalmente lo único que este proyecto tiene que hacer— alcanza un </w:t>
+      </w:r>
+      <w:r>
+        <w:rPr>
+          <w:b/>
+          <w:bCs/>
+        </w:rPr>
+        <w:t>86,9 % de exactitud</w:t>
+      </w:r>
+      <w:r>
+        <w:t>. Si el informe reportara exactitud, ese modelo parecería razonablemente bueno. Es la trampa completa del desbalance en un solo número: la clase mayoritaria es tan dominante que ignorarla todo el resto sale barato.</w:t>
+      </w:r>
+    </w:p>
+    <w:p>
+      <w:pPr>
+        <w:ind w:firstLine="720"/>
+      </w:pPr>
+      <w:r>
+        <w:t>Las otras dos métricas lo desenmascaran de inmediato:</w:t>
+      </w:r>
+    </w:p>
+    <w:p>
+      <w:pPr>
+        <w:ind w:left="720"/>
+      </w:pPr>
+      <w:r>
+        <w:t xml:space="preserve">• </w:t>
+      </w:r>
+      <w:r>
+        <w:rPr>
+          <w:b/>
+          <w:bCs/>
+        </w:rPr>
+        <w:t>F1 macro = 0,310.</w:t>
+      </w:r>
+      <w:r>
+        <w:t xml:space="preserve"> Como promedia las tres clases con igual peso, los </w:t>
+      </w:r>
+      <w:proofErr w:type="spellStart"/>
+      <w:r>
+        <w:t>ceros</w:t>
+      </w:r>
+      <w:proofErr w:type="spellEnd"/>
+      <w:r>
+        <w:t xml:space="preserve"> de Máximo y Mínimo arrastran el promedio hacia abajo. El 0,310 es esencialmente 0,930 / 3.</w:t>
+      </w:r>
+    </w:p>
+    <w:p>
+      <w:pPr>
+        <w:ind w:left="720"/>
+      </w:pPr>
+      <w:r>
+        <w:t xml:space="preserve">• </w:t>
+      </w:r>
+      <w:r>
+        <w:rPr>
+          <w:b/>
+          <w:bCs/>
+        </w:rPr>
+        <w:t>Precisión direccional = 0,000.</w:t>
+      </w:r>
+      <w:r>
+        <w:t xml:space="preserve"> De los 284 puntos de inflexión reales de la serie no acertó ninguno, porque no anunció ninguno.</w:t>
+      </w:r>
+    </w:p>
+    <w:p>
+      <w:pPr>
+        <w:ind w:firstLine="720"/>
+      </w:pPr>
+      <w:r>
+        <w:t>Es exactamente el tipo de resultado que conviene poner nosotros en el informe antes de que lo pregunten en la exposición.</w:t>
+      </w:r>
+    </w:p>
+    <w:p>
+      <w:pPr>
+        <w:pStyle w:val="Ttulo3"/>
+        <w:keepNext/>
+      </w:pPr>
+      <w:bookmarkStart w:id="26" w:name="_Toc237876911"/>
+      <w:r>
+        <w:t>2.1 Un contraste que lo deja más claro todavía</w:t>
+      </w:r>
+      <w:bookmarkEnd w:id="26"/>
+    </w:p>
+    <w:p>
+      <w:pPr>
+        <w:ind w:firstLine="720"/>
+      </w:pPr>
+      <w:r>
+        <w:t xml:space="preserve">La exactitud no solo infla al modelo inútil: </w:t>
+      </w:r>
+      <w:r>
+        <w:rPr>
+          <w:b/>
+          <w:bCs/>
+        </w:rPr>
+        <w:t>puede ordenar los modelos al revés</w:t>
+      </w:r>
+      <w:r>
+        <w:t xml:space="preserve">. Para mostrarlo se midieron los tres </w:t>
+      </w:r>
+      <w:proofErr w:type="spellStart"/>
+      <w:r>
+        <w:t>baselines</w:t>
+      </w:r>
+      <w:proofErr w:type="spellEnd"/>
+      <w:r>
+        <w:t xml:space="preserve"> obligatorios (RF-V2) sobre el </w:t>
+      </w:r>
+      <w:r>
+        <w:rPr>
+          <w:b/>
+          <w:bCs/>
+        </w:rPr>
+        <w:t>bloque de prueba</w:t>
+      </w:r>
+      <w:r>
+        <w:t xml:space="preserve"> —el </w:t>
+      </w:r>
+      <w:r>
+        <w:lastRenderedPageBreak/>
+        <w:t xml:space="preserve">último 15 % cronológico de la serie, con embargo de </w:t>
+      </w:r>
+      <w:proofErr w:type="spellStart"/>
+      <w:r>
+        <w:rPr>
+          <w:rFonts w:ascii="Courier New" w:eastAsia="Courier New" w:hAnsi="Courier New" w:cs="Courier New"/>
+          <w:sz w:val="22"/>
+          <w:szCs w:val="22"/>
+        </w:rPr>
         <w:t>w+h</w:t>
       </w:r>
+      <w:proofErr w:type="spellEnd"/>
       <w:r>
         <w:t xml:space="preserve"> velas en la frontera—, que es la partición contra la que se evaluarán los modelos reales:</w:t>
       </w:r>
@@ -12073,7 +13006,23 @@
           <w:i/>
           <w:iCs/>
         </w:rPr>
-        <w:t xml:space="preserve">Los tres baselines sobre el bloque de prueba (11/09/2025 – 04/08/2026), </w:t>
+        <w:t xml:space="preserve">Los tres </w:t>
+      </w:r>
+      <w:proofErr w:type="spellStart"/>
+      <w:r>
+        <w:rPr>
+          <w:i/>
+          <w:iCs/>
+        </w:rPr>
+        <w:t>baselines</w:t>
+      </w:r>
+      <w:proofErr w:type="spellEnd"/>
+      <w:r>
+        <w:rPr>
+          <w:i/>
+          <w:iCs/>
+        </w:rPr>
+        <w:t xml:space="preserve"> sobre el bloque de prueba (11/09/2025 – 04/08/2026), </w:t>
       </w:r>
       <w:r>
         <w:rPr>
@@ -12130,12 +13079,6 @@
         <w:gridCol w:w="1288"/>
       </w:tblGrid>
       <w:tr>
-        <w:tblPrEx>
-          <w:tblCellMar>
-            <w:top w:w="0" w:type="dxa"/>
-            <w:bottom w:w="0" w:type="dxa"/>
-          </w:tblCellMar>
-        </w:tblPrEx>
         <w:trPr>
           <w:tblHeader/>
         </w:trPr>
@@ -12157,6 +13100,7 @@
             <w:pPr>
               <w:spacing w:line="240" w:lineRule="auto"/>
             </w:pPr>
+            <w:proofErr w:type="spellStart"/>
             <w:r>
               <w:rPr>
                 <w:sz w:val="22"/>
@@ -12164,6 +13108,7 @@
               </w:rPr>
               <w:t>Baseline</w:t>
             </w:r>
+            <w:proofErr w:type="spellEnd"/>
           </w:p>
         </w:tc>
         <w:tc>
@@ -12364,12 +13309,6 @@
         </w:tc>
       </w:tr>
       <w:tr>
-        <w:tblPrEx>
-          <w:tblCellMar>
-            <w:top w:w="0" w:type="dxa"/>
-            <w:bottom w:w="0" w:type="dxa"/>
-          </w:tblCellMar>
-        </w:tblPrEx>
         <w:tc>
           <w:tcPr>
             <w:tcW w:w="1170" w:type="dxa"/>
@@ -12565,12 +13504,6 @@
         </w:tc>
       </w:tr>
       <w:tr>
-        <w:tblPrEx>
-          <w:tblCellMar>
-            <w:top w:w="0" w:type="dxa"/>
-            <w:bottom w:w="0" w:type="dxa"/>
-          </w:tblCellMar>
-        </w:tblPrEx>
         <w:tc>
           <w:tcPr>
             <w:tcW w:w="1170" w:type="dxa"/>
@@ -12766,12 +13699,6 @@
         </w:tc>
       </w:tr>
       <w:tr>
-        <w:tblPrEx>
-          <w:tblCellMar>
-            <w:top w:w="0" w:type="dxa"/>
-            <w:bottom w:w="0" w:type="dxa"/>
-          </w:tblCellMar>
-        </w:tblPrEx>
         <w:tc>
           <w:tcPr>
             <w:tcW w:w="1170" w:type="dxa"/>
@@ -13007,90 +13934,117 @@
       <w:r>
         <w:t xml:space="preserve"> Fuente: </w:t>
       </w:r>
+      <w:proofErr w:type="spellStart"/>
       <w:r>
         <w:rPr>
           <w:rFonts w:ascii="Courier New" w:eastAsia="Courier New" w:hAnsi="Courier New" w:cs="Courier New"/>
           <w:sz w:val="22"/>
           <w:szCs w:val="22"/>
         </w:rPr>
-        <w:t>docs/evidencias/m2-baselines.json</w:t>
-      </w:r>
-      <w:r>
-        <w:t>.</w:t>
-      </w:r>
-    </w:p>
-    <w:p>
-      <w:pPr>
-        <w:ind w:firstLine="720"/>
-      </w:pPr>
-      <w:r>
-        <w:t xml:space="preserve">Léase la tabla por columnas y el punto salta a la vista. </w:t>
-      </w:r>
-      <w:r>
-        <w:rPr>
-          <w:b/>
-          <w:bCs/>
-        </w:rPr>
-        <w:t>Por exactitud, el baseline trivial le gana al aleatorio por 14 puntos porcentuales. Por F1 macro, el aleatorio le gana al trivial.</w:t>
-      </w:r>
-      <w:r>
-        <w:t xml:space="preserve"> Las dos métricas ordenan los mismos dos modelos en sentidos opuestos.</w:t>
-      </w:r>
-    </w:p>
-    <w:p>
-      <w:pPr>
-        <w:ind w:firstLine="720"/>
-      </w:pPr>
-      <w:r>
-        <w:t xml:space="preserve">La razón es que el baseline aleatorio, por puro azar, anuncia algunos giros y acierta unos pocos —precisión direccional de 0,065, es decir, 3 de los 46 extremos reales del bloque—, mientras que el trivial nunca anuncia ninguno y acierta cero. En términos del problema que nos pusieron, adivinar al azar es preferible a no intentarlo; la exactitud dice lo contrario. </w:t>
-      </w:r>
-      <w:r>
-        <w:rPr>
-          <w:b/>
-          <w:bCs/>
-        </w:rPr>
-        <w:t>Si la métrica de decisión del proyecto fuera la exactitud, el proyecto premiaría al modelo que no hace nada.</w:t>
-      </w:r>
-    </w:p>
-    <w:p>
-      <w:pPr>
-        <w:ind w:firstLine="720"/>
-      </w:pPr>
-      <w:r>
-        <w:t>Dos observaciones más sobre la tabla, por honestidad:</w:t>
-      </w:r>
-    </w:p>
-    <w:p>
-      <w:pPr>
-        <w:ind w:left="720"/>
-      </w:pPr>
-      <w:r>
-        <w:t xml:space="preserve">• El baseline </w:t>
-      </w:r>
-      <w:r>
-        <w:rPr>
-          <w:b/>
-          <w:bCs/>
-        </w:rPr>
-        <w:t>mayoritario da exactamente lo mismo que el trivial</w:t>
-      </w:r>
-      <w:r>
-        <w:t xml:space="preserve">, y no es casualidad: con </w:t>
-      </w:r>
+        <w:t>docs</w:t>
+      </w:r>
+      <w:proofErr w:type="spellEnd"/>
       <w:r>
         <w:rPr>
           <w:rFonts w:ascii="Courier New" w:eastAsia="Courier New" w:hAnsi="Courier New" w:cs="Courier New"/>
           <w:sz w:val="22"/>
           <w:szCs w:val="22"/>
         </w:rPr>
-        <w:t>w = 5</w:t>
-      </w:r>
-      <w:r>
-        <w:t xml:space="preserve"> la clase más frecuente en entrenamiento es Continuidad, así que ambos </w:t>
-      </w:r>
-      <w:r>
-        <w:lastRenderedPageBreak/>
-        <w:t xml:space="preserve">aprenden a responder lo mismo. Se mantienen separados porque si alguna combinación de </w:t>
+        <w:t>/evidencias/m2-baselines.json</w:t>
+      </w:r>
+      <w:r>
+        <w:t>.</w:t>
+      </w:r>
+    </w:p>
+    <w:p>
+      <w:pPr>
+        <w:ind w:firstLine="720"/>
+      </w:pPr>
+      <w:r>
+        <w:t xml:space="preserve">Léase la tabla por columnas y el punto salta a la vista. </w:t>
+      </w:r>
+      <w:r>
+        <w:rPr>
+          <w:b/>
+          <w:bCs/>
+        </w:rPr>
+        <w:t xml:space="preserve">Por exactitud, el </w:t>
+      </w:r>
+      <w:proofErr w:type="spellStart"/>
+      <w:r>
+        <w:rPr>
+          <w:b/>
+          <w:bCs/>
+        </w:rPr>
+        <w:t>baseline</w:t>
+      </w:r>
+      <w:proofErr w:type="spellEnd"/>
+      <w:r>
+        <w:rPr>
+          <w:b/>
+          <w:bCs/>
+        </w:rPr>
+        <w:t xml:space="preserve"> trivial le gana al aleatorio por 14 puntos porcentuales. Por F1 macro, el aleatorio le gana al trivial.</w:t>
+      </w:r>
+      <w:r>
+        <w:t xml:space="preserve"> Las dos métricas ordenan los mismos dos modelos en sentidos opuestos.</w:t>
+      </w:r>
+    </w:p>
+    <w:p>
+      <w:pPr>
+        <w:ind w:firstLine="720"/>
+      </w:pPr>
+      <w:r>
+        <w:t xml:space="preserve">La razón es que el </w:t>
+      </w:r>
+      <w:proofErr w:type="spellStart"/>
+      <w:r>
+        <w:t>baseline</w:t>
+      </w:r>
+      <w:proofErr w:type="spellEnd"/>
+      <w:r>
+        <w:t xml:space="preserve"> aleatorio, por puro azar, anuncia algunos giros y acierta unos pocos —precisión direccional de 0,065, es decir, 3 de los 46 extremos reales del bloque—, mientras que el trivial nunca anuncia ninguno y acierta cero. En términos del problema que nos pusieron, adivinar al azar es preferible a no intentarlo; la exactitud dice lo contrario. </w:t>
+      </w:r>
+      <w:r>
+        <w:rPr>
+          <w:b/>
+          <w:bCs/>
+        </w:rPr>
+        <w:t>Si la métrica de decisión del proyecto fuera la exactitud, el proyecto premiaría al modelo que no hace nada.</w:t>
+      </w:r>
+    </w:p>
+    <w:p>
+      <w:pPr>
+        <w:ind w:firstLine="720"/>
+      </w:pPr>
+      <w:r>
+        <w:t>Dos observaciones más sobre la tabla, por honestidad:</w:t>
+      </w:r>
+    </w:p>
+    <w:p>
+      <w:pPr>
+        <w:ind w:left="720"/>
+      </w:pPr>
+      <w:r>
+        <w:t xml:space="preserve">• El </w:t>
+      </w:r>
+      <w:proofErr w:type="spellStart"/>
+      <w:r>
+        <w:t>baseline</w:t>
+      </w:r>
+      <w:proofErr w:type="spellEnd"/>
+      <w:r>
+        <w:t xml:space="preserve"> </w:t>
+      </w:r>
+      <w:r>
+        <w:rPr>
+          <w:b/>
+          <w:bCs/>
+        </w:rPr>
+        <w:t>mayoritario da exactamente lo mismo que el trivial</w:t>
+      </w:r>
+      <w:r>
+        <w:t xml:space="preserve">, y no es casualidad: con </w:t>
       </w:r>
       <w:r>
         <w:rPr>
@@ -13098,47 +14052,14 @@
           <w:sz w:val="22"/>
           <w:szCs w:val="22"/>
         </w:rPr>
-        <w:t>(w, h)</w:t>
-      </w:r>
-      <w:r>
-        <w:t xml:space="preserve"> cambiara la clase dominante, el mayoritario lo reflejaría y el trivial no.</w:t>
-      </w:r>
-    </w:p>
-    <w:p>
-      <w:pPr>
-        <w:ind w:left="720"/>
-      </w:pPr>
-      <w:r>
-        <w:t xml:space="preserve">• El baseline aleatorio tiene </w:t>
-      </w:r>
-      <w:r>
-        <w:rPr>
-          <w:b/>
-          <w:bCs/>
-        </w:rPr>
-        <w:t>F1 de Máximo igual a 0,000</w:t>
-      </w:r>
-      <w:r>
-        <w:t>: acertó algún mínimo por azar, pero ningún máximo. Con 24 máximos reales en 320 velas, ese resultado es esperable y recuerda que un número obtenido de una sola semilla tiene varianza.</w:t>
-      </w:r>
-    </w:p>
-    <w:p>
-      <w:pPr>
-        <w:pStyle w:val="Ttulo2"/>
-        <w:keepNext/>
-      </w:pPr>
-      <w:bookmarkStart w:id="27" w:name="_Toc237876912"/>
-      <w:r>
-        <w:t>3. Las métricas que sí usamos</w:t>
-      </w:r>
-      <w:bookmarkEnd w:id="27"/>
-    </w:p>
-    <w:p>
-      <w:pPr>
-        <w:ind w:firstLine="720"/>
-      </w:pPr>
-      <w:r>
-        <w:t xml:space="preserve">Todas provienen de una única función compartida, </w:t>
+        <w:t>w = 5</w:t>
+      </w:r>
+      <w:r>
+        <w:t xml:space="preserve"> la clase más frecuente en entrenamiento es Continuidad, así que ambos </w:t>
+      </w:r>
+      <w:r>
+        <w:lastRenderedPageBreak/>
+        <w:t xml:space="preserve">aprenden a responder lo mismo. Se mantienen separados porque si alguna combinación de </w:t>
       </w:r>
       <w:r>
         <w:rPr>
@@ -13146,563 +14067,158 @@
           <w:sz w:val="22"/>
           <w:szCs w:val="22"/>
         </w:rPr>
-        <w:t>contracts/metrics.py::evaluar</w:t>
-      </w:r>
-      <w:r>
-        <w:t xml:space="preserve"> (RF-V1). Que haya una sola implementación no es burocracia: si dos personas calcularan el F1 con criterios distintos, la comparación entre el modelo fundacional y el avanzado —que es la conclusión central del proyecto— dejaría de ser una comparación.</w:t>
-      </w:r>
-    </w:p>
-    <w:p>
-      <w:pPr>
-        <w:pStyle w:val="Ttulo3"/>
+        <w:t>(w, h)</w:t>
+      </w:r>
+      <w:r>
+        <w:t xml:space="preserve"> cambiara la clase dominante, el mayoritario lo reflejaría y el trivial no.</w:t>
+      </w:r>
+    </w:p>
+    <w:p>
+      <w:pPr>
+        <w:ind w:left="720"/>
+      </w:pPr>
+      <w:r>
+        <w:t xml:space="preserve">• El </w:t>
+      </w:r>
+      <w:proofErr w:type="spellStart"/>
+      <w:r>
+        <w:t>baseline</w:t>
+      </w:r>
+      <w:proofErr w:type="spellEnd"/>
+      <w:r>
+        <w:t xml:space="preserve"> aleatorio tiene </w:t>
+      </w:r>
+      <w:r>
+        <w:rPr>
+          <w:b/>
+          <w:bCs/>
+        </w:rPr>
+        <w:t>F1 de Máximo igual a 0,000</w:t>
+      </w:r>
+      <w:r>
+        <w:t>: acertó algún mínimo por azar, pero ningún máximo. Con 24 máximos reales en 320 velas, ese resultado es esperable y recuerda que un número obtenido de una sola semilla tiene varianza.</w:t>
+      </w:r>
+    </w:p>
+    <w:p>
+      <w:pPr>
+        <w:pStyle w:val="Ttulo2"/>
         <w:keepNext/>
       </w:pPr>
-      <w:bookmarkStart w:id="28" w:name="_Toc237876913"/>
-      <w:r>
-        <w:t>3.1 F1-Score por clase</w:t>
-      </w:r>
-      <w:bookmarkEnd w:id="28"/>
+      <w:bookmarkStart w:id="27" w:name="_Toc237876912"/>
+      <w:r>
+        <w:t>3. Las métricas que sí usamos</w:t>
+      </w:r>
+      <w:bookmarkEnd w:id="27"/>
     </w:p>
     <w:p>
       <w:pPr>
         <w:ind w:firstLine="720"/>
       </w:pPr>
       <w:r>
-        <w:t>El F1 combina dos preguntas distintas sobre una misma clase:</w:t>
-      </w:r>
-    </w:p>
-    <w:p>
-      <w:pPr>
-        <w:ind w:left="720"/>
-      </w:pPr>
-      <w:r>
-        <w:t xml:space="preserve">• </w:t>
-      </w:r>
-      <w:r>
-        <w:rPr>
-          <w:b/>
-          <w:bCs/>
-        </w:rPr>
-        <w:t>Precisión:</w:t>
-      </w:r>
-      <w:r>
-        <w:t xml:space="preserve"> de todos los giros que el modelo anunció, ¿cuántos eran de verdad giros? Mide cuánto cuesta creerle cuando habla.</w:t>
-      </w:r>
-    </w:p>
-    <w:p>
-      <w:pPr>
-        <w:ind w:left="720"/>
-      </w:pPr>
-      <w:r>
-        <w:t>• *</w:t>
-      </w:r>
-      <w:r>
-        <w:rPr>
-          <w:i/>
-          <w:iCs/>
-        </w:rPr>
-        <w:t>Exhaustividad (</w:t>
-      </w:r>
-      <w:r>
-        <w:t>recall</w:t>
-      </w:r>
-      <w:r>
-        <w:rPr>
-          <w:i/>
-          <w:iCs/>
-        </w:rPr>
-        <w:t>):</w:t>
-      </w:r>
-      <w:r>
-        <w:t>* de todos los giros que de verdad ocurrieron, ¿cuántos anunció? Mide cuánto se pierde.</w:t>
-      </w:r>
-    </w:p>
-    <w:p>
-      <w:pPr>
-        <w:ind w:firstLine="720"/>
-      </w:pPr>
-      <w:r>
-        <w:t xml:space="preserve">El F1 es su </w:t>
-      </w:r>
-      <w:r>
-        <w:rPr>
-          <w:b/>
-          <w:bCs/>
-        </w:rPr>
-        <w:t>media armónica</w:t>
-      </w:r>
-      <w:r>
-        <w:t xml:space="preserve">: </w:t>
-      </w:r>
+        <w:t xml:space="preserve">Todas provienen de una única función compartida, </w:t>
+      </w:r>
+      <w:proofErr w:type="spellStart"/>
+      <w:proofErr w:type="gramStart"/>
       <w:r>
         <w:rPr>
           <w:rFonts w:ascii="Courier New" w:eastAsia="Courier New" w:hAnsi="Courier New" w:cs="Courier New"/>
           <w:sz w:val="22"/>
           <w:szCs w:val="22"/>
         </w:rPr>
-        <w:t>F1 = 2·P·R / (P+R)</w:t>
-      </w:r>
-      <w:r>
-        <w:t xml:space="preserve">. Se usa la media armónica y no la aritmética porque la armónica está dominada por el término más pequeño y por lo tanto </w:t>
-      </w:r>
-      <w:r>
-        <w:rPr>
-          <w:b/>
-          <w:bCs/>
-        </w:rPr>
-        <w:t>castiga el desequilibrio entre las dos</w:t>
-      </w:r>
-      <w:r>
-        <w:t>. Un modelo con precisión 1,00 y exhaustividad 0,02 —anuncia un solo giro en toda la serie y acierta— tiene media aritmética 0,51, que suena aceptable, y F1 de 0,039, que es lo que corresponde. En un problema donde es trivial obtener precisión perfecta a costa de no anunciar casi nada, esa propiedad es exactamente la que hace falta.</w:t>
-      </w:r>
-    </w:p>
-    <w:p>
-      <w:pPr>
-        <w:ind w:firstLine="720"/>
-      </w:pPr>
-      <w:r>
-        <w:lastRenderedPageBreak/>
-        <w:t xml:space="preserve">Reportarlo </w:t>
-      </w:r>
-      <w:r>
-        <w:rPr>
-          <w:b/>
-          <w:bCs/>
-        </w:rPr>
-        <w:t>por clase</w:t>
-      </w:r>
-      <w:r>
-        <w:t xml:space="preserve"> y no solo agregado es indispensable aquí, porque las tres clases tienen dificultades muy distintas: Continuidad es fácil por abundancia, y Máximo y Mínimo son el objetivo real del trabajo. En la Tabla 4 se ve que el número agregado esconde dos ceros.</w:t>
-      </w:r>
-    </w:p>
-    <w:p>
-      <w:pPr>
-        <w:ind w:firstLine="720"/>
-      </w:pPr>
-      <w:r>
-        <w:t>Que el par precisión-exhaustividad sea el adecuado para este problema no es una preferencia: Saito y Rehmsmeier (2015) muestran que, con clases fuertemente desbalanceadas, las medidas construidas sobre precisión y exhaustividad reflejan el rendimiento sobre la clase rara mucho mejor que las basadas en la tasa de falsos positivos, porque esta última se diluye contra una clase mayoritaria muy grande. Con un 90,7 % de Continuidad, ese es exactamente nuestro caso.</w:t>
-      </w:r>
-    </w:p>
-    <w:p>
-      <w:pPr>
-        <w:ind w:firstLine="720"/>
-      </w:pPr>
-      <w:r>
-        <w:rPr>
-          <w:b/>
-          <w:bCs/>
-        </w:rPr>
-        <w:t>Una limitación del F1 que conviene declarar nosotros.</w:t>
-      </w:r>
-      <w:r>
-        <w:t xml:space="preserve"> El F1 ignora los verdaderos negativos y no es simétrico entre las clases, y por eso hay literatura que propone el coeficiente de correlación de Matthews como alternativa más informativa (Chicco &amp; Jurman, 2020). No lo adoptamos como métrica principal porque el enunciado pide F1-Score explícitamente y cambiar la métrica de decisión por cuenta propia rompería la comparabilidad con lo que se nos solicitó; queda anotado como limitación conocida y no como algo que se nos haya pasado.</w:t>
-      </w:r>
-    </w:p>
-    <w:p>
-      <w:pPr>
-        <w:pStyle w:val="Ttulo3"/>
-        <w:keepNext/>
-      </w:pPr>
-      <w:bookmarkStart w:id="29" w:name="_Toc237876914"/>
-      <w:r>
-        <w:t>3.2 F1 macro, y por qué no ponderado</w:t>
-      </w:r>
-      <w:bookmarkEnd w:id="29"/>
-    </w:p>
-    <w:p>
-      <w:pPr>
-        <w:ind w:firstLine="720"/>
-      </w:pPr>
-      <w:r>
-        <w:t xml:space="preserve">El </w:t>
-      </w:r>
-      <w:r>
-        <w:rPr>
-          <w:b/>
-          <w:bCs/>
-        </w:rPr>
-        <w:t>F1 macro</w:t>
-      </w:r>
-      <w:r>
-        <w:t xml:space="preserve"> es el promedio simple de los tres F1 por clase. El </w:t>
-      </w:r>
-      <w:r>
-        <w:rPr>
-          <w:b/>
-          <w:bCs/>
-        </w:rPr>
-        <w:t>F1 ponderado</w:t>
-      </w:r>
-      <w:r>
-        <w:t xml:space="preserve"> promedia pesando cada clase por su frecuencia.</w:t>
-      </w:r>
-    </w:p>
-    <w:p>
-      <w:pPr>
-        <w:ind w:firstLine="720"/>
-      </w:pPr>
-      <w:r>
-        <w:t xml:space="preserve">La elección es macro y es deliberada. Con la distribución de la Tabla 3, el ponderado le daría a Continuidad un peso del 87 % del total, de modo que </w:t>
-      </w:r>
-      <w:r>
-        <w:rPr>
-          <w:b/>
-          <w:bCs/>
-        </w:rPr>
-        <w:t>premiaría acertar precisamente la clase que un modelo inútil acierta bien</w:t>
-      </w:r>
-      <w:r>
-        <w:t>. El baseline trivial tendría un F1 ponderado de aproximadamente 0,81 —el 87 % de 0,930— frente a su F1 macro de 0,310. La misma predicción, dos números que cuentan historias opuestas.</w:t>
-      </w:r>
-    </w:p>
-    <w:p>
-      <w:pPr>
-        <w:ind w:firstLine="720"/>
-      </w:pPr>
-      <w:r>
-        <w:lastRenderedPageBreak/>
-        <w:t>El macro tiene el efecto contrario y es el que corresponde: al dar igual peso a las tres clases, un modelo solo puede obtener un buen valor si aprende algo sobre las clases raras. Es la recomendación estándar cuando las clases minoritarias son las de interés (Sokolova &amp; Lapalme, 2009; He &amp; Garcia, 2009).</w:t>
-      </w:r>
-    </w:p>
-    <w:p>
-      <w:pPr>
-        <w:ind w:firstLine="720"/>
-      </w:pPr>
-      <w:r>
-        <w:t xml:space="preserve">Hay además un argumento formal contra los promedios ponderados por prevalencia. Farhadpour et al. (2024) muestran que, en clasificación multiclase de etiqueta única, el F1 micro-promediado es </w:t>
-      </w:r>
-      <w:r>
-        <w:rPr>
-          <w:b/>
-          <w:bCs/>
-        </w:rPr>
-        <w:t>matemáticamente idéntico a la exactitud global</w:t>
-      </w:r>
-      <w:r>
-        <w:t>, de modo que reportarlo no agrega ninguna información sobre lo que la exactitud ya dice; y advierten que los promedios ponderados por la frecuencia de cada clase quedan dominados por las mayoritarias. Aplicado a este proyecto: el promedio ponderado hereda el mismo defecto que la Tabla 4 le demuestra a la exactitud. El macro es la única de las tres variantes que puede ordenar los modelos por lo que nos importa.</w:t>
-      </w:r>
-    </w:p>
-    <w:p>
-      <w:pPr>
-        <w:ind w:firstLine="720"/>
-      </w:pPr>
-      <w:r>
-        <w:rPr>
-          <w:b/>
-          <w:bCs/>
-        </w:rPr>
-        <w:t>Lo que hay que declarar como costo:</w:t>
-      </w:r>
-      <w:r>
-        <w:t xml:space="preserve"> el macro tiene mayor varianza. Con 24 máximos en el bloque de prueba, unos pocos aciertos o fallos mueven el F1 de esa clase de forma apreciable, y como el macro pesa esa clase a un tercio, el ruido se propaga al número final. Por eso la comparación entre modelos del proyecto exige un margen mínimo (</w:t>
-      </w:r>
+        <w:t>contracts</w:t>
+      </w:r>
+      <w:proofErr w:type="spellEnd"/>
       <w:r>
         <w:rPr>
           <w:rFonts w:ascii="Courier New" w:eastAsia="Courier New" w:hAnsi="Courier New" w:cs="Courier New"/>
           <w:sz w:val="22"/>
           <w:szCs w:val="22"/>
         </w:rPr>
-        <w:t>DELTA_F1_DECISIVO = 0,02</w:t>
-      </w:r>
-      <w:r>
-        <w:t>) fijado antes de medir, en lugar de declarar ganador a cualquier diferencia positiva.</w:t>
-      </w:r>
-    </w:p>
-    <w:p>
-      <w:pPr>
-        <w:pStyle w:val="Ttulo3"/>
-        <w:keepNext/>
-      </w:pPr>
-      <w:bookmarkStart w:id="30" w:name="_Toc237876915"/>
-      <w:r>
-        <w:t>3.3 Precisión direccional</w:t>
-      </w:r>
-      <w:bookmarkEnd w:id="30"/>
-    </w:p>
-    <w:p>
-      <w:pPr>
-        <w:ind w:firstLine="720"/>
-      </w:pPr>
-      <w:r>
-        <w:rPr>
-          <w:b/>
-          <w:bCs/>
-        </w:rPr>
-        <w:t>Definición adoptada:</w:t>
-      </w:r>
-      <w:r>
-        <w:t xml:space="preserve"> de todas las velas que de verdad fueron Máximo o Mínimo, qué fracción se anunció con el tipo correcto. Las velas de Continuidad se ignoran, porque acertar "aquí no pasa nada" no es acertar una dirección.</w:t>
-      </w:r>
-    </w:p>
-    <w:p>
-      <w:pPr>
-        <w:ind w:firstLine="720"/>
-      </w:pPr>
-      <w:r>
-        <w:rPr>
-          <w:b/>
-          <w:bCs/>
-        </w:rPr>
-        <w:lastRenderedPageBreak/>
-        <w:t>Esta definición es nuestra y hay que decirlo.</w:t>
-      </w:r>
-      <w:r>
-        <w:t xml:space="preserve"> El enunciado pide Precisión Direccional sin precisar qué significa en un problema de clasificación de tres clases; el término proviene de la literatura de pronóstico de series, donde se aplica a modelos de regresión y mide la fracción de períodos en que se acierta el signo del cambio (Blaskowitz &amp; Herwartz, 2011). Trasladarlo a un problema multiclase admite más de una lectura, así que adoptamos una, la documentamos en un solo lugar y la consultamos con el profesor. Declarar una ambigüedad del enunciado y e</w:t>
-      </w:r>
-      <w:r>
-        <w:t>xplicar cómo se resolvió suma en el criterio de análisis de la rúbrica; dejarla tapada, resta.</w:t>
-      </w:r>
-    </w:p>
-    <w:p>
-      <w:pPr>
-        <w:ind w:firstLine="720"/>
-      </w:pPr>
-      <w:r>
-        <w:t>Dos propiedades de la implementación que conviene explicar:</w:t>
-      </w:r>
-    </w:p>
-    <w:p>
-      <w:pPr>
-        <w:ind w:left="720"/>
-      </w:pPr>
-      <w:r>
-        <w:t xml:space="preserve">• </w:t>
-      </w:r>
-      <w:r>
-        <w:rPr>
-          <w:b/>
-          <w:bCs/>
-        </w:rPr>
-        <w:t xml:space="preserve">Devuelve </w:t>
-      </w:r>
-      <w:r>
-        <w:rPr>
-          <w:rFonts w:ascii="Courier New" w:eastAsia="Courier New" w:hAnsi="Courier New" w:cs="Courier New"/>
-          <w:b/>
-          <w:bCs/>
-          <w:sz w:val="22"/>
-          <w:szCs w:val="22"/>
-        </w:rPr>
-        <w:t>NaN</w:t>
-      </w:r>
-      <w:r>
-        <w:rPr>
-          <w:b/>
-          <w:bCs/>
-        </w:rPr>
-        <w:t>, no 0,0, cuando en el período evaluado no hubo ningún extremo real.</w:t>
-      </w:r>
-      <w:r>
-        <w:t xml:space="preserve"> No hubo nada que acertar; un cero se leería como fracaso del modelo cuando en realidad es ausencia de evidencia.</w:t>
-      </w:r>
-    </w:p>
-    <w:p>
-      <w:pPr>
-        <w:ind w:left="720"/>
-      </w:pPr>
-      <w:r>
-        <w:t xml:space="preserve">• </w:t>
-      </w:r>
-      <w:r>
-        <w:rPr>
-          <w:b/>
-          <w:bCs/>
-        </w:rPr>
-        <w:t>Es ciega a los falsos positivos.</w:t>
-      </w:r>
-      <w:r>
-        <w:t xml:space="preserve"> Un modelo que anunciara "Máximo" en todas las velas obtendría una precisión direccional cercana a 0,50 —acertaría todos los máximos reales y ningún mínimo; sobre el bloque de prueba serían 24 de 46, esto es 0,52— pese a ser inservible. Por eso la precisión direccional </w:t>
-      </w:r>
-      <w:r>
-        <w:rPr>
-          <w:b/>
-          <w:bCs/>
-        </w:rPr>
-        <w:t>nunca se reporta sola</w:t>
-      </w:r>
-      <w:r>
-        <w:t>: acompaña al F1 macro, que sí penaliza los falsos positivos. Es una métrica que responde "cuando hay un giro, ¿le acertamos al tipo?", y esa pregunta solo tiene sentido junto a "¿cuántas veces lo anuncia cuando no lo hay?".</w:t>
-      </w:r>
-    </w:p>
-    <w:p>
-      <w:pPr>
-        <w:pStyle w:val="Ttulo3"/>
-        <w:keepNext/>
-      </w:pPr>
-      <w:bookmarkStart w:id="31" w:name="_Toc237876916"/>
-      <w:r>
-        <w:t>3.4 Matriz de confusión</w:t>
-      </w:r>
-      <w:bookmarkEnd w:id="31"/>
-    </w:p>
-    <w:p>
-      <w:pPr>
-        <w:ind w:firstLine="720"/>
-      </w:pPr>
-      <w:r>
-        <w:t xml:space="preserve">Es la única de las cuatro que muestra </w:t>
-      </w:r>
-      <w:r>
-        <w:rPr>
-          <w:b/>
-          <w:bCs/>
-        </w:rPr>
-        <w:t>qué tipo</w:t>
-      </w:r>
-      <w:r>
-        <w:t xml:space="preserve"> de error comete el modelo, y en este problema los tipos de error no son equivalentes:</w:t>
-      </w:r>
-    </w:p>
-    <w:p>
-      <w:pPr>
-        <w:ind w:left="720"/>
-      </w:pPr>
-      <w:r>
-        <w:t xml:space="preserve">• </w:t>
-      </w:r>
-      <w:r>
-        <w:rPr>
-          <w:b/>
-          <w:bCs/>
-        </w:rPr>
-        <w:t>Confundir un extremo con Continuidad</w:t>
-      </w:r>
-      <w:r>
-        <w:t xml:space="preserve"> es un error de </w:t>
-      </w:r>
-      <w:r>
-        <w:rPr>
-          <w:i/>
-          <w:iCs/>
-        </w:rPr>
-        <w:t>detección</w:t>
-      </w:r>
-      <w:r>
-        <w:t>: el sistema se quedó callado cuando había algo que anunciar. Cuesta una oportunidad.</w:t>
-      </w:r>
-    </w:p>
-    <w:p>
-      <w:pPr>
-        <w:ind w:left="720"/>
-      </w:pPr>
-      <w:r>
-        <w:lastRenderedPageBreak/>
-        <w:t xml:space="preserve">• </w:t>
-      </w:r>
-      <w:r>
-        <w:rPr>
-          <w:b/>
-          <w:bCs/>
-        </w:rPr>
-        <w:t>Confundir un Máximo con un Mínimo</w:t>
-      </w:r>
-      <w:r>
-        <w:t xml:space="preserve"> es un error de </w:t>
-      </w:r>
-      <w:r>
-        <w:rPr>
-          <w:i/>
-          <w:iCs/>
-        </w:rPr>
-        <w:t>dirección</w:t>
-      </w:r>
-      <w:r>
-        <w:t>: el sistema anunció lo contrario de lo que pasaba. En una aplicación real, esa es la diferencia entre no operar y operar en el sentido equivocado.</w:t>
-      </w:r>
-    </w:p>
-    <w:p>
-      <w:pPr>
-        <w:ind w:firstLine="720"/>
-      </w:pPr>
-      <w:r>
-        <w:t>Ningún número agregado distingue esos dos casos; la matriz sí. En la Figura 14 se ve que el baseline trivial concentra todos sus errores en la columna de Continuidad: 24 máximos y 22 mínimos clasificados como "no pasa nada". No comete ni un solo error de dirección, porque nunca anuncia dirección alguna.</w:t>
-      </w:r>
-    </w:p>
-    <w:p>
-      <w:pPr>
-        <w:pStyle w:val="Ttulo3"/>
-        <w:keepNext/>
-      </w:pPr>
-      <w:bookmarkStart w:id="32" w:name="_Toc237876917"/>
-      <w:r>
-        <w:t>3.5 Exactitud</w:t>
-      </w:r>
-      <w:bookmarkEnd w:id="32"/>
-    </w:p>
-    <w:p>
-      <w:pPr>
-        <w:ind w:firstLine="720"/>
-      </w:pPr>
-      <w:r>
-        <w:t xml:space="preserve">Se reporta, pero </w:t>
-      </w:r>
-      <w:r>
-        <w:rPr>
-          <w:b/>
-          <w:bCs/>
-        </w:rPr>
-        <w:t>solo para mostrar por qué no sirve</w:t>
-      </w:r>
-      <w:r>
-        <w:t>. Las Tablas 4 y 3 son el argumento completo, y tenerlo medido en el informe es más convincente que argumentarlo.</w:t>
-      </w:r>
-    </w:p>
-    <w:p>
-      <w:pPr>
-        <w:pStyle w:val="Ttulo2"/>
-        <w:keepNext/>
-      </w:pPr>
-      <w:bookmarkStart w:id="33" w:name="_Toc237876918"/>
-      <w:r>
-        <w:t>4. Una advertencia sobre cómo leer la matriz de confusión de este problema</w:t>
-      </w:r>
-      <w:bookmarkEnd w:id="33"/>
-    </w:p>
-    <w:p>
-      <w:pPr>
-        <w:ind w:firstLine="720"/>
-      </w:pPr>
-      <w:r>
-        <w:t xml:space="preserve">La medición de sensibilidad al ruido de la sección 8.4 de </w:t>
-      </w:r>
+        <w:t>/metrics.py::</w:t>
+      </w:r>
+      <w:proofErr w:type="gramEnd"/>
       <w:r>
         <w:rPr>
           <w:rFonts w:ascii="Courier New" w:eastAsia="Courier New" w:hAnsi="Courier New" w:cs="Courier New"/>
           <w:sz w:val="22"/>
           <w:szCs w:val="22"/>
         </w:rPr>
-        <w:t>m2-criptoactivos.md</w:t>
-      </w:r>
-      <w:r>
-        <w:t xml:space="preserve"> arrojó un resultado que condiciona la lectura de todas las métricas anteriores: </w:t>
-      </w:r>
-      <w:r>
-        <w:rPr>
-          <w:b/>
-          <w:bCs/>
-        </w:rPr>
-        <w:t>el modo de fallo dominante del etiquetado bajo ruido no es perder giros, es correrlos una vela de lugar</w:t>
-      </w:r>
-      <w:r>
-        <w:t>. Con un ruido equivalente al 72 % del movimiento típico por vela, el detector encuentra el 96,0 % de los giros verdaderos pero solo el 72,9 % cae en la vela exacta.</w:t>
-      </w:r>
+        <w:t>evaluar</w:t>
+      </w:r>
+      <w:r>
+        <w:t xml:space="preserve"> (RF-V1). Que haya una sola implementación no es burocracia: si dos personas calcularan el F1 con criterios distintos, la comparación entre el modelo fundacional y el avanzado —que es la conclusión central del proyecto— dejaría de ser una comparación.</w:t>
+      </w:r>
+    </w:p>
+    <w:p>
+      <w:pPr>
+        <w:pStyle w:val="Ttulo3"/>
+        <w:keepNext/>
+      </w:pPr>
+      <w:bookmarkStart w:id="28" w:name="_Toc237876913"/>
+      <w:r>
+        <w:t>3.1 F1-Score por clase</w:t>
+      </w:r>
+      <w:bookmarkEnd w:id="28"/>
     </w:p>
     <w:p>
       <w:pPr>
         <w:ind w:firstLine="720"/>
       </w:pPr>
       <w:r>
-        <w:t xml:space="preserve">Las cuatro métricas de esta sección evalúan vela a vela, sin ninguna tolerancia temporal. Eso significa que un modelo que anuncie un máximo una vela antes o después del real será penalizado igual que uno que no lo anuncie nunca: la matriz de confusión lo registrará como un falso positivo en Máximo más un falso negativo en Máximo. </w:t>
-      </w:r>
-      <w:r>
-        <w:rPr>
-          <w:b/>
-          <w:bCs/>
-        </w:rPr>
-        <w:t>Conviene tenerlo presente al interpretar los resultados y decirlo explícitamente en el informe</w:t>
-      </w:r>
-      <w:r>
-        <w:t>, porque la diferencia entre "el modelo no detecta los giros" y "el modelo los detecta con un desfase de una vela" es enorme en términos prácticos y nula en términos de F1.</w:t>
+        <w:t>El F1 combina dos preguntas distintas sobre una misma clase:</w:t>
+      </w:r>
+    </w:p>
+    <w:p>
+      <w:pPr>
+        <w:ind w:left="720"/>
+      </w:pPr>
+      <w:r>
+        <w:t xml:space="preserve">• </w:t>
+      </w:r>
+      <w:r>
+        <w:rPr>
+          <w:b/>
+          <w:bCs/>
+        </w:rPr>
+        <w:t>Precisión:</w:t>
+      </w:r>
+      <w:r>
+        <w:t xml:space="preserve"> de todos los giros que el modelo anunció, ¿cuántos eran de verdad giros? Mide cuánto cuesta creerle cuando habla.</w:t>
+      </w:r>
+    </w:p>
+    <w:p>
+      <w:pPr>
+        <w:ind w:left="720"/>
+      </w:pPr>
+      <w:r>
+        <w:t>• *</w:t>
+      </w:r>
+      <w:r>
+        <w:rPr>
+          <w:i/>
+          <w:iCs/>
+        </w:rPr>
+        <w:t>Exhaustividad (</w:t>
+      </w:r>
+      <w:proofErr w:type="spellStart"/>
+      <w:r>
+        <w:t>recall</w:t>
+      </w:r>
+      <w:proofErr w:type="spellEnd"/>
+      <w:proofErr w:type="gramStart"/>
+      <w:r>
+        <w:rPr>
+          <w:i/>
+          <w:iCs/>
+        </w:rPr>
+        <w:t>):</w:t>
+      </w:r>
+      <w:r>
+        <w:t>*</w:t>
+      </w:r>
+      <w:proofErr w:type="gramEnd"/>
+      <w:r>
+        <w:t xml:space="preserve"> de todos los giros que de verdad ocurrieron, ¿cuántos anunció? Mide cuánto se pierde.</w:t>
       </w:r>
     </w:p>
     <w:p>
@@ -13710,113 +14226,17 @@
         <w:ind w:firstLine="720"/>
       </w:pPr>
       <w:r>
-        <w:lastRenderedPageBreak/>
-        <w:t xml:space="preserve">No proponemos cambiar las métricas: el enunciado pide estas y la comparación entre modelos tiene que hacerse sobre una definición fija. Lo que proponemos es </w:t>
-      </w:r>
-      <w:r>
-        <w:rPr>
-          <w:b/>
-          <w:bCs/>
-        </w:rPr>
-        <w:t>reportar además, como análisis complementario, la distribución del desfase temporal de las detecciones</w:t>
-      </w:r>
-      <w:r>
-        <w:t>, que es información que las cuatro métricas oficiales no pueden expresar.</w:t>
-      </w:r>
-    </w:p>
-    <w:p>
-      <w:pPr>
-        <w:pStyle w:val="Ttulo2"/>
-        <w:keepNext/>
-      </w:pPr>
-      <w:bookmarkStart w:id="34" w:name="_Toc237876919"/>
-      <w:r>
-        <w:t>5. El baseline como piso obligatorio</w:t>
-      </w:r>
-      <w:bookmarkEnd w:id="34"/>
-    </w:p>
-    <w:p>
-      <w:pPr>
-        <w:ind w:firstLine="720"/>
-      </w:pPr>
-      <w:r>
-        <w:t>El criterio de decisión del proyecto, fijado antes de ver ningún resultado:</w:t>
-      </w:r>
-    </w:p>
-    <w:p>
-      <w:pPr>
-        <w:ind w:left="720"/>
-      </w:pPr>
-      <w:r>
-        <w:rPr>
-          <w:b/>
-          <w:bCs/>
-        </w:rPr>
-        <w:t xml:space="preserve">Todo modelo se compara contra los tres baselines, y si no supera al mejor de ellos en F1 macro por al menos </w:t>
-      </w:r>
-      <w:r>
-        <w:rPr>
-          <w:rFonts w:ascii="Courier New" w:eastAsia="Courier New" w:hAnsi="Courier New" w:cs="Courier New"/>
-          <w:b/>
-          <w:bCs/>
-          <w:sz w:val="22"/>
-          <w:szCs w:val="22"/>
-        </w:rPr>
-        <w:t>DELTA_F1_DECISIVO = 0,02</w:t>
-      </w:r>
-      <w:r>
-        <w:rPr>
-          <w:b/>
-          <w:bCs/>
-        </w:rPr>
-        <w:t>, no aporta nada</w:t>
-      </w:r>
-      <w:r>
-        <w:t xml:space="preserve"> —por mucho que su exactitud impresione en una lámina.</w:t>
-      </w:r>
-    </w:p>
-    <w:p>
-      <w:pPr>
-        <w:ind w:firstLine="720"/>
-      </w:pPr>
-      <w:r>
-        <w:t>Los tres baselines existen porque cada uno descarta una explicación alternativa distinta del resultado de un modelo:</w:t>
-      </w:r>
-    </w:p>
-    <w:p>
-      <w:pPr>
-        <w:ind w:left="720"/>
-      </w:pPr>
-      <w:r>
-        <w:t xml:space="preserve">• </w:t>
-      </w:r>
-      <w:r>
-        <w:rPr>
-          <w:b/>
-          <w:bCs/>
-        </w:rPr>
-        <w:t>Trivial</w:t>
-      </w:r>
-      <w:r>
-        <w:t xml:space="preserve"> (siempre Continuidad): descarta que el modelo esté simplemente explotando el desbalance.</w:t>
-      </w:r>
-    </w:p>
-    <w:p>
-      <w:pPr>
-        <w:ind w:left="720"/>
-      </w:pPr>
-      <w:r>
-        <w:t xml:space="preserve">• </w:t>
-      </w:r>
-      <w:r>
-        <w:rPr>
-          <w:b/>
-          <w:bCs/>
-        </w:rPr>
-        <w:t>Mayoritario</w:t>
-      </w:r>
-      <w:r>
-        <w:t xml:space="preserve"> (la clase más frecuente del entrenamiento): descarta lo mismo sin asumir de antemano cuál es la clase dominante, de modo que sigue siendo válido si se cambia </w:t>
+        <w:t xml:space="preserve">El F1 es su </w:t>
+      </w:r>
+      <w:r>
+        <w:rPr>
+          <w:b/>
+          <w:bCs/>
+        </w:rPr>
+        <w:t>media armónica</w:t>
+      </w:r>
+      <w:r>
+        <w:t xml:space="preserve">: </w:t>
       </w:r>
       <w:r>
         <w:rPr>
@@ -13824,28 +14244,20 @@
           <w:sz w:val="22"/>
           <w:szCs w:val="22"/>
         </w:rPr>
-        <w:t>(w, h)</w:t>
-      </w:r>
-      <w:r>
-        <w:t>.</w:t>
-      </w:r>
-    </w:p>
-    <w:p>
-      <w:pPr>
-        <w:ind w:left="720"/>
-      </w:pPr>
-      <w:r>
-        <w:t xml:space="preserve">• </w:t>
-      </w:r>
-      <w:r>
-        <w:rPr>
-          <w:b/>
-          <w:bCs/>
-        </w:rPr>
-        <w:t>Aleatorio</w:t>
-      </w:r>
-      <w:r>
-        <w:t xml:space="preserve"> (respetando las frecuencias de clase): descarta que los aciertos del modelo sobre las clases raras se expliquen por la frecuencia con que las anuncia. Es el más exigente de los tres en F1 macro, como muestra la Tabla 5, y por eso es el que hay que superar.</w:t>
+        <w:t>F1 = 2·P·R / (P+R)</w:t>
+      </w:r>
+      <w:r>
+        <w:t xml:space="preserve">. Se usa la media armónica y no la aritmética porque la armónica está dominada por el término más pequeño y por lo tanto </w:t>
+      </w:r>
+      <w:r>
+        <w:rPr>
+          <w:b/>
+          <w:bCs/>
+        </w:rPr>
+        <w:t>castiga el desequilibrio entre las dos</w:t>
+      </w:r>
+      <w:r>
+        <w:t>. Un modelo con precisión 1,00 y exhaustividad 0,02 —anuncia un solo giro en toda la serie y acierta— tiene media aritmética 0,51, que suena aceptable, y F1 de 0,039, que es lo que corresponde. En un problema donde es trivial obtener precisión perfecta a costa de no anunciar casi nada, esa propiedad es exactamente la que hace falta.</w:t>
       </w:r>
     </w:p>
     <w:p>
@@ -13853,44 +14265,157 @@
         <w:ind w:firstLine="720"/>
       </w:pPr>
       <w:r>
-        <w:t xml:space="preserve">Que el aleatorio resulte ser el piso más alto en F1 macro (0,320 contra 0,308 del trivial) es en sí mismo un resultado útil: </w:t>
-      </w:r>
-      <w:r>
-        <w:rPr>
-          <w:b/>
-          <w:bCs/>
-        </w:rPr>
-        <w:t>fija la vara en el número correcto</w:t>
-      </w:r>
-      <w:r>
-        <w:t>. Un modelo que reportara un F1 macro de 0,31 habría superado al baseline trivial y no habría demostrado nada.</w:t>
-      </w:r>
-    </w:p>
-    <w:p>
-      <w:pPr>
-        <w:pStyle w:val="Ttulo1"/>
+        <w:lastRenderedPageBreak/>
+        <w:t xml:space="preserve">Reportarlo </w:t>
+      </w:r>
+      <w:r>
+        <w:rPr>
+          <w:b/>
+          <w:bCs/>
+        </w:rPr>
+        <w:t>por clase</w:t>
+      </w:r>
+      <w:r>
+        <w:t xml:space="preserve"> y no solo agregado es indispensable aquí, porque las tres clases tienen dificultades muy distintas: Continuidad es fácil por abundancia, y Máximo y Mínimo son el objetivo real del trabajo. En la Tabla 4 se ve que el número agregado esconde dos ceros.</w:t>
+      </w:r>
+    </w:p>
+    <w:p>
+      <w:pPr>
+        <w:ind w:firstLine="720"/>
+      </w:pPr>
+      <w:r>
+        <w:t xml:space="preserve">Que el par precisión-exhaustividad sea el adecuado para este problema no es una preferencia: Saito y </w:t>
+      </w:r>
+      <w:proofErr w:type="spellStart"/>
+      <w:r>
+        <w:t>Rehmsmeier</w:t>
+      </w:r>
+      <w:proofErr w:type="spellEnd"/>
+      <w:r>
+        <w:t xml:space="preserve"> (2015) muestran que, con clases fuertemente desbalanceadas, las medidas construidas sobre precisión y exhaustividad reflejan el rendimiento sobre la clase rara mucho mejor que las basadas en la tasa de falsos positivos, porque esta última se diluye contra una clase mayoritaria muy grande. Con un 90,7 % de Continuidad, ese es exactamente nuestro caso.</w:t>
+      </w:r>
+    </w:p>
+    <w:p>
+      <w:pPr>
+        <w:ind w:firstLine="720"/>
+      </w:pPr>
+      <w:r>
+        <w:rPr>
+          <w:b/>
+          <w:bCs/>
+        </w:rPr>
+        <w:t>Una limitación del F1 que conviene declarar nosotros.</w:t>
+      </w:r>
+      <w:r>
+        <w:t xml:space="preserve"> El F1 ignora los verdaderos negativos y no es simétrico entre las clases, y por eso hay literatura que propone el coeficiente de correlación de Matthews como alternativa más informativa (Chicco &amp; Jurman, 2020). No lo adoptamos como métrica principal porque el enunciado pide F1-Score explícitamente y cambiar la métrica de decisión por cuenta propia rompería la comparabilidad con lo que se nos solicitó; queda anotado como limitación conocida y no como algo que se nos haya pasado.</w:t>
+      </w:r>
+    </w:p>
+    <w:p>
+      <w:pPr>
+        <w:pStyle w:val="Ttulo3"/>
         <w:keepNext/>
       </w:pPr>
-      <w:bookmarkStart w:id="35" w:name="_Toc237876920"/>
+      <w:bookmarkStart w:id="29" w:name="_Toc237876914"/>
+      <w:r>
+        <w:t>3.2 F1 macro, y por qué no ponderado</w:t>
+      </w:r>
+      <w:bookmarkEnd w:id="29"/>
+    </w:p>
+    <w:p>
+      <w:pPr>
+        <w:ind w:firstLine="720"/>
+      </w:pPr>
+      <w:r>
+        <w:t xml:space="preserve">El </w:t>
+      </w:r>
+      <w:r>
+        <w:rPr>
+          <w:b/>
+          <w:bCs/>
+        </w:rPr>
+        <w:t>F1 macro</w:t>
+      </w:r>
+      <w:r>
+        <w:t xml:space="preserve"> es el promedio simple de los tres F1 por clase. El </w:t>
+      </w:r>
+      <w:r>
+        <w:rPr>
+          <w:b/>
+          <w:bCs/>
+        </w:rPr>
+        <w:t>F1 ponderado</w:t>
+      </w:r>
+      <w:r>
+        <w:t xml:space="preserve"> promedia pesando cada clase por su frecuencia.</w:t>
+      </w:r>
+    </w:p>
+    <w:p>
+      <w:pPr>
+        <w:ind w:firstLine="720"/>
+      </w:pPr>
+      <w:r>
+        <w:t xml:space="preserve">La elección es macro y es deliberada. Con la distribución de la Tabla 3, el ponderado le daría a Continuidad un peso del 87 % del total, de modo que </w:t>
+      </w:r>
+      <w:r>
+        <w:rPr>
+          <w:b/>
+          <w:bCs/>
+        </w:rPr>
+        <w:t>premiaría acertar precisamente la clase que un modelo inútil acierta bien</w:t>
+      </w:r>
+      <w:r>
+        <w:t xml:space="preserve">. El </w:t>
+      </w:r>
+      <w:proofErr w:type="spellStart"/>
+      <w:r>
+        <w:t>baseline</w:t>
+      </w:r>
+      <w:proofErr w:type="spellEnd"/>
+      <w:r>
+        <w:t xml:space="preserve"> trivial tendría un F1 ponderado de aproximadamente 0,81 —el 87 % de 0,930— frente a su F1 macro de 0,310. La misma predicción, dos números que cuentan historias opuestas.</w:t>
+      </w:r>
+    </w:p>
+    <w:p>
+      <w:pPr>
+        <w:ind w:firstLine="720"/>
+      </w:pPr>
       <w:r>
         <w:lastRenderedPageBreak/>
-        <w:t>Conclusiones</w:t>
-      </w:r>
-      <w:bookmarkEnd w:id="35"/>
+        <w:t xml:space="preserve">El macro tiene el efecto contrario y es el que corresponde: al dar igual peso a las tres clases, un modelo solo puede obtener un buen valor si aprende algo sobre las clases raras. Es la recomendación estándar cuando las clases minoritarias son las de interés (Sokolova &amp; Lapalme, 2009; He &amp; </w:t>
+      </w:r>
+      <w:proofErr w:type="spellStart"/>
+      <w:r>
+        <w:t>Garcia</w:t>
+      </w:r>
+      <w:proofErr w:type="spellEnd"/>
+      <w:r>
+        <w:t>, 2009).</w:t>
+      </w:r>
     </w:p>
     <w:p>
       <w:pPr>
         <w:ind w:firstLine="720"/>
       </w:pPr>
       <w:r>
-        <w:rPr>
-          <w:b/>
-          <w:bCs/>
-        </w:rPr>
-        <w:t>Autor:</w:t>
-      </w:r>
-      <w:r>
-        <w:t xml:space="preserve"> Fabrizio Espinoza Arce · Ensamblaje</w:t>
+        <w:t xml:space="preserve">Hay además un argumento formal contra los promedios ponderados por prevalencia. Farhadpour et al. (2024) muestran que, en clasificación multiclase de etiqueta única, el F1 </w:t>
+      </w:r>
+      <w:proofErr w:type="spellStart"/>
+      <w:r>
+        <w:t>micro-promediado</w:t>
+      </w:r>
+      <w:proofErr w:type="spellEnd"/>
+      <w:r>
+        <w:t xml:space="preserve"> es </w:t>
+      </w:r>
+      <w:r>
+        <w:rPr>
+          <w:b/>
+          <w:bCs/>
+        </w:rPr>
+        <w:t>matemáticamente idéntico a la exactitud global</w:t>
+      </w:r>
+      <w:r>
+        <w:t>, de modo que reportarlo no agrega ninguna información sobre lo que la exactitud ya dice; y advierten que los promedios ponderados por la frecuencia de cada clase quedan dominados por las mayoritarias. Aplicado a este proyecto: el promedio ponderado hereda el mismo defecto que la Tabla 4 le demuestra a la exactitud. El macro es la única de las tres variantes que puede ordenar los modelos por lo que nos importa.</w:t>
       </w:r>
     </w:p>
     <w:p>
@@ -13898,74 +14423,30 @@
         <w:ind w:firstLine="720"/>
       </w:pPr>
       <w:r>
-        <w:t>El marco teórico desarrollado permite extraer cuatro conclusiones que condicionan de manera directa el diseño del modelo, y que se enuncian aquí porque no son consecuencia de la literatura consultada sino de las mediciones realizadas sobre los datos del proyecto.</w:t>
-      </w:r>
-    </w:p>
-    <w:p>
-      <w:pPr>
-        <w:ind w:firstLine="720"/>
-      </w:pPr>
-      <w:r>
-        <w:rPr>
-          <w:b/>
-          <w:bCs/>
-        </w:rPr>
-        <w:t>Primera. La transformación a retornos no es una convención, sino una consecuencia medida.</w:t>
-      </w:r>
-      <w:r>
-        <w:t xml:space="preserve"> Ninguna de las seis series rechaza la hipótesis de raíz unitaria al trabajar sobre precios en nivel, mientras que las seis la rechazan al hacerlo sobre retornos. La autocorrelación en el primer rezago pasa de 0,991 sobre niveles a −0,036 sobre retornos, lo que confirma el mismo hecho desde un ángulo distinto. En consecuencia, las características del modelo se construyen sobre retornos y sobre estadísticos normalizados por ventana, y no sobre magnitudes absolutas de precio.</w:t>
-      </w:r>
-    </w:p>
-    <w:p>
-      <w:pPr>
-        <w:ind w:firstLine="720"/>
-      </w:pPr>
-      <w:r>
-        <w:rPr>
-          <w:b/>
-          <w:bCs/>
-        </w:rPr>
-        <w:t>Segunda. La ausencia de autocorrelación lineal en los retornos justifica el enfoque del proyecto.</w:t>
-      </w:r>
-      <w:r>
-        <w:t xml:space="preserve"> De los cuarenta rezagos examinados, únicamente tres exceden la banda de confianza del 95 %. Un modelo lineal construido sobre precios rezagados dispondría, por tanto, de muy poca estructura que explotar. Lejos de constituir un resultado negativo, esta observación es el argumento medido que sustenta el recurso a modelos no lineales y multivariantes, que es precisamente el planteamiento del caso.</w:t>
-      </w:r>
-    </w:p>
-    <w:p>
-      <w:pPr>
-        <w:ind w:firstLine="720"/>
-      </w:pPr>
-      <w:r>
-        <w:rPr>
-          <w:b/>
-          <w:bCs/>
-        </w:rPr>
-        <w:t>Tercera. La dependencia entre criptoactivos existe, pero debe medirse sobre retornos.</w:t>
-      </w:r>
-      <w:r>
-        <w:t xml:space="preserve"> Calculada sobre precios en nivel, la correlación entre pares recorre un rango de 0,126 a 0,888 y produce un ordenamiento económicamente implausible, al atribuir a Litecoin una relación casi nula con Bitcoin. Calculada sobre retornos, el rango se estrecha a 0,475–0,806 y el ordenamiento resulta coherente con la estructura del mercado. La magnitud de esas correlaciones </w:t>
-      </w:r>
-      <w:r>
-        <w:lastRenderedPageBreak/>
-        <w:t>es lo que justifica que el problema se plantee como multivariante: si Litecoin se moviera de forma independiente, las cinco variables de apoy</w:t>
-      </w:r>
-      <w:r>
-        <w:t>o serían redundantes.</w:t>
-      </w:r>
-    </w:p>
-    <w:p>
-      <w:pPr>
-        <w:ind w:firstLine="720"/>
-      </w:pPr>
-      <w:r>
-        <w:rPr>
-          <w:b/>
-          <w:bCs/>
-        </w:rPr>
-        <w:t>Cuarta. El desbalance de clases es estructural y determina la elección de las métricas.</w:t>
-      </w:r>
-      <w:r>
-        <w:t xml:space="preserve"> Puesto que dos máximos no pueden situarse a menos de </w:t>
+        <w:rPr>
+          <w:b/>
+          <w:bCs/>
+        </w:rPr>
+        <w:t xml:space="preserve">Lo que hay que </w:t>
+      </w:r>
+      <w:proofErr w:type="gramStart"/>
+      <w:r>
+        <w:rPr>
+          <w:b/>
+          <w:bCs/>
+        </w:rPr>
+        <w:t>declarar como</w:t>
+      </w:r>
+      <w:proofErr w:type="gramEnd"/>
+      <w:r>
+        <w:rPr>
+          <w:b/>
+          <w:bCs/>
+        </w:rPr>
+        <w:t xml:space="preserve"> costo:</w:t>
+      </w:r>
+      <w:r>
+        <w:t xml:space="preserve"> el macro tiene mayor varianza. Con 24 máximos en el bloque de prueba, unos pocos aciertos o fallos mueven el F1 de esa clase de forma apreciable, y como el macro pesa esa clase a un tercio, el ruido se propaga al número final. Por eso la comparación entre modelos del proyecto exige un margen mínimo (</w:t>
       </w:r>
       <w:r>
         <w:rPr>
@@ -13973,10 +14454,289 @@
           <w:sz w:val="22"/>
           <w:szCs w:val="22"/>
         </w:rPr>
-        <w:t>w+1</w:t>
-      </w:r>
-      <w:r>
-        <w:t xml:space="preserve"> observaciones de distancia, a lo sumo una de cada </w:t>
+        <w:t>DELTA_F1_DECISIVO = 0,02</w:t>
+      </w:r>
+      <w:r>
+        <w:t>) fijado antes de medir, en lugar de declarar ganador a cualquier diferencia positiva.</w:t>
+      </w:r>
+    </w:p>
+    <w:p>
+      <w:pPr>
+        <w:pStyle w:val="Ttulo3"/>
+        <w:keepNext/>
+      </w:pPr>
+      <w:bookmarkStart w:id="30" w:name="_Toc237876915"/>
+      <w:r>
+        <w:t>3.3 Precisión direccional</w:t>
+      </w:r>
+      <w:bookmarkEnd w:id="30"/>
+    </w:p>
+    <w:p>
+      <w:pPr>
+        <w:ind w:firstLine="720"/>
+      </w:pPr>
+      <w:r>
+        <w:rPr>
+          <w:b/>
+          <w:bCs/>
+        </w:rPr>
+        <w:t>Definición adoptada:</w:t>
+      </w:r>
+      <w:r>
+        <w:t xml:space="preserve"> de todas las velas que de verdad fueron Máximo o Mínimo, qué fracción se anunció con el tipo correcto. Las velas de Continuidad se ignoran, porque acertar "aquí no pasa nada" no es acertar una dirección.</w:t>
+      </w:r>
+    </w:p>
+    <w:p>
+      <w:pPr>
+        <w:ind w:firstLine="720"/>
+      </w:pPr>
+      <w:r>
+        <w:rPr>
+          <w:b/>
+          <w:bCs/>
+        </w:rPr>
+        <w:lastRenderedPageBreak/>
+        <w:t>Esta definición es nuestra y hay que decirlo.</w:t>
+      </w:r>
+      <w:r>
+        <w:t xml:space="preserve"> El enunciado pide Precisión Direccional sin precisar qué significa en un problema de clasificación de tres clases; el término proviene de la literatura de pronóstico de series, donde se aplica a modelos de regresión y mide la fracción de períodos en que se acierta el signo del cambio (</w:t>
+      </w:r>
+      <w:proofErr w:type="spellStart"/>
+      <w:r>
+        <w:t>Blaskowitz</w:t>
+      </w:r>
+      <w:proofErr w:type="spellEnd"/>
+      <w:r>
+        <w:t xml:space="preserve"> &amp; </w:t>
+      </w:r>
+      <w:proofErr w:type="spellStart"/>
+      <w:r>
+        <w:t>Herwartz</w:t>
+      </w:r>
+      <w:proofErr w:type="spellEnd"/>
+      <w:r>
+        <w:t>, 2011). Trasladarlo a un problema multiclase admite más de una lectura, así que adoptamos una, la documentamos en un solo lugar y la consultamos con el profesor. Declarar una ambigüedad del enunciado y explicar cómo se resolvió suma en el criterio de análisis de la rúbrica; dejarla tapada, resta.</w:t>
+      </w:r>
+    </w:p>
+    <w:p>
+      <w:pPr>
+        <w:ind w:firstLine="720"/>
+      </w:pPr>
+      <w:r>
+        <w:t>Dos propiedades de la implementación que conviene explicar:</w:t>
+      </w:r>
+    </w:p>
+    <w:p>
+      <w:pPr>
+        <w:ind w:left="720"/>
+      </w:pPr>
+      <w:r>
+        <w:t xml:space="preserve">• </w:t>
+      </w:r>
+      <w:r>
+        <w:rPr>
+          <w:b/>
+          <w:bCs/>
+        </w:rPr>
+        <w:t xml:space="preserve">Devuelve </w:t>
+      </w:r>
+      <w:r>
+        <w:rPr>
+          <w:rFonts w:ascii="Courier New" w:eastAsia="Courier New" w:hAnsi="Courier New" w:cs="Courier New"/>
+          <w:b/>
+          <w:bCs/>
+          <w:sz w:val="22"/>
+          <w:szCs w:val="22"/>
+        </w:rPr>
+        <w:t>NaN</w:t>
+      </w:r>
+      <w:r>
+        <w:rPr>
+          <w:b/>
+          <w:bCs/>
+        </w:rPr>
+        <w:t>, no 0,0, cuando en el período evaluado no hubo ningún extremo real.</w:t>
+      </w:r>
+      <w:r>
+        <w:t xml:space="preserve"> No hubo nada que acertar; un cero se leería como fracaso del modelo cuando en realidad es ausencia de evidencia.</w:t>
+      </w:r>
+    </w:p>
+    <w:p>
+      <w:pPr>
+        <w:ind w:left="720"/>
+      </w:pPr>
+      <w:r>
+        <w:t xml:space="preserve">• </w:t>
+      </w:r>
+      <w:r>
+        <w:rPr>
+          <w:b/>
+          <w:bCs/>
+        </w:rPr>
+        <w:t>Es ciega a los falsos positivos.</w:t>
+      </w:r>
+      <w:r>
+        <w:t xml:space="preserve"> Un modelo que anunciara "Máximo" en todas las velas obtendría una precisión direccional cercana a 0,50 —acertaría todos los máximos reales y ningún mínimo; sobre el bloque de prueba serían 24 de 46, esto es 0,52— pese a ser inservible. Por eso la precisión direccional </w:t>
+      </w:r>
+      <w:r>
+        <w:rPr>
+          <w:b/>
+          <w:bCs/>
+        </w:rPr>
+        <w:t>nunca se reporta sola</w:t>
+      </w:r>
+      <w:r>
+        <w:t>: acompaña al F1 macro, que sí penaliza los falsos positivos. Es una métrica que responde "cuando hay un giro, ¿le acertamos al tipo?", y esa pregunta solo tiene sentido junto a "¿cuántas veces lo anuncia cuando no lo hay?".</w:t>
+      </w:r>
+    </w:p>
+    <w:p>
+      <w:pPr>
+        <w:pStyle w:val="Ttulo3"/>
+        <w:keepNext/>
+      </w:pPr>
+      <w:bookmarkStart w:id="31" w:name="_Toc237876916"/>
+      <w:r>
+        <w:t>3.4 Matriz de confusión</w:t>
+      </w:r>
+      <w:bookmarkEnd w:id="31"/>
+    </w:p>
+    <w:p>
+      <w:pPr>
+        <w:ind w:firstLine="720"/>
+      </w:pPr>
+      <w:r>
+        <w:t xml:space="preserve">Es la única de las cuatro que muestra </w:t>
+      </w:r>
+      <w:r>
+        <w:rPr>
+          <w:b/>
+          <w:bCs/>
+        </w:rPr>
+        <w:t>qué tipo</w:t>
+      </w:r>
+      <w:r>
+        <w:t xml:space="preserve"> de error comete el modelo, y en este problema los tipos de error no son equivalentes:</w:t>
+      </w:r>
+    </w:p>
+    <w:p>
+      <w:pPr>
+        <w:ind w:left="720"/>
+      </w:pPr>
+      <w:r>
+        <w:t xml:space="preserve">• </w:t>
+      </w:r>
+      <w:r>
+        <w:rPr>
+          <w:b/>
+          <w:bCs/>
+        </w:rPr>
+        <w:t>Confundir un extremo con Continuidad</w:t>
+      </w:r>
+      <w:r>
+        <w:t xml:space="preserve"> es un error de </w:t>
+      </w:r>
+      <w:r>
+        <w:rPr>
+          <w:i/>
+          <w:iCs/>
+        </w:rPr>
+        <w:t>detección</w:t>
+      </w:r>
+      <w:r>
+        <w:t>: el sistema se quedó callado cuando había algo que anunciar. Cuesta una oportunidad.</w:t>
+      </w:r>
+    </w:p>
+    <w:p>
+      <w:pPr>
+        <w:ind w:left="720"/>
+      </w:pPr>
+      <w:r>
+        <w:lastRenderedPageBreak/>
+        <w:t xml:space="preserve">• </w:t>
+      </w:r>
+      <w:r>
+        <w:rPr>
+          <w:b/>
+          <w:bCs/>
+        </w:rPr>
+        <w:t>Confundir un Máximo con un Mínimo</w:t>
+      </w:r>
+      <w:r>
+        <w:t xml:space="preserve"> es un error de </w:t>
+      </w:r>
+      <w:r>
+        <w:rPr>
+          <w:i/>
+          <w:iCs/>
+        </w:rPr>
+        <w:t>dirección</w:t>
+      </w:r>
+      <w:r>
+        <w:t>: el sistema anunció lo contrario de lo que pasaba. En una aplicación real, esa es la diferencia entre no operar y operar en el sentido equivocado.</w:t>
+      </w:r>
+    </w:p>
+    <w:p>
+      <w:pPr>
+        <w:ind w:firstLine="720"/>
+      </w:pPr>
+      <w:r>
+        <w:t xml:space="preserve">Ningún número agregado distingue esos dos casos; la matriz sí. En la Figura 14 se ve que el </w:t>
+      </w:r>
+      <w:proofErr w:type="spellStart"/>
+      <w:r>
+        <w:t>baseline</w:t>
+      </w:r>
+      <w:proofErr w:type="spellEnd"/>
+      <w:r>
+        <w:t xml:space="preserve"> trivial concentra todos sus errores en la columna de Continuidad: 24 máximos y 22 mínimos clasificados como "no pasa nada". No comete ni un solo error de dirección, porque nunca anuncia dirección alguna.</w:t>
+      </w:r>
+    </w:p>
+    <w:p>
+      <w:pPr>
+        <w:pStyle w:val="Ttulo3"/>
+        <w:keepNext/>
+      </w:pPr>
+      <w:bookmarkStart w:id="32" w:name="_Toc237876917"/>
+      <w:r>
+        <w:t>3.5 Exactitud</w:t>
+      </w:r>
+      <w:bookmarkEnd w:id="32"/>
+    </w:p>
+    <w:p>
+      <w:pPr>
+        <w:ind w:firstLine="720"/>
+      </w:pPr>
+      <w:r>
+        <w:t xml:space="preserve">Se reporta, pero </w:t>
+      </w:r>
+      <w:r>
+        <w:rPr>
+          <w:b/>
+          <w:bCs/>
+        </w:rPr>
+        <w:t>solo para mostrar por qué no sirve</w:t>
+      </w:r>
+      <w:r>
+        <w:t>. Las Tablas 4 y 3 son el argumento completo, y tenerlo medido en el informe es más convincente que argumentarlo.</w:t>
+      </w:r>
+    </w:p>
+    <w:p>
+      <w:pPr>
+        <w:pStyle w:val="Ttulo2"/>
+        <w:keepNext/>
+      </w:pPr>
+      <w:bookmarkStart w:id="33" w:name="_Toc237876918"/>
+      <w:r>
+        <w:t>4. Una advertencia sobre cómo leer la matriz de confusión de este problema</w:t>
+      </w:r>
+      <w:bookmarkEnd w:id="33"/>
+    </w:p>
+    <w:p>
+      <w:pPr>
+        <w:ind w:firstLine="720"/>
+      </w:pPr>
+      <w:r>
+        <w:t xml:space="preserve">La medición de sensibilidad al ruido de la sección 8.4 de </w:t>
       </w:r>
       <w:r>
         <w:rPr>
@@ -13984,10 +14744,74 @@
           <w:sz w:val="22"/>
           <w:szCs w:val="22"/>
         </w:rPr>
-        <w:t>w+1</w:t>
-      </w:r>
-      <w:r>
-        <w:t xml:space="preserve"> velas puede clasificarse como máximo. El desbalance no es, por tanto, un defecto de la muestra que pueda corregirse recogiendo mejor los datos, sino una propiedad permanente del problema. Su consecuencia es directa: un modelo que no detecte ningún punto de inflexión alcanza una exactitud del 86,9 %, de modo que la exactitud queda descartada como métrica de decisión en favor del F1 macro y la Precisión Direccional.</w:t>
+        <w:t>m2-criptoactivos.md</w:t>
+      </w:r>
+      <w:r>
+        <w:t xml:space="preserve"> arrojó un resultado que condiciona la lectura de todas las métricas anteriores: </w:t>
+      </w:r>
+      <w:r>
+        <w:rPr>
+          <w:b/>
+          <w:bCs/>
+        </w:rPr>
+        <w:t>el modo de fallo dominante del etiquetado bajo ruido no es perder giros, es correrlos una vela de lugar</w:t>
+      </w:r>
+      <w:r>
+        <w:t xml:space="preserve">. Con un ruido equivalente al 72 % del movimiento típico por vela, el detector encuentra el 96,0 % de los giros </w:t>
+      </w:r>
+      <w:proofErr w:type="gramStart"/>
+      <w:r>
+        <w:t>verdaderos</w:t>
+      </w:r>
+      <w:proofErr w:type="gramEnd"/>
+      <w:r>
+        <w:t xml:space="preserve"> pero solo el 72,9 % cae en la vela exacta.</w:t>
+      </w:r>
+    </w:p>
+    <w:p>
+      <w:pPr>
+        <w:ind w:firstLine="720"/>
+      </w:pPr>
+      <w:r>
+        <w:t xml:space="preserve">Las cuatro métricas de esta sección evalúan vela a vela, sin ninguna tolerancia temporal. Eso significa que un modelo que anuncie un máximo una vela antes o después del real será penalizado igual que uno que no lo anuncie nunca: la matriz de confusión lo registrará como un falso positivo en Máximo más un falso negativo en Máximo. </w:t>
+      </w:r>
+      <w:r>
+        <w:rPr>
+          <w:b/>
+          <w:bCs/>
+        </w:rPr>
+        <w:t>Conviene tenerlo presente al interpretar los resultados y decirlo explícitamente en el informe</w:t>
+      </w:r>
+      <w:r>
+        <w:t>, porque la diferencia entre "el modelo no detecta los giros" y "el modelo los detecta con un desfase de una vela" es enorme en términos prácticos y nula en términos de F1.</w:t>
+      </w:r>
+    </w:p>
+    <w:p>
+      <w:pPr>
+        <w:ind w:firstLine="720"/>
+      </w:pPr>
+      <w:r>
+        <w:lastRenderedPageBreak/>
+        <w:t xml:space="preserve">No proponemos cambiar las métricas: el enunciado pide estas y la comparación entre modelos tiene que hacerse sobre una definición fija. Lo que proponemos es </w:t>
+      </w:r>
+      <w:proofErr w:type="gramStart"/>
+      <w:r>
+        <w:rPr>
+          <w:b/>
+          <w:bCs/>
+        </w:rPr>
+        <w:t>reportar</w:t>
+      </w:r>
+      <w:proofErr w:type="gramEnd"/>
+      <w:r>
+        <w:rPr>
+          <w:b/>
+          <w:bCs/>
+        </w:rPr>
+        <w:t xml:space="preserve"> además, como análisis complementario, la distribución del desfase temporal de las detecciones</w:t>
+      </w:r>
+      <w:r>
+        <w:t>, que es información que las cuatro métricas oficiales no pueden expresar.</w:t>
       </w:r>
     </w:p>
     <w:p>
@@ -13995,18 +14819,74 @@
         <w:pStyle w:val="Ttulo2"/>
         <w:keepNext/>
       </w:pPr>
-      <w:bookmarkStart w:id="36" w:name="_Toc237876921"/>
-      <w:r>
-        <w:t>Limitaciones</w:t>
-      </w:r>
-      <w:bookmarkEnd w:id="36"/>
+      <w:bookmarkStart w:id="34" w:name="_Toc237876919"/>
+      <w:r>
+        <w:t xml:space="preserve">5. El </w:t>
+      </w:r>
+      <w:proofErr w:type="spellStart"/>
+      <w:r>
+        <w:t>baseline</w:t>
+      </w:r>
+      <w:proofErr w:type="spellEnd"/>
+      <w:r>
+        <w:t xml:space="preserve"> como piso obligatorio</w:t>
+      </w:r>
+      <w:bookmarkEnd w:id="34"/>
     </w:p>
     <w:p>
       <w:pPr>
         <w:ind w:firstLine="720"/>
       </w:pPr>
       <w:r>
-        <w:t>Tres advertencias que conviene explicitar, y que se retomarán en las entregas siguientes.</w:t>
+        <w:t>El criterio de decisión del proyecto, fijado antes de ver ningún resultado:</w:t>
+      </w:r>
+    </w:p>
+    <w:p>
+      <w:pPr>
+        <w:ind w:left="720"/>
+      </w:pPr>
+      <w:r>
+        <w:rPr>
+          <w:b/>
+          <w:bCs/>
+        </w:rPr>
+        <w:t xml:space="preserve">Todo modelo se compara contra los tres </w:t>
+      </w:r>
+      <w:proofErr w:type="spellStart"/>
+      <w:r>
+        <w:rPr>
+          <w:b/>
+          <w:bCs/>
+        </w:rPr>
+        <w:t>baselines</w:t>
+      </w:r>
+      <w:proofErr w:type="spellEnd"/>
+      <w:r>
+        <w:rPr>
+          <w:b/>
+          <w:bCs/>
+        </w:rPr>
+        <w:t xml:space="preserve">, y si no supera al mejor de ellos en F1 macro por al menos </w:t>
+      </w:r>
+      <w:r>
+        <w:rPr>
+          <w:rFonts w:ascii="Courier New" w:eastAsia="Courier New" w:hAnsi="Courier New" w:cs="Courier New"/>
+          <w:b/>
+          <w:bCs/>
+          <w:sz w:val="22"/>
+          <w:szCs w:val="22"/>
+        </w:rPr>
+        <w:t>DELTA_F1_DECISIVO = 0,02</w:t>
+      </w:r>
+      <w:r>
+        <w:rPr>
+          <w:b/>
+          <w:bCs/>
+        </w:rPr>
+        <w:t>, no aporta nada</w:t>
+      </w:r>
+      <w:r>
+        <w:t xml:space="preserve"> —por mucho que su exactitud impresione en una lámina.</w:t>
       </w:r>
     </w:p>
     <w:p>
@@ -14014,10 +14894,280 @@
         <w:ind w:firstLine="720"/>
       </w:pPr>
       <w:r>
-        <w:t xml:space="preserve">Los precios proceden de un único mercado y no de un promedio ponderado de la industria, de manera que los puntos de inflexión identificados lo son respecto de la formación de precios de esa plaza. La ventana temporal, acotada por el listado de Solana, sacrifica aproximadamente un tercio del historial disponible de Litecoin a cambio de poder plantear el problema como multivariante. Y la definición operativa del punto de inflexión depende de una ventana cuyo valor se fija por criterio del equipo, de modo que </w:t>
-      </w:r>
-      <w:r>
-        <w:t>la escala del fenómeno estudiado es una elección metodológica y no una propiedad del mercado.</w:t>
+        <w:t xml:space="preserve">Los tres </w:t>
+      </w:r>
+      <w:proofErr w:type="spellStart"/>
+      <w:r>
+        <w:t>baselines</w:t>
+      </w:r>
+      <w:proofErr w:type="spellEnd"/>
+      <w:r>
+        <w:t xml:space="preserve"> existen porque cada uno descarta una explicación alternativa distinta del resultado de un modelo:</w:t>
+      </w:r>
+    </w:p>
+    <w:p>
+      <w:pPr>
+        <w:ind w:left="720"/>
+      </w:pPr>
+      <w:r>
+        <w:t xml:space="preserve">• </w:t>
+      </w:r>
+      <w:r>
+        <w:rPr>
+          <w:b/>
+          <w:bCs/>
+        </w:rPr>
+        <w:t>Trivial</w:t>
+      </w:r>
+      <w:r>
+        <w:t xml:space="preserve"> (siempre Continuidad): descarta que el modelo esté simplemente explotando el desbalance.</w:t>
+      </w:r>
+    </w:p>
+    <w:p>
+      <w:pPr>
+        <w:ind w:left="720"/>
+      </w:pPr>
+      <w:r>
+        <w:t xml:space="preserve">• </w:t>
+      </w:r>
+      <w:r>
+        <w:rPr>
+          <w:b/>
+          <w:bCs/>
+        </w:rPr>
+        <w:t>Mayoritario</w:t>
+      </w:r>
+      <w:r>
+        <w:t xml:space="preserve"> (la clase más frecuente del entrenamiento): descarta lo mismo sin asumir de antemano cuál es la clase dominante, de modo que sigue siendo válido si se cambia </w:t>
+      </w:r>
+      <w:r>
+        <w:rPr>
+          <w:rFonts w:ascii="Courier New" w:eastAsia="Courier New" w:hAnsi="Courier New" w:cs="Courier New"/>
+          <w:sz w:val="22"/>
+          <w:szCs w:val="22"/>
+        </w:rPr>
+        <w:t>(w, h)</w:t>
+      </w:r>
+      <w:r>
+        <w:t>.</w:t>
+      </w:r>
+    </w:p>
+    <w:p>
+      <w:pPr>
+        <w:ind w:left="720"/>
+      </w:pPr>
+      <w:r>
+        <w:t xml:space="preserve">• </w:t>
+      </w:r>
+      <w:r>
+        <w:rPr>
+          <w:b/>
+          <w:bCs/>
+        </w:rPr>
+        <w:t>Aleatorio</w:t>
+      </w:r>
+      <w:r>
+        <w:t xml:space="preserve"> (respetando las frecuencias de clase): descarta que los aciertos del modelo sobre las clases raras se expliquen por la frecuencia con que las anuncia. Es el más exigente de los tres en F1 macro, como muestra la Tabla 5, y por eso es el que hay que superar.</w:t>
+      </w:r>
+    </w:p>
+    <w:p>
+      <w:pPr>
+        <w:ind w:firstLine="720"/>
+      </w:pPr>
+      <w:r>
+        <w:t xml:space="preserve">Que el aleatorio resulte ser el piso más alto en F1 macro (0,320 contra 0,308 del trivial) es en sí mismo un resultado útil: </w:t>
+      </w:r>
+      <w:r>
+        <w:rPr>
+          <w:b/>
+          <w:bCs/>
+        </w:rPr>
+        <w:t>fija la vara en el número correcto</w:t>
+      </w:r>
+      <w:r>
+        <w:t xml:space="preserve">. Un modelo que reportara un F1 macro de 0,31 habría superado al </w:t>
+      </w:r>
+      <w:proofErr w:type="spellStart"/>
+      <w:r>
+        <w:t>baseline</w:t>
+      </w:r>
+      <w:proofErr w:type="spellEnd"/>
+      <w:r>
+        <w:t xml:space="preserve"> trivial y no habría demostrado nada.</w:t>
+      </w:r>
+    </w:p>
+    <w:p>
+      <w:pPr>
+        <w:pStyle w:val="Ttulo1"/>
+        <w:keepNext/>
+      </w:pPr>
+      <w:bookmarkStart w:id="35" w:name="_Toc237876920"/>
+      <w:r>
+        <w:lastRenderedPageBreak/>
+        <w:t>Conclusiones</w:t>
+      </w:r>
+      <w:bookmarkEnd w:id="35"/>
+    </w:p>
+    <w:p>
+      <w:pPr>
+        <w:ind w:firstLine="720"/>
+      </w:pPr>
+      <w:r>
+        <w:rPr>
+          <w:b/>
+          <w:bCs/>
+        </w:rPr>
+        <w:t>Autor:</w:t>
+      </w:r>
+      <w:r>
+        <w:t xml:space="preserve"> </w:t>
+      </w:r>
+      <w:proofErr w:type="spellStart"/>
+      <w:r>
+        <w:t>Fabrizio</w:t>
+      </w:r>
+      <w:proofErr w:type="spellEnd"/>
+      <w:r>
+        <w:t xml:space="preserve"> Espinoza Arce · Ensamblaje</w:t>
+      </w:r>
+    </w:p>
+    <w:p>
+      <w:pPr>
+        <w:ind w:firstLine="720"/>
+      </w:pPr>
+      <w:r>
+        <w:t>El marco teórico desarrollado permite extraer cuatro conclusiones que condicionan de manera directa el diseño del modelo, y que se enuncian aquí porque no son consecuencia de la literatura consultada sino de las mediciones realizadas sobre los datos del proyecto.</w:t>
+      </w:r>
+    </w:p>
+    <w:p>
+      <w:pPr>
+        <w:ind w:firstLine="720"/>
+      </w:pPr>
+      <w:r>
+        <w:rPr>
+          <w:b/>
+          <w:bCs/>
+        </w:rPr>
+        <w:t>Primera. La transformación a retornos no es una convención, sino una consecuencia medida.</w:t>
+      </w:r>
+      <w:r>
+        <w:t xml:space="preserve"> Ninguna de las seis series rechaza la hipótesis de raíz unitaria al trabajar sobre precios en nivel, mientras que las seis la rechazan al hacerlo sobre retornos. La autocorrelación en el primer rezago pasa de 0,991 sobre niveles a −0,036 sobre retornos, lo que confirma el mismo hecho desde un ángulo distinto. En consecuencia, las características del modelo se construyen sobre retornos y sobre estadísticos normalizados por ventana, y no sobre magnitudes absolutas de precio.</w:t>
+      </w:r>
+    </w:p>
+    <w:p>
+      <w:pPr>
+        <w:ind w:firstLine="720"/>
+      </w:pPr>
+      <w:r>
+        <w:rPr>
+          <w:b/>
+          <w:bCs/>
+        </w:rPr>
+        <w:t>Segunda. La ausencia de autocorrelación lineal en los retornos justifica el enfoque del proyecto.</w:t>
+      </w:r>
+      <w:r>
+        <w:t xml:space="preserve"> De los cuarenta rezagos examinados, únicamente tres exceden la banda de confianza del 95 %. Un modelo lineal construido sobre precios rezagados dispondría, por tanto, de muy poca estructura que explotar. Lejos de constituir un resultado negativo, esta observación es el argumento medido que sustenta el recurso a modelos no lineales y multivariantes, que es precisamente el planteamiento del caso.</w:t>
+      </w:r>
+    </w:p>
+    <w:p>
+      <w:pPr>
+        <w:ind w:firstLine="720"/>
+      </w:pPr>
+      <w:r>
+        <w:rPr>
+          <w:b/>
+          <w:bCs/>
+        </w:rPr>
+        <w:t xml:space="preserve">Tercera. La dependencia entre </w:t>
+      </w:r>
+      <w:proofErr w:type="spellStart"/>
+      <w:r>
+        <w:rPr>
+          <w:b/>
+          <w:bCs/>
+        </w:rPr>
+        <w:t>criptoactivos</w:t>
+      </w:r>
+      <w:proofErr w:type="spellEnd"/>
+      <w:r>
+        <w:rPr>
+          <w:b/>
+          <w:bCs/>
+        </w:rPr>
+        <w:t xml:space="preserve"> existe, pero debe medirse sobre retornos.</w:t>
+      </w:r>
+      <w:r>
+        <w:t xml:space="preserve"> Calculada sobre precios en nivel, la correlación entre pares recorre un rango de 0,126 a 0,888 y produce un ordenamiento económicamente implausible, al atribuir a </w:t>
+      </w:r>
+      <w:proofErr w:type="spellStart"/>
+      <w:r>
+        <w:t>Litecoin</w:t>
+      </w:r>
+      <w:proofErr w:type="spellEnd"/>
+      <w:r>
+        <w:t xml:space="preserve"> una relación casi nula con Bitcoin. Calculada sobre retornos, el rango se estrecha a 0,475–0,806 y el ordenamiento resulta coherente con la estructura del mercado. La magnitud de esas correlaciones </w:t>
+      </w:r>
+      <w:r>
+        <w:lastRenderedPageBreak/>
+        <w:t xml:space="preserve">es lo que justifica que el problema se plantee como multivariante: si </w:t>
+      </w:r>
+      <w:proofErr w:type="spellStart"/>
+      <w:r>
+        <w:t>Litecoin</w:t>
+      </w:r>
+      <w:proofErr w:type="spellEnd"/>
+      <w:r>
+        <w:t xml:space="preserve"> se moviera de forma independiente, las cinco variables de apoyo serían redundantes.</w:t>
+      </w:r>
+    </w:p>
+    <w:p>
+      <w:pPr>
+        <w:ind w:firstLine="720"/>
+      </w:pPr>
+      <w:r>
+        <w:rPr>
+          <w:b/>
+          <w:bCs/>
+        </w:rPr>
+        <w:t>Cuarta. El desbalance de clases es estructural y determina la elección de las métricas.</w:t>
+      </w:r>
+      <w:r>
+        <w:t xml:space="preserve"> Puesto que dos máximos no pueden situarse a menos de </w:t>
+      </w:r>
+      <w:r>
+        <w:rPr>
+          <w:rFonts w:ascii="Courier New" w:eastAsia="Courier New" w:hAnsi="Courier New" w:cs="Courier New"/>
+          <w:sz w:val="22"/>
+          <w:szCs w:val="22"/>
+        </w:rPr>
+        <w:t>w+1</w:t>
+      </w:r>
+      <w:r>
+        <w:t xml:space="preserve"> observaciones de distancia, a lo sumo una de cada </w:t>
+      </w:r>
+      <w:r>
+        <w:rPr>
+          <w:rFonts w:ascii="Courier New" w:eastAsia="Courier New" w:hAnsi="Courier New" w:cs="Courier New"/>
+          <w:sz w:val="22"/>
+          <w:szCs w:val="22"/>
+        </w:rPr>
+        <w:t>w+</w:t>
+      </w:r>
+      <w:proofErr w:type="gramStart"/>
+      <w:r>
+        <w:rPr>
+          <w:rFonts w:ascii="Courier New" w:eastAsia="Courier New" w:hAnsi="Courier New" w:cs="Courier New"/>
+          <w:sz w:val="22"/>
+          <w:szCs w:val="22"/>
+        </w:rPr>
+        <w:t>1</w:t>
+      </w:r>
+      <w:r>
+        <w:t xml:space="preserve"> velas puede</w:t>
+      </w:r>
+      <w:proofErr w:type="gramEnd"/>
+      <w:r>
+        <w:t xml:space="preserve"> clasificarse como máximo. El desbalance no es, por tanto, un defecto de la muestra que pueda corregirse recogiendo mejor los datos, sino una propiedad permanente del problema. Su consecuencia es directa: un modelo que no detecte ningún punto de inflexión alcanza una exactitud del 86,9 %, de modo que la exactitud queda descartada como métrica de decisión en favor del F1 macro y la Precisión Direccional.</w:t>
       </w:r>
     </w:p>
     <w:p>
@@ -14025,6 +15175,41 @@
         <w:pStyle w:val="Ttulo2"/>
         <w:keepNext/>
       </w:pPr>
+      <w:bookmarkStart w:id="36" w:name="_Toc237876921"/>
+      <w:r>
+        <w:t>Limitaciones</w:t>
+      </w:r>
+      <w:bookmarkEnd w:id="36"/>
+    </w:p>
+    <w:p>
+      <w:pPr>
+        <w:ind w:firstLine="720"/>
+      </w:pPr>
+      <w:r>
+        <w:t>Tres advertencias que conviene explicitar, y que se retomarán en las entregas siguientes.</w:t>
+      </w:r>
+    </w:p>
+    <w:p>
+      <w:pPr>
+        <w:ind w:firstLine="720"/>
+      </w:pPr>
+      <w:r>
+        <w:t xml:space="preserve">Los precios proceden de un único mercado y no de un promedio ponderado de la industria, de manera que los puntos de inflexión identificados lo son respecto de la formación de precios de esa plaza. La ventana temporal, acotada por el listado de Solana, sacrifica aproximadamente un tercio del historial disponible de </w:t>
+      </w:r>
+      <w:proofErr w:type="spellStart"/>
+      <w:r>
+        <w:t>Litecoin</w:t>
+      </w:r>
+      <w:proofErr w:type="spellEnd"/>
+      <w:r>
+        <w:t xml:space="preserve"> a cambio de poder plantear el problema como multivariante. Y la definición operativa del punto de inflexión depende de una ventana cuyo valor se fija por criterio del equipo, de modo que la escala del fenómeno estudiado es una elección metodológica y no una propiedad del mercado.</w:t>
+      </w:r>
+    </w:p>
+    <w:p>
+      <w:pPr>
+        <w:pStyle w:val="Ttulo2"/>
+        <w:keepNext/>
+      </w:pPr>
       <w:bookmarkStart w:id="37" w:name="_Toc237876922"/>
       <w:r>
         <w:t>Trabajo siguiente</w:t>
@@ -14036,7 +15221,15 @@
         <w:ind w:firstLine="720"/>
       </w:pPr>
       <w:r>
-        <w:t xml:space="preserve">La segunda entrega aborda el marco teórico de los modelos estadísticos y de aprendizaje automático aplicables a series temporales, así como la definición del procedimiento completo de desarrollo: extracción y limpieza de datos, análisis exploratorio, ingeniería de características, selección del modelo, entrenamiento, optimización de hiperparámetros y evaluación. Las </w:t>
+        <w:t xml:space="preserve">La segunda entrega aborda el marco teórico de los modelos estadísticos y de aprendizaje automático aplicables a series temporales, así como la definición del procedimiento completo de desarrollo: extracción y limpieza de datos, análisis exploratorio, ingeniería de características, selección del modelo, entrenamiento, optimización de </w:t>
+      </w:r>
+      <w:proofErr w:type="spellStart"/>
+      <w:r>
+        <w:t>hiperparámetros</w:t>
+      </w:r>
+      <w:proofErr w:type="spellEnd"/>
+      <w:r>
+        <w:t xml:space="preserve"> y evaluación. Las </w:t>
       </w:r>
       <w:r>
         <w:lastRenderedPageBreak/>
@@ -14063,144 +15256,227 @@
     <w:p>
       <w:pPr>
         <w:ind w:left="720" w:hanging="720"/>
-      </w:pPr>
-      <w:r>
-        <w:t xml:space="preserve">Auer, R., &amp; Claessens, S. (2018). Regulating cryptocurrencies: Assessing market reactions. </w:t>
+        <w:rPr>
+          <w:lang w:val="en-US"/>
+        </w:rPr>
+      </w:pPr>
+      <w:r>
+        <w:t xml:space="preserve">Auer, R., &amp; Claessens, S. (2018). </w:t>
+      </w:r>
+      <w:r>
+        <w:rPr>
+          <w:lang w:val="en-US"/>
+        </w:rPr>
+        <w:t xml:space="preserve">Regulating cryptocurrencies: Assessing market reactions. </w:t>
       </w:r>
       <w:r>
         <w:rPr>
           <w:i/>
           <w:iCs/>
+          <w:lang w:val="en-US"/>
         </w:rPr>
         <w:t>BIS Quarterly Review</w:t>
       </w:r>
       <w:r>
+        <w:rPr>
+          <w:lang w:val="en-US"/>
+        </w:rPr>
         <w:t>, septiembre, 51–65.</w:t>
       </w:r>
     </w:p>
     <w:p>
       <w:pPr>
         <w:ind w:left="720" w:hanging="720"/>
-      </w:pPr>
-      <w:r>
+        <w:rPr>
+          <w:lang w:val="en-US"/>
+        </w:rPr>
+      </w:pPr>
+      <w:r>
+        <w:rPr>
+          <w:lang w:val="en-US"/>
+        </w:rPr>
         <w:t xml:space="preserve">Baur, D. G., Hong, K., &amp; Lee, A. D. (2018). Bitcoin: Medium of exchange or speculative assets? </w:t>
       </w:r>
       <w:r>
         <w:rPr>
           <w:i/>
           <w:iCs/>
+          <w:lang w:val="en-US"/>
         </w:rPr>
         <w:t>Journal of International Financial Markets, Institutions and Money, 54</w:t>
       </w:r>
       <w:r>
+        <w:rPr>
+          <w:lang w:val="en-US"/>
+        </w:rPr>
         <w:t>, 177–189. https://doi.org/10.1016/j.intfin.2017.12.004</w:t>
       </w:r>
     </w:p>
     <w:p>
       <w:pPr>
         <w:ind w:left="720" w:hanging="720"/>
-      </w:pPr>
-      <w:r>
+        <w:rPr>
+          <w:lang w:val="en-US"/>
+        </w:rPr>
+      </w:pPr>
+      <w:r>
+        <w:rPr>
+          <w:lang w:val="en-US"/>
+        </w:rPr>
         <w:t xml:space="preserve">Bergmeir, C., &amp; Benítez, J. M. (2012). On the use of cross-validation for time series predictor evaluation. </w:t>
       </w:r>
       <w:r>
         <w:rPr>
           <w:i/>
           <w:iCs/>
+          <w:lang w:val="en-US"/>
         </w:rPr>
         <w:t>Information Sciences, 191</w:t>
       </w:r>
       <w:r>
+        <w:rPr>
+          <w:lang w:val="en-US"/>
+        </w:rPr>
         <w:t>, 192–213. https://doi.org/10.1016/j.ins.2011.12.028</w:t>
       </w:r>
     </w:p>
     <w:p>
       <w:pPr>
         <w:ind w:left="720" w:hanging="720"/>
-      </w:pPr>
-      <w:r>
+        <w:rPr>
+          <w:lang w:val="en-US"/>
+        </w:rPr>
+      </w:pPr>
+      <w:r>
+        <w:rPr>
+          <w:lang w:val="en-US"/>
+        </w:rPr>
         <w:t xml:space="preserve">Blaskowitz, O., &amp; Herwartz, H. (2011). On economic evaluation of directional forecasts. </w:t>
       </w:r>
       <w:r>
         <w:rPr>
           <w:i/>
           <w:iCs/>
+          <w:lang w:val="en-US"/>
         </w:rPr>
         <w:t>International Journal of Forecasting, 27</w:t>
       </w:r>
       <w:r>
+        <w:rPr>
+          <w:lang w:val="en-US"/>
+        </w:rPr>
         <w:t>(4), 1058–1065. https://doi.org/10.1016/j.ijforecast.2010.07.002</w:t>
       </w:r>
     </w:p>
     <w:p>
       <w:pPr>
         <w:ind w:left="720" w:hanging="720"/>
-      </w:pPr>
-      <w:r>
+        <w:rPr>
+          <w:lang w:val="en-US"/>
+        </w:rPr>
+      </w:pPr>
+      <w:r>
+        <w:rPr>
+          <w:lang w:val="en-US"/>
+        </w:rPr>
         <w:t xml:space="preserve">Böhme, R., Christin, N., Edelman, B., &amp; Moore, T. (2015). Bitcoin: Economics, technology, and governance. </w:t>
       </w:r>
       <w:r>
         <w:rPr>
           <w:i/>
           <w:iCs/>
+          <w:lang w:val="en-US"/>
         </w:rPr>
         <w:t>Journal of Economic Perspectives, 29</w:t>
       </w:r>
       <w:r>
+        <w:rPr>
+          <w:lang w:val="en-US"/>
+        </w:rPr>
         <w:t>(2), 213–238. https://doi.org/10.1257/jep.29.2.213</w:t>
       </w:r>
     </w:p>
     <w:p>
       <w:pPr>
         <w:ind w:left="720" w:hanging="720"/>
-      </w:pPr>
-      <w:r>
+        <w:rPr>
+          <w:lang w:val="en-US"/>
+        </w:rPr>
+      </w:pPr>
+      <w:r>
+        <w:rPr>
+          <w:lang w:val="en-US"/>
+        </w:rPr>
         <w:t xml:space="preserve">Box, G. E. P., &amp; Pierce, D. A. (1970). Distribution of residual autocorrelations in autoregressive-integrated moving average time series models. </w:t>
       </w:r>
       <w:r>
         <w:rPr>
           <w:i/>
           <w:iCs/>
+          <w:lang w:val="en-US"/>
         </w:rPr>
         <w:t>Journal of the American Statistical Association, 65</w:t>
       </w:r>
       <w:r>
+        <w:rPr>
+          <w:lang w:val="en-US"/>
+        </w:rPr>
         <w:t>(332), 1509–1526. https://doi.org/10.1080/01621459.1970.10481180</w:t>
       </w:r>
     </w:p>
     <w:p>
       <w:pPr>
         <w:ind w:left="720" w:hanging="720"/>
-      </w:pPr>
-      <w:r>
+        <w:rPr>
+          <w:lang w:val="en-US"/>
+        </w:rPr>
+      </w:pPr>
+      <w:r>
+        <w:rPr>
+          <w:lang w:val="en-US"/>
+        </w:rPr>
         <w:t xml:space="preserve">Box, G. E. P., Jenkins, G. M., Reinsel, G. C., &amp; Ljung, G. M. (2015). </w:t>
       </w:r>
       <w:r>
         <w:rPr>
           <w:i/>
           <w:iCs/>
+          <w:lang w:val="en-US"/>
         </w:rPr>
         <w:t>Time series analysis: Forecasting and control</w:t>
       </w:r>
       <w:r>
+        <w:rPr>
+          <w:lang w:val="en-US"/>
+        </w:rPr>
         <w:t xml:space="preserve"> (5th ed.). John Wiley &amp; Sons.</w:t>
       </w:r>
     </w:p>
     <w:p>
       <w:pPr>
         <w:ind w:left="720" w:hanging="720"/>
-      </w:pPr>
-      <w:r>
+        <w:rPr>
+          <w:lang w:val="en-US"/>
+        </w:rPr>
+      </w:pPr>
+      <w:r>
+        <w:rPr>
+          <w:lang w:val="en-US"/>
+        </w:rPr>
         <w:t xml:space="preserve">Caporale, G. M., &amp; Zekokh, T. (2019). Modelling volatility of cryptocurrencies using Markov-Switching GARCH models. </w:t>
       </w:r>
       <w:r>
         <w:rPr>
           <w:i/>
           <w:iCs/>
+          <w:lang w:val="en-US"/>
         </w:rPr>
         <w:t>Research in International Business and Finance, 48</w:t>
       </w:r>
       <w:r>
+        <w:rPr>
+          <w:lang w:val="en-US"/>
+        </w:rPr>
         <w:t>, 143–155. https://doi.org/10.1016/j.ribaf.2018.12.009</w:t>
       </w:r>
     </w:p>
@@ -14209,6 +15485,9 @@
         <w:ind w:left="720" w:hanging="720"/>
       </w:pPr>
       <w:r>
+        <w:rPr>
+          <w:lang w:val="en-US"/>
+        </w:rPr>
         <w:lastRenderedPageBreak/>
         <w:t xml:space="preserve">Chicco, D., &amp; Jurman, G. (2020). The advantages of the Matthews correlation coefficient (MCC) over F1 score and accuracy in binary classification evaluation. </w:t>
       </w:r>
@@ -14217,316 +15496,516 @@
           <w:i/>
           <w:iCs/>
         </w:rPr>
-        <w:t>BMC Genomics, 21</w:t>
-      </w:r>
-      <w:r>
-        <w:t>(1), Artículo 6. https://doi.org/10.1186/s12864-019-6413-7</w:t>
-      </w:r>
-    </w:p>
-    <w:p>
-      <w:pPr>
-        <w:ind w:left="720" w:hanging="720"/>
-      </w:pPr>
-      <w:r>
-        <w:t xml:space="preserve">Dickey, D. A., &amp; Fuller, W. A. (1979). Distribution of the estimators for autoregressive time series with a unit root. </w:t>
-      </w:r>
+        <w:t xml:space="preserve">BMC </w:t>
+      </w:r>
+      <w:proofErr w:type="spellStart"/>
       <w:r>
         <w:rPr>
           <w:i/>
           <w:iCs/>
         </w:rPr>
-        <w:t>Journal of the American Statistical Association, 74</w:t>
-      </w:r>
-      <w:r>
-        <w:t>(366a), 427–431. https://doi.org/10.1080/01621459.1979.10482531</w:t>
-      </w:r>
-    </w:p>
-    <w:p>
-      <w:pPr>
-        <w:ind w:left="720" w:hanging="720"/>
-      </w:pPr>
-      <w:r>
-        <w:t xml:space="preserve">Engle, R. F. (1982). Autoregressive conditional heteroscedasticity with estimates of the variance of United Kingdom inflation. </w:t>
-      </w:r>
+        <w:t>Genomics</w:t>
+      </w:r>
+      <w:proofErr w:type="spellEnd"/>
       <w:r>
         <w:rPr>
           <w:i/>
           <w:iCs/>
         </w:rPr>
-        <w:t>Econometrica, 50</w:t>
-      </w:r>
-      <w:r>
-        <w:t>(4), 987–1007. https://doi.org/10.2307/1912773</w:t>
+        <w:t>, 21</w:t>
+      </w:r>
+      <w:r>
+        <w:t>(1), Artículo 6. https://doi.org/10.1186/s12864-019-6413-7</w:t>
       </w:r>
     </w:p>
     <w:p>
       <w:pPr>
         <w:ind w:left="720" w:hanging="720"/>
-      </w:pPr>
-      <w:r>
-        <w:t xml:space="preserve">Fama, E. F. (1970). Efficient capital markets: A review of theory and empirical work. </w:t>
+        <w:rPr>
+          <w:lang w:val="en-US"/>
+        </w:rPr>
+      </w:pPr>
+      <w:r>
+        <w:t xml:space="preserve">Dickey, D. A., &amp; Fuller, W. A. (1979). </w:t>
+      </w:r>
+      <w:r>
+        <w:rPr>
+          <w:lang w:val="en-US"/>
+        </w:rPr>
+        <w:t xml:space="preserve">Distribution of the estimators for autoregressive time series with a unit root. </w:t>
       </w:r>
       <w:r>
         <w:rPr>
           <w:i/>
           <w:iCs/>
-        </w:rPr>
-        <w:t>The Journal of Finance, 25</w:t>
-      </w:r>
-      <w:r>
-        <w:t>(2), 383–417. https://doi.org/10.2307/2325486</w:t>
+          <w:lang w:val="en-US"/>
+        </w:rPr>
+        <w:t>Journal of the American Statistical Association, 74</w:t>
+      </w:r>
+      <w:r>
+        <w:rPr>
+          <w:lang w:val="en-US"/>
+        </w:rPr>
+        <w:t>(366a), 427–431. https://doi.org/10.1080/01621459.1979.10482531</w:t>
       </w:r>
     </w:p>
     <w:p>
       <w:pPr>
         <w:ind w:left="720" w:hanging="720"/>
-      </w:pPr>
-      <w:r>
-        <w:t xml:space="preserve">Farhadpour, S., Warner, T. A., &amp; Maxwell, A. E. (2024). Selecting and interpreting multiclass loss and accuracy assessment metrics for classifications with class imbalance: Guidance and best practices. </w:t>
+        <w:rPr>
+          <w:lang w:val="en-US"/>
+        </w:rPr>
+      </w:pPr>
+      <w:r>
+        <w:rPr>
+          <w:lang w:val="en-US"/>
+        </w:rPr>
+        <w:t xml:space="preserve">Engle, R. F. (1982). Autoregressive conditional heteroscedasticity with estimates of the variance of United Kingdom inflation. </w:t>
       </w:r>
       <w:r>
         <w:rPr>
           <w:i/>
           <w:iCs/>
-        </w:rPr>
-        <w:t>Remote Sensing, 16</w:t>
-      </w:r>
-      <w:r>
-        <w:t>(3), Artículo 533. https://doi.org/10.3390/rs16030533</w:t>
+          <w:lang w:val="en-US"/>
+        </w:rPr>
+        <w:t>Econometrica, 50</w:t>
+      </w:r>
+      <w:r>
+        <w:rPr>
+          <w:lang w:val="en-US"/>
+        </w:rPr>
+        <w:t>(4), 987–1007. https://doi.org/10.2307/1912773</w:t>
       </w:r>
     </w:p>
     <w:p>
       <w:pPr>
         <w:ind w:left="720" w:hanging="720"/>
-      </w:pPr>
-      <w:r>
-        <w:t xml:space="preserve">Financial Action Task Force. (2021). </w:t>
+        <w:rPr>
+          <w:lang w:val="en-US"/>
+        </w:rPr>
+      </w:pPr>
+      <w:r>
+        <w:rPr>
+          <w:lang w:val="en-US"/>
+        </w:rPr>
+        <w:t xml:space="preserve">Fama, E. F. (1970). Efficient capital markets: A review of theory and empirical work. </w:t>
       </w:r>
       <w:r>
         <w:rPr>
           <w:i/>
           <w:iCs/>
-        </w:rPr>
-        <w:t>Updated guidance for a risk-based approach to virtual assets and virtual asset service providers</w:t>
-      </w:r>
-      <w:r>
-        <w:t>. FATF.</w:t>
+          <w:lang w:val="en-US"/>
+        </w:rPr>
+        <w:t>The Journal of Finance, 25</w:t>
+      </w:r>
+      <w:r>
+        <w:rPr>
+          <w:lang w:val="en-US"/>
+        </w:rPr>
+        <w:t>(2), 383–417. https://doi.org/10.2307/2325486</w:t>
       </w:r>
     </w:p>
     <w:p>
       <w:pPr>
         <w:ind w:left="720" w:hanging="720"/>
-      </w:pPr>
-      <w:r>
-        <w:t xml:space="preserve">French, K. R. (1980). Stock returns and the weekend effect. </w:t>
+        <w:rPr>
+          <w:lang w:val="en-US"/>
+        </w:rPr>
+      </w:pPr>
+      <w:r>
+        <w:rPr>
+          <w:lang w:val="en-US"/>
+        </w:rPr>
+        <w:t xml:space="preserve">Farhadpour, S., Warner, T. A., &amp; Maxwell, A. E. (2024). Selecting and interpreting multiclass loss and accuracy assessment metrics for classifications with class imbalance: Guidance and best practices. </w:t>
       </w:r>
       <w:r>
         <w:rPr>
           <w:i/>
           <w:iCs/>
-        </w:rPr>
-        <w:t>Journal of Financial Economics, 8</w:t>
-      </w:r>
-      <w:r>
-        <w:t>(1), 55–69. https://doi.org/10.1016/0304-405X(80)90021-5</w:t>
+          <w:lang w:val="en-US"/>
+        </w:rPr>
+        <w:t>Remote Sensing, 16</w:t>
+      </w:r>
+      <w:r>
+        <w:rPr>
+          <w:lang w:val="en-US"/>
+        </w:rPr>
+        <w:t>(3), Artículo 533. https://doi.org/10.3390/rs16030533</w:t>
       </w:r>
     </w:p>
     <w:p>
       <w:pPr>
         <w:ind w:left="720" w:hanging="720"/>
-      </w:pPr>
-      <w:r>
-        <w:t xml:space="preserve">Granger, C. W. J., &amp; Newbold, P. (1974). Spurious regressions in econometrics. </w:t>
+        <w:rPr>
+          <w:lang w:val="en-US"/>
+        </w:rPr>
+      </w:pPr>
+      <w:r>
+        <w:rPr>
+          <w:lang w:val="en-US"/>
+        </w:rPr>
+        <w:t xml:space="preserve">Financial Action Task Force. (2021). </w:t>
       </w:r>
       <w:r>
         <w:rPr>
           <w:i/>
           <w:iCs/>
-        </w:rPr>
-        <w:t>Journal of Econometrics, 2</w:t>
-      </w:r>
-      <w:r>
-        <w:t>(2), 111–120. https://doi.org/10.1016/0304-4076(74)90034-7</w:t>
+          <w:lang w:val="en-US"/>
+        </w:rPr>
+        <w:t>Updated guidance for a risk-based approach to virtual assets and virtual asset service providers</w:t>
+      </w:r>
+      <w:r>
+        <w:rPr>
+          <w:lang w:val="en-US"/>
+        </w:rPr>
+        <w:t>. FATF.</w:t>
       </w:r>
     </w:p>
     <w:p>
       <w:pPr>
         <w:ind w:left="720" w:hanging="720"/>
-      </w:pPr>
-      <w:r>
-        <w:lastRenderedPageBreak/>
-        <w:t xml:space="preserve">He, H., &amp; Garcia, E. A. (2009). Learning from imbalanced data. </w:t>
+        <w:rPr>
+          <w:lang w:val="en-US"/>
+        </w:rPr>
+      </w:pPr>
+      <w:r>
+        <w:rPr>
+          <w:lang w:val="en-US"/>
+        </w:rPr>
+        <w:t xml:space="preserve">French, K. R. (1980). Stock returns and the weekend effect. </w:t>
       </w:r>
       <w:r>
         <w:rPr>
           <w:i/>
           <w:iCs/>
-        </w:rPr>
-        <w:t>IEEE Transactions on Knowledge and Data Engineering, 21</w:t>
-      </w:r>
-      <w:r>
-        <w:t>(9), 1263–1284. https://doi.org/10.1109/TKDE.2008.239</w:t>
+          <w:lang w:val="en-US"/>
+        </w:rPr>
+        <w:t>Journal of Financial Economics, 8</w:t>
+      </w:r>
+      <w:r>
+        <w:rPr>
+          <w:lang w:val="en-US"/>
+        </w:rPr>
+        <w:t>(1), 55–69. https://doi.org/10.1016/0304-405X(80)90021-5</w:t>
       </w:r>
     </w:p>
     <w:p>
       <w:pPr>
         <w:ind w:left="720" w:hanging="720"/>
-      </w:pPr>
-      <w:r>
-        <w:t xml:space="preserve">Ji, Q., Bouri, E., Lau, C. K. M., &amp; Roubaud, D. (2019). Dynamic connectedness and integration in cryptocurrency markets. </w:t>
+        <w:rPr>
+          <w:lang w:val="en-US"/>
+        </w:rPr>
+      </w:pPr>
+      <w:r>
+        <w:rPr>
+          <w:lang w:val="en-US"/>
+        </w:rPr>
+        <w:t xml:space="preserve">Granger, C. W. J., &amp; Newbold, P. (1974). Spurious regressions in econometrics. </w:t>
       </w:r>
       <w:r>
         <w:rPr>
           <w:i/>
           <w:iCs/>
-        </w:rPr>
-        <w:t>International Review of Financial Analysis, 63</w:t>
-      </w:r>
-      <w:r>
-        <w:t>, 257–272. https://doi.org/10.1016/j.irfa.2018.12.002</w:t>
+          <w:lang w:val="en-US"/>
+        </w:rPr>
+        <w:t>Journal of Econometrics, 2</w:t>
+      </w:r>
+      <w:r>
+        <w:rPr>
+          <w:lang w:val="en-US"/>
+        </w:rPr>
+        <w:t>(2), 111–120. https://doi.org/10.1016/0304-4076(74)90034-7</w:t>
       </w:r>
     </w:p>
     <w:p>
       <w:pPr>
         <w:ind w:left="720" w:hanging="720"/>
-      </w:pPr>
-      <w:r>
-        <w:t xml:space="preserve">Katsiampa, P. (2017). Volatility estimation for Bitcoin: A comparison of GARCH models. </w:t>
+        <w:rPr>
+          <w:lang w:val="en-US"/>
+        </w:rPr>
+      </w:pPr>
+      <w:r>
+        <w:lastRenderedPageBreak/>
+        <w:t xml:space="preserve">He, H., &amp; </w:t>
+      </w:r>
+      <w:proofErr w:type="spellStart"/>
+      <w:r>
+        <w:t>Garcia</w:t>
+      </w:r>
+      <w:proofErr w:type="spellEnd"/>
+      <w:r>
+        <w:t xml:space="preserve">, E. A. (2009). </w:t>
+      </w:r>
+      <w:r>
+        <w:rPr>
+          <w:lang w:val="en-US"/>
+        </w:rPr>
+        <w:t xml:space="preserve">Learning from imbalanced data. </w:t>
       </w:r>
       <w:r>
         <w:rPr>
           <w:i/>
           <w:iCs/>
-        </w:rPr>
-        <w:t>Economics Letters, 158</w:t>
-      </w:r>
-      <w:r>
-        <w:t>, 3–6. https://doi.org/10.1016/j.econlet.2017.06.023</w:t>
+          <w:lang w:val="en-US"/>
+        </w:rPr>
+        <w:t>IEEE Transactions on Knowledge and Data Engineering, 21</w:t>
+      </w:r>
+      <w:r>
+        <w:rPr>
+          <w:lang w:val="en-US"/>
+        </w:rPr>
+        <w:t>(9), 1263–1284. https://doi.org/10.1109/TKDE.2008.239</w:t>
       </w:r>
     </w:p>
     <w:p>
       <w:pPr>
         <w:ind w:left="720" w:hanging="720"/>
-      </w:pPr>
-      <w:r>
-        <w:t xml:space="preserve">Liu, Y., &amp; Tsyvinski, A. (2021). Risks and returns of cryptocurrency. </w:t>
+        <w:rPr>
+          <w:lang w:val="en-US"/>
+        </w:rPr>
+      </w:pPr>
+      <w:r>
+        <w:rPr>
+          <w:lang w:val="en-US"/>
+        </w:rPr>
+        <w:t xml:space="preserve">Ji, Q., Bouri, E., Lau, C. K. M., &amp; Roubaud, D. (2019). Dynamic connectedness and integration in cryptocurrency markets. </w:t>
       </w:r>
       <w:r>
         <w:rPr>
           <w:i/>
           <w:iCs/>
-        </w:rPr>
-        <w:t>The Review of Financial Studies, 34</w:t>
-      </w:r>
-      <w:r>
-        <w:t>(6), 2689–2727. https://doi.org/10.1093/rfs/hhaa113</w:t>
+          <w:lang w:val="en-US"/>
+        </w:rPr>
+        <w:t>International Review of Financial Analysis, 63</w:t>
+      </w:r>
+      <w:r>
+        <w:rPr>
+          <w:lang w:val="en-US"/>
+        </w:rPr>
+        <w:t>, 257–272. https://doi.org/10.1016/j.irfa.2018.12.002</w:t>
       </w:r>
     </w:p>
     <w:p>
       <w:pPr>
         <w:ind w:left="720" w:hanging="720"/>
-      </w:pPr>
-      <w:r>
-        <w:t xml:space="preserve">López de Prado, M. (2018). </w:t>
+        <w:rPr>
+          <w:lang w:val="en-US"/>
+        </w:rPr>
+      </w:pPr>
+      <w:r>
+        <w:rPr>
+          <w:lang w:val="en-US"/>
+        </w:rPr>
+        <w:t xml:space="preserve">Katsiampa, P. (2017). Volatility estimation for Bitcoin: A comparison of GARCH models. </w:t>
       </w:r>
       <w:r>
         <w:rPr>
           <w:i/>
           <w:iCs/>
-        </w:rPr>
-        <w:t>Advances in financial machine learning</w:t>
-      </w:r>
-      <w:r>
-        <w:t>. John Wiley &amp; Sons.</w:t>
+          <w:lang w:val="en-US"/>
+        </w:rPr>
+        <w:t>Economics Letters, 158</w:t>
+      </w:r>
+      <w:r>
+        <w:rPr>
+          <w:lang w:val="en-US"/>
+        </w:rPr>
+        <w:t>, 3–6. https://doi.org/10.1016/j.econlet.2017.06.023</w:t>
       </w:r>
     </w:p>
     <w:p>
       <w:pPr>
         <w:ind w:left="720" w:hanging="720"/>
-      </w:pPr>
-      <w:r>
-        <w:t xml:space="preserve">Murphy, J. J. (1999). </w:t>
+        <w:rPr>
+          <w:lang w:val="en-US"/>
+        </w:rPr>
+      </w:pPr>
+      <w:r>
+        <w:rPr>
+          <w:lang w:val="en-US"/>
+        </w:rPr>
+        <w:t xml:space="preserve">Liu, Y., &amp; Tsyvinski, A. (2021). Risks and returns of cryptocurrency. </w:t>
       </w:r>
       <w:r>
         <w:rPr>
           <w:i/>
           <w:iCs/>
-        </w:rPr>
-        <w:t>Technical analysis of the financial markets: A comprehensive guide to trading methods and applications</w:t>
-      </w:r>
-      <w:r>
-        <w:t>. New York Institute of Finance.</w:t>
+          <w:lang w:val="en-US"/>
+        </w:rPr>
+        <w:t>The Review of Financial Studies, 34</w:t>
+      </w:r>
+      <w:r>
+        <w:rPr>
+          <w:lang w:val="en-US"/>
+        </w:rPr>
+        <w:t>(6), 2689–2727. https://doi.org/10.1093/rfs/hhaa113</w:t>
       </w:r>
     </w:p>
     <w:p>
       <w:pPr>
         <w:ind w:left="720" w:hanging="720"/>
-      </w:pPr>
-      <w:r>
-        <w:t xml:space="preserve">Nakamoto, S. (2008). </w:t>
+        <w:rPr>
+          <w:lang w:val="en-US"/>
+        </w:rPr>
+      </w:pPr>
+      <w:r>
+        <w:rPr>
+          <w:lang w:val="en-US"/>
+        </w:rPr>
+        <w:t xml:space="preserve">López de Prado, M. (2018). </w:t>
       </w:r>
       <w:r>
         <w:rPr>
           <w:i/>
           <w:iCs/>
-        </w:rPr>
-        <w:t>Bitcoin: A peer-to-peer electronic cash system</w:t>
-      </w:r>
-      <w:r>
-        <w:t>. https://bitcoin.org/bitcoin.pdf</w:t>
+          <w:lang w:val="en-US"/>
+        </w:rPr>
+        <w:t>Advances in financial machine learning</w:t>
+      </w:r>
+      <w:r>
+        <w:rPr>
+          <w:lang w:val="en-US"/>
+        </w:rPr>
+        <w:t>. John Wiley &amp; Sons.</w:t>
       </w:r>
     </w:p>
     <w:p>
       <w:pPr>
         <w:ind w:left="720" w:hanging="720"/>
-      </w:pPr>
-      <w:r>
-        <w:t xml:space="preserve">Narayanan, A., Bonneau, J., Felten, E., Miller, A., &amp; Goldfeder, S. (2016). </w:t>
+        <w:rPr>
+          <w:lang w:val="en-US"/>
+        </w:rPr>
+      </w:pPr>
+      <w:r>
+        <w:rPr>
+          <w:lang w:val="en-US"/>
+        </w:rPr>
+        <w:t xml:space="preserve">Murphy, J. J. (1999). </w:t>
       </w:r>
       <w:r>
         <w:rPr>
           <w:i/>
           <w:iCs/>
-        </w:rPr>
-        <w:t>Bitcoin and cryptocurrency technologies: A comprehensive introduction</w:t>
-      </w:r>
-      <w:r>
-        <w:t>. Princeton University Press.</w:t>
+          <w:lang w:val="en-US"/>
+        </w:rPr>
+        <w:t>Technical analysis of the financial markets: A comprehensive guide to trading methods and applications</w:t>
+      </w:r>
+      <w:r>
+        <w:rPr>
+          <w:lang w:val="en-US"/>
+        </w:rPr>
+        <w:t>. New York Institute of Finance.</w:t>
       </w:r>
     </w:p>
     <w:p>
       <w:pPr>
         <w:ind w:left="720" w:hanging="720"/>
-      </w:pPr>
-      <w:r>
-        <w:t xml:space="preserve">Nelson, C. R., &amp; Plosser, C. I. (1982). Trends and random walks in macroeconomic time series: Some evidence and implications. </w:t>
+        <w:rPr>
+          <w:lang w:val="en-US"/>
+        </w:rPr>
+      </w:pPr>
+      <w:r>
+        <w:rPr>
+          <w:lang w:val="en-US"/>
+        </w:rPr>
+        <w:t xml:space="preserve">Nakamoto, S. (2008). </w:t>
       </w:r>
       <w:r>
         <w:rPr>
           <w:i/>
           <w:iCs/>
-        </w:rPr>
-        <w:t>Journal of Monetary Economics, 10</w:t>
-      </w:r>
-      <w:r>
-        <w:t>(2), 139–162. https://doi.org/10.1016/0304-3932(82)90012-5</w:t>
+          <w:lang w:val="en-US"/>
+        </w:rPr>
+        <w:t>Bitcoin: A peer-to-peer electronic cash system</w:t>
+      </w:r>
+      <w:r>
+        <w:rPr>
+          <w:lang w:val="en-US"/>
+        </w:rPr>
+        <w:t>. https://bitcoin.org/bitcoin.pdf</w:t>
       </w:r>
     </w:p>
     <w:p>
       <w:pPr>
         <w:ind w:left="720" w:hanging="720"/>
-      </w:pPr>
-      <w:r>
-        <w:t xml:space="preserve">Said, S. E., &amp; Dickey, D. A. (1984). Testing for unit roots in autoregressive-moving average models of unknown order. </w:t>
+        <w:rPr>
+          <w:lang w:val="en-US"/>
+        </w:rPr>
+      </w:pPr>
+      <w:r>
+        <w:rPr>
+          <w:lang w:val="en-US"/>
+        </w:rPr>
+        <w:t xml:space="preserve">Narayanan, A., Bonneau, J., Felten, E., Miller, A., &amp; Goldfeder, S. (2016). </w:t>
       </w:r>
       <w:r>
         <w:rPr>
           <w:i/>
           <w:iCs/>
+          <w:lang w:val="en-US"/>
+        </w:rPr>
+        <w:t>Bitcoin and cryptocurrency technologies: A comprehensive introduction</w:t>
+      </w:r>
+      <w:r>
+        <w:rPr>
+          <w:lang w:val="en-US"/>
+        </w:rPr>
+        <w:t>. Princeton University Press.</w:t>
+      </w:r>
+    </w:p>
+    <w:p>
+      <w:pPr>
+        <w:ind w:left="720" w:hanging="720"/>
+        <w:rPr>
+          <w:lang w:val="en-US"/>
+        </w:rPr>
+      </w:pPr>
+      <w:r>
+        <w:rPr>
+          <w:lang w:val="en-US"/>
+        </w:rPr>
+        <w:t xml:space="preserve">Nelson, C. R., &amp; Plosser, C. I. (1982). Trends and random walks in macroeconomic time series: Some evidence and implications. </w:t>
+      </w:r>
+      <w:r>
+        <w:rPr>
+          <w:i/>
+          <w:iCs/>
+          <w:lang w:val="en-US"/>
+        </w:rPr>
+        <w:t>Journal of Monetary Economics, 10</w:t>
+      </w:r>
+      <w:r>
+        <w:rPr>
+          <w:lang w:val="en-US"/>
+        </w:rPr>
+        <w:t>(2), 139–162. https://doi.org/10.1016/0304-3932(82)90012-5</w:t>
+      </w:r>
+    </w:p>
+    <w:p>
+      <w:pPr>
+        <w:ind w:left="720" w:hanging="720"/>
+        <w:rPr>
+          <w:lang w:val="en-US"/>
+        </w:rPr>
+      </w:pPr>
+      <w:r>
+        <w:rPr>
+          <w:lang w:val="en-US"/>
+        </w:rPr>
+        <w:t xml:space="preserve">Said, S. E., &amp; Dickey, D. A. (1984). Testing for unit roots in autoregressive-moving average models of unknown order. </w:t>
+      </w:r>
+      <w:r>
+        <w:rPr>
+          <w:i/>
+          <w:iCs/>
+          <w:lang w:val="en-US"/>
         </w:rPr>
         <w:t>Biometrika, 71</w:t>
       </w:r>
       <w:r>
+        <w:rPr>
+          <w:lang w:val="en-US"/>
+        </w:rPr>
         <w:t>(3), 599–607. https://doi.org/10.1093/biomet/71.3.599</w:t>
       </w:r>
     </w:p>
@@ -14535,6 +16014,9 @@
         <w:ind w:left="720" w:hanging="720"/>
       </w:pPr>
       <w:r>
+        <w:rPr>
+          <w:lang w:val="en-US"/>
+        </w:rPr>
         <w:lastRenderedPageBreak/>
         <w:t xml:space="preserve">Saito, T., &amp; Rehmsmeier, M. (2015). The precision-recall plot is more informative than the ROC plot when evaluating binary classifiers on imbalanced datasets. </w:t>
       </w:r>
@@ -14552,54 +16034,87 @@
     <w:p>
       <w:pPr>
         <w:ind w:left="720" w:hanging="720"/>
-      </w:pPr>
-      <w:r>
-        <w:t xml:space="preserve">Sokolova, M., &amp; Lapalme, G. (2009). A systematic analysis of performance measures for classification tasks. </w:t>
+        <w:rPr>
+          <w:lang w:val="en-US"/>
+        </w:rPr>
+      </w:pPr>
+      <w:r>
+        <w:t xml:space="preserve">Sokolova, M., &amp; Lapalme, G. (2009). </w:t>
+      </w:r>
+      <w:r>
+        <w:rPr>
+          <w:lang w:val="en-US"/>
+        </w:rPr>
+        <w:t xml:space="preserve">A systematic analysis of performance measures for classification tasks. </w:t>
       </w:r>
       <w:r>
         <w:rPr>
           <w:i/>
           <w:iCs/>
+          <w:lang w:val="en-US"/>
         </w:rPr>
         <w:t>Information Processing &amp; Management, 45</w:t>
       </w:r>
       <w:r>
+        <w:rPr>
+          <w:lang w:val="en-US"/>
+        </w:rPr>
         <w:t>(4), 427–437. https://doi.org/10.1016/j.ipm.2009.03.002</w:t>
       </w:r>
     </w:p>
     <w:p>
       <w:pPr>
         <w:ind w:left="720" w:hanging="720"/>
-      </w:pPr>
-      <w:r>
+        <w:rPr>
+          <w:lang w:val="en-US"/>
+        </w:rPr>
+      </w:pPr>
+      <w:r>
+        <w:rPr>
+          <w:lang w:val="en-US"/>
+        </w:rPr>
         <w:t xml:space="preserve">Urquhart, A. (2016). The inefficiency of Bitcoin. </w:t>
       </w:r>
       <w:r>
         <w:rPr>
           <w:i/>
           <w:iCs/>
+          <w:lang w:val="en-US"/>
         </w:rPr>
         <w:t>Economics Letters, 148</w:t>
       </w:r>
       <w:r>
+        <w:rPr>
+          <w:lang w:val="en-US"/>
+        </w:rPr>
         <w:t>, 80–82. https://doi.org/10.1016/j.econlet.2016.09.019</w:t>
       </w:r>
     </w:p>
     <w:p>
       <w:pPr>
         <w:ind w:left="720" w:hanging="720"/>
-      </w:pPr>
-      <w:r>
+        <w:rPr>
+          <w:lang w:val="en-US"/>
+        </w:rPr>
+      </w:pPr>
+      <w:r>
+        <w:rPr>
+          <w:lang w:val="en-US"/>
+        </w:rPr>
         <w:t xml:space="preserve">Yi, S., Xu, Z., &amp; Wang, G.-J. (2018). Volatility connectedness in the cryptocurrency market: Is Bitcoin a dominant cryptocurrency? </w:t>
       </w:r>
       <w:r>
         <w:rPr>
           <w:i/>
           <w:iCs/>
+          <w:lang w:val="en-US"/>
         </w:rPr>
         <w:t>International Review of Financial Analysis, 60</w:t>
       </w:r>
       <w:r>
+        <w:rPr>
+          <w:lang w:val="en-US"/>
+        </w:rPr>
         <w:t>, 98–114. https://doi.org/10.1016/j.irfa.2018.08.012</w:t>
       </w:r>
     </w:p>
